--- a/docs/Tecnical_Report_Phase_2.docx
+++ b/docs/Tecnical_Report_Phase_2.docx
@@ -154,8 +154,6 @@
         </w:rPr>
         <w:t>By the end of the day, the ESP32 was expected to:</w:t>
       </w:r>
-      <w:bookmarkStart w:id="0" w:name="_GoBack"/>
-      <w:bookmarkEnd w:id="0"/>
     </w:p>
     <w:p>
       <w:pPr>
@@ -1276,27 +1274,7 @@
           <w:lang w:eastAsia="en-IN"/>
         </w:rPr>
         <w:br/>
-        <w:t xml:space="preserve">void </w:t>
-      </w:r>
-      <w:proofErr w:type="gramStart"/>
-      <w:r>
-        <w:rPr>
-          <w:rFonts w:ascii="Courier New" w:eastAsia="Times New Roman" w:hAnsi="Courier New" w:cs="Courier New"/>
-          <w:sz w:val="20"/>
-          <w:szCs w:val="20"/>
-          <w:lang w:eastAsia="en-IN"/>
-        </w:rPr>
-        <w:t>setup(</w:t>
-      </w:r>
-      <w:proofErr w:type="gramEnd"/>
-      <w:r>
-        <w:rPr>
-          <w:rFonts w:ascii="Courier New" w:eastAsia="Times New Roman" w:hAnsi="Courier New" w:cs="Courier New"/>
-          <w:sz w:val="20"/>
-          <w:szCs w:val="20"/>
-          <w:lang w:eastAsia="en-IN"/>
-        </w:rPr>
-        <w:t>) {</w:t>
+        <w:t>void setup() {</w:t>
       </w:r>
       <w:r>
         <w:rPr>
@@ -4273,9 +4251,5838 @@
       </w:r>
     </w:p>
     <w:p/>
+    <w:p/>
+    <w:p/>
+    <w:p/>
+    <w:p/>
+    <w:p/>
+    <w:p/>
+    <w:p>
+      <w:pPr>
+        <w:pStyle w:val="Heading2"/>
+      </w:pPr>
+      <w:r>
+        <w:lastRenderedPageBreak/>
+        <w:t>Phase 2 Day 2 – ESP32 WiFi Foundation and Status Alert Testing</w:t>
+      </w:r>
+    </w:p>
+    <w:p>
+      <w:pPr>
+        <w:pStyle w:val="Heading2"/>
+      </w:pPr>
+      <w:r>
+        <w:t>1. Objective</w:t>
+      </w:r>
+    </w:p>
+    <w:p>
+      <w:pPr>
+        <w:pStyle w:val="NormalWeb"/>
+        <w:jc w:val="both"/>
+      </w:pPr>
+      <w:r>
+        <w:t xml:space="preserve">The objective of </w:t>
+      </w:r>
+      <w:r>
+        <w:rPr>
+          <w:rStyle w:val="Strong"/>
+        </w:rPr>
+        <w:t>Phase 2 Day 2</w:t>
+      </w:r>
+      <w:r>
+        <w:t xml:space="preserve"> was to test the WiFi capability of the ESP32 and prepare it for future IoT-based alerting.</w:t>
+      </w:r>
+    </w:p>
+    <w:p>
+      <w:pPr>
+        <w:pStyle w:val="NormalWeb"/>
+        <w:jc w:val="both"/>
+      </w:pPr>
+      <w:r>
+        <w:t>After completing Phase 2 Day 1, the ESP32 hardware foundation was ready. The board was detected in Arduino IDE, external LED and buzzer were tested, and Serial Monitor command mode was verified.</w:t>
+      </w:r>
+    </w:p>
+    <w:p>
+      <w:pPr>
+        <w:pStyle w:val="NormalWeb"/>
+        <w:jc w:val="both"/>
+      </w:pPr>
+      <w:r>
+        <w:t>On Day 2, the main goal was to confirm that the ESP32 can:</w:t>
+      </w:r>
+    </w:p>
+    <w:p>
+      <w:pPr>
+        <w:pStyle w:val="HTMLPreformatted"/>
+      </w:pPr>
+      <w:r>
+        <w:rPr>
+          <w:rStyle w:val="HTMLCode"/>
+        </w:rPr>
+        <w:t>Connect to a WiFi network</w:t>
+      </w:r>
+      <w:r>
+        <w:br/>
+      </w:r>
+      <w:r>
+        <w:rPr>
+          <w:rStyle w:val="HTMLCode"/>
+        </w:rPr>
+        <w:t>Display WiFi status in Serial Monitor</w:t>
+      </w:r>
+      <w:r>
+        <w:br/>
+      </w:r>
+      <w:r>
+        <w:rPr>
+          <w:rStyle w:val="HTMLCode"/>
+        </w:rPr>
+        <w:t>Print its local IP address</w:t>
+      </w:r>
+      <w:r>
+        <w:br/>
+      </w:r>
+      <w:r>
+        <w:rPr>
+          <w:rStyle w:val="HTMLCode"/>
+        </w:rPr>
+        <w:t>Use LED as WiFi status indicator</w:t>
+      </w:r>
+      <w:r>
+        <w:br/>
+      </w:r>
+      <w:r>
+        <w:rPr>
+          <w:rStyle w:val="HTMLCode"/>
+        </w:rPr>
+        <w:t>Use buzzer as success/failure indicator</w:t>
+      </w:r>
+      <w:r>
+        <w:br/>
+      </w:r>
+      <w:r>
+        <w:rPr>
+          <w:rStyle w:val="HTMLCode"/>
+        </w:rPr>
+        <w:t>Handle WiFi failure condition properly</w:t>
+      </w:r>
+    </w:p>
+    <w:p>
+      <w:pPr>
+        <w:pStyle w:val="NormalWeb"/>
+        <w:jc w:val="both"/>
+      </w:pPr>
+      <w:r>
+        <w:t>This step is important before adding Telegram alerts or cloud-based IoT notifications.</w:t>
+      </w:r>
+    </w:p>
+    <w:p>
+      <w:r>
+        <w:pict w14:anchorId="4BD4AE16">
+          <v:rect id="_x0000_i1037" style="width:0;height:1.5pt" o:hralign="center" o:hrstd="t" o:hr="t" fillcolor="#a0a0a0" stroked="f"/>
+        </w:pict>
+      </w:r>
+    </w:p>
+    <w:p>
+      <w:pPr>
+        <w:pStyle w:val="Heading2"/>
+      </w:pPr>
+      <w:r>
+        <w:t>2. Work Completed</w:t>
+      </w:r>
+    </w:p>
+    <w:p>
+      <w:pPr>
+        <w:pStyle w:val="NormalWeb"/>
+      </w:pPr>
+      <w:r>
+        <w:t>The following tasks were completed on Phase 2 Day 2:</w:t>
+      </w:r>
+    </w:p>
+    <w:p>
+      <w:pPr>
+        <w:pStyle w:val="HTMLPreformatted"/>
+      </w:pPr>
+      <w:r>
+        <w:rPr>
+          <w:rStyle w:val="HTMLCode"/>
+        </w:rPr>
+        <w:t>Created Phase 2 Day 2 project folder structure</w:t>
+      </w:r>
+      <w:r>
+        <w:br/>
+      </w:r>
+      <w:r>
+        <w:rPr>
+          <w:rStyle w:val="HTMLCode"/>
+        </w:rPr>
+        <w:t>Tested basic ESP32 WiFi connection</w:t>
+      </w:r>
+      <w:r>
+        <w:br/>
+      </w:r>
+      <w:r>
+        <w:rPr>
+          <w:rStyle w:val="HTMLCode"/>
+        </w:rPr>
+        <w:t>Verified ESP32 IP address output in Serial Monitor</w:t>
+      </w:r>
+      <w:r>
+        <w:br/>
+      </w:r>
+      <w:r>
+        <w:rPr>
+          <w:rStyle w:val="HTMLCode"/>
+        </w:rPr>
+        <w:t>Tested WiFi status indication using LED and buzzer</w:t>
+      </w:r>
+      <w:r>
+        <w:br/>
+      </w:r>
+      <w:r>
+        <w:rPr>
+          <w:rStyle w:val="HTMLCode"/>
+        </w:rPr>
+        <w:t>Tested WiFi failure condition using wrong password</w:t>
+      </w:r>
+      <w:r>
+        <w:br/>
+      </w:r>
+      <w:r>
+        <w:rPr>
+          <w:rStyle w:val="HTMLCode"/>
+        </w:rPr>
+        <w:t>Saved Serial Command Mode as backup code</w:t>
+      </w:r>
+      <w:r>
+        <w:br/>
+      </w:r>
+      <w:r>
+        <w:rPr>
+          <w:rStyle w:val="HTMLCode"/>
+        </w:rPr>
+        <w:t>Prepared Day 2 report notes</w:t>
+      </w:r>
+    </w:p>
+    <w:p>
+      <w:r>
+        <w:pict w14:anchorId="39276CFE">
+          <v:rect id="_x0000_i1038" style="width:0;height:1.5pt" o:hralign="center" o:hrstd="t" o:hr="t" fillcolor="#a0a0a0" stroked="f"/>
+        </w:pict>
+      </w:r>
+    </w:p>
+    <w:p>
+      <w:pPr>
+        <w:pStyle w:val="Heading2"/>
+      </w:pPr>
+    </w:p>
+    <w:p>
+      <w:pPr>
+        <w:pStyle w:val="Heading2"/>
+      </w:pPr>
+    </w:p>
+    <w:p>
+      <w:pPr>
+        <w:pStyle w:val="Heading2"/>
+      </w:pPr>
+    </w:p>
+    <w:p>
+      <w:pPr>
+        <w:pStyle w:val="Heading2"/>
+      </w:pPr>
+    </w:p>
+    <w:p>
+      <w:pPr>
+        <w:pStyle w:val="Heading2"/>
+      </w:pPr>
+    </w:p>
+    <w:p>
+      <w:pPr>
+        <w:pStyle w:val="Heading2"/>
+      </w:pPr>
+      <w:r>
+        <w:lastRenderedPageBreak/>
+        <w:t>3. Hardware Components Used</w:t>
+      </w:r>
+    </w:p>
+    <w:tbl>
+      <w:tblPr>
+        <w:tblW w:w="0" w:type="auto"/>
+        <w:tblCellSpacing w:w="15" w:type="dxa"/>
+        <w:tblCellMar>
+          <w:top w:w="15" w:type="dxa"/>
+          <w:left w:w="15" w:type="dxa"/>
+          <w:bottom w:w="15" w:type="dxa"/>
+          <w:right w:w="15" w:type="dxa"/>
+        </w:tblCellMar>
+        <w:tblLook w:val="04A0" w:firstRow="1" w:lastRow="0" w:firstColumn="1" w:lastColumn="0" w:noHBand="0" w:noVBand="1"/>
+      </w:tblPr>
+      <w:tblGrid>
+        <w:gridCol w:w="2751"/>
+        <w:gridCol w:w="3225"/>
+      </w:tblGrid>
+      <w:tr>
+        <w:trPr>
+          <w:tblHeader/>
+          <w:tblCellSpacing w:w="15" w:type="dxa"/>
+        </w:trPr>
+        <w:tc>
+          <w:tcPr>
+            <w:tcW w:w="0" w:type="auto"/>
+            <w:vAlign w:val="center"/>
+            <w:hideMark/>
+          </w:tcPr>
+          <w:p>
+            <w:pPr>
+              <w:jc w:val="center"/>
+              <w:rPr>
+                <w:b/>
+                <w:bCs/>
+              </w:rPr>
+            </w:pPr>
+            <w:r>
+              <w:rPr>
+                <w:b/>
+                <w:bCs/>
+              </w:rPr>
+              <w:t>Component</w:t>
+            </w:r>
+          </w:p>
+        </w:tc>
+        <w:tc>
+          <w:tcPr>
+            <w:tcW w:w="0" w:type="auto"/>
+            <w:vAlign w:val="center"/>
+            <w:hideMark/>
+          </w:tcPr>
+          <w:p>
+            <w:pPr>
+              <w:jc w:val="center"/>
+              <w:rPr>
+                <w:b/>
+                <w:bCs/>
+              </w:rPr>
+            </w:pPr>
+            <w:r>
+              <w:rPr>
+                <w:b/>
+                <w:bCs/>
+              </w:rPr>
+              <w:t>Purpose</w:t>
+            </w:r>
+          </w:p>
+        </w:tc>
+      </w:tr>
+      <w:tr>
+        <w:trPr>
+          <w:tblCellSpacing w:w="15" w:type="dxa"/>
+        </w:trPr>
+        <w:tc>
+          <w:tcPr>
+            <w:tcW w:w="0" w:type="auto"/>
+            <w:vAlign w:val="center"/>
+            <w:hideMark/>
+          </w:tcPr>
+          <w:p>
+            <w:r>
+              <w:t>ESP32 WiFi + Bluetooth Board</w:t>
+            </w:r>
+          </w:p>
+        </w:tc>
+        <w:tc>
+          <w:tcPr>
+            <w:tcW w:w="0" w:type="auto"/>
+            <w:vAlign w:val="center"/>
+            <w:hideMark/>
+          </w:tcPr>
+          <w:p>
+            <w:r>
+              <w:t>Main IoT microcontroller</w:t>
+            </w:r>
+          </w:p>
+        </w:tc>
+      </w:tr>
+      <w:tr>
+        <w:trPr>
+          <w:tblCellSpacing w:w="15" w:type="dxa"/>
+        </w:trPr>
+        <w:tc>
+          <w:tcPr>
+            <w:tcW w:w="0" w:type="auto"/>
+            <w:vAlign w:val="center"/>
+            <w:hideMark/>
+          </w:tcPr>
+          <w:p>
+            <w:r>
+              <w:t>External LED</w:t>
+            </w:r>
+          </w:p>
+        </w:tc>
+        <w:tc>
+          <w:tcPr>
+            <w:tcW w:w="0" w:type="auto"/>
+            <w:vAlign w:val="center"/>
+            <w:hideMark/>
+          </w:tcPr>
+          <w:p>
+            <w:r>
+              <w:t>Visual WiFi status indicator</w:t>
+            </w:r>
+          </w:p>
+        </w:tc>
+      </w:tr>
+      <w:tr>
+        <w:trPr>
+          <w:tblCellSpacing w:w="15" w:type="dxa"/>
+        </w:trPr>
+        <w:tc>
+          <w:tcPr>
+            <w:tcW w:w="0" w:type="auto"/>
+            <w:vAlign w:val="center"/>
+            <w:hideMark/>
+          </w:tcPr>
+          <w:p>
+            <w:r>
+              <w:t>220Ω Resistor</w:t>
+            </w:r>
+          </w:p>
+        </w:tc>
+        <w:tc>
+          <w:tcPr>
+            <w:tcW w:w="0" w:type="auto"/>
+            <w:vAlign w:val="center"/>
+            <w:hideMark/>
+          </w:tcPr>
+          <w:p>
+            <w:r>
+              <w:t>Current limiting for LED</w:t>
+            </w:r>
+          </w:p>
+        </w:tc>
+      </w:tr>
+      <w:tr>
+        <w:trPr>
+          <w:tblCellSpacing w:w="15" w:type="dxa"/>
+        </w:trPr>
+        <w:tc>
+          <w:tcPr>
+            <w:tcW w:w="0" w:type="auto"/>
+            <w:vAlign w:val="center"/>
+            <w:hideMark/>
+          </w:tcPr>
+          <w:p>
+            <w:r>
+              <w:t>Active Buzzer</w:t>
+            </w:r>
+          </w:p>
+        </w:tc>
+        <w:tc>
+          <w:tcPr>
+            <w:tcW w:w="0" w:type="auto"/>
+            <w:vAlign w:val="center"/>
+            <w:hideMark/>
+          </w:tcPr>
+          <w:p>
+            <w:r>
+              <w:t>Audio indication for success/failure</w:t>
+            </w:r>
+          </w:p>
+        </w:tc>
+      </w:tr>
+      <w:tr>
+        <w:trPr>
+          <w:tblCellSpacing w:w="15" w:type="dxa"/>
+        </w:trPr>
+        <w:tc>
+          <w:tcPr>
+            <w:tcW w:w="0" w:type="auto"/>
+            <w:vAlign w:val="center"/>
+            <w:hideMark/>
+          </w:tcPr>
+          <w:p>
+            <w:r>
+              <w:t>Breadboard</w:t>
+            </w:r>
+          </w:p>
+        </w:tc>
+        <w:tc>
+          <w:tcPr>
+            <w:tcW w:w="0" w:type="auto"/>
+            <w:vAlign w:val="center"/>
+            <w:hideMark/>
+          </w:tcPr>
+          <w:p>
+            <w:r>
+              <w:t>Temporary circuit connection</w:t>
+            </w:r>
+          </w:p>
+        </w:tc>
+      </w:tr>
+      <w:tr>
+        <w:trPr>
+          <w:tblCellSpacing w:w="15" w:type="dxa"/>
+        </w:trPr>
+        <w:tc>
+          <w:tcPr>
+            <w:tcW w:w="0" w:type="auto"/>
+            <w:vAlign w:val="center"/>
+            <w:hideMark/>
+          </w:tcPr>
+          <w:p>
+            <w:r>
+              <w:t>Jumper Wires</w:t>
+            </w:r>
+          </w:p>
+        </w:tc>
+        <w:tc>
+          <w:tcPr>
+            <w:tcW w:w="0" w:type="auto"/>
+            <w:vAlign w:val="center"/>
+            <w:hideMark/>
+          </w:tcPr>
+          <w:p>
+            <w:r>
+              <w:t>Wiring connections</w:t>
+            </w:r>
+          </w:p>
+        </w:tc>
+      </w:tr>
+      <w:tr>
+        <w:trPr>
+          <w:tblCellSpacing w:w="15" w:type="dxa"/>
+        </w:trPr>
+        <w:tc>
+          <w:tcPr>
+            <w:tcW w:w="0" w:type="auto"/>
+            <w:vAlign w:val="center"/>
+            <w:hideMark/>
+          </w:tcPr>
+          <w:p>
+            <w:r>
+              <w:t>USB Cable</w:t>
+            </w:r>
+          </w:p>
+        </w:tc>
+        <w:tc>
+          <w:tcPr>
+            <w:tcW w:w="0" w:type="auto"/>
+            <w:vAlign w:val="center"/>
+            <w:hideMark/>
+          </w:tcPr>
+          <w:p>
+            <w:r>
+              <w:t>Programming and power supply</w:t>
+            </w:r>
+          </w:p>
+        </w:tc>
+      </w:tr>
+    </w:tbl>
+    <w:p>
+      <w:r>
+        <w:pict w14:anchorId="388D0E70">
+          <v:rect id="_x0000_i1039" style="width:0;height:1.5pt" o:hralign="center" o:hrstd="t" o:hr="t" fillcolor="#a0a0a0" stroked="f"/>
+        </w:pict>
+      </w:r>
+    </w:p>
+    <w:p>
+      <w:pPr>
+        <w:pStyle w:val="Heading2"/>
+      </w:pPr>
+      <w:r>
+        <w:t>4. Software and Tools Used</w:t>
+      </w:r>
+    </w:p>
+    <w:tbl>
+      <w:tblPr>
+        <w:tblW w:w="0" w:type="auto"/>
+        <w:tblCellSpacing w:w="15" w:type="dxa"/>
+        <w:tblCellMar>
+          <w:top w:w="15" w:type="dxa"/>
+          <w:left w:w="15" w:type="dxa"/>
+          <w:bottom w:w="15" w:type="dxa"/>
+          <w:right w:w="15" w:type="dxa"/>
+        </w:tblCellMar>
+        <w:tblLook w:val="04A0" w:firstRow="1" w:lastRow="0" w:firstColumn="1" w:lastColumn="0" w:noHBand="0" w:noVBand="1"/>
+      </w:tblPr>
+      <w:tblGrid>
+        <w:gridCol w:w="3926"/>
+        <w:gridCol w:w="3457"/>
+      </w:tblGrid>
+      <w:tr>
+        <w:trPr>
+          <w:tblHeader/>
+          <w:tblCellSpacing w:w="15" w:type="dxa"/>
+        </w:trPr>
+        <w:tc>
+          <w:tcPr>
+            <w:tcW w:w="0" w:type="auto"/>
+            <w:vAlign w:val="center"/>
+            <w:hideMark/>
+          </w:tcPr>
+          <w:p>
+            <w:pPr>
+              <w:jc w:val="center"/>
+              <w:rPr>
+                <w:b/>
+                <w:bCs/>
+              </w:rPr>
+            </w:pPr>
+            <w:r>
+              <w:rPr>
+                <w:b/>
+                <w:bCs/>
+              </w:rPr>
+              <w:t>Software / Tool</w:t>
+            </w:r>
+          </w:p>
+        </w:tc>
+        <w:tc>
+          <w:tcPr>
+            <w:tcW w:w="0" w:type="auto"/>
+            <w:vAlign w:val="center"/>
+            <w:hideMark/>
+          </w:tcPr>
+          <w:p>
+            <w:pPr>
+              <w:jc w:val="center"/>
+              <w:rPr>
+                <w:b/>
+                <w:bCs/>
+              </w:rPr>
+            </w:pPr>
+            <w:r>
+              <w:rPr>
+                <w:b/>
+                <w:bCs/>
+              </w:rPr>
+              <w:t>Purpose</w:t>
+            </w:r>
+          </w:p>
+        </w:tc>
+      </w:tr>
+      <w:tr>
+        <w:trPr>
+          <w:tblCellSpacing w:w="15" w:type="dxa"/>
+        </w:trPr>
+        <w:tc>
+          <w:tcPr>
+            <w:tcW w:w="0" w:type="auto"/>
+            <w:vAlign w:val="center"/>
+            <w:hideMark/>
+          </w:tcPr>
+          <w:p>
+            <w:r>
+              <w:t>Arduino IDE</w:t>
+            </w:r>
+          </w:p>
+        </w:tc>
+        <w:tc>
+          <w:tcPr>
+            <w:tcW w:w="0" w:type="auto"/>
+            <w:vAlign w:val="center"/>
+            <w:hideMark/>
+          </w:tcPr>
+          <w:p>
+            <w:r>
+              <w:t>Programming ESP32</w:t>
+            </w:r>
+          </w:p>
+        </w:tc>
+      </w:tr>
+      <w:tr>
+        <w:trPr>
+          <w:tblCellSpacing w:w="15" w:type="dxa"/>
+        </w:trPr>
+        <w:tc>
+          <w:tcPr>
+            <w:tcW w:w="0" w:type="auto"/>
+            <w:vAlign w:val="center"/>
+            <w:hideMark/>
+          </w:tcPr>
+          <w:p>
+            <w:r>
+              <w:t>ESP32 Board Support Package</w:t>
+            </w:r>
+          </w:p>
+        </w:tc>
+        <w:tc>
+          <w:tcPr>
+            <w:tcW w:w="0" w:type="auto"/>
+            <w:vAlign w:val="center"/>
+            <w:hideMark/>
+          </w:tcPr>
+          <w:p>
+            <w:r>
+              <w:t>ESP32 board programming support</w:t>
+            </w:r>
+          </w:p>
+        </w:tc>
+      </w:tr>
+      <w:tr>
+        <w:trPr>
+          <w:tblCellSpacing w:w="15" w:type="dxa"/>
+        </w:trPr>
+        <w:tc>
+          <w:tcPr>
+            <w:tcW w:w="0" w:type="auto"/>
+            <w:vAlign w:val="center"/>
+            <w:hideMark/>
+          </w:tcPr>
+          <w:p>
+            <w:r>
+              <w:t>WiFi.h Library</w:t>
+            </w:r>
+          </w:p>
+        </w:tc>
+        <w:tc>
+          <w:tcPr>
+            <w:tcW w:w="0" w:type="auto"/>
+            <w:vAlign w:val="center"/>
+            <w:hideMark/>
+          </w:tcPr>
+          <w:p>
+            <w:r>
+              <w:t>ESP32 WiFi connectivity</w:t>
+            </w:r>
+          </w:p>
+        </w:tc>
+      </w:tr>
+      <w:tr>
+        <w:trPr>
+          <w:tblCellSpacing w:w="15" w:type="dxa"/>
+        </w:trPr>
+        <w:tc>
+          <w:tcPr>
+            <w:tcW w:w="0" w:type="auto"/>
+            <w:vAlign w:val="center"/>
+            <w:hideMark/>
+          </w:tcPr>
+          <w:p>
+            <w:r>
+              <w:t>Serial Monitor</w:t>
+            </w:r>
+          </w:p>
+        </w:tc>
+        <w:tc>
+          <w:tcPr>
+            <w:tcW w:w="0" w:type="auto"/>
+            <w:vAlign w:val="center"/>
+            <w:hideMark/>
+          </w:tcPr>
+          <w:p>
+            <w:r>
+              <w:t>WiFi status and IP address monitoring</w:t>
+            </w:r>
+          </w:p>
+        </w:tc>
+      </w:tr>
+      <w:tr>
+        <w:trPr>
+          <w:tblCellSpacing w:w="15" w:type="dxa"/>
+        </w:trPr>
+        <w:tc>
+          <w:tcPr>
+            <w:tcW w:w="0" w:type="auto"/>
+            <w:vAlign w:val="center"/>
+            <w:hideMark/>
+          </w:tcPr>
+          <w:p>
+            <w:r>
+              <w:t>Silicon Labs USB to UART Bridge VCP Driver</w:t>
+            </w:r>
+          </w:p>
+        </w:tc>
+        <w:tc>
+          <w:tcPr>
+            <w:tcW w:w="0" w:type="auto"/>
+            <w:vAlign w:val="center"/>
+            <w:hideMark/>
+          </w:tcPr>
+          <w:p>
+            <w:r>
+              <w:t>ESP32 COM port detection</w:t>
+            </w:r>
+          </w:p>
+        </w:tc>
+      </w:tr>
+    </w:tbl>
+    <w:p>
+      <w:r>
+        <w:pict w14:anchorId="166FA114">
+          <v:rect id="_x0000_i1040" style="width:0;height:1.5pt" o:hralign="center" o:hrstd="t" o:hr="t" fillcolor="#a0a0a0" stroked="f"/>
+        </w:pict>
+      </w:r>
+    </w:p>
+    <w:p>
+      <w:pPr>
+        <w:pStyle w:val="Heading2"/>
+      </w:pPr>
+      <w:r>
+        <w:t>5. Final Pin Configuration</w:t>
+      </w:r>
+    </w:p>
+    <w:p>
+      <w:pPr>
+        <w:pStyle w:val="NormalWeb"/>
+      </w:pPr>
+      <w:r>
+        <w:t>The pin configuration used from Day 1 was continued on Day 2.</w:t>
+      </w:r>
+    </w:p>
+    <w:p>
+      <w:pPr>
+        <w:pStyle w:val="HTMLPreformatted"/>
+      </w:pPr>
+      <w:r>
+        <w:rPr>
+          <w:rStyle w:val="HTMLCode"/>
+        </w:rPr>
+        <w:t>LED Pin    → GPIO 23</w:t>
+      </w:r>
+      <w:r>
+        <w:br/>
+      </w:r>
+      <w:r>
+        <w:rPr>
+          <w:rStyle w:val="HTMLCode"/>
+        </w:rPr>
+        <w:t>Buzzer Pin → GPIO 22</w:t>
+      </w:r>
+      <w:r>
+        <w:br/>
+      </w:r>
+      <w:r>
+        <w:rPr>
+          <w:rStyle w:val="HTMLCode"/>
+        </w:rPr>
+        <w:t>GND        → Common Ground</w:t>
+      </w:r>
+      <w:r>
+        <w:br/>
+      </w:r>
+      <w:r>
+        <w:rPr>
+          <w:rStyle w:val="HTMLCode"/>
+        </w:rPr>
+        <w:t>Baud Rate  → 9600</w:t>
+      </w:r>
+      <w:r>
+        <w:br/>
+      </w:r>
+      <w:r>
+        <w:rPr>
+          <w:rStyle w:val="HTMLCode"/>
+        </w:rPr>
+        <w:t>Board      → ESP32 Dev Module</w:t>
+      </w:r>
+    </w:p>
+    <w:p>
+      <w:pPr>
+        <w:pStyle w:val="NormalWeb"/>
+      </w:pPr>
+      <w:r>
+        <w:t>This configuration was used because GPIO 23 worked reliably for the external LED during Day 1 testing.</w:t>
+      </w:r>
+    </w:p>
+    <w:p>
+      <w:r>
+        <w:pict w14:anchorId="53832D31">
+          <v:rect id="_x0000_i1041" style="width:0;height:1.5pt" o:hralign="center" o:hrstd="t" o:hr="t" fillcolor="#a0a0a0" stroked="f"/>
+        </w:pict>
+      </w:r>
+    </w:p>
+    <w:p>
+      <w:pPr>
+        <w:pStyle w:val="Heading2"/>
+      </w:pPr>
+      <w:r>
+        <w:lastRenderedPageBreak/>
+        <w:t>6. Folder Structure Created</w:t>
+      </w:r>
+    </w:p>
+    <w:p>
+      <w:pPr>
+        <w:pStyle w:val="NormalWeb"/>
+      </w:pPr>
+      <w:r>
+        <w:t>A separate Day 2 folder structure was prepared to keep the project organized.</w:t>
+      </w:r>
+    </w:p>
+    <w:p>
+      <w:pPr>
+        <w:pStyle w:val="NormalWeb"/>
+      </w:pPr>
+      <w:r>
+        <w:t>Suggested structure:</w:t>
+      </w:r>
+    </w:p>
+    <w:p>
+      <w:pPr>
+        <w:pStyle w:val="HTMLPreformatted"/>
+      </w:pPr>
+      <w:r>
+        <w:rPr>
+          <w:rStyle w:val="HTMLCode"/>
+        </w:rPr>
+        <w:t>Phase-2-ESP32-IoT-Alerting/</w:t>
+      </w:r>
+      <w:r>
+        <w:br/>
+      </w:r>
+      <w:r>
+        <w:rPr>
+          <w:rStyle w:val="HTMLCode"/>
+        </w:rPr>
+        <w:t>│</w:t>
+      </w:r>
+      <w:r>
+        <w:br/>
+      </w:r>
+      <w:r>
+        <w:rPr>
+          <w:rStyle w:val="HTMLCode"/>
+        </w:rPr>
+        <w:t>├── Day-1-ESP32-Setup/</w:t>
+      </w:r>
+      <w:r>
+        <w:br/>
+      </w:r>
+      <w:r>
+        <w:rPr>
+          <w:rStyle w:val="HTMLCode"/>
+        </w:rPr>
+        <w:t>│</w:t>
+      </w:r>
+      <w:r>
+        <w:br/>
+      </w:r>
+      <w:r>
+        <w:rPr>
+          <w:rStyle w:val="HTMLCode"/>
+        </w:rPr>
+        <w:t>├── Day-2-WiFi-Foundation/</w:t>
+      </w:r>
+      <w:r>
+        <w:br/>
+      </w:r>
+      <w:r>
+        <w:rPr>
+          <w:rStyle w:val="HTMLCode"/>
+        </w:rPr>
+        <w:t>│   ├── esp32_wifi_test/</w:t>
+      </w:r>
+      <w:r>
+        <w:br/>
+      </w:r>
+      <w:r>
+        <w:rPr>
+          <w:rStyle w:val="HTMLCode"/>
+        </w:rPr>
+        <w:t>│   │   └── esp32_wifi_test.ino</w:t>
+      </w:r>
+      <w:r>
+        <w:br/>
+      </w:r>
+      <w:r>
+        <w:rPr>
+          <w:rStyle w:val="HTMLCode"/>
+        </w:rPr>
+        <w:t>│   │</w:t>
+      </w:r>
+      <w:r>
+        <w:br/>
+      </w:r>
+      <w:r>
+        <w:rPr>
+          <w:rStyle w:val="HTMLCode"/>
+        </w:rPr>
+        <w:t>│   ├── esp32_wifi_led_buzzer_status/</w:t>
+      </w:r>
+      <w:r>
+        <w:br/>
+      </w:r>
+      <w:r>
+        <w:rPr>
+          <w:rStyle w:val="HTMLCode"/>
+        </w:rPr>
+        <w:t>│   │   └── esp32_wifi_led_buzzer_status.ino</w:t>
+      </w:r>
+      <w:r>
+        <w:br/>
+      </w:r>
+      <w:r>
+        <w:rPr>
+          <w:rStyle w:val="HTMLCode"/>
+        </w:rPr>
+        <w:t>│   │</w:t>
+      </w:r>
+      <w:r>
+        <w:br/>
+      </w:r>
+      <w:r>
+        <w:rPr>
+          <w:rStyle w:val="HTMLCode"/>
+        </w:rPr>
+        <w:t>│   └── notes/</w:t>
+      </w:r>
+      <w:r>
+        <w:br/>
+      </w:r>
+      <w:r>
+        <w:rPr>
+          <w:rStyle w:val="HTMLCode"/>
+        </w:rPr>
+        <w:t>│       └── phase2_day2_notes.md</w:t>
+      </w:r>
+      <w:r>
+        <w:br/>
+      </w:r>
+      <w:r>
+        <w:rPr>
+          <w:rStyle w:val="HTMLCode"/>
+        </w:rPr>
+        <w:t>│</w:t>
+      </w:r>
+      <w:r>
+        <w:br/>
+      </w:r>
+      <w:r>
+        <w:rPr>
+          <w:rStyle w:val="HTMLCode"/>
+        </w:rPr>
+        <w:t>└── backup_codes/</w:t>
+      </w:r>
+      <w:r>
+        <w:br/>
+      </w:r>
+      <w:r>
+        <w:rPr>
+          <w:rStyle w:val="HTMLCode"/>
+        </w:rPr>
+        <w:t xml:space="preserve">    └── esp32_command_mode.ino</w:t>
+      </w:r>
+    </w:p>
+    <w:p>
+      <w:pPr>
+        <w:pStyle w:val="NormalWeb"/>
+      </w:pPr>
+      <w:r>
+        <w:t>This structure helps separate basic setup, WiFi testing, status indication testing, and backup codes.</w:t>
+      </w:r>
+    </w:p>
+    <w:p>
+      <w:r>
+        <w:pict w14:anchorId="6A69A217">
+          <v:rect id="_x0000_i1042" style="width:0;height:1.5pt" o:hralign="center" o:hrstd="t" o:hr="t" fillcolor="#a0a0a0" stroked="f"/>
+        </w:pict>
+      </w:r>
+    </w:p>
+    <w:p>
+      <w:pPr>
+        <w:pStyle w:val="Heading2"/>
+      </w:pPr>
+      <w:r>
+        <w:t>7. Task 1 – Project Folder Setup</w:t>
+      </w:r>
+    </w:p>
+    <w:p>
+      <w:pPr>
+        <w:pStyle w:val="NormalWeb"/>
+      </w:pPr>
+      <w:r>
+        <w:t>The first task was to create and organize the Phase 2 Day 2 files.</w:t>
+      </w:r>
+    </w:p>
+    <w:p>
+      <w:pPr>
+        <w:pStyle w:val="NormalWeb"/>
+      </w:pPr>
+      <w:r>
+        <w:t>The following folders were prepared:</w:t>
+      </w:r>
+    </w:p>
+    <w:p>
+      <w:pPr>
+        <w:pStyle w:val="HTMLPreformatted"/>
+      </w:pPr>
+      <w:r>
+        <w:rPr>
+          <w:rStyle w:val="HTMLCode"/>
+        </w:rPr>
+        <w:t>Day-2-WiFi-Foundation</w:t>
+      </w:r>
+      <w:r>
+        <w:br/>
+      </w:r>
+      <w:r>
+        <w:rPr>
+          <w:rStyle w:val="HTMLCode"/>
+        </w:rPr>
+        <w:t>esp32_wifi_test</w:t>
+      </w:r>
+      <w:r>
+        <w:br/>
+      </w:r>
+      <w:r>
+        <w:rPr>
+          <w:rStyle w:val="HTMLCode"/>
+        </w:rPr>
+        <w:t>esp32_wifi_led_buzzer_status</w:t>
+      </w:r>
+      <w:r>
+        <w:br/>
+      </w:r>
+      <w:r>
+        <w:rPr>
+          <w:rStyle w:val="HTMLCode"/>
+        </w:rPr>
+        <w:t>notes</w:t>
+      </w:r>
+      <w:r>
+        <w:br/>
+      </w:r>
+      <w:r>
+        <w:rPr>
+          <w:rStyle w:val="HTMLCode"/>
+        </w:rPr>
+        <w:t>backup_codes</w:t>
+      </w:r>
+    </w:p>
+    <w:p>
+      <w:pPr>
+        <w:pStyle w:val="NormalWeb"/>
+      </w:pPr>
+      <w:r>
+        <w:t>This made the project easier to manage and prepared it for future IoT alerting code.</w:t>
+      </w:r>
+    </w:p>
+    <w:p>
+      <w:pPr>
+        <w:pStyle w:val="Heading3"/>
+      </w:pPr>
+      <w:r>
+        <w:t>Result</w:t>
+      </w:r>
+    </w:p>
+    <w:p>
+      <w:pPr>
+        <w:pStyle w:val="HTMLPreformatted"/>
+      </w:pPr>
+      <w:r>
+        <w:rPr>
+          <w:rStyle w:val="HTMLCode"/>
+        </w:rPr>
+        <w:t>Task 1 completed successfully.</w:t>
+      </w:r>
+      <w:r>
+        <w:br/>
+      </w:r>
+      <w:r>
+        <w:rPr>
+          <w:rStyle w:val="HTMLCode"/>
+        </w:rPr>
+        <w:t>Day 2 project folder structure was created.</w:t>
+      </w:r>
+    </w:p>
+    <w:p>
+      <w:r>
+        <w:pict w14:anchorId="717C3EC5">
+          <v:rect id="_x0000_i1043" style="width:0;height:1.5pt" o:hralign="center" o:hrstd="t" o:hr="t" fillcolor="#a0a0a0" stroked="f"/>
+        </w:pict>
+      </w:r>
+    </w:p>
+    <w:p>
+      <w:pPr>
+        <w:pStyle w:val="Heading2"/>
+      </w:pPr>
+    </w:p>
+    <w:p>
+      <w:pPr>
+        <w:pStyle w:val="Heading2"/>
+      </w:pPr>
+    </w:p>
+    <w:p>
+      <w:pPr>
+        <w:pStyle w:val="Heading2"/>
+      </w:pPr>
+      <w:r>
+        <w:lastRenderedPageBreak/>
+        <w:t>8. Task 2 – ESP32 WiFi Connection Test</w:t>
+      </w:r>
+    </w:p>
+    <w:p>
+      <w:pPr>
+        <w:pStyle w:val="NormalWeb"/>
+      </w:pPr>
+      <w:r>
+        <w:t>The second task was to connect the ESP32 to a WiFi network using the built-in ESP32 WiFi library.</w:t>
+      </w:r>
+    </w:p>
+    <w:p>
+      <w:pPr>
+        <w:pStyle w:val="NormalWeb"/>
+      </w:pPr>
+      <w:r>
+        <w:t xml:space="preserve">The </w:t>
+      </w:r>
+      <w:r>
+        <w:rPr>
+          <w:rStyle w:val="HTMLCode"/>
+        </w:rPr>
+        <w:t>WiFi.h</w:t>
+      </w:r>
+      <w:r>
+        <w:t xml:space="preserve"> library was used.</w:t>
+      </w:r>
+    </w:p>
+    <w:p>
+      <w:pPr>
+        <w:pStyle w:val="Heading3"/>
+      </w:pPr>
+      <w:r>
+        <w:t>Code Used</w:t>
+      </w:r>
+    </w:p>
+    <w:p>
+      <w:pPr>
+        <w:pStyle w:val="HTMLPreformatted"/>
+      </w:pPr>
+      <w:r>
+        <w:rPr>
+          <w:rStyle w:val="u"/>
+        </w:rPr>
+        <w:t>#include</w:t>
+      </w:r>
+      <w:r>
+        <w:rPr>
+          <w:rStyle w:val="HTMLCode"/>
+        </w:rPr>
+        <w:t xml:space="preserve"> </w:t>
+      </w:r>
+      <w:r>
+        <w:rPr>
+          <w:rStyle w:val="z"/>
+        </w:rPr>
+        <w:t>&lt;WiFi.h&gt;</w:t>
+      </w:r>
+      <w:r>
+        <w:br/>
+      </w:r>
+      <w:r>
+        <w:br/>
+      </w:r>
+      <w:r>
+        <w:rPr>
+          <w:rStyle w:val="v"/>
+        </w:rPr>
+        <w:t>const</w:t>
+      </w:r>
+      <w:r>
+        <w:rPr>
+          <w:rStyle w:val="HTMLCode"/>
+        </w:rPr>
+        <w:t xml:space="preserve"> </w:t>
+      </w:r>
+      <w:r>
+        <w:rPr>
+          <w:rStyle w:val="11"/>
+        </w:rPr>
+        <w:t>char</w:t>
+      </w:r>
+      <w:r>
+        <w:rPr>
+          <w:rStyle w:val="HTMLCode"/>
+        </w:rPr>
+        <w:t xml:space="preserve">* </w:t>
+      </w:r>
+      <w:r>
+        <w:rPr>
+          <w:rStyle w:val="11"/>
+        </w:rPr>
+        <w:t>ssid</w:t>
+      </w:r>
+      <w:r>
+        <w:rPr>
+          <w:rStyle w:val="HTMLCode"/>
+        </w:rPr>
+        <w:t xml:space="preserve"> = </w:t>
+      </w:r>
+      <w:r>
+        <w:rPr>
+          <w:rStyle w:val="z"/>
+        </w:rPr>
+        <w:t>"YOUR_WIFI_NAME"</w:t>
+      </w:r>
+      <w:r>
+        <w:rPr>
+          <w:rStyle w:val="HTMLCode"/>
+        </w:rPr>
+        <w:t>;</w:t>
+      </w:r>
+      <w:r>
+        <w:br/>
+      </w:r>
+      <w:r>
+        <w:rPr>
+          <w:rStyle w:val="v"/>
+        </w:rPr>
+        <w:t>const</w:t>
+      </w:r>
+      <w:r>
+        <w:rPr>
+          <w:rStyle w:val="HTMLCode"/>
+        </w:rPr>
+        <w:t xml:space="preserve"> </w:t>
+      </w:r>
+      <w:r>
+        <w:rPr>
+          <w:rStyle w:val="11"/>
+        </w:rPr>
+        <w:t>char</w:t>
+      </w:r>
+      <w:r>
+        <w:rPr>
+          <w:rStyle w:val="HTMLCode"/>
+        </w:rPr>
+        <w:t xml:space="preserve">* </w:t>
+      </w:r>
+      <w:r>
+        <w:rPr>
+          <w:rStyle w:val="11"/>
+        </w:rPr>
+        <w:t>password</w:t>
+      </w:r>
+      <w:r>
+        <w:rPr>
+          <w:rStyle w:val="HTMLCode"/>
+        </w:rPr>
+        <w:t xml:space="preserve"> = </w:t>
+      </w:r>
+      <w:r>
+        <w:rPr>
+          <w:rStyle w:val="z"/>
+        </w:rPr>
+        <w:t>"YOUR_WIFI_PASSWORD"</w:t>
+      </w:r>
+      <w:r>
+        <w:rPr>
+          <w:rStyle w:val="HTMLCode"/>
+        </w:rPr>
+        <w:t>;</w:t>
+      </w:r>
+      <w:r>
+        <w:br/>
+      </w:r>
+      <w:r>
+        <w:br/>
+      </w:r>
+      <w:r>
+        <w:rPr>
+          <w:rStyle w:val="11"/>
+        </w:rPr>
+        <w:t>void</w:t>
+      </w:r>
+      <w:r>
+        <w:rPr>
+          <w:rStyle w:val="HTMLCode"/>
+        </w:rPr>
+        <w:t xml:space="preserve"> </w:t>
+      </w:r>
+      <w:r>
+        <w:rPr>
+          <w:rStyle w:val="11"/>
+        </w:rPr>
+        <w:t>setup</w:t>
+      </w:r>
+      <w:r>
+        <w:rPr>
+          <w:rStyle w:val="HTMLCode"/>
+        </w:rPr>
+        <w:t>() {</w:t>
+      </w:r>
+      <w:r>
+        <w:br/>
+      </w:r>
+      <w:r>
+        <w:rPr>
+          <w:rStyle w:val="HTMLCode"/>
+        </w:rPr>
+        <w:t xml:space="preserve">  </w:t>
+      </w:r>
+      <w:r>
+        <w:rPr>
+          <w:rStyle w:val="11"/>
+        </w:rPr>
+        <w:t>Serial</w:t>
+      </w:r>
+      <w:r>
+        <w:rPr>
+          <w:rStyle w:val="HTMLCode"/>
+        </w:rPr>
+        <w:t>.begin(</w:t>
+      </w:r>
+      <w:r>
+        <w:rPr>
+          <w:rStyle w:val="y"/>
+        </w:rPr>
+        <w:t>9600</w:t>
+      </w:r>
+      <w:r>
+        <w:rPr>
+          <w:rStyle w:val="HTMLCode"/>
+        </w:rPr>
+        <w:t>);</w:t>
+      </w:r>
+      <w:r>
+        <w:br/>
+      </w:r>
+      <w:r>
+        <w:rPr>
+          <w:rStyle w:val="HTMLCode"/>
+        </w:rPr>
+        <w:t xml:space="preserve">  </w:t>
+      </w:r>
+      <w:r>
+        <w:rPr>
+          <w:rStyle w:val="11"/>
+        </w:rPr>
+        <w:t>delay</w:t>
+      </w:r>
+      <w:r>
+        <w:rPr>
+          <w:rStyle w:val="HTMLCode"/>
+        </w:rPr>
+        <w:t>(</w:t>
+      </w:r>
+      <w:r>
+        <w:rPr>
+          <w:rStyle w:val="y"/>
+        </w:rPr>
+        <w:t>1000</w:t>
+      </w:r>
+      <w:r>
+        <w:rPr>
+          <w:rStyle w:val="HTMLCode"/>
+        </w:rPr>
+        <w:t>);</w:t>
+      </w:r>
+      <w:r>
+        <w:br/>
+      </w:r>
+      <w:r>
+        <w:br/>
+      </w:r>
+      <w:r>
+        <w:rPr>
+          <w:rStyle w:val="HTMLCode"/>
+        </w:rPr>
+        <w:t xml:space="preserve">  </w:t>
+      </w:r>
+      <w:r>
+        <w:rPr>
+          <w:rStyle w:val="11"/>
+        </w:rPr>
+        <w:t>Serial</w:t>
+      </w:r>
+      <w:r>
+        <w:rPr>
+          <w:rStyle w:val="HTMLCode"/>
+        </w:rPr>
+        <w:t>.println(</w:t>
+      </w:r>
+      <w:r>
+        <w:rPr>
+          <w:rStyle w:val="z"/>
+        </w:rPr>
+        <w:t>"Connecting to WiFi..."</w:t>
+      </w:r>
+      <w:r>
+        <w:rPr>
+          <w:rStyle w:val="HTMLCode"/>
+        </w:rPr>
+        <w:t>);</w:t>
+      </w:r>
+      <w:r>
+        <w:br/>
+      </w:r>
+      <w:r>
+        <w:rPr>
+          <w:rStyle w:val="HTMLCode"/>
+        </w:rPr>
+        <w:t xml:space="preserve">  </w:t>
+      </w:r>
+      <w:r>
+        <w:rPr>
+          <w:rStyle w:val="11"/>
+        </w:rPr>
+        <w:t>WiFi</w:t>
+      </w:r>
+      <w:r>
+        <w:rPr>
+          <w:rStyle w:val="HTMLCode"/>
+        </w:rPr>
+        <w:t>.begin(</w:t>
+      </w:r>
+      <w:r>
+        <w:rPr>
+          <w:rStyle w:val="11"/>
+        </w:rPr>
+        <w:t>ssid</w:t>
+      </w:r>
+      <w:r>
+        <w:rPr>
+          <w:rStyle w:val="HTMLCode"/>
+        </w:rPr>
+        <w:t xml:space="preserve">, </w:t>
+      </w:r>
+      <w:r>
+        <w:rPr>
+          <w:rStyle w:val="11"/>
+        </w:rPr>
+        <w:t>password</w:t>
+      </w:r>
+      <w:r>
+        <w:rPr>
+          <w:rStyle w:val="HTMLCode"/>
+        </w:rPr>
+        <w:t>);</w:t>
+      </w:r>
+      <w:r>
+        <w:br/>
+      </w:r>
+      <w:r>
+        <w:br/>
+      </w:r>
+      <w:r>
+        <w:rPr>
+          <w:rStyle w:val="HTMLCode"/>
+        </w:rPr>
+        <w:t xml:space="preserve">  </w:t>
+      </w:r>
+      <w:r>
+        <w:rPr>
+          <w:rStyle w:val="v"/>
+        </w:rPr>
+        <w:t>while</w:t>
+      </w:r>
+      <w:r>
+        <w:rPr>
+          <w:rStyle w:val="HTMLCode"/>
+        </w:rPr>
+        <w:t xml:space="preserve"> (</w:t>
+      </w:r>
+      <w:r>
+        <w:rPr>
+          <w:rStyle w:val="11"/>
+        </w:rPr>
+        <w:t>WiFi</w:t>
+      </w:r>
+      <w:r>
+        <w:rPr>
+          <w:rStyle w:val="HTMLCode"/>
+        </w:rPr>
+        <w:t xml:space="preserve">.status() </w:t>
+      </w:r>
+      <w:r>
+        <w:rPr>
+          <w:rStyle w:val="v"/>
+        </w:rPr>
+        <w:t>!=</w:t>
+      </w:r>
+      <w:r>
+        <w:rPr>
+          <w:rStyle w:val="HTMLCode"/>
+        </w:rPr>
+        <w:t xml:space="preserve"> </w:t>
+      </w:r>
+      <w:r>
+        <w:rPr>
+          <w:rStyle w:val="11"/>
+        </w:rPr>
+        <w:t>WL_CONNECTED</w:t>
+      </w:r>
+      <w:r>
+        <w:rPr>
+          <w:rStyle w:val="HTMLCode"/>
+        </w:rPr>
+        <w:t>) {</w:t>
+      </w:r>
+      <w:r>
+        <w:br/>
+      </w:r>
+      <w:r>
+        <w:rPr>
+          <w:rStyle w:val="HTMLCode"/>
+        </w:rPr>
+        <w:t xml:space="preserve">    </w:t>
+      </w:r>
+      <w:r>
+        <w:rPr>
+          <w:rStyle w:val="11"/>
+        </w:rPr>
+        <w:t>delay</w:t>
+      </w:r>
+      <w:r>
+        <w:rPr>
+          <w:rStyle w:val="HTMLCode"/>
+        </w:rPr>
+        <w:t>(</w:t>
+      </w:r>
+      <w:r>
+        <w:rPr>
+          <w:rStyle w:val="y"/>
+        </w:rPr>
+        <w:t>500</w:t>
+      </w:r>
+      <w:r>
+        <w:rPr>
+          <w:rStyle w:val="HTMLCode"/>
+        </w:rPr>
+        <w:t>);</w:t>
+      </w:r>
+      <w:r>
+        <w:br/>
+      </w:r>
+      <w:r>
+        <w:rPr>
+          <w:rStyle w:val="HTMLCode"/>
+        </w:rPr>
+        <w:t xml:space="preserve">    </w:t>
+      </w:r>
+      <w:r>
+        <w:rPr>
+          <w:rStyle w:val="11"/>
+        </w:rPr>
+        <w:t>Serial</w:t>
+      </w:r>
+      <w:r>
+        <w:rPr>
+          <w:rStyle w:val="HTMLCode"/>
+        </w:rPr>
+        <w:t>.print(</w:t>
+      </w:r>
+      <w:r>
+        <w:rPr>
+          <w:rStyle w:val="z"/>
+        </w:rPr>
+        <w:t>"."</w:t>
+      </w:r>
+      <w:r>
+        <w:rPr>
+          <w:rStyle w:val="HTMLCode"/>
+        </w:rPr>
+        <w:t>);</w:t>
+      </w:r>
+      <w:r>
+        <w:br/>
+      </w:r>
+      <w:r>
+        <w:rPr>
+          <w:rStyle w:val="HTMLCode"/>
+        </w:rPr>
+        <w:t xml:space="preserve">  }</w:t>
+      </w:r>
+      <w:r>
+        <w:br/>
+      </w:r>
+      <w:r>
+        <w:br/>
+      </w:r>
+      <w:r>
+        <w:rPr>
+          <w:rStyle w:val="HTMLCode"/>
+        </w:rPr>
+        <w:t xml:space="preserve">  </w:t>
+      </w:r>
+      <w:r>
+        <w:rPr>
+          <w:rStyle w:val="11"/>
+        </w:rPr>
+        <w:t>Serial</w:t>
+      </w:r>
+      <w:r>
+        <w:rPr>
+          <w:rStyle w:val="HTMLCode"/>
+        </w:rPr>
+        <w:t>.println(</w:t>
+      </w:r>
+      <w:r>
+        <w:rPr>
+          <w:rStyle w:val="z"/>
+        </w:rPr>
+        <w:t>""</w:t>
+      </w:r>
+      <w:r>
+        <w:rPr>
+          <w:rStyle w:val="HTMLCode"/>
+        </w:rPr>
+        <w:t>);</w:t>
+      </w:r>
+      <w:r>
+        <w:br/>
+      </w:r>
+      <w:r>
+        <w:rPr>
+          <w:rStyle w:val="HTMLCode"/>
+        </w:rPr>
+        <w:t xml:space="preserve">  </w:t>
+      </w:r>
+      <w:r>
+        <w:rPr>
+          <w:rStyle w:val="11"/>
+        </w:rPr>
+        <w:t>Serial</w:t>
+      </w:r>
+      <w:r>
+        <w:rPr>
+          <w:rStyle w:val="HTMLCode"/>
+        </w:rPr>
+        <w:t>.println(</w:t>
+      </w:r>
+      <w:r>
+        <w:rPr>
+          <w:rStyle w:val="z"/>
+        </w:rPr>
+        <w:t>"WiFi Connected Successfully!"</w:t>
+      </w:r>
+      <w:r>
+        <w:rPr>
+          <w:rStyle w:val="HTMLCode"/>
+        </w:rPr>
+        <w:t>);</w:t>
+      </w:r>
+      <w:r>
+        <w:br/>
+      </w:r>
+      <w:r>
+        <w:rPr>
+          <w:rStyle w:val="HTMLCode"/>
+        </w:rPr>
+        <w:t xml:space="preserve">  </w:t>
+      </w:r>
+      <w:r>
+        <w:rPr>
+          <w:rStyle w:val="11"/>
+        </w:rPr>
+        <w:t>Serial</w:t>
+      </w:r>
+      <w:r>
+        <w:rPr>
+          <w:rStyle w:val="HTMLCode"/>
+        </w:rPr>
+        <w:t>.print(</w:t>
+      </w:r>
+      <w:r>
+        <w:rPr>
+          <w:rStyle w:val="z"/>
+        </w:rPr>
+        <w:t>"ESP32 IP Address: "</w:t>
+      </w:r>
+      <w:r>
+        <w:rPr>
+          <w:rStyle w:val="HTMLCode"/>
+        </w:rPr>
+        <w:t>);</w:t>
+      </w:r>
+      <w:r>
+        <w:br/>
+      </w:r>
+      <w:r>
+        <w:rPr>
+          <w:rStyle w:val="HTMLCode"/>
+        </w:rPr>
+        <w:t xml:space="preserve">  </w:t>
+      </w:r>
+      <w:r>
+        <w:rPr>
+          <w:rStyle w:val="11"/>
+        </w:rPr>
+        <w:t>Serial</w:t>
+      </w:r>
+      <w:r>
+        <w:rPr>
+          <w:rStyle w:val="HTMLCode"/>
+        </w:rPr>
+        <w:t>.println(</w:t>
+      </w:r>
+      <w:r>
+        <w:rPr>
+          <w:rStyle w:val="11"/>
+        </w:rPr>
+        <w:t>WiFi</w:t>
+      </w:r>
+      <w:r>
+        <w:rPr>
+          <w:rStyle w:val="HTMLCode"/>
+        </w:rPr>
+        <w:t>.localIP());</w:t>
+      </w:r>
+      <w:r>
+        <w:br/>
+      </w:r>
+      <w:r>
+        <w:rPr>
+          <w:rStyle w:val="HTMLCode"/>
+        </w:rPr>
+        <w:t>}</w:t>
+      </w:r>
+      <w:r>
+        <w:br/>
+      </w:r>
+      <w:r>
+        <w:br/>
+      </w:r>
+      <w:r>
+        <w:rPr>
+          <w:rStyle w:val="11"/>
+        </w:rPr>
+        <w:t>void</w:t>
+      </w:r>
+      <w:r>
+        <w:rPr>
+          <w:rStyle w:val="HTMLCode"/>
+        </w:rPr>
+        <w:t xml:space="preserve"> </w:t>
+      </w:r>
+      <w:r>
+        <w:rPr>
+          <w:rStyle w:val="11"/>
+        </w:rPr>
+        <w:t>loop</w:t>
+      </w:r>
+      <w:r>
+        <w:rPr>
+          <w:rStyle w:val="HTMLCode"/>
+        </w:rPr>
+        <w:t>() {</w:t>
+      </w:r>
+      <w:r>
+        <w:br/>
+      </w:r>
+      <w:r>
+        <w:rPr>
+          <w:rStyle w:val="HTMLCode"/>
+        </w:rPr>
+        <w:t>}</w:t>
+      </w:r>
+    </w:p>
+    <w:p>
+      <w:pPr>
+        <w:pStyle w:val="NormalWeb"/>
+      </w:pPr>
+      <w:r>
+        <w:t>The WiFi name and password were entered in the code before uploading.</w:t>
+      </w:r>
+    </w:p>
+    <w:p>
+      <w:pPr>
+        <w:pStyle w:val="Heading3"/>
+      </w:pPr>
+      <w:r>
+        <w:t>Serial Monitor Settings</w:t>
+      </w:r>
+    </w:p>
+    <w:p>
+      <w:pPr>
+        <w:pStyle w:val="HTMLPreformatted"/>
+      </w:pPr>
+      <w:r>
+        <w:rPr>
+          <w:rStyle w:val="HTMLCode"/>
+        </w:rPr>
+        <w:t>Baud Rate: 9600</w:t>
+      </w:r>
+    </w:p>
+    <w:p>
+      <w:pPr>
+        <w:pStyle w:val="Heading3"/>
+      </w:pPr>
+      <w:r>
+        <w:t>Expected Output</w:t>
+      </w:r>
+    </w:p>
+    <w:p>
+      <w:pPr>
+        <w:pStyle w:val="HTMLPreformatted"/>
+      </w:pPr>
+      <w:r>
+        <w:rPr>
+          <w:rStyle w:val="HTMLCode"/>
+        </w:rPr>
+        <w:t>Connecting to WiFi...</w:t>
+      </w:r>
+      <w:r>
+        <w:br/>
+      </w:r>
+      <w:r>
+        <w:rPr>
+          <w:rStyle w:val="HTMLCode"/>
+        </w:rPr>
+        <w:t>.....</w:t>
+      </w:r>
+      <w:r>
+        <w:br/>
+      </w:r>
+      <w:r>
+        <w:rPr>
+          <w:rStyle w:val="HTMLCode"/>
+        </w:rPr>
+        <w:t>WiFi Connected Successfully!</w:t>
+      </w:r>
+      <w:r>
+        <w:br/>
+      </w:r>
+      <w:r>
+        <w:rPr>
+          <w:rStyle w:val="HTMLCode"/>
+        </w:rPr>
+        <w:t>ESP32 IP Address: 192.168.x.x</w:t>
+      </w:r>
+    </w:p>
+    <w:p>
+      <w:pPr>
+        <w:pStyle w:val="Heading3"/>
+      </w:pPr>
+      <w:r>
+        <w:t>Observed Result</w:t>
+      </w:r>
+    </w:p>
+    <w:p>
+      <w:pPr>
+        <w:pStyle w:val="NormalWeb"/>
+      </w:pPr>
+      <w:r>
+        <w:t>The ESP32 connected successfully to the WiFi network and printed the local IP address in the Serial Monitor.</w:t>
+      </w:r>
+    </w:p>
+    <w:p>
+      <w:pPr>
+        <w:pStyle w:val="Heading3"/>
+      </w:pPr>
+    </w:p>
+    <w:p>
+      <w:pPr>
+        <w:pStyle w:val="Heading3"/>
+      </w:pPr>
+      <w:r>
+        <w:lastRenderedPageBreak/>
+        <w:t>Result</w:t>
+      </w:r>
+    </w:p>
+    <w:p>
+      <w:pPr>
+        <w:pStyle w:val="HTMLPreformatted"/>
+      </w:pPr>
+      <w:r>
+        <w:rPr>
+          <w:rStyle w:val="HTMLCode"/>
+        </w:rPr>
+        <w:t>Task 2 completed successfully.</w:t>
+      </w:r>
+      <w:r>
+        <w:br/>
+      </w:r>
+      <w:r>
+        <w:rPr>
+          <w:rStyle w:val="HTMLCode"/>
+        </w:rPr>
+        <w:t>ESP32 WiFi connection was verified.</w:t>
+      </w:r>
+    </w:p>
+    <w:p>
+      <w:r>
+        <w:pict w14:anchorId="4680F36B">
+          <v:rect id="_x0000_i1044" style="width:0;height:1.5pt" o:hralign="center" o:hrstd="t" o:hr="t" fillcolor="#a0a0a0" stroked="f"/>
+        </w:pict>
+      </w:r>
+    </w:p>
+    <w:p>
+      <w:pPr>
+        <w:pStyle w:val="Heading2"/>
+      </w:pPr>
+      <w:r>
+        <w:t>9. Task 3 – WiFi Status Indication Using LED and Buzzer</w:t>
+      </w:r>
+    </w:p>
+    <w:p>
+      <w:pPr>
+        <w:pStyle w:val="NormalWeb"/>
+      </w:pPr>
+      <w:r>
+        <w:t>After confirming basic WiFi connection, the next task was to add physical status indication using the external LED and buzzer.</w:t>
+      </w:r>
+    </w:p>
+    <w:p>
+      <w:pPr>
+        <w:pStyle w:val="NormalWeb"/>
+      </w:pPr>
+      <w:r>
+        <w:t>The purpose was to make the ESP32 show connection progress and result without depending only on the Serial Monitor.</w:t>
+      </w:r>
+    </w:p>
+    <w:p>
+      <w:pPr>
+        <w:pStyle w:val="Heading3"/>
+      </w:pPr>
+      <w:r>
+        <w:t>Status Logic</w:t>
+      </w:r>
+    </w:p>
+    <w:tbl>
+      <w:tblPr>
+        <w:tblW w:w="0" w:type="auto"/>
+        <w:tblCellSpacing w:w="15" w:type="dxa"/>
+        <w:tblCellMar>
+          <w:top w:w="15" w:type="dxa"/>
+          <w:left w:w="15" w:type="dxa"/>
+          <w:bottom w:w="15" w:type="dxa"/>
+          <w:right w:w="15" w:type="dxa"/>
+        </w:tblCellMar>
+        <w:tblLook w:val="04A0" w:firstRow="1" w:lastRow="0" w:firstColumn="1" w:lastColumn="0" w:noHBand="0" w:noVBand="1"/>
+      </w:tblPr>
+      <w:tblGrid>
+        <w:gridCol w:w="2567"/>
+        <w:gridCol w:w="1234"/>
+        <w:gridCol w:w="1698"/>
+      </w:tblGrid>
+      <w:tr>
+        <w:trPr>
+          <w:tblHeader/>
+          <w:tblCellSpacing w:w="15" w:type="dxa"/>
+        </w:trPr>
+        <w:tc>
+          <w:tcPr>
+            <w:tcW w:w="0" w:type="auto"/>
+            <w:vAlign w:val="center"/>
+            <w:hideMark/>
+          </w:tcPr>
+          <w:p>
+            <w:pPr>
+              <w:jc w:val="center"/>
+              <w:rPr>
+                <w:b/>
+                <w:bCs/>
+              </w:rPr>
+            </w:pPr>
+            <w:r>
+              <w:rPr>
+                <w:b/>
+                <w:bCs/>
+              </w:rPr>
+              <w:t>Condition</w:t>
+            </w:r>
+          </w:p>
+        </w:tc>
+        <w:tc>
+          <w:tcPr>
+            <w:tcW w:w="0" w:type="auto"/>
+            <w:vAlign w:val="center"/>
+            <w:hideMark/>
+          </w:tcPr>
+          <w:p>
+            <w:pPr>
+              <w:jc w:val="center"/>
+              <w:rPr>
+                <w:b/>
+                <w:bCs/>
+              </w:rPr>
+            </w:pPr>
+            <w:r>
+              <w:rPr>
+                <w:b/>
+                <w:bCs/>
+              </w:rPr>
+              <w:t>LED Output</w:t>
+            </w:r>
+          </w:p>
+        </w:tc>
+        <w:tc>
+          <w:tcPr>
+            <w:tcW w:w="0" w:type="auto"/>
+            <w:vAlign w:val="center"/>
+            <w:hideMark/>
+          </w:tcPr>
+          <w:p>
+            <w:pPr>
+              <w:jc w:val="center"/>
+              <w:rPr>
+                <w:b/>
+                <w:bCs/>
+              </w:rPr>
+            </w:pPr>
+            <w:r>
+              <w:rPr>
+                <w:b/>
+                <w:bCs/>
+              </w:rPr>
+              <w:t>Buzzer Output</w:t>
+            </w:r>
+          </w:p>
+        </w:tc>
+      </w:tr>
+      <w:tr>
+        <w:trPr>
+          <w:tblCellSpacing w:w="15" w:type="dxa"/>
+        </w:trPr>
+        <w:tc>
+          <w:tcPr>
+            <w:tcW w:w="0" w:type="auto"/>
+            <w:vAlign w:val="center"/>
+            <w:hideMark/>
+          </w:tcPr>
+          <w:p>
+            <w:r>
+              <w:t>Connecting to WiFi</w:t>
+            </w:r>
+          </w:p>
+        </w:tc>
+        <w:tc>
+          <w:tcPr>
+            <w:tcW w:w="0" w:type="auto"/>
+            <w:vAlign w:val="center"/>
+            <w:hideMark/>
+          </w:tcPr>
+          <w:p>
+            <w:r>
+              <w:t>LED blinks</w:t>
+            </w:r>
+          </w:p>
+        </w:tc>
+        <w:tc>
+          <w:tcPr>
+            <w:tcW w:w="0" w:type="auto"/>
+            <w:vAlign w:val="center"/>
+            <w:hideMark/>
+          </w:tcPr>
+          <w:p>
+            <w:r>
+              <w:t>OFF</w:t>
+            </w:r>
+          </w:p>
+        </w:tc>
+      </w:tr>
+      <w:tr>
+        <w:trPr>
+          <w:tblCellSpacing w:w="15" w:type="dxa"/>
+        </w:trPr>
+        <w:tc>
+          <w:tcPr>
+            <w:tcW w:w="0" w:type="auto"/>
+            <w:vAlign w:val="center"/>
+            <w:hideMark/>
+          </w:tcPr>
+          <w:p>
+            <w:r>
+              <w:t>WiFi connected successfully</w:t>
+            </w:r>
+          </w:p>
+        </w:tc>
+        <w:tc>
+          <w:tcPr>
+            <w:tcW w:w="0" w:type="auto"/>
+            <w:vAlign w:val="center"/>
+            <w:hideMark/>
+          </w:tcPr>
+          <w:p>
+            <w:r>
+              <w:t>LED stays ON</w:t>
+            </w:r>
+          </w:p>
+        </w:tc>
+        <w:tc>
+          <w:tcPr>
+            <w:tcW w:w="0" w:type="auto"/>
+            <w:vAlign w:val="center"/>
+            <w:hideMark/>
+          </w:tcPr>
+          <w:p>
+            <w:r>
+              <w:t>One short beep</w:t>
+            </w:r>
+          </w:p>
+        </w:tc>
+      </w:tr>
+      <w:tr>
+        <w:trPr>
+          <w:tblCellSpacing w:w="15" w:type="dxa"/>
+        </w:trPr>
+        <w:tc>
+          <w:tcPr>
+            <w:tcW w:w="0" w:type="auto"/>
+            <w:vAlign w:val="center"/>
+            <w:hideMark/>
+          </w:tcPr>
+          <w:p>
+            <w:r>
+              <w:t>WiFi connection failed</w:t>
+            </w:r>
+          </w:p>
+        </w:tc>
+        <w:tc>
+          <w:tcPr>
+            <w:tcW w:w="0" w:type="auto"/>
+            <w:vAlign w:val="center"/>
+            <w:hideMark/>
+          </w:tcPr>
+          <w:p>
+            <w:r>
+              <w:t>LED stops</w:t>
+            </w:r>
+          </w:p>
+        </w:tc>
+        <w:tc>
+          <w:tcPr>
+            <w:tcW w:w="0" w:type="auto"/>
+            <w:vAlign w:val="center"/>
+            <w:hideMark/>
+          </w:tcPr>
+          <w:p>
+            <w:r>
+              <w:t>Three short beeps</w:t>
+            </w:r>
+          </w:p>
+        </w:tc>
+      </w:tr>
+    </w:tbl>
+    <w:p>
+      <w:pPr>
+        <w:pStyle w:val="Heading3"/>
+      </w:pPr>
+      <w:r>
+        <w:t>Code Used</w:t>
+      </w:r>
+    </w:p>
+    <w:p>
+      <w:pPr>
+        <w:pStyle w:val="HTMLPreformatted"/>
+      </w:pPr>
+      <w:r>
+        <w:rPr>
+          <w:rStyle w:val="u"/>
+        </w:rPr>
+        <w:t>#include</w:t>
+      </w:r>
+      <w:r>
+        <w:rPr>
+          <w:rStyle w:val="HTMLCode"/>
+        </w:rPr>
+        <w:t xml:space="preserve"> </w:t>
+      </w:r>
+      <w:r>
+        <w:rPr>
+          <w:rStyle w:val="z"/>
+        </w:rPr>
+        <w:t>&lt;WiFi.h&gt;</w:t>
+      </w:r>
+      <w:r>
+        <w:br/>
+      </w:r>
+      <w:r>
+        <w:br/>
+      </w:r>
+      <w:r>
+        <w:rPr>
+          <w:rStyle w:val="u"/>
+        </w:rPr>
+        <w:t>#define</w:t>
+      </w:r>
+      <w:r>
+        <w:rPr>
+          <w:rStyle w:val="HTMLCode"/>
+        </w:rPr>
+        <w:t xml:space="preserve"> </w:t>
+      </w:r>
+      <w:r>
+        <w:rPr>
+          <w:rStyle w:val="11"/>
+        </w:rPr>
+        <w:t>LED_PIN</w:t>
+      </w:r>
+      <w:r>
+        <w:rPr>
+          <w:rStyle w:val="HTMLCode"/>
+        </w:rPr>
+        <w:t xml:space="preserve"> 23</w:t>
+      </w:r>
+      <w:r>
+        <w:br/>
+      </w:r>
+      <w:r>
+        <w:rPr>
+          <w:rStyle w:val="u"/>
+        </w:rPr>
+        <w:t>#define</w:t>
+      </w:r>
+      <w:r>
+        <w:rPr>
+          <w:rStyle w:val="HTMLCode"/>
+        </w:rPr>
+        <w:t xml:space="preserve"> </w:t>
+      </w:r>
+      <w:r>
+        <w:rPr>
+          <w:rStyle w:val="11"/>
+        </w:rPr>
+        <w:t>BUZZER_PIN</w:t>
+      </w:r>
+      <w:r>
+        <w:rPr>
+          <w:rStyle w:val="HTMLCode"/>
+        </w:rPr>
+        <w:t xml:space="preserve"> 22</w:t>
+      </w:r>
+      <w:r>
+        <w:br/>
+      </w:r>
+      <w:r>
+        <w:br/>
+      </w:r>
+      <w:r>
+        <w:rPr>
+          <w:rStyle w:val="v"/>
+        </w:rPr>
+        <w:t>const</w:t>
+      </w:r>
+      <w:r>
+        <w:rPr>
+          <w:rStyle w:val="HTMLCode"/>
+        </w:rPr>
+        <w:t xml:space="preserve"> </w:t>
+      </w:r>
+      <w:r>
+        <w:rPr>
+          <w:rStyle w:val="11"/>
+        </w:rPr>
+        <w:t>char</w:t>
+      </w:r>
+      <w:r>
+        <w:rPr>
+          <w:rStyle w:val="HTMLCode"/>
+        </w:rPr>
+        <w:t xml:space="preserve">* </w:t>
+      </w:r>
+      <w:r>
+        <w:rPr>
+          <w:rStyle w:val="11"/>
+        </w:rPr>
+        <w:t>ssid</w:t>
+      </w:r>
+      <w:r>
+        <w:rPr>
+          <w:rStyle w:val="HTMLCode"/>
+        </w:rPr>
+        <w:t xml:space="preserve"> = </w:t>
+      </w:r>
+      <w:r>
+        <w:rPr>
+          <w:rStyle w:val="z"/>
+        </w:rPr>
+        <w:t>"YOUR_WIFI_NAME"</w:t>
+      </w:r>
+      <w:r>
+        <w:rPr>
+          <w:rStyle w:val="HTMLCode"/>
+        </w:rPr>
+        <w:t>;</w:t>
+      </w:r>
+      <w:r>
+        <w:br/>
+      </w:r>
+      <w:r>
+        <w:rPr>
+          <w:rStyle w:val="v"/>
+        </w:rPr>
+        <w:t>const</w:t>
+      </w:r>
+      <w:r>
+        <w:rPr>
+          <w:rStyle w:val="HTMLCode"/>
+        </w:rPr>
+        <w:t xml:space="preserve"> </w:t>
+      </w:r>
+      <w:r>
+        <w:rPr>
+          <w:rStyle w:val="11"/>
+        </w:rPr>
+        <w:t>char</w:t>
+      </w:r>
+      <w:r>
+        <w:rPr>
+          <w:rStyle w:val="HTMLCode"/>
+        </w:rPr>
+        <w:t xml:space="preserve">* </w:t>
+      </w:r>
+      <w:r>
+        <w:rPr>
+          <w:rStyle w:val="11"/>
+        </w:rPr>
+        <w:t>password</w:t>
+      </w:r>
+      <w:r>
+        <w:rPr>
+          <w:rStyle w:val="HTMLCode"/>
+        </w:rPr>
+        <w:t xml:space="preserve"> = </w:t>
+      </w:r>
+      <w:r>
+        <w:rPr>
+          <w:rStyle w:val="z"/>
+        </w:rPr>
+        <w:t>"YOUR_WIFI_PASSWORD"</w:t>
+      </w:r>
+      <w:r>
+        <w:rPr>
+          <w:rStyle w:val="HTMLCode"/>
+        </w:rPr>
+        <w:t>;</w:t>
+      </w:r>
+      <w:r>
+        <w:br/>
+      </w:r>
+      <w:r>
+        <w:br/>
+      </w:r>
+      <w:r>
+        <w:rPr>
+          <w:rStyle w:val="11"/>
+        </w:rPr>
+        <w:t>void</w:t>
+      </w:r>
+      <w:r>
+        <w:rPr>
+          <w:rStyle w:val="HTMLCode"/>
+        </w:rPr>
+        <w:t xml:space="preserve"> </w:t>
+      </w:r>
+      <w:r>
+        <w:rPr>
+          <w:rStyle w:val="11"/>
+        </w:rPr>
+        <w:t>setup</w:t>
+      </w:r>
+      <w:r>
+        <w:rPr>
+          <w:rStyle w:val="HTMLCode"/>
+        </w:rPr>
+        <w:t>() {</w:t>
+      </w:r>
+      <w:r>
+        <w:br/>
+      </w:r>
+      <w:r>
+        <w:rPr>
+          <w:rStyle w:val="HTMLCode"/>
+        </w:rPr>
+        <w:t xml:space="preserve">  </w:t>
+      </w:r>
+      <w:r>
+        <w:rPr>
+          <w:rStyle w:val="11"/>
+        </w:rPr>
+        <w:t>Serial</w:t>
+      </w:r>
+      <w:r>
+        <w:rPr>
+          <w:rStyle w:val="HTMLCode"/>
+        </w:rPr>
+        <w:t>.begin(</w:t>
+      </w:r>
+      <w:r>
+        <w:rPr>
+          <w:rStyle w:val="y"/>
+        </w:rPr>
+        <w:t>9600</w:t>
+      </w:r>
+      <w:r>
+        <w:rPr>
+          <w:rStyle w:val="HTMLCode"/>
+        </w:rPr>
+        <w:t>);</w:t>
+      </w:r>
+      <w:r>
+        <w:br/>
+      </w:r>
+      <w:r>
+        <w:br/>
+      </w:r>
+      <w:r>
+        <w:rPr>
+          <w:rStyle w:val="HTMLCode"/>
+        </w:rPr>
+        <w:t xml:space="preserve">  </w:t>
+      </w:r>
+      <w:r>
+        <w:rPr>
+          <w:rStyle w:val="11"/>
+        </w:rPr>
+        <w:t>pinMode</w:t>
+      </w:r>
+      <w:r>
+        <w:rPr>
+          <w:rStyle w:val="HTMLCode"/>
+        </w:rPr>
+        <w:t>(</w:t>
+      </w:r>
+      <w:r>
+        <w:rPr>
+          <w:rStyle w:val="11"/>
+        </w:rPr>
+        <w:t>LED_PIN</w:t>
+      </w:r>
+      <w:r>
+        <w:rPr>
+          <w:rStyle w:val="HTMLCode"/>
+        </w:rPr>
+        <w:t xml:space="preserve">, </w:t>
+      </w:r>
+      <w:r>
+        <w:rPr>
+          <w:rStyle w:val="11"/>
+        </w:rPr>
+        <w:t>OUTPUT</w:t>
+      </w:r>
+      <w:r>
+        <w:rPr>
+          <w:rStyle w:val="HTMLCode"/>
+        </w:rPr>
+        <w:t>);</w:t>
+      </w:r>
+      <w:r>
+        <w:br/>
+      </w:r>
+      <w:r>
+        <w:rPr>
+          <w:rStyle w:val="HTMLCode"/>
+        </w:rPr>
+        <w:t xml:space="preserve">  </w:t>
+      </w:r>
+      <w:r>
+        <w:rPr>
+          <w:rStyle w:val="11"/>
+        </w:rPr>
+        <w:t>pinMode</w:t>
+      </w:r>
+      <w:r>
+        <w:rPr>
+          <w:rStyle w:val="HTMLCode"/>
+        </w:rPr>
+        <w:t>(</w:t>
+      </w:r>
+      <w:r>
+        <w:rPr>
+          <w:rStyle w:val="11"/>
+        </w:rPr>
+        <w:t>BUZZER_PIN</w:t>
+      </w:r>
+      <w:r>
+        <w:rPr>
+          <w:rStyle w:val="HTMLCode"/>
+        </w:rPr>
+        <w:t xml:space="preserve">, </w:t>
+      </w:r>
+      <w:r>
+        <w:rPr>
+          <w:rStyle w:val="11"/>
+        </w:rPr>
+        <w:t>OUTPUT</w:t>
+      </w:r>
+      <w:r>
+        <w:rPr>
+          <w:rStyle w:val="HTMLCode"/>
+        </w:rPr>
+        <w:t>);</w:t>
+      </w:r>
+      <w:r>
+        <w:br/>
+      </w:r>
+      <w:r>
+        <w:br/>
+      </w:r>
+      <w:r>
+        <w:rPr>
+          <w:rStyle w:val="HTMLCode"/>
+        </w:rPr>
+        <w:t xml:space="preserve">  </w:t>
+      </w:r>
+      <w:r>
+        <w:rPr>
+          <w:rStyle w:val="11"/>
+        </w:rPr>
+        <w:t>digitalWrite</w:t>
+      </w:r>
+      <w:r>
+        <w:rPr>
+          <w:rStyle w:val="HTMLCode"/>
+        </w:rPr>
+        <w:t>(</w:t>
+      </w:r>
+      <w:r>
+        <w:rPr>
+          <w:rStyle w:val="11"/>
+        </w:rPr>
+        <w:t>LED_PIN</w:t>
+      </w:r>
+      <w:r>
+        <w:rPr>
+          <w:rStyle w:val="HTMLCode"/>
+        </w:rPr>
+        <w:t xml:space="preserve">, </w:t>
+      </w:r>
+      <w:r>
+        <w:rPr>
+          <w:rStyle w:val="11"/>
+        </w:rPr>
+        <w:t>LOW</w:t>
+      </w:r>
+      <w:r>
+        <w:rPr>
+          <w:rStyle w:val="HTMLCode"/>
+        </w:rPr>
+        <w:t>);</w:t>
+      </w:r>
+      <w:r>
+        <w:br/>
+      </w:r>
+      <w:r>
+        <w:rPr>
+          <w:rStyle w:val="HTMLCode"/>
+        </w:rPr>
+        <w:t xml:space="preserve">  </w:t>
+      </w:r>
+      <w:r>
+        <w:rPr>
+          <w:rStyle w:val="11"/>
+        </w:rPr>
+        <w:t>digitalWrite</w:t>
+      </w:r>
+      <w:r>
+        <w:rPr>
+          <w:rStyle w:val="HTMLCode"/>
+        </w:rPr>
+        <w:t>(</w:t>
+      </w:r>
+      <w:r>
+        <w:rPr>
+          <w:rStyle w:val="11"/>
+        </w:rPr>
+        <w:t>BUZZER_PIN</w:t>
+      </w:r>
+      <w:r>
+        <w:rPr>
+          <w:rStyle w:val="HTMLCode"/>
+        </w:rPr>
+        <w:t xml:space="preserve">, </w:t>
+      </w:r>
+      <w:r>
+        <w:rPr>
+          <w:rStyle w:val="11"/>
+        </w:rPr>
+        <w:t>LOW</w:t>
+      </w:r>
+      <w:r>
+        <w:rPr>
+          <w:rStyle w:val="HTMLCode"/>
+        </w:rPr>
+        <w:t>);</w:t>
+      </w:r>
+      <w:r>
+        <w:br/>
+      </w:r>
+      <w:r>
+        <w:br/>
+      </w:r>
+      <w:r>
+        <w:rPr>
+          <w:rStyle w:val="HTMLCode"/>
+        </w:rPr>
+        <w:t xml:space="preserve">  </w:t>
+      </w:r>
+      <w:r>
+        <w:rPr>
+          <w:rStyle w:val="11"/>
+        </w:rPr>
+        <w:t>Serial</w:t>
+      </w:r>
+      <w:r>
+        <w:rPr>
+          <w:rStyle w:val="HTMLCode"/>
+        </w:rPr>
+        <w:t>.println(</w:t>
+      </w:r>
+      <w:r>
+        <w:rPr>
+          <w:rStyle w:val="z"/>
+        </w:rPr>
+        <w:t>"Connecting to WiFi..."</w:t>
+      </w:r>
+      <w:r>
+        <w:rPr>
+          <w:rStyle w:val="HTMLCode"/>
+        </w:rPr>
+        <w:t>);</w:t>
+      </w:r>
+      <w:r>
+        <w:br/>
+      </w:r>
+      <w:r>
+        <w:rPr>
+          <w:rStyle w:val="HTMLCode"/>
+        </w:rPr>
+        <w:t xml:space="preserve">  </w:t>
+      </w:r>
+      <w:r>
+        <w:rPr>
+          <w:rStyle w:val="11"/>
+        </w:rPr>
+        <w:t>WiFi</w:t>
+      </w:r>
+      <w:r>
+        <w:rPr>
+          <w:rStyle w:val="HTMLCode"/>
+        </w:rPr>
+        <w:t>.begin(</w:t>
+      </w:r>
+      <w:r>
+        <w:rPr>
+          <w:rStyle w:val="11"/>
+        </w:rPr>
+        <w:t>ssid</w:t>
+      </w:r>
+      <w:r>
+        <w:rPr>
+          <w:rStyle w:val="HTMLCode"/>
+        </w:rPr>
+        <w:t xml:space="preserve">, </w:t>
+      </w:r>
+      <w:r>
+        <w:rPr>
+          <w:rStyle w:val="11"/>
+        </w:rPr>
+        <w:t>password</w:t>
+      </w:r>
+      <w:r>
+        <w:rPr>
+          <w:rStyle w:val="HTMLCode"/>
+        </w:rPr>
+        <w:t>);</w:t>
+      </w:r>
+      <w:r>
+        <w:br/>
+      </w:r>
+      <w:r>
+        <w:br/>
+      </w:r>
+      <w:r>
+        <w:rPr>
+          <w:rStyle w:val="HTMLCode"/>
+        </w:rPr>
+        <w:t xml:space="preserve">  </w:t>
+      </w:r>
+      <w:r>
+        <w:rPr>
+          <w:rStyle w:val="11"/>
+        </w:rPr>
+        <w:t>int</w:t>
+      </w:r>
+      <w:r>
+        <w:rPr>
+          <w:rStyle w:val="HTMLCode"/>
+        </w:rPr>
+        <w:t xml:space="preserve"> </w:t>
+      </w:r>
+      <w:r>
+        <w:rPr>
+          <w:rStyle w:val="11"/>
+        </w:rPr>
+        <w:t>attempt</w:t>
+      </w:r>
+      <w:r>
+        <w:rPr>
+          <w:rStyle w:val="HTMLCode"/>
+        </w:rPr>
+        <w:t xml:space="preserve"> = </w:t>
+      </w:r>
+      <w:r>
+        <w:rPr>
+          <w:rStyle w:val="y"/>
+        </w:rPr>
+        <w:t>0</w:t>
+      </w:r>
+      <w:r>
+        <w:rPr>
+          <w:rStyle w:val="HTMLCode"/>
+        </w:rPr>
+        <w:t>;</w:t>
+      </w:r>
+      <w:r>
+        <w:br/>
+      </w:r>
+      <w:r>
+        <w:br/>
+      </w:r>
+      <w:r>
+        <w:rPr>
+          <w:rStyle w:val="HTMLCode"/>
+        </w:rPr>
+        <w:t xml:space="preserve">  </w:t>
+      </w:r>
+      <w:r>
+        <w:rPr>
+          <w:rStyle w:val="v"/>
+        </w:rPr>
+        <w:t>while</w:t>
+      </w:r>
+      <w:r>
+        <w:rPr>
+          <w:rStyle w:val="HTMLCode"/>
+        </w:rPr>
+        <w:t xml:space="preserve"> (</w:t>
+      </w:r>
+      <w:r>
+        <w:rPr>
+          <w:rStyle w:val="11"/>
+        </w:rPr>
+        <w:t>WiFi</w:t>
+      </w:r>
+      <w:r>
+        <w:rPr>
+          <w:rStyle w:val="HTMLCode"/>
+        </w:rPr>
+        <w:t xml:space="preserve">.status() </w:t>
+      </w:r>
+      <w:r>
+        <w:rPr>
+          <w:rStyle w:val="v"/>
+        </w:rPr>
+        <w:t>!=</w:t>
+      </w:r>
+      <w:r>
+        <w:rPr>
+          <w:rStyle w:val="HTMLCode"/>
+        </w:rPr>
+        <w:t xml:space="preserve"> </w:t>
+      </w:r>
+      <w:r>
+        <w:rPr>
+          <w:rStyle w:val="11"/>
+        </w:rPr>
+        <w:t>WL_CONNECTED</w:t>
+      </w:r>
+      <w:r>
+        <w:rPr>
+          <w:rStyle w:val="HTMLCode"/>
+        </w:rPr>
+        <w:t xml:space="preserve"> </w:t>
+      </w:r>
+      <w:r>
+        <w:rPr>
+          <w:rStyle w:val="v"/>
+        </w:rPr>
+        <w:t>&amp;&amp;</w:t>
+      </w:r>
+      <w:r>
+        <w:rPr>
+          <w:rStyle w:val="HTMLCode"/>
+        </w:rPr>
+        <w:t xml:space="preserve"> </w:t>
+      </w:r>
+      <w:r>
+        <w:rPr>
+          <w:rStyle w:val="11"/>
+        </w:rPr>
+        <w:t>attempt</w:t>
+      </w:r>
+      <w:r>
+        <w:rPr>
+          <w:rStyle w:val="HTMLCode"/>
+        </w:rPr>
+        <w:t xml:space="preserve"> </w:t>
+      </w:r>
+      <w:r>
+        <w:rPr>
+          <w:rStyle w:val="v"/>
+        </w:rPr>
+        <w:t>&lt;</w:t>
+      </w:r>
+      <w:r>
+        <w:rPr>
+          <w:rStyle w:val="HTMLCode"/>
+        </w:rPr>
+        <w:t xml:space="preserve"> </w:t>
+      </w:r>
+      <w:r>
+        <w:rPr>
+          <w:rStyle w:val="y"/>
+        </w:rPr>
+        <w:t>20</w:t>
+      </w:r>
+      <w:r>
+        <w:rPr>
+          <w:rStyle w:val="HTMLCode"/>
+        </w:rPr>
+        <w:t>) {</w:t>
+      </w:r>
+      <w:r>
+        <w:br/>
+      </w:r>
+      <w:r>
+        <w:rPr>
+          <w:rStyle w:val="HTMLCode"/>
+        </w:rPr>
+        <w:t xml:space="preserve">    </w:t>
+      </w:r>
+      <w:r>
+        <w:rPr>
+          <w:rStyle w:val="11"/>
+        </w:rPr>
+        <w:t>digitalWrite</w:t>
+      </w:r>
+      <w:r>
+        <w:rPr>
+          <w:rStyle w:val="HTMLCode"/>
+        </w:rPr>
+        <w:t>(</w:t>
+      </w:r>
+      <w:r>
+        <w:rPr>
+          <w:rStyle w:val="11"/>
+        </w:rPr>
+        <w:t>LED_PIN</w:t>
+      </w:r>
+      <w:r>
+        <w:rPr>
+          <w:rStyle w:val="HTMLCode"/>
+        </w:rPr>
+        <w:t xml:space="preserve">, </w:t>
+      </w:r>
+      <w:r>
+        <w:rPr>
+          <w:rStyle w:val="11"/>
+        </w:rPr>
+        <w:t>HIGH</w:t>
+      </w:r>
+      <w:r>
+        <w:rPr>
+          <w:rStyle w:val="HTMLCode"/>
+        </w:rPr>
+        <w:t>);</w:t>
+      </w:r>
+      <w:r>
+        <w:br/>
+      </w:r>
+      <w:r>
+        <w:rPr>
+          <w:rStyle w:val="HTMLCode"/>
+        </w:rPr>
+        <w:t xml:space="preserve">    </w:t>
+      </w:r>
+      <w:r>
+        <w:rPr>
+          <w:rStyle w:val="11"/>
+        </w:rPr>
+        <w:t>delay</w:t>
+      </w:r>
+      <w:r>
+        <w:rPr>
+          <w:rStyle w:val="HTMLCode"/>
+        </w:rPr>
+        <w:t>(</w:t>
+      </w:r>
+      <w:r>
+        <w:rPr>
+          <w:rStyle w:val="y"/>
+        </w:rPr>
+        <w:t>200</w:t>
+      </w:r>
+      <w:r>
+        <w:rPr>
+          <w:rStyle w:val="HTMLCode"/>
+        </w:rPr>
+        <w:t>);</w:t>
+      </w:r>
+      <w:r>
+        <w:br/>
+      </w:r>
+      <w:r>
+        <w:rPr>
+          <w:rStyle w:val="HTMLCode"/>
+        </w:rPr>
+        <w:t xml:space="preserve">    </w:t>
+      </w:r>
+      <w:r>
+        <w:rPr>
+          <w:rStyle w:val="11"/>
+        </w:rPr>
+        <w:t>digitalWrite</w:t>
+      </w:r>
+      <w:r>
+        <w:rPr>
+          <w:rStyle w:val="HTMLCode"/>
+        </w:rPr>
+        <w:t>(</w:t>
+      </w:r>
+      <w:r>
+        <w:rPr>
+          <w:rStyle w:val="11"/>
+        </w:rPr>
+        <w:t>LED_PIN</w:t>
+      </w:r>
+      <w:r>
+        <w:rPr>
+          <w:rStyle w:val="HTMLCode"/>
+        </w:rPr>
+        <w:t xml:space="preserve">, </w:t>
+      </w:r>
+      <w:r>
+        <w:rPr>
+          <w:rStyle w:val="11"/>
+        </w:rPr>
+        <w:t>LOW</w:t>
+      </w:r>
+      <w:r>
+        <w:rPr>
+          <w:rStyle w:val="HTMLCode"/>
+        </w:rPr>
+        <w:t>);</w:t>
+      </w:r>
+      <w:r>
+        <w:br/>
+      </w:r>
+      <w:r>
+        <w:rPr>
+          <w:rStyle w:val="HTMLCode"/>
+        </w:rPr>
+        <w:t xml:space="preserve">    </w:t>
+      </w:r>
+      <w:r>
+        <w:rPr>
+          <w:rStyle w:val="11"/>
+        </w:rPr>
+        <w:t>delay</w:t>
+      </w:r>
+      <w:r>
+        <w:rPr>
+          <w:rStyle w:val="HTMLCode"/>
+        </w:rPr>
+        <w:t>(</w:t>
+      </w:r>
+      <w:r>
+        <w:rPr>
+          <w:rStyle w:val="y"/>
+        </w:rPr>
+        <w:t>300</w:t>
+      </w:r>
+      <w:r>
+        <w:rPr>
+          <w:rStyle w:val="HTMLCode"/>
+        </w:rPr>
+        <w:t>);</w:t>
+      </w:r>
+      <w:r>
+        <w:br/>
+      </w:r>
+      <w:r>
+        <w:br/>
+      </w:r>
+      <w:r>
+        <w:rPr>
+          <w:rStyle w:val="HTMLCode"/>
+        </w:rPr>
+        <w:lastRenderedPageBreak/>
+        <w:t xml:space="preserve">    </w:t>
+      </w:r>
+      <w:r>
+        <w:rPr>
+          <w:rStyle w:val="11"/>
+        </w:rPr>
+        <w:t>Serial</w:t>
+      </w:r>
+      <w:r>
+        <w:rPr>
+          <w:rStyle w:val="HTMLCode"/>
+        </w:rPr>
+        <w:t>.print(</w:t>
+      </w:r>
+      <w:r>
+        <w:rPr>
+          <w:rStyle w:val="z"/>
+        </w:rPr>
+        <w:t>"."</w:t>
+      </w:r>
+      <w:r>
+        <w:rPr>
+          <w:rStyle w:val="HTMLCode"/>
+        </w:rPr>
+        <w:t>);</w:t>
+      </w:r>
+      <w:r>
+        <w:br/>
+      </w:r>
+      <w:r>
+        <w:rPr>
+          <w:rStyle w:val="HTMLCode"/>
+        </w:rPr>
+        <w:t xml:space="preserve">    </w:t>
+      </w:r>
+      <w:r>
+        <w:rPr>
+          <w:rStyle w:val="11"/>
+        </w:rPr>
+        <w:t>attempt</w:t>
+      </w:r>
+      <w:r>
+        <w:rPr>
+          <w:rStyle w:val="v"/>
+        </w:rPr>
+        <w:t>++</w:t>
+      </w:r>
+      <w:r>
+        <w:rPr>
+          <w:rStyle w:val="HTMLCode"/>
+        </w:rPr>
+        <w:t>;</w:t>
+      </w:r>
+      <w:r>
+        <w:br/>
+      </w:r>
+      <w:r>
+        <w:rPr>
+          <w:rStyle w:val="HTMLCode"/>
+        </w:rPr>
+        <w:t xml:space="preserve">  }</w:t>
+      </w:r>
+      <w:r>
+        <w:br/>
+      </w:r>
+      <w:r>
+        <w:br/>
+      </w:r>
+      <w:r>
+        <w:rPr>
+          <w:rStyle w:val="HTMLCode"/>
+        </w:rPr>
+        <w:t xml:space="preserve">  </w:t>
+      </w:r>
+      <w:r>
+        <w:rPr>
+          <w:rStyle w:val="v"/>
+        </w:rPr>
+        <w:t>if</w:t>
+      </w:r>
+      <w:r>
+        <w:rPr>
+          <w:rStyle w:val="HTMLCode"/>
+        </w:rPr>
+        <w:t xml:space="preserve"> (</w:t>
+      </w:r>
+      <w:r>
+        <w:rPr>
+          <w:rStyle w:val="11"/>
+        </w:rPr>
+        <w:t>WiFi</w:t>
+      </w:r>
+      <w:r>
+        <w:rPr>
+          <w:rStyle w:val="HTMLCode"/>
+        </w:rPr>
+        <w:t xml:space="preserve">.status() </w:t>
+      </w:r>
+      <w:r>
+        <w:rPr>
+          <w:rStyle w:val="v"/>
+        </w:rPr>
+        <w:t>==</w:t>
+      </w:r>
+      <w:r>
+        <w:rPr>
+          <w:rStyle w:val="HTMLCode"/>
+        </w:rPr>
+        <w:t xml:space="preserve"> </w:t>
+      </w:r>
+      <w:r>
+        <w:rPr>
+          <w:rStyle w:val="11"/>
+        </w:rPr>
+        <w:t>WL_CONNECTED</w:t>
+      </w:r>
+      <w:r>
+        <w:rPr>
+          <w:rStyle w:val="HTMLCode"/>
+        </w:rPr>
+        <w:t>) {</w:t>
+      </w:r>
+      <w:r>
+        <w:br/>
+      </w:r>
+      <w:r>
+        <w:rPr>
+          <w:rStyle w:val="HTMLCode"/>
+        </w:rPr>
+        <w:t xml:space="preserve">    </w:t>
+      </w:r>
+      <w:r>
+        <w:rPr>
+          <w:rStyle w:val="11"/>
+        </w:rPr>
+        <w:t>Serial</w:t>
+      </w:r>
+      <w:r>
+        <w:rPr>
+          <w:rStyle w:val="HTMLCode"/>
+        </w:rPr>
+        <w:t>.println(</w:t>
+      </w:r>
+      <w:r>
+        <w:rPr>
+          <w:rStyle w:val="z"/>
+        </w:rPr>
+        <w:t>""</w:t>
+      </w:r>
+      <w:r>
+        <w:rPr>
+          <w:rStyle w:val="HTMLCode"/>
+        </w:rPr>
+        <w:t>);</w:t>
+      </w:r>
+      <w:r>
+        <w:br/>
+      </w:r>
+      <w:r>
+        <w:rPr>
+          <w:rStyle w:val="HTMLCode"/>
+        </w:rPr>
+        <w:t xml:space="preserve">    </w:t>
+      </w:r>
+      <w:r>
+        <w:rPr>
+          <w:rStyle w:val="11"/>
+        </w:rPr>
+        <w:t>Serial</w:t>
+      </w:r>
+      <w:r>
+        <w:rPr>
+          <w:rStyle w:val="HTMLCode"/>
+        </w:rPr>
+        <w:t>.println(</w:t>
+      </w:r>
+      <w:r>
+        <w:rPr>
+          <w:rStyle w:val="z"/>
+        </w:rPr>
+        <w:t>"WiFi Connected Successfully!"</w:t>
+      </w:r>
+      <w:r>
+        <w:rPr>
+          <w:rStyle w:val="HTMLCode"/>
+        </w:rPr>
+        <w:t>);</w:t>
+      </w:r>
+      <w:r>
+        <w:br/>
+      </w:r>
+      <w:r>
+        <w:rPr>
+          <w:rStyle w:val="HTMLCode"/>
+        </w:rPr>
+        <w:t xml:space="preserve">    </w:t>
+      </w:r>
+      <w:r>
+        <w:rPr>
+          <w:rStyle w:val="11"/>
+        </w:rPr>
+        <w:t>Serial</w:t>
+      </w:r>
+      <w:r>
+        <w:rPr>
+          <w:rStyle w:val="HTMLCode"/>
+        </w:rPr>
+        <w:t>.print(</w:t>
+      </w:r>
+      <w:r>
+        <w:rPr>
+          <w:rStyle w:val="z"/>
+        </w:rPr>
+        <w:t>"ESP32 IP Address: "</w:t>
+      </w:r>
+      <w:r>
+        <w:rPr>
+          <w:rStyle w:val="HTMLCode"/>
+        </w:rPr>
+        <w:t>);</w:t>
+      </w:r>
+      <w:r>
+        <w:br/>
+      </w:r>
+      <w:r>
+        <w:rPr>
+          <w:rStyle w:val="HTMLCode"/>
+        </w:rPr>
+        <w:t xml:space="preserve">    </w:t>
+      </w:r>
+      <w:r>
+        <w:rPr>
+          <w:rStyle w:val="11"/>
+        </w:rPr>
+        <w:t>Serial</w:t>
+      </w:r>
+      <w:r>
+        <w:rPr>
+          <w:rStyle w:val="HTMLCode"/>
+        </w:rPr>
+        <w:t>.println(</w:t>
+      </w:r>
+      <w:r>
+        <w:rPr>
+          <w:rStyle w:val="11"/>
+        </w:rPr>
+        <w:t>WiFi</w:t>
+      </w:r>
+      <w:r>
+        <w:rPr>
+          <w:rStyle w:val="HTMLCode"/>
+        </w:rPr>
+        <w:t>.localIP());</w:t>
+      </w:r>
+      <w:r>
+        <w:br/>
+      </w:r>
+      <w:r>
+        <w:br/>
+      </w:r>
+      <w:r>
+        <w:rPr>
+          <w:rStyle w:val="HTMLCode"/>
+        </w:rPr>
+        <w:t xml:space="preserve">    </w:t>
+      </w:r>
+      <w:r>
+        <w:rPr>
+          <w:rStyle w:val="11"/>
+        </w:rPr>
+        <w:t>digitalWrite</w:t>
+      </w:r>
+      <w:r>
+        <w:rPr>
+          <w:rStyle w:val="HTMLCode"/>
+        </w:rPr>
+        <w:t>(</w:t>
+      </w:r>
+      <w:r>
+        <w:rPr>
+          <w:rStyle w:val="11"/>
+        </w:rPr>
+        <w:t>LED_PIN</w:t>
+      </w:r>
+      <w:r>
+        <w:rPr>
+          <w:rStyle w:val="HTMLCode"/>
+        </w:rPr>
+        <w:t xml:space="preserve">, </w:t>
+      </w:r>
+      <w:r>
+        <w:rPr>
+          <w:rStyle w:val="11"/>
+        </w:rPr>
+        <w:t>HIGH</w:t>
+      </w:r>
+      <w:r>
+        <w:rPr>
+          <w:rStyle w:val="HTMLCode"/>
+        </w:rPr>
+        <w:t>);</w:t>
+      </w:r>
+      <w:r>
+        <w:br/>
+      </w:r>
+      <w:r>
+        <w:br/>
+      </w:r>
+      <w:r>
+        <w:rPr>
+          <w:rStyle w:val="HTMLCode"/>
+        </w:rPr>
+        <w:t xml:space="preserve">    </w:t>
+      </w:r>
+      <w:r>
+        <w:rPr>
+          <w:rStyle w:val="11"/>
+        </w:rPr>
+        <w:t>digitalWrite</w:t>
+      </w:r>
+      <w:r>
+        <w:rPr>
+          <w:rStyle w:val="HTMLCode"/>
+        </w:rPr>
+        <w:t>(</w:t>
+      </w:r>
+      <w:r>
+        <w:rPr>
+          <w:rStyle w:val="11"/>
+        </w:rPr>
+        <w:t>BUZZER_PIN</w:t>
+      </w:r>
+      <w:r>
+        <w:rPr>
+          <w:rStyle w:val="HTMLCode"/>
+        </w:rPr>
+        <w:t xml:space="preserve">, </w:t>
+      </w:r>
+      <w:r>
+        <w:rPr>
+          <w:rStyle w:val="11"/>
+        </w:rPr>
+        <w:t>HIGH</w:t>
+      </w:r>
+      <w:r>
+        <w:rPr>
+          <w:rStyle w:val="HTMLCode"/>
+        </w:rPr>
+        <w:t>);</w:t>
+      </w:r>
+      <w:r>
+        <w:br/>
+      </w:r>
+      <w:r>
+        <w:rPr>
+          <w:rStyle w:val="HTMLCode"/>
+        </w:rPr>
+        <w:t xml:space="preserve">    </w:t>
+      </w:r>
+      <w:r>
+        <w:rPr>
+          <w:rStyle w:val="11"/>
+        </w:rPr>
+        <w:t>delay</w:t>
+      </w:r>
+      <w:r>
+        <w:rPr>
+          <w:rStyle w:val="HTMLCode"/>
+        </w:rPr>
+        <w:t>(</w:t>
+      </w:r>
+      <w:r>
+        <w:rPr>
+          <w:rStyle w:val="y"/>
+        </w:rPr>
+        <w:t>300</w:t>
+      </w:r>
+      <w:r>
+        <w:rPr>
+          <w:rStyle w:val="HTMLCode"/>
+        </w:rPr>
+        <w:t>);</w:t>
+      </w:r>
+      <w:r>
+        <w:br/>
+      </w:r>
+      <w:r>
+        <w:rPr>
+          <w:rStyle w:val="HTMLCode"/>
+        </w:rPr>
+        <w:t xml:space="preserve">    </w:t>
+      </w:r>
+      <w:r>
+        <w:rPr>
+          <w:rStyle w:val="11"/>
+        </w:rPr>
+        <w:t>digitalWrite</w:t>
+      </w:r>
+      <w:r>
+        <w:rPr>
+          <w:rStyle w:val="HTMLCode"/>
+        </w:rPr>
+        <w:t>(</w:t>
+      </w:r>
+      <w:r>
+        <w:rPr>
+          <w:rStyle w:val="11"/>
+        </w:rPr>
+        <w:t>BUZZER_PIN</w:t>
+      </w:r>
+      <w:r>
+        <w:rPr>
+          <w:rStyle w:val="HTMLCode"/>
+        </w:rPr>
+        <w:t xml:space="preserve">, </w:t>
+      </w:r>
+      <w:r>
+        <w:rPr>
+          <w:rStyle w:val="11"/>
+        </w:rPr>
+        <w:t>LOW</w:t>
+      </w:r>
+      <w:r>
+        <w:rPr>
+          <w:rStyle w:val="HTMLCode"/>
+        </w:rPr>
+        <w:t>);</w:t>
+      </w:r>
+      <w:r>
+        <w:br/>
+      </w:r>
+      <w:r>
+        <w:rPr>
+          <w:rStyle w:val="HTMLCode"/>
+        </w:rPr>
+        <w:t xml:space="preserve">  } </w:t>
+      </w:r>
+      <w:r>
+        <w:br/>
+      </w:r>
+      <w:r>
+        <w:rPr>
+          <w:rStyle w:val="HTMLCode"/>
+        </w:rPr>
+        <w:t xml:space="preserve">  </w:t>
+      </w:r>
+      <w:r>
+        <w:rPr>
+          <w:rStyle w:val="v"/>
+        </w:rPr>
+        <w:t>else</w:t>
+      </w:r>
+      <w:r>
+        <w:rPr>
+          <w:rStyle w:val="HTMLCode"/>
+        </w:rPr>
+        <w:t xml:space="preserve"> {</w:t>
+      </w:r>
+      <w:r>
+        <w:br/>
+      </w:r>
+      <w:r>
+        <w:rPr>
+          <w:rStyle w:val="HTMLCode"/>
+        </w:rPr>
+        <w:t xml:space="preserve">    </w:t>
+      </w:r>
+      <w:r>
+        <w:rPr>
+          <w:rStyle w:val="11"/>
+        </w:rPr>
+        <w:t>Serial</w:t>
+      </w:r>
+      <w:r>
+        <w:rPr>
+          <w:rStyle w:val="HTMLCode"/>
+        </w:rPr>
+        <w:t>.println(</w:t>
+      </w:r>
+      <w:r>
+        <w:rPr>
+          <w:rStyle w:val="z"/>
+        </w:rPr>
+        <w:t>""</w:t>
+      </w:r>
+      <w:r>
+        <w:rPr>
+          <w:rStyle w:val="HTMLCode"/>
+        </w:rPr>
+        <w:t>);</w:t>
+      </w:r>
+      <w:r>
+        <w:br/>
+      </w:r>
+      <w:r>
+        <w:rPr>
+          <w:rStyle w:val="HTMLCode"/>
+        </w:rPr>
+        <w:t xml:space="preserve">    </w:t>
+      </w:r>
+      <w:r>
+        <w:rPr>
+          <w:rStyle w:val="11"/>
+        </w:rPr>
+        <w:t>Serial</w:t>
+      </w:r>
+      <w:r>
+        <w:rPr>
+          <w:rStyle w:val="HTMLCode"/>
+        </w:rPr>
+        <w:t>.println(</w:t>
+      </w:r>
+      <w:r>
+        <w:rPr>
+          <w:rStyle w:val="z"/>
+        </w:rPr>
+        <w:t>"WiFi Connection Failed!"</w:t>
+      </w:r>
+      <w:r>
+        <w:rPr>
+          <w:rStyle w:val="HTMLCode"/>
+        </w:rPr>
+        <w:t>);</w:t>
+      </w:r>
+      <w:r>
+        <w:br/>
+      </w:r>
+      <w:r>
+        <w:br/>
+      </w:r>
+      <w:r>
+        <w:rPr>
+          <w:rStyle w:val="HTMLCode"/>
+        </w:rPr>
+        <w:t xml:space="preserve">    </w:t>
+      </w:r>
+      <w:r>
+        <w:rPr>
+          <w:rStyle w:val="v"/>
+        </w:rPr>
+        <w:t>for</w:t>
+      </w:r>
+      <w:r>
+        <w:rPr>
+          <w:rStyle w:val="HTMLCode"/>
+        </w:rPr>
+        <w:t xml:space="preserve"> (</w:t>
+      </w:r>
+      <w:r>
+        <w:rPr>
+          <w:rStyle w:val="11"/>
+        </w:rPr>
+        <w:t>int</w:t>
+      </w:r>
+      <w:r>
+        <w:rPr>
+          <w:rStyle w:val="HTMLCode"/>
+        </w:rPr>
+        <w:t xml:space="preserve"> </w:t>
+      </w:r>
+      <w:r>
+        <w:rPr>
+          <w:rStyle w:val="11"/>
+        </w:rPr>
+        <w:t>i</w:t>
+      </w:r>
+      <w:r>
+        <w:rPr>
+          <w:rStyle w:val="HTMLCode"/>
+        </w:rPr>
+        <w:t xml:space="preserve"> = </w:t>
+      </w:r>
+      <w:r>
+        <w:rPr>
+          <w:rStyle w:val="y"/>
+        </w:rPr>
+        <w:t>0</w:t>
+      </w:r>
+      <w:r>
+        <w:rPr>
+          <w:rStyle w:val="HTMLCode"/>
+        </w:rPr>
+        <w:t xml:space="preserve">; </w:t>
+      </w:r>
+      <w:r>
+        <w:rPr>
+          <w:rStyle w:val="11"/>
+        </w:rPr>
+        <w:t>i</w:t>
+      </w:r>
+      <w:r>
+        <w:rPr>
+          <w:rStyle w:val="HTMLCode"/>
+        </w:rPr>
+        <w:t xml:space="preserve"> </w:t>
+      </w:r>
+      <w:r>
+        <w:rPr>
+          <w:rStyle w:val="v"/>
+        </w:rPr>
+        <w:t>&lt;</w:t>
+      </w:r>
+      <w:r>
+        <w:rPr>
+          <w:rStyle w:val="HTMLCode"/>
+        </w:rPr>
+        <w:t xml:space="preserve"> </w:t>
+      </w:r>
+      <w:r>
+        <w:rPr>
+          <w:rStyle w:val="y"/>
+        </w:rPr>
+        <w:t>3</w:t>
+      </w:r>
+      <w:r>
+        <w:rPr>
+          <w:rStyle w:val="HTMLCode"/>
+        </w:rPr>
+        <w:t xml:space="preserve">; </w:t>
+      </w:r>
+      <w:r>
+        <w:rPr>
+          <w:rStyle w:val="11"/>
+        </w:rPr>
+        <w:t>i</w:t>
+      </w:r>
+      <w:r>
+        <w:rPr>
+          <w:rStyle w:val="v"/>
+        </w:rPr>
+        <w:t>++</w:t>
+      </w:r>
+      <w:r>
+        <w:rPr>
+          <w:rStyle w:val="HTMLCode"/>
+        </w:rPr>
+        <w:t>) {</w:t>
+      </w:r>
+      <w:r>
+        <w:br/>
+      </w:r>
+      <w:r>
+        <w:rPr>
+          <w:rStyle w:val="HTMLCode"/>
+        </w:rPr>
+        <w:t xml:space="preserve">      </w:t>
+      </w:r>
+      <w:r>
+        <w:rPr>
+          <w:rStyle w:val="11"/>
+        </w:rPr>
+        <w:t>digitalWrite</w:t>
+      </w:r>
+      <w:r>
+        <w:rPr>
+          <w:rStyle w:val="HTMLCode"/>
+        </w:rPr>
+        <w:t>(</w:t>
+      </w:r>
+      <w:r>
+        <w:rPr>
+          <w:rStyle w:val="11"/>
+        </w:rPr>
+        <w:t>BUZZER_PIN</w:t>
+      </w:r>
+      <w:r>
+        <w:rPr>
+          <w:rStyle w:val="HTMLCode"/>
+        </w:rPr>
+        <w:t xml:space="preserve">, </w:t>
+      </w:r>
+      <w:r>
+        <w:rPr>
+          <w:rStyle w:val="11"/>
+        </w:rPr>
+        <w:t>HIGH</w:t>
+      </w:r>
+      <w:r>
+        <w:rPr>
+          <w:rStyle w:val="HTMLCode"/>
+        </w:rPr>
+        <w:t>);</w:t>
+      </w:r>
+      <w:r>
+        <w:br/>
+      </w:r>
+      <w:r>
+        <w:rPr>
+          <w:rStyle w:val="HTMLCode"/>
+        </w:rPr>
+        <w:t xml:space="preserve">      </w:t>
+      </w:r>
+      <w:r>
+        <w:rPr>
+          <w:rStyle w:val="11"/>
+        </w:rPr>
+        <w:t>delay</w:t>
+      </w:r>
+      <w:r>
+        <w:rPr>
+          <w:rStyle w:val="HTMLCode"/>
+        </w:rPr>
+        <w:t>(</w:t>
+      </w:r>
+      <w:r>
+        <w:rPr>
+          <w:rStyle w:val="y"/>
+        </w:rPr>
+        <w:t>200</w:t>
+      </w:r>
+      <w:r>
+        <w:rPr>
+          <w:rStyle w:val="HTMLCode"/>
+        </w:rPr>
+        <w:t>);</w:t>
+      </w:r>
+      <w:r>
+        <w:br/>
+      </w:r>
+      <w:r>
+        <w:rPr>
+          <w:rStyle w:val="HTMLCode"/>
+        </w:rPr>
+        <w:t xml:space="preserve">      </w:t>
+      </w:r>
+      <w:r>
+        <w:rPr>
+          <w:rStyle w:val="11"/>
+        </w:rPr>
+        <w:t>digitalWrite</w:t>
+      </w:r>
+      <w:r>
+        <w:rPr>
+          <w:rStyle w:val="HTMLCode"/>
+        </w:rPr>
+        <w:t>(</w:t>
+      </w:r>
+      <w:r>
+        <w:rPr>
+          <w:rStyle w:val="11"/>
+        </w:rPr>
+        <w:t>BUZZER_PIN</w:t>
+      </w:r>
+      <w:r>
+        <w:rPr>
+          <w:rStyle w:val="HTMLCode"/>
+        </w:rPr>
+        <w:t xml:space="preserve">, </w:t>
+      </w:r>
+      <w:r>
+        <w:rPr>
+          <w:rStyle w:val="11"/>
+        </w:rPr>
+        <w:t>LOW</w:t>
+      </w:r>
+      <w:r>
+        <w:rPr>
+          <w:rStyle w:val="HTMLCode"/>
+        </w:rPr>
+        <w:t>);</w:t>
+      </w:r>
+      <w:r>
+        <w:br/>
+      </w:r>
+      <w:r>
+        <w:rPr>
+          <w:rStyle w:val="HTMLCode"/>
+        </w:rPr>
+        <w:t xml:space="preserve">      </w:t>
+      </w:r>
+      <w:r>
+        <w:rPr>
+          <w:rStyle w:val="11"/>
+        </w:rPr>
+        <w:t>delay</w:t>
+      </w:r>
+      <w:r>
+        <w:rPr>
+          <w:rStyle w:val="HTMLCode"/>
+        </w:rPr>
+        <w:t>(</w:t>
+      </w:r>
+      <w:r>
+        <w:rPr>
+          <w:rStyle w:val="y"/>
+        </w:rPr>
+        <w:t>200</w:t>
+      </w:r>
+      <w:r>
+        <w:rPr>
+          <w:rStyle w:val="HTMLCode"/>
+        </w:rPr>
+        <w:t>);</w:t>
+      </w:r>
+      <w:r>
+        <w:br/>
+      </w:r>
+      <w:r>
+        <w:rPr>
+          <w:rStyle w:val="HTMLCode"/>
+        </w:rPr>
+        <w:t xml:space="preserve">    }</w:t>
+      </w:r>
+      <w:r>
+        <w:br/>
+      </w:r>
+      <w:r>
+        <w:rPr>
+          <w:rStyle w:val="HTMLCode"/>
+        </w:rPr>
+        <w:t xml:space="preserve">  }</w:t>
+      </w:r>
+      <w:r>
+        <w:br/>
+      </w:r>
+      <w:r>
+        <w:rPr>
+          <w:rStyle w:val="HTMLCode"/>
+        </w:rPr>
+        <w:t>}</w:t>
+      </w:r>
+      <w:r>
+        <w:br/>
+      </w:r>
+      <w:r>
+        <w:br/>
+      </w:r>
+      <w:r>
+        <w:rPr>
+          <w:rStyle w:val="11"/>
+        </w:rPr>
+        <w:t>void</w:t>
+      </w:r>
+      <w:r>
+        <w:rPr>
+          <w:rStyle w:val="HTMLCode"/>
+        </w:rPr>
+        <w:t xml:space="preserve"> </w:t>
+      </w:r>
+      <w:r>
+        <w:rPr>
+          <w:rStyle w:val="11"/>
+        </w:rPr>
+        <w:t>loop</w:t>
+      </w:r>
+      <w:r>
+        <w:rPr>
+          <w:rStyle w:val="HTMLCode"/>
+        </w:rPr>
+        <w:t>() {</w:t>
+      </w:r>
+      <w:r>
+        <w:br/>
+      </w:r>
+      <w:r>
+        <w:rPr>
+          <w:rStyle w:val="HTMLCode"/>
+        </w:rPr>
+        <w:t>}</w:t>
+      </w:r>
+    </w:p>
+    <w:p>
+      <w:pPr>
+        <w:pStyle w:val="Heading3"/>
+      </w:pPr>
+      <w:r>
+        <w:t>Observed Result</w:t>
+      </w:r>
+    </w:p>
+    <w:p>
+      <w:pPr>
+        <w:pStyle w:val="NormalWeb"/>
+      </w:pPr>
+      <w:r>
+        <w:t>The LED blinked while the ESP32 was attempting to connect to WiFi.</w:t>
+      </w:r>
+      <w:r>
+        <w:br/>
+        <w:t>After successful connection, the LED stayed ON and the buzzer gave one short beep.</w:t>
+      </w:r>
+    </w:p>
+    <w:p>
+      <w:pPr>
+        <w:pStyle w:val="NormalWeb"/>
+      </w:pPr>
+      <w:r>
+        <w:t>The Serial Monitor displayed the WiFi connection success message and the ESP32 local IP address.</w:t>
+      </w:r>
+    </w:p>
+    <w:p>
+      <w:pPr>
+        <w:pStyle w:val="Heading3"/>
+      </w:pPr>
+      <w:r>
+        <w:t>Result</w:t>
+      </w:r>
+    </w:p>
+    <w:p>
+      <w:pPr>
+        <w:pStyle w:val="HTMLPreformatted"/>
+      </w:pPr>
+      <w:r>
+        <w:rPr>
+          <w:rStyle w:val="HTMLCode"/>
+        </w:rPr>
+        <w:t>Task 3 completed successfully.</w:t>
+      </w:r>
+      <w:r>
+        <w:br/>
+      </w:r>
+      <w:r>
+        <w:rPr>
+          <w:rStyle w:val="HTMLCode"/>
+        </w:rPr>
+        <w:t>LED and buzzer WiFi status indication worked correctly.</w:t>
+      </w:r>
+    </w:p>
+    <w:p>
+      <w:r>
+        <w:pict w14:anchorId="5C07206B">
+          <v:rect id="_x0000_i1045" style="width:0;height:1.5pt" o:hralign="center" o:hrstd="t" o:hr="t" fillcolor="#a0a0a0" stroked="f"/>
+        </w:pict>
+      </w:r>
+    </w:p>
+    <w:p>
+      <w:pPr>
+        <w:pStyle w:val="Heading2"/>
+      </w:pPr>
+    </w:p>
+    <w:p>
+      <w:pPr>
+        <w:pStyle w:val="Heading2"/>
+      </w:pPr>
+    </w:p>
+    <w:p>
+      <w:pPr>
+        <w:pStyle w:val="Heading2"/>
+      </w:pPr>
+    </w:p>
+    <w:p>
+      <w:pPr>
+        <w:pStyle w:val="Heading2"/>
+      </w:pPr>
+    </w:p>
+    <w:p>
+      <w:pPr>
+        <w:pStyle w:val="Heading2"/>
+      </w:pPr>
+      <w:r>
+        <w:lastRenderedPageBreak/>
+        <w:t>10. Task 4 – WiFi Failure Case Testing</w:t>
+      </w:r>
+    </w:p>
+    <w:p>
+      <w:pPr>
+        <w:pStyle w:val="NormalWeb"/>
+      </w:pPr>
+      <w:r>
+        <w:t>The fourth task was to test how the ESP32 behaves when WiFi connection fails.</w:t>
+      </w:r>
+    </w:p>
+    <w:p>
+      <w:pPr>
+        <w:pStyle w:val="NormalWeb"/>
+      </w:pPr>
+      <w:r>
+        <w:t>This was done by intentionally entering a wrong WiFi password.</w:t>
+      </w:r>
+    </w:p>
+    <w:p>
+      <w:pPr>
+        <w:pStyle w:val="Heading3"/>
+      </w:pPr>
+      <w:r>
+        <w:t>Purpose of Failure Test</w:t>
+      </w:r>
+    </w:p>
+    <w:p>
+      <w:pPr>
+        <w:pStyle w:val="NormalWeb"/>
+      </w:pPr>
+      <w:r>
+        <w:t>This test was important because IoT systems should not only work during success conditions. They must also give clear feedback during failure conditions.</w:t>
+      </w:r>
+    </w:p>
+    <w:p>
+      <w:pPr>
+        <w:pStyle w:val="NormalWeb"/>
+      </w:pPr>
+      <w:r>
+        <w:t>A failure condition may happen due to:</w:t>
+      </w:r>
+    </w:p>
+    <w:p>
+      <w:pPr>
+        <w:pStyle w:val="HTMLPreformatted"/>
+      </w:pPr>
+      <w:r>
+        <w:rPr>
+          <w:rStyle w:val="HTMLCode"/>
+        </w:rPr>
+        <w:t>Wrong WiFi password</w:t>
+      </w:r>
+      <w:r>
+        <w:br/>
+      </w:r>
+      <w:r>
+        <w:rPr>
+          <w:rStyle w:val="HTMLCode"/>
+        </w:rPr>
+        <w:t>Router unavailable</w:t>
+      </w:r>
+      <w:r>
+        <w:br/>
+      </w:r>
+      <w:r>
+        <w:rPr>
+          <w:rStyle w:val="HTMLCode"/>
+        </w:rPr>
+        <w:t>Weak WiFi signal</w:t>
+      </w:r>
+      <w:r>
+        <w:br/>
+      </w:r>
+      <w:r>
+        <w:rPr>
+          <w:rStyle w:val="HTMLCode"/>
+        </w:rPr>
+        <w:t>Network disconnected</w:t>
+      </w:r>
+      <w:r>
+        <w:br/>
+      </w:r>
+      <w:r>
+        <w:rPr>
+          <w:rStyle w:val="HTMLCode"/>
+        </w:rPr>
+        <w:t>SSID changed</w:t>
+      </w:r>
+    </w:p>
+    <w:p>
+      <w:pPr>
+        <w:pStyle w:val="Heading3"/>
+      </w:pPr>
+      <w:r>
+        <w:t>Test Method</w:t>
+      </w:r>
+    </w:p>
+    <w:p>
+      <w:pPr>
+        <w:pStyle w:val="NormalWeb"/>
+      </w:pPr>
+      <w:r>
+        <w:t>The WiFi password in the code was temporarily changed to an incorrect password.</w:t>
+      </w:r>
+    </w:p>
+    <w:p>
+      <w:pPr>
+        <w:pStyle w:val="NormalWeb"/>
+      </w:pPr>
+      <w:r>
+        <w:t>Example:</w:t>
+      </w:r>
+    </w:p>
+    <w:p>
+      <w:pPr>
+        <w:pStyle w:val="HTMLPreformatted"/>
+      </w:pPr>
+      <w:r>
+        <w:rPr>
+          <w:rStyle w:val="v"/>
+        </w:rPr>
+        <w:t>const</w:t>
+      </w:r>
+      <w:r>
+        <w:rPr>
+          <w:rStyle w:val="HTMLCode"/>
+        </w:rPr>
+        <w:t xml:space="preserve"> </w:t>
+      </w:r>
+      <w:r>
+        <w:rPr>
+          <w:rStyle w:val="11"/>
+        </w:rPr>
+        <w:t>char</w:t>
+      </w:r>
+      <w:r>
+        <w:rPr>
+          <w:rStyle w:val="HTMLCode"/>
+        </w:rPr>
+        <w:t xml:space="preserve">* </w:t>
+      </w:r>
+      <w:r>
+        <w:rPr>
+          <w:rStyle w:val="11"/>
+        </w:rPr>
+        <w:t>password</w:t>
+      </w:r>
+      <w:r>
+        <w:rPr>
+          <w:rStyle w:val="HTMLCode"/>
+        </w:rPr>
+        <w:t xml:space="preserve"> = </w:t>
+      </w:r>
+      <w:r>
+        <w:rPr>
+          <w:rStyle w:val="z"/>
+        </w:rPr>
+        <w:t>"WRONG_PASSWORD"</w:t>
+      </w:r>
+      <w:r>
+        <w:rPr>
+          <w:rStyle w:val="HTMLCode"/>
+        </w:rPr>
+        <w:t>;</w:t>
+      </w:r>
+    </w:p>
+    <w:p>
+      <w:pPr>
+        <w:pStyle w:val="NormalWeb"/>
+      </w:pPr>
+      <w:r>
+        <w:t>The code was uploaded again and Serial Monitor was opened at 9600 baud rate.</w:t>
+      </w:r>
+    </w:p>
+    <w:p>
+      <w:pPr>
+        <w:pStyle w:val="Heading3"/>
+      </w:pPr>
+      <w:r>
+        <w:t>Expected Output</w:t>
+      </w:r>
+    </w:p>
+    <w:p>
+      <w:pPr>
+        <w:pStyle w:val="HTMLPreformatted"/>
+      </w:pPr>
+      <w:r>
+        <w:rPr>
+          <w:rStyle w:val="HTMLCode"/>
+        </w:rPr>
+        <w:t>Connecting to WiFi...</w:t>
+      </w:r>
+      <w:r>
+        <w:br/>
+      </w:r>
+      <w:r>
+        <w:rPr>
+          <w:rStyle w:val="HTMLCode"/>
+        </w:rPr>
+        <w:t>....................</w:t>
+      </w:r>
+      <w:r>
+        <w:br/>
+      </w:r>
+      <w:r>
+        <w:rPr>
+          <w:rStyle w:val="HTMLCode"/>
+        </w:rPr>
+        <w:t>WiFi Connection Failed!</w:t>
+      </w:r>
+    </w:p>
+    <w:p>
+      <w:pPr>
+        <w:pStyle w:val="Heading3"/>
+      </w:pPr>
+      <w:r>
+        <w:t>Expected Hardware Output</w:t>
+      </w:r>
+    </w:p>
+    <w:p>
+      <w:pPr>
+        <w:pStyle w:val="HTMLPreformatted"/>
+      </w:pPr>
+      <w:r>
+        <w:rPr>
+          <w:rStyle w:val="HTMLCode"/>
+        </w:rPr>
+        <w:t>LED blinks during WiFi connection attempts</w:t>
+      </w:r>
+      <w:r>
+        <w:br/>
+      </w:r>
+      <w:r>
+        <w:rPr>
+          <w:rStyle w:val="HTMLCode"/>
+        </w:rPr>
+        <w:t>Buzzer beeps three times after connection failure</w:t>
+      </w:r>
+    </w:p>
+    <w:p>
+      <w:pPr>
+        <w:pStyle w:val="Heading3"/>
+      </w:pPr>
+      <w:r>
+        <w:t>Observed Result</w:t>
+      </w:r>
+    </w:p>
+    <w:p>
+      <w:pPr>
+        <w:pStyle w:val="NormalWeb"/>
+      </w:pPr>
+      <w:r>
+        <w:t>The ESP32 attempted to connect to WiFi.</w:t>
+      </w:r>
+      <w:r>
+        <w:br/>
+        <w:t>After the connection attempt limit was reached, the Serial Monitor displayed the failure message.</w:t>
+      </w:r>
+      <w:r>
+        <w:br/>
+        <w:t>The buzzer beeped three times to indicate failure.</w:t>
+      </w:r>
+    </w:p>
+    <w:p>
+      <w:pPr>
+        <w:pStyle w:val="NormalWeb"/>
+      </w:pPr>
+      <w:r>
+        <w:t>After the failure test, the correct WiFi password was restored and the ESP32 connected successfully again.</w:t>
+      </w:r>
+    </w:p>
+    <w:p>
+      <w:pPr>
+        <w:pStyle w:val="Heading3"/>
+      </w:pPr>
+    </w:p>
+    <w:p>
+      <w:pPr>
+        <w:pStyle w:val="Heading3"/>
+      </w:pPr>
+      <w:r>
+        <w:lastRenderedPageBreak/>
+        <w:t>Result</w:t>
+      </w:r>
+    </w:p>
+    <w:p>
+      <w:pPr>
+        <w:pStyle w:val="HTMLPreformatted"/>
+      </w:pPr>
+      <w:r>
+        <w:rPr>
+          <w:rStyle w:val="HTMLCode"/>
+        </w:rPr>
+        <w:t>Task 4 completed successfully.</w:t>
+      </w:r>
+      <w:r>
+        <w:br/>
+      </w:r>
+      <w:r>
+        <w:rPr>
+          <w:rStyle w:val="HTMLCode"/>
+        </w:rPr>
+        <w:t>WiFi failure condition was tested and verified.</w:t>
+      </w:r>
+    </w:p>
+    <w:p>
+      <w:r>
+        <w:pict w14:anchorId="18738CD4">
+          <v:rect id="_x0000_i1046" style="width:0;height:1.5pt" o:hralign="center" o:hrstd="t" o:hr="t" fillcolor="#a0a0a0" stroked="f"/>
+        </w:pict>
+      </w:r>
+    </w:p>
+    <w:p>
+      <w:pPr>
+        <w:pStyle w:val="Heading2"/>
+      </w:pPr>
+      <w:r>
+        <w:t>11. Task 5 – Serial Command Mode Backup</w:t>
+      </w:r>
+    </w:p>
+    <w:p>
+      <w:pPr>
+        <w:pStyle w:val="NormalWeb"/>
+      </w:pPr>
+      <w:r>
+        <w:t>The Day 1 Serial Command Mode code was saved as a backup.</w:t>
+      </w:r>
+    </w:p>
+    <w:p>
+      <w:pPr>
+        <w:pStyle w:val="NormalWeb"/>
+      </w:pPr>
+      <w:r>
+        <w:t>Backup file:</w:t>
+      </w:r>
+    </w:p>
+    <w:p>
+      <w:pPr>
+        <w:pStyle w:val="HTMLPreformatted"/>
+      </w:pPr>
+      <w:r>
+        <w:rPr>
+          <w:rStyle w:val="HTMLCode"/>
+        </w:rPr>
+        <w:t>esp32_command_mode.ino</w:t>
+      </w:r>
+    </w:p>
+    <w:p>
+      <w:pPr>
+        <w:pStyle w:val="Heading3"/>
+      </w:pPr>
+      <w:r>
+        <w:t>Why Backup Was Important</w:t>
+      </w:r>
+    </w:p>
+    <w:p>
+      <w:pPr>
+        <w:pStyle w:val="NormalWeb"/>
+      </w:pPr>
+      <w:r>
+        <w:t>This backup code is useful for quick hardware testing if future WiFi or Telegram code creates issues.</w:t>
+      </w:r>
+    </w:p>
+    <w:p>
+      <w:pPr>
+        <w:pStyle w:val="NormalWeb"/>
+      </w:pPr>
+      <w:r>
+        <w:t>It can verify:</w:t>
+      </w:r>
+    </w:p>
+    <w:p>
+      <w:pPr>
+        <w:pStyle w:val="HTMLPreformatted"/>
+      </w:pPr>
+      <w:r>
+        <w:rPr>
+          <w:rStyle w:val="HTMLCode"/>
+        </w:rPr>
+        <w:t>ESP32 upload is working</w:t>
+      </w:r>
+      <w:r>
+        <w:br/>
+      </w:r>
+      <w:r>
+        <w:rPr>
+          <w:rStyle w:val="HTMLCode"/>
+        </w:rPr>
+        <w:t>Serial communication is working</w:t>
+      </w:r>
+      <w:r>
+        <w:br/>
+      </w:r>
+      <w:r>
+        <w:rPr>
+          <w:rStyle w:val="HTMLCode"/>
+        </w:rPr>
+        <w:t>LED is working</w:t>
+      </w:r>
+      <w:r>
+        <w:br/>
+      </w:r>
+      <w:r>
+        <w:rPr>
+          <w:rStyle w:val="HTMLCode"/>
+        </w:rPr>
+        <w:t>Buzzer is working</w:t>
+      </w:r>
+      <w:r>
+        <w:br/>
+      </w:r>
+      <w:r>
+        <w:rPr>
+          <w:rStyle w:val="HTMLCode"/>
+        </w:rPr>
+        <w:t>GPIO pins are working</w:t>
+      </w:r>
+    </w:p>
+    <w:p>
+      <w:pPr>
+        <w:pStyle w:val="Heading3"/>
+      </w:pPr>
+      <w:r>
+        <w:t>Backup Code Reference</w:t>
+      </w:r>
+    </w:p>
+    <w:p>
+      <w:pPr>
+        <w:pStyle w:val="HTMLPreformatted"/>
+      </w:pPr>
+      <w:r>
+        <w:rPr>
+          <w:rStyle w:val="u"/>
+        </w:rPr>
+        <w:t>#define</w:t>
+      </w:r>
+      <w:r>
+        <w:rPr>
+          <w:rStyle w:val="HTMLCode"/>
+        </w:rPr>
+        <w:t xml:space="preserve"> </w:t>
+      </w:r>
+      <w:r>
+        <w:rPr>
+          <w:rStyle w:val="11"/>
+        </w:rPr>
+        <w:t>LED_PIN</w:t>
+      </w:r>
+      <w:r>
+        <w:rPr>
+          <w:rStyle w:val="HTMLCode"/>
+        </w:rPr>
+        <w:t xml:space="preserve"> 23</w:t>
+      </w:r>
+      <w:r>
+        <w:br/>
+      </w:r>
+      <w:r>
+        <w:rPr>
+          <w:rStyle w:val="u"/>
+        </w:rPr>
+        <w:t>#define</w:t>
+      </w:r>
+      <w:r>
+        <w:rPr>
+          <w:rStyle w:val="HTMLCode"/>
+        </w:rPr>
+        <w:t xml:space="preserve"> </w:t>
+      </w:r>
+      <w:r>
+        <w:rPr>
+          <w:rStyle w:val="11"/>
+        </w:rPr>
+        <w:t>BUZZER_PIN</w:t>
+      </w:r>
+      <w:r>
+        <w:rPr>
+          <w:rStyle w:val="HTMLCode"/>
+        </w:rPr>
+        <w:t xml:space="preserve"> 22</w:t>
+      </w:r>
+      <w:r>
+        <w:br/>
+      </w:r>
+      <w:r>
+        <w:br/>
+      </w:r>
+      <w:r>
+        <w:rPr>
+          <w:rStyle w:val="11"/>
+        </w:rPr>
+        <w:t>void</w:t>
+      </w:r>
+      <w:r>
+        <w:rPr>
+          <w:rStyle w:val="HTMLCode"/>
+        </w:rPr>
+        <w:t xml:space="preserve"> </w:t>
+      </w:r>
+      <w:r>
+        <w:rPr>
+          <w:rStyle w:val="11"/>
+        </w:rPr>
+        <w:t>setup</w:t>
+      </w:r>
+      <w:r>
+        <w:rPr>
+          <w:rStyle w:val="HTMLCode"/>
+        </w:rPr>
+        <w:t>() {</w:t>
+      </w:r>
+      <w:r>
+        <w:br/>
+      </w:r>
+      <w:r>
+        <w:rPr>
+          <w:rStyle w:val="HTMLCode"/>
+        </w:rPr>
+        <w:t xml:space="preserve">  </w:t>
+      </w:r>
+      <w:r>
+        <w:rPr>
+          <w:rStyle w:val="11"/>
+        </w:rPr>
+        <w:t>pinMode</w:t>
+      </w:r>
+      <w:r>
+        <w:rPr>
+          <w:rStyle w:val="HTMLCode"/>
+        </w:rPr>
+        <w:t>(</w:t>
+      </w:r>
+      <w:r>
+        <w:rPr>
+          <w:rStyle w:val="11"/>
+        </w:rPr>
+        <w:t>LED_PIN</w:t>
+      </w:r>
+      <w:r>
+        <w:rPr>
+          <w:rStyle w:val="HTMLCode"/>
+        </w:rPr>
+        <w:t xml:space="preserve">, </w:t>
+      </w:r>
+      <w:r>
+        <w:rPr>
+          <w:rStyle w:val="11"/>
+        </w:rPr>
+        <w:t>OUTPUT</w:t>
+      </w:r>
+      <w:r>
+        <w:rPr>
+          <w:rStyle w:val="HTMLCode"/>
+        </w:rPr>
+        <w:t>);</w:t>
+      </w:r>
+      <w:r>
+        <w:br/>
+      </w:r>
+      <w:r>
+        <w:rPr>
+          <w:rStyle w:val="HTMLCode"/>
+        </w:rPr>
+        <w:t xml:space="preserve">  </w:t>
+      </w:r>
+      <w:r>
+        <w:rPr>
+          <w:rStyle w:val="11"/>
+        </w:rPr>
+        <w:t>pinMode</w:t>
+      </w:r>
+      <w:r>
+        <w:rPr>
+          <w:rStyle w:val="HTMLCode"/>
+        </w:rPr>
+        <w:t>(</w:t>
+      </w:r>
+      <w:r>
+        <w:rPr>
+          <w:rStyle w:val="11"/>
+        </w:rPr>
+        <w:t>BUZZER_PIN</w:t>
+      </w:r>
+      <w:r>
+        <w:rPr>
+          <w:rStyle w:val="HTMLCode"/>
+        </w:rPr>
+        <w:t xml:space="preserve">, </w:t>
+      </w:r>
+      <w:r>
+        <w:rPr>
+          <w:rStyle w:val="11"/>
+        </w:rPr>
+        <w:t>OUTPUT</w:t>
+      </w:r>
+      <w:r>
+        <w:rPr>
+          <w:rStyle w:val="HTMLCode"/>
+        </w:rPr>
+        <w:t>);</w:t>
+      </w:r>
+      <w:r>
+        <w:br/>
+      </w:r>
+      <w:r>
+        <w:br/>
+      </w:r>
+      <w:r>
+        <w:rPr>
+          <w:rStyle w:val="HTMLCode"/>
+        </w:rPr>
+        <w:t xml:space="preserve">  </w:t>
+      </w:r>
+      <w:r>
+        <w:rPr>
+          <w:rStyle w:val="11"/>
+        </w:rPr>
+        <w:t>Serial</w:t>
+      </w:r>
+      <w:r>
+        <w:rPr>
+          <w:rStyle w:val="HTMLCode"/>
+        </w:rPr>
+        <w:t>.begin(</w:t>
+      </w:r>
+      <w:r>
+        <w:rPr>
+          <w:rStyle w:val="y"/>
+        </w:rPr>
+        <w:t>9600</w:t>
+      </w:r>
+      <w:r>
+        <w:rPr>
+          <w:rStyle w:val="HTMLCode"/>
+        </w:rPr>
+        <w:t>);</w:t>
+      </w:r>
+      <w:r>
+        <w:br/>
+      </w:r>
+      <w:r>
+        <w:rPr>
+          <w:rStyle w:val="HTMLCode"/>
+        </w:rPr>
+        <w:t>}</w:t>
+      </w:r>
+      <w:r>
+        <w:br/>
+      </w:r>
+      <w:r>
+        <w:br/>
+      </w:r>
+      <w:r>
+        <w:rPr>
+          <w:rStyle w:val="11"/>
+        </w:rPr>
+        <w:t>void</w:t>
+      </w:r>
+      <w:r>
+        <w:rPr>
+          <w:rStyle w:val="HTMLCode"/>
+        </w:rPr>
+        <w:t xml:space="preserve"> </w:t>
+      </w:r>
+      <w:r>
+        <w:rPr>
+          <w:rStyle w:val="11"/>
+        </w:rPr>
+        <w:t>loop</w:t>
+      </w:r>
+      <w:r>
+        <w:rPr>
+          <w:rStyle w:val="HTMLCode"/>
+        </w:rPr>
+        <w:t>() {</w:t>
+      </w:r>
+      <w:r>
+        <w:br/>
+      </w:r>
+      <w:r>
+        <w:rPr>
+          <w:rStyle w:val="HTMLCode"/>
+        </w:rPr>
+        <w:t xml:space="preserve">  </w:t>
+      </w:r>
+      <w:r>
+        <w:rPr>
+          <w:rStyle w:val="v"/>
+        </w:rPr>
+        <w:t>if</w:t>
+      </w:r>
+      <w:r>
+        <w:rPr>
+          <w:rStyle w:val="HTMLCode"/>
+        </w:rPr>
+        <w:t xml:space="preserve"> (</w:t>
+      </w:r>
+      <w:r>
+        <w:rPr>
+          <w:rStyle w:val="11"/>
+        </w:rPr>
+        <w:t>Serial</w:t>
+      </w:r>
+      <w:r>
+        <w:rPr>
+          <w:rStyle w:val="HTMLCode"/>
+        </w:rPr>
+        <w:t xml:space="preserve">.available() </w:t>
+      </w:r>
+      <w:r>
+        <w:rPr>
+          <w:rStyle w:val="v"/>
+        </w:rPr>
+        <w:t>&gt;</w:t>
+      </w:r>
+      <w:r>
+        <w:rPr>
+          <w:rStyle w:val="HTMLCode"/>
+        </w:rPr>
+        <w:t xml:space="preserve"> </w:t>
+      </w:r>
+      <w:r>
+        <w:rPr>
+          <w:rStyle w:val="y"/>
+        </w:rPr>
+        <w:t>0</w:t>
+      </w:r>
+      <w:r>
+        <w:rPr>
+          <w:rStyle w:val="HTMLCode"/>
+        </w:rPr>
+        <w:t>) {</w:t>
+      </w:r>
+      <w:r>
+        <w:br/>
+      </w:r>
+      <w:r>
+        <w:rPr>
+          <w:rStyle w:val="HTMLCode"/>
+        </w:rPr>
+        <w:t xml:space="preserve">    </w:t>
+      </w:r>
+      <w:r>
+        <w:rPr>
+          <w:rStyle w:val="11"/>
+        </w:rPr>
+        <w:t>char</w:t>
+      </w:r>
+      <w:r>
+        <w:rPr>
+          <w:rStyle w:val="HTMLCode"/>
+        </w:rPr>
+        <w:t xml:space="preserve"> </w:t>
+      </w:r>
+      <w:r>
+        <w:rPr>
+          <w:rStyle w:val="11"/>
+        </w:rPr>
+        <w:t>data</w:t>
+      </w:r>
+      <w:r>
+        <w:rPr>
+          <w:rStyle w:val="HTMLCode"/>
+        </w:rPr>
+        <w:t xml:space="preserve"> = </w:t>
+      </w:r>
+      <w:r>
+        <w:rPr>
+          <w:rStyle w:val="11"/>
+        </w:rPr>
+        <w:t>Serial</w:t>
+      </w:r>
+      <w:r>
+        <w:rPr>
+          <w:rStyle w:val="HTMLCode"/>
+        </w:rPr>
+        <w:t>.read();</w:t>
+      </w:r>
+      <w:r>
+        <w:br/>
+      </w:r>
+      <w:r>
+        <w:br/>
+      </w:r>
+      <w:r>
+        <w:rPr>
+          <w:rStyle w:val="HTMLCode"/>
+        </w:rPr>
+        <w:t xml:space="preserve">    </w:t>
+      </w:r>
+      <w:r>
+        <w:rPr>
+          <w:rStyle w:val="v"/>
+        </w:rPr>
+        <w:t>if</w:t>
+      </w:r>
+      <w:r>
+        <w:rPr>
+          <w:rStyle w:val="HTMLCode"/>
+        </w:rPr>
+        <w:t xml:space="preserve"> (</w:t>
+      </w:r>
+      <w:r>
+        <w:rPr>
+          <w:rStyle w:val="11"/>
+        </w:rPr>
+        <w:t>data</w:t>
+      </w:r>
+      <w:r>
+        <w:rPr>
+          <w:rStyle w:val="HTMLCode"/>
+        </w:rPr>
+        <w:t xml:space="preserve"> </w:t>
+      </w:r>
+      <w:r>
+        <w:rPr>
+          <w:rStyle w:val="v"/>
+        </w:rPr>
+        <w:t>==</w:t>
+      </w:r>
+      <w:r>
+        <w:rPr>
+          <w:rStyle w:val="HTMLCode"/>
+        </w:rPr>
+        <w:t xml:space="preserve"> </w:t>
+      </w:r>
+      <w:r>
+        <w:rPr>
+          <w:rStyle w:val="z"/>
+        </w:rPr>
+        <w:t>'1'</w:t>
+      </w:r>
+      <w:r>
+        <w:rPr>
+          <w:rStyle w:val="HTMLCode"/>
+        </w:rPr>
+        <w:t>) {</w:t>
+      </w:r>
+      <w:r>
+        <w:br/>
+      </w:r>
+      <w:r>
+        <w:rPr>
+          <w:rStyle w:val="HTMLCode"/>
+        </w:rPr>
+        <w:t xml:space="preserve">      </w:t>
+      </w:r>
+      <w:r>
+        <w:rPr>
+          <w:rStyle w:val="11"/>
+        </w:rPr>
+        <w:t>digitalWrite</w:t>
+      </w:r>
+      <w:r>
+        <w:rPr>
+          <w:rStyle w:val="HTMLCode"/>
+        </w:rPr>
+        <w:t>(</w:t>
+      </w:r>
+      <w:r>
+        <w:rPr>
+          <w:rStyle w:val="11"/>
+        </w:rPr>
+        <w:t>LED_PIN</w:t>
+      </w:r>
+      <w:r>
+        <w:rPr>
+          <w:rStyle w:val="HTMLCode"/>
+        </w:rPr>
+        <w:t xml:space="preserve">, </w:t>
+      </w:r>
+      <w:r>
+        <w:rPr>
+          <w:rStyle w:val="11"/>
+        </w:rPr>
+        <w:t>HIGH</w:t>
+      </w:r>
+      <w:r>
+        <w:rPr>
+          <w:rStyle w:val="HTMLCode"/>
+        </w:rPr>
+        <w:t>);</w:t>
+      </w:r>
+      <w:r>
+        <w:br/>
+      </w:r>
+      <w:r>
+        <w:rPr>
+          <w:rStyle w:val="HTMLCode"/>
+        </w:rPr>
+        <w:t xml:space="preserve">      </w:t>
+      </w:r>
+      <w:r>
+        <w:rPr>
+          <w:rStyle w:val="11"/>
+        </w:rPr>
+        <w:t>digitalWrite</w:t>
+      </w:r>
+      <w:r>
+        <w:rPr>
+          <w:rStyle w:val="HTMLCode"/>
+        </w:rPr>
+        <w:t>(</w:t>
+      </w:r>
+      <w:r>
+        <w:rPr>
+          <w:rStyle w:val="11"/>
+        </w:rPr>
+        <w:t>BUZZER_PIN</w:t>
+      </w:r>
+      <w:r>
+        <w:rPr>
+          <w:rStyle w:val="HTMLCode"/>
+        </w:rPr>
+        <w:t xml:space="preserve">, </w:t>
+      </w:r>
+      <w:r>
+        <w:rPr>
+          <w:rStyle w:val="11"/>
+        </w:rPr>
+        <w:t>HIGH</w:t>
+      </w:r>
+      <w:r>
+        <w:rPr>
+          <w:rStyle w:val="HTMLCode"/>
+        </w:rPr>
+        <w:t>);</w:t>
+      </w:r>
+      <w:r>
+        <w:br/>
+      </w:r>
+      <w:r>
+        <w:rPr>
+          <w:rStyle w:val="HTMLCode"/>
+        </w:rPr>
+        <w:t xml:space="preserve">    }</w:t>
+      </w:r>
+      <w:r>
+        <w:br/>
+      </w:r>
+      <w:r>
+        <w:rPr>
+          <w:rStyle w:val="HTMLCode"/>
+        </w:rPr>
+        <w:t xml:space="preserve">    </w:t>
+      </w:r>
+      <w:r>
+        <w:rPr>
+          <w:rStyle w:val="v"/>
+        </w:rPr>
+        <w:t>else</w:t>
+      </w:r>
+      <w:r>
+        <w:rPr>
+          <w:rStyle w:val="HTMLCode"/>
+        </w:rPr>
+        <w:t xml:space="preserve"> </w:t>
+      </w:r>
+      <w:r>
+        <w:rPr>
+          <w:rStyle w:val="v"/>
+        </w:rPr>
+        <w:t>if</w:t>
+      </w:r>
+      <w:r>
+        <w:rPr>
+          <w:rStyle w:val="HTMLCode"/>
+        </w:rPr>
+        <w:t xml:space="preserve"> (</w:t>
+      </w:r>
+      <w:r>
+        <w:rPr>
+          <w:rStyle w:val="11"/>
+        </w:rPr>
+        <w:t>data</w:t>
+      </w:r>
+      <w:r>
+        <w:rPr>
+          <w:rStyle w:val="HTMLCode"/>
+        </w:rPr>
+        <w:t xml:space="preserve"> </w:t>
+      </w:r>
+      <w:r>
+        <w:rPr>
+          <w:rStyle w:val="v"/>
+        </w:rPr>
+        <w:t>==</w:t>
+      </w:r>
+      <w:r>
+        <w:rPr>
+          <w:rStyle w:val="HTMLCode"/>
+        </w:rPr>
+        <w:t xml:space="preserve"> </w:t>
+      </w:r>
+      <w:r>
+        <w:rPr>
+          <w:rStyle w:val="z"/>
+        </w:rPr>
+        <w:t>'0'</w:t>
+      </w:r>
+      <w:r>
+        <w:rPr>
+          <w:rStyle w:val="HTMLCode"/>
+        </w:rPr>
+        <w:t>) {</w:t>
+      </w:r>
+      <w:r>
+        <w:br/>
+      </w:r>
+      <w:r>
+        <w:rPr>
+          <w:rStyle w:val="HTMLCode"/>
+        </w:rPr>
+        <w:t xml:space="preserve">      </w:t>
+      </w:r>
+      <w:r>
+        <w:rPr>
+          <w:rStyle w:val="11"/>
+        </w:rPr>
+        <w:t>digitalWrite</w:t>
+      </w:r>
+      <w:r>
+        <w:rPr>
+          <w:rStyle w:val="HTMLCode"/>
+        </w:rPr>
+        <w:t>(</w:t>
+      </w:r>
+      <w:r>
+        <w:rPr>
+          <w:rStyle w:val="11"/>
+        </w:rPr>
+        <w:t>LED_PIN</w:t>
+      </w:r>
+      <w:r>
+        <w:rPr>
+          <w:rStyle w:val="HTMLCode"/>
+        </w:rPr>
+        <w:t xml:space="preserve">, </w:t>
+      </w:r>
+      <w:r>
+        <w:rPr>
+          <w:rStyle w:val="11"/>
+        </w:rPr>
+        <w:t>LOW</w:t>
+      </w:r>
+      <w:r>
+        <w:rPr>
+          <w:rStyle w:val="HTMLCode"/>
+        </w:rPr>
+        <w:t>);</w:t>
+      </w:r>
+      <w:r>
+        <w:br/>
+      </w:r>
+      <w:r>
+        <w:rPr>
+          <w:rStyle w:val="HTMLCode"/>
+        </w:rPr>
+        <w:t xml:space="preserve">      </w:t>
+      </w:r>
+      <w:r>
+        <w:rPr>
+          <w:rStyle w:val="11"/>
+        </w:rPr>
+        <w:t>digitalWrite</w:t>
+      </w:r>
+      <w:r>
+        <w:rPr>
+          <w:rStyle w:val="HTMLCode"/>
+        </w:rPr>
+        <w:t>(</w:t>
+      </w:r>
+      <w:r>
+        <w:rPr>
+          <w:rStyle w:val="11"/>
+        </w:rPr>
+        <w:t>BUZZER_PIN</w:t>
+      </w:r>
+      <w:r>
+        <w:rPr>
+          <w:rStyle w:val="HTMLCode"/>
+        </w:rPr>
+        <w:t xml:space="preserve">, </w:t>
+      </w:r>
+      <w:r>
+        <w:rPr>
+          <w:rStyle w:val="11"/>
+        </w:rPr>
+        <w:t>LOW</w:t>
+      </w:r>
+      <w:r>
+        <w:rPr>
+          <w:rStyle w:val="HTMLCode"/>
+        </w:rPr>
+        <w:t>);</w:t>
+      </w:r>
+      <w:r>
+        <w:br/>
+      </w:r>
+      <w:r>
+        <w:rPr>
+          <w:rStyle w:val="HTMLCode"/>
+        </w:rPr>
+        <w:t xml:space="preserve">    }</w:t>
+      </w:r>
+      <w:r>
+        <w:br/>
+      </w:r>
+      <w:r>
+        <w:rPr>
+          <w:rStyle w:val="HTMLCode"/>
+        </w:rPr>
+        <w:t xml:space="preserve">  }</w:t>
+      </w:r>
+      <w:r>
+        <w:br/>
+      </w:r>
+      <w:r>
+        <w:rPr>
+          <w:rStyle w:val="HTMLCode"/>
+        </w:rPr>
+        <w:t>}</w:t>
+      </w:r>
+    </w:p>
+    <w:p>
+      <w:pPr>
+        <w:pStyle w:val="Heading3"/>
+      </w:pPr>
+    </w:p>
+    <w:p>
+      <w:pPr>
+        <w:pStyle w:val="Heading3"/>
+      </w:pPr>
+      <w:r>
+        <w:lastRenderedPageBreak/>
+        <w:t>Result</w:t>
+      </w:r>
+    </w:p>
+    <w:p>
+      <w:pPr>
+        <w:pStyle w:val="HTMLPreformatted"/>
+      </w:pPr>
+      <w:r>
+        <w:rPr>
+          <w:rStyle w:val="HTMLCode"/>
+        </w:rPr>
+        <w:t>Task 5 completed successfully.</w:t>
+      </w:r>
+      <w:r>
+        <w:br/>
+      </w:r>
+      <w:r>
+        <w:rPr>
+          <w:rStyle w:val="HTMLCode"/>
+        </w:rPr>
+        <w:t>Serial Command Mode backup was saved.</w:t>
+      </w:r>
+    </w:p>
+    <w:p/>
+    <w:p>
+      <w:pPr>
+        <w:pStyle w:val="Heading2"/>
+      </w:pPr>
+      <w:r>
+        <w:t>12</w:t>
+      </w:r>
+      <w:r>
+        <w:t>. Challenges Faced and Solutions</w:t>
+      </w:r>
+    </w:p>
+    <w:tbl>
+      <w:tblPr>
+        <w:tblW w:w="0" w:type="auto"/>
+        <w:tblCellSpacing w:w="15" w:type="dxa"/>
+        <w:tblCellMar>
+          <w:top w:w="15" w:type="dxa"/>
+          <w:left w:w="15" w:type="dxa"/>
+          <w:bottom w:w="15" w:type="dxa"/>
+          <w:right w:w="15" w:type="dxa"/>
+        </w:tblCellMar>
+        <w:tblLook w:val="04A0" w:firstRow="1" w:lastRow="0" w:firstColumn="1" w:lastColumn="0" w:noHBand="0" w:noVBand="1"/>
+      </w:tblPr>
+      <w:tblGrid>
+        <w:gridCol w:w="2414"/>
+        <w:gridCol w:w="3346"/>
+        <w:gridCol w:w="2598"/>
+        <w:gridCol w:w="668"/>
+      </w:tblGrid>
+      <w:tr>
+        <w:trPr>
+          <w:tblHeader/>
+          <w:tblCellSpacing w:w="15" w:type="dxa"/>
+        </w:trPr>
+        <w:tc>
+          <w:tcPr>
+            <w:tcW w:w="0" w:type="auto"/>
+            <w:vAlign w:val="center"/>
+            <w:hideMark/>
+          </w:tcPr>
+          <w:p>
+            <w:pPr>
+              <w:jc w:val="center"/>
+              <w:rPr>
+                <w:b/>
+                <w:bCs/>
+              </w:rPr>
+            </w:pPr>
+            <w:r>
+              <w:rPr>
+                <w:b/>
+                <w:bCs/>
+              </w:rPr>
+              <w:t>Challenge</w:t>
+            </w:r>
+          </w:p>
+        </w:tc>
+        <w:tc>
+          <w:tcPr>
+            <w:tcW w:w="0" w:type="auto"/>
+            <w:vAlign w:val="center"/>
+            <w:hideMark/>
+          </w:tcPr>
+          <w:p>
+            <w:pPr>
+              <w:jc w:val="center"/>
+              <w:rPr>
+                <w:b/>
+                <w:bCs/>
+              </w:rPr>
+            </w:pPr>
+            <w:r>
+              <w:rPr>
+                <w:b/>
+                <w:bCs/>
+              </w:rPr>
+              <w:t>Reason</w:t>
+            </w:r>
+          </w:p>
+        </w:tc>
+        <w:tc>
+          <w:tcPr>
+            <w:tcW w:w="0" w:type="auto"/>
+            <w:vAlign w:val="center"/>
+            <w:hideMark/>
+          </w:tcPr>
+          <w:p>
+            <w:pPr>
+              <w:jc w:val="center"/>
+              <w:rPr>
+                <w:b/>
+                <w:bCs/>
+              </w:rPr>
+            </w:pPr>
+            <w:r>
+              <w:rPr>
+                <w:b/>
+                <w:bCs/>
+              </w:rPr>
+              <w:t>Solution</w:t>
+            </w:r>
+          </w:p>
+        </w:tc>
+        <w:tc>
+          <w:tcPr>
+            <w:tcW w:w="0" w:type="auto"/>
+            <w:vAlign w:val="center"/>
+            <w:hideMark/>
+          </w:tcPr>
+          <w:p>
+            <w:pPr>
+              <w:jc w:val="center"/>
+              <w:rPr>
+                <w:b/>
+                <w:bCs/>
+              </w:rPr>
+            </w:pPr>
+            <w:r>
+              <w:rPr>
+                <w:b/>
+                <w:bCs/>
+              </w:rPr>
+              <w:t>Status</w:t>
+            </w:r>
+          </w:p>
+        </w:tc>
+      </w:tr>
+      <w:tr>
+        <w:trPr>
+          <w:tblCellSpacing w:w="15" w:type="dxa"/>
+        </w:trPr>
+        <w:tc>
+          <w:tcPr>
+            <w:tcW w:w="0" w:type="auto"/>
+            <w:vAlign w:val="center"/>
+            <w:hideMark/>
+          </w:tcPr>
+          <w:p>
+            <w:r>
+              <w:t>Needed WiFi connection verification</w:t>
+            </w:r>
+          </w:p>
+        </w:tc>
+        <w:tc>
+          <w:tcPr>
+            <w:tcW w:w="0" w:type="auto"/>
+            <w:vAlign w:val="center"/>
+            <w:hideMark/>
+          </w:tcPr>
+          <w:p>
+            <w:r>
+              <w:t>ESP32 IoT alerting requires stable WiFi first</w:t>
+            </w:r>
+          </w:p>
+        </w:tc>
+        <w:tc>
+          <w:tcPr>
+            <w:tcW w:w="0" w:type="auto"/>
+            <w:vAlign w:val="center"/>
+            <w:hideMark/>
+          </w:tcPr>
+          <w:p>
+            <w:r>
+              <w:t xml:space="preserve">Tested WiFi using </w:t>
+            </w:r>
+            <w:r>
+              <w:rPr>
+                <w:rStyle w:val="HTMLCode"/>
+                <w:rFonts w:eastAsiaTheme="minorHAnsi"/>
+              </w:rPr>
+              <w:t>WiFi.h</w:t>
+            </w:r>
+            <w:r>
+              <w:t xml:space="preserve"> library</w:t>
+            </w:r>
+          </w:p>
+        </w:tc>
+        <w:tc>
+          <w:tcPr>
+            <w:tcW w:w="0" w:type="auto"/>
+            <w:vAlign w:val="center"/>
+            <w:hideMark/>
+          </w:tcPr>
+          <w:p>
+            <w:r>
+              <w:t>Solved</w:t>
+            </w:r>
+          </w:p>
+        </w:tc>
+      </w:tr>
+      <w:tr>
+        <w:trPr>
+          <w:tblCellSpacing w:w="15" w:type="dxa"/>
+        </w:trPr>
+        <w:tc>
+          <w:tcPr>
+            <w:tcW w:w="0" w:type="auto"/>
+            <w:vAlign w:val="center"/>
+            <w:hideMark/>
+          </w:tcPr>
+          <w:p>
+            <w:r>
+              <w:t>Needed physical WiFi status indication</w:t>
+            </w:r>
+          </w:p>
+        </w:tc>
+        <w:tc>
+          <w:tcPr>
+            <w:tcW w:w="0" w:type="auto"/>
+            <w:vAlign w:val="center"/>
+            <w:hideMark/>
+          </w:tcPr>
+          <w:p>
+            <w:r>
+              <w:t>Serial Monitor alone is not enough for hardware feedback</w:t>
+            </w:r>
+          </w:p>
+        </w:tc>
+        <w:tc>
+          <w:tcPr>
+            <w:tcW w:w="0" w:type="auto"/>
+            <w:vAlign w:val="center"/>
+            <w:hideMark/>
+          </w:tcPr>
+          <w:p>
+            <w:r>
+              <w:t>Used LED and buzzer for connection status</w:t>
+            </w:r>
+          </w:p>
+        </w:tc>
+        <w:tc>
+          <w:tcPr>
+            <w:tcW w:w="0" w:type="auto"/>
+            <w:vAlign w:val="center"/>
+            <w:hideMark/>
+          </w:tcPr>
+          <w:p>
+            <w:r>
+              <w:t>Solved</w:t>
+            </w:r>
+          </w:p>
+        </w:tc>
+      </w:tr>
+      <w:tr>
+        <w:trPr>
+          <w:tblCellSpacing w:w="15" w:type="dxa"/>
+        </w:trPr>
+        <w:tc>
+          <w:tcPr>
+            <w:tcW w:w="0" w:type="auto"/>
+            <w:vAlign w:val="center"/>
+            <w:hideMark/>
+          </w:tcPr>
+          <w:p>
+            <w:r>
+              <w:t>Needed failure condition testing</w:t>
+            </w:r>
+          </w:p>
+        </w:tc>
+        <w:tc>
+          <w:tcPr>
+            <w:tcW w:w="0" w:type="auto"/>
+            <w:vAlign w:val="center"/>
+            <w:hideMark/>
+          </w:tcPr>
+          <w:p>
+            <w:r>
+              <w:t>IoT systems must handle connection failure</w:t>
+            </w:r>
+          </w:p>
+        </w:tc>
+        <w:tc>
+          <w:tcPr>
+            <w:tcW w:w="0" w:type="auto"/>
+            <w:vAlign w:val="center"/>
+            <w:hideMark/>
+          </w:tcPr>
+          <w:p>
+            <w:r>
+              <w:t>Tested wrong password case</w:t>
+            </w:r>
+          </w:p>
+        </w:tc>
+        <w:tc>
+          <w:tcPr>
+            <w:tcW w:w="0" w:type="auto"/>
+            <w:vAlign w:val="center"/>
+            <w:hideMark/>
+          </w:tcPr>
+          <w:p>
+            <w:r>
+              <w:t>Solved</w:t>
+            </w:r>
+          </w:p>
+        </w:tc>
+      </w:tr>
+      <w:tr>
+        <w:trPr>
+          <w:tblCellSpacing w:w="15" w:type="dxa"/>
+        </w:trPr>
+        <w:tc>
+          <w:tcPr>
+            <w:tcW w:w="0" w:type="auto"/>
+            <w:vAlign w:val="center"/>
+            <w:hideMark/>
+          </w:tcPr>
+          <w:p>
+            <w:r>
+              <w:t>Needed hardware fallback code</w:t>
+            </w:r>
+          </w:p>
+        </w:tc>
+        <w:tc>
+          <w:tcPr>
+            <w:tcW w:w="0" w:type="auto"/>
+            <w:vAlign w:val="center"/>
+            <w:hideMark/>
+          </w:tcPr>
+          <w:p>
+            <w:r>
+              <w:t>Future IoT code may create debugging difficulty</w:t>
+            </w:r>
+          </w:p>
+        </w:tc>
+        <w:tc>
+          <w:tcPr>
+            <w:tcW w:w="0" w:type="auto"/>
+            <w:vAlign w:val="center"/>
+            <w:hideMark/>
+          </w:tcPr>
+          <w:p>
+            <w:r>
+              <w:t>Saved Serial Command Mode as backup</w:t>
+            </w:r>
+          </w:p>
+        </w:tc>
+        <w:tc>
+          <w:tcPr>
+            <w:tcW w:w="0" w:type="auto"/>
+            <w:vAlign w:val="center"/>
+            <w:hideMark/>
+          </w:tcPr>
+          <w:p>
+            <w:r>
+              <w:t>Solved</w:t>
+            </w:r>
+          </w:p>
+        </w:tc>
+      </w:tr>
+    </w:tbl>
+    <w:p/>
+    <w:p>
+      <w:pPr>
+        <w:pStyle w:val="Heading2"/>
+      </w:pPr>
+      <w:r>
+        <w:t>1</w:t>
+      </w:r>
+      <w:r>
+        <w:t>3</w:t>
+      </w:r>
+      <w:r>
+        <w:t>. Final Output Summary</w:t>
+      </w:r>
+    </w:p>
+    <w:p>
+      <w:pPr>
+        <w:pStyle w:val="NormalWeb"/>
+      </w:pPr>
+      <w:r>
+        <w:t>At the end of Phase 2 Day 2, the ESP32 successfully performed the following:</w:t>
+      </w:r>
+    </w:p>
+    <w:p>
+      <w:pPr>
+        <w:pStyle w:val="HTMLPreformatted"/>
+      </w:pPr>
+      <w:r>
+        <w:rPr>
+          <w:rStyle w:val="HTMLCode"/>
+        </w:rPr>
+        <w:t>Connected to WiFi</w:t>
+      </w:r>
+      <w:r>
+        <w:br/>
+      </w:r>
+      <w:r>
+        <w:rPr>
+          <w:rStyle w:val="HTMLCode"/>
+        </w:rPr>
+        <w:t>Printed local IP address</w:t>
+      </w:r>
+      <w:r>
+        <w:br/>
+      </w:r>
+      <w:r>
+        <w:rPr>
+          <w:rStyle w:val="HTMLCode"/>
+        </w:rPr>
+        <w:t>Displayed connection progress in Serial Monitor</w:t>
+      </w:r>
+      <w:r>
+        <w:br/>
+      </w:r>
+      <w:r>
+        <w:rPr>
+          <w:rStyle w:val="HTMLCode"/>
+        </w:rPr>
+        <w:t>Blinked LED during connection attempt</w:t>
+      </w:r>
+      <w:r>
+        <w:br/>
+      </w:r>
+      <w:r>
+        <w:rPr>
+          <w:rStyle w:val="HTMLCode"/>
+        </w:rPr>
+        <w:t>Kept LED ON after successful connection</w:t>
+      </w:r>
+      <w:r>
+        <w:br/>
+      </w:r>
+      <w:r>
+        <w:rPr>
+          <w:rStyle w:val="HTMLCode"/>
+        </w:rPr>
+        <w:t>Beeped buzzer once after WiFi success</w:t>
+      </w:r>
+      <w:r>
+        <w:br/>
+      </w:r>
+      <w:r>
+        <w:rPr>
+          <w:rStyle w:val="HTMLCode"/>
+        </w:rPr>
+        <w:t>Detected WiFi failure condition</w:t>
+      </w:r>
+      <w:r>
+        <w:br/>
+      </w:r>
+      <w:r>
+        <w:rPr>
+          <w:rStyle w:val="HTMLCode"/>
+        </w:rPr>
+        <w:t>Beeped buzzer three times after WiFi failure</w:t>
+      </w:r>
+      <w:r>
+        <w:br/>
+      </w:r>
+      <w:r>
+        <w:rPr>
+          <w:rStyle w:val="HTMLCode"/>
+        </w:rPr>
+        <w:t>Reconnected successfully after restoring correct password</w:t>
+      </w:r>
+    </w:p>
+    <w:p>
+      <w:r>
+        <w:pict w14:anchorId="4A3687C5">
+          <v:rect id="_x0000_i1057" style="width:0;height:1.5pt" o:hralign="center" o:hrstd="t" o:hr="t" fillcolor="#a0a0a0" stroked="f"/>
+        </w:pict>
+      </w:r>
+    </w:p>
+    <w:p>
+      <w:pPr>
+        <w:pStyle w:val="Heading2"/>
+      </w:pPr>
+      <w:r>
+        <w:t>1</w:t>
+      </w:r>
+      <w:r>
+        <w:t>4</w:t>
+      </w:r>
+      <w:r>
+        <w:t>. Final Working Configuration</w:t>
+      </w:r>
+    </w:p>
+    <w:p>
+      <w:pPr>
+        <w:pStyle w:val="HTMLPreformatted"/>
+      </w:pPr>
+      <w:r>
+        <w:rPr>
+          <w:rStyle w:val="HTMLCode"/>
+        </w:rPr>
+        <w:t>Board: ESP32 Dev Module</w:t>
+      </w:r>
+      <w:r>
+        <w:br/>
+      </w:r>
+      <w:r>
+        <w:rPr>
+          <w:rStyle w:val="HTMLCode"/>
+        </w:rPr>
+        <w:t>Port: COM4</w:t>
+      </w:r>
+      <w:r>
+        <w:br/>
+      </w:r>
+      <w:r>
+        <w:rPr>
+          <w:rStyle w:val="HTMLCode"/>
+        </w:rPr>
+        <w:t>WiFi Library: WiFi.h</w:t>
+      </w:r>
+      <w:r>
+        <w:br/>
+      </w:r>
+      <w:r>
+        <w:rPr>
+          <w:rStyle w:val="HTMLCode"/>
+        </w:rPr>
+        <w:t>Baud Rate: 9600</w:t>
+      </w:r>
+      <w:r>
+        <w:br/>
+      </w:r>
+      <w:r>
+        <w:rPr>
+          <w:rStyle w:val="HTMLCode"/>
+        </w:rPr>
+        <w:t>LED Pin: GPIO 23</w:t>
+      </w:r>
+      <w:r>
+        <w:br/>
+      </w:r>
+      <w:r>
+        <w:rPr>
+          <w:rStyle w:val="HTMLCode"/>
+        </w:rPr>
+        <w:t>Buzzer Pin: GPIO 22</w:t>
+      </w:r>
+      <w:r>
+        <w:br/>
+      </w:r>
+      <w:r>
+        <w:rPr>
+          <w:rStyle w:val="HTMLCode"/>
+        </w:rPr>
+        <w:t>Status LED: Active during WiFi status</w:t>
+      </w:r>
+      <w:r>
+        <w:br/>
+      </w:r>
+      <w:r>
+        <w:rPr>
+          <w:rStyle w:val="HTMLCode"/>
+        </w:rPr>
+        <w:t>Buzzer: Success/failure audio indicator</w:t>
+      </w:r>
+    </w:p>
+    <w:p>
+      <w:r>
+        <w:pict w14:anchorId="29036576">
+          <v:rect id="_x0000_i1058" style="width:0;height:1.5pt" o:hralign="center" o:hrstd="t" o:hr="t" fillcolor="#a0a0a0" stroked="f"/>
+        </w:pict>
+      </w:r>
+    </w:p>
+    <w:p>
+      <w:pPr>
+        <w:pStyle w:val="Heading2"/>
+      </w:pPr>
+      <w:r>
+        <w:lastRenderedPageBreak/>
+        <w:t>1</w:t>
+      </w:r>
+      <w:r>
+        <w:t>5</w:t>
+      </w:r>
+      <w:r>
+        <w:t>. Importance of Day 2</w:t>
+      </w:r>
+    </w:p>
+    <w:p>
+      <w:pPr>
+        <w:pStyle w:val="NormalWeb"/>
+      </w:pPr>
+      <w:r>
+        <w:t>Phase 2 Day 2 was an important step because it moved the ESP32 from simple local output control to network connectivity.</w:t>
+      </w:r>
+    </w:p>
+    <w:p>
+      <w:pPr>
+        <w:pStyle w:val="NormalWeb"/>
+      </w:pPr>
+      <w:r>
+        <w:t>Day 1 proved:</w:t>
+      </w:r>
+    </w:p>
+    <w:p>
+      <w:pPr>
+        <w:pStyle w:val="HTMLPreformatted"/>
+      </w:pPr>
+      <w:r>
+        <w:rPr>
+          <w:rStyle w:val="HTMLCode"/>
+        </w:rPr>
+        <w:t>ESP32 can be programmed</w:t>
+      </w:r>
+      <w:r>
+        <w:br/>
+      </w:r>
+      <w:r>
+        <w:rPr>
+          <w:rStyle w:val="HTMLCode"/>
+        </w:rPr>
+        <w:t>LED and buzzer can be controlled</w:t>
+      </w:r>
+      <w:r>
+        <w:br/>
+      </w:r>
+      <w:r>
+        <w:rPr>
+          <w:rStyle w:val="HTMLCode"/>
+        </w:rPr>
+        <w:t>Serial command mode works</w:t>
+      </w:r>
+    </w:p>
+    <w:p>
+      <w:pPr>
+        <w:pStyle w:val="NormalWeb"/>
+      </w:pPr>
+      <w:r>
+        <w:t>Day 2 proved:</w:t>
+      </w:r>
+    </w:p>
+    <w:p>
+      <w:pPr>
+        <w:pStyle w:val="HTMLPreformatted"/>
+      </w:pPr>
+      <w:r>
+        <w:rPr>
+          <w:rStyle w:val="HTMLCode"/>
+        </w:rPr>
+        <w:t>ESP32 can connect to WiFi</w:t>
+      </w:r>
+      <w:r>
+        <w:br/>
+      </w:r>
+      <w:r>
+        <w:rPr>
+          <w:rStyle w:val="HTMLCode"/>
+        </w:rPr>
+        <w:t>ESP32 can report network status</w:t>
+      </w:r>
+      <w:r>
+        <w:br/>
+      </w:r>
+      <w:r>
+        <w:rPr>
+          <w:rStyle w:val="HTMLCode"/>
+        </w:rPr>
+        <w:t>ESP32 can indicate success and failure physically</w:t>
+      </w:r>
+      <w:r>
+        <w:br/>
+      </w:r>
+      <w:r>
+        <w:rPr>
+          <w:rStyle w:val="HTMLCode"/>
+        </w:rPr>
+        <w:t>ESP32 is ready for IoT alert integration</w:t>
+      </w:r>
+    </w:p>
+    <w:p>
+      <w:pPr>
+        <w:pStyle w:val="NormalWeb"/>
+      </w:pPr>
+      <w:r>
+        <w:t>This prepares the system for the next stage, where WiFi-based notifications can be implemented.</w:t>
+      </w:r>
+    </w:p>
+    <w:p>
+      <w:bookmarkStart w:id="0" w:name="_GoBack"/>
+      <w:bookmarkEnd w:id="0"/>
+    </w:p>
     <w:sectPr>
       <w:pgSz w:w="11906" w:h="16838"/>
       <w:pgMar w:top="1440" w:right="1440" w:bottom="1440" w:left="1440" w:header="720" w:footer="720" w:gutter="0"/>
+      <w:pgBorders w:offsetFrom="page">
+        <w:top w:val="single" w:sz="4" w:space="24" w:color="auto"/>
+        <w:left w:val="single" w:sz="4" w:space="24" w:color="auto"/>
+        <w:bottom w:val="single" w:sz="4" w:space="24" w:color="auto"/>
+        <w:right w:val="single" w:sz="4" w:space="24" w:color="auto"/>
+      </w:pgBorders>
       <w:cols w:space="720"/>
       <w:docGrid w:linePitch="360"/>
     </w:sectPr>
@@ -5238,7 +11045,7 @@
 </file>
 
 <file path=customXml/itemProps1.xml><?xml version="1.0" encoding="utf-8"?>
-<ds:datastoreItem xmlns:ds="http://schemas.openxmlformats.org/officeDocument/2006/customXml" ds:itemID="{B319A0A3-D48C-40CF-BF3E-EA9A433DC2D1}">
+<ds:datastoreItem xmlns:ds="http://schemas.openxmlformats.org/officeDocument/2006/customXml" ds:itemID="{6B4EA23F-BA11-4CC7-BE6A-B189DFA5C9ED}">
   <ds:schemaRefs>
     <ds:schemaRef ds:uri="http://schemas.openxmlformats.org/officeDocument/2006/bibliography"/>
   </ds:schemaRefs>

--- a/docs/Tecnical_Report_Phase_2.docx
+++ b/docs/Tecnical_Report_Phase_2.docx
@@ -9403,10 +9403,7 @@
         <w:pStyle w:val="Heading2"/>
       </w:pPr>
       <w:r>
-        <w:t>12</w:t>
-      </w:r>
-      <w:r>
-        <w:t>. Challenges Faced and Solutions</w:t>
+        <w:t>12. Challenges Faced and Solutions</w:t>
       </w:r>
     </w:p>
     <w:tbl>
@@ -9754,13 +9751,7 @@
         <w:pStyle w:val="Heading2"/>
       </w:pPr>
       <w:r>
-        <w:t>1</w:t>
-      </w:r>
-      <w:r>
-        <w:t>3</w:t>
-      </w:r>
-      <w:r>
-        <w:t>. Final Output Summary</w:t>
+        <w:t>13. Final Output Summary</w:t>
       </w:r>
     </w:p>
     <w:p>
@@ -9857,6 +9848,2327 @@
     <w:p>
       <w:r>
         <w:pict w14:anchorId="4A3687C5">
+          <v:rect id="_x0000_i1047" style="width:0;height:1.5pt" o:hralign="center" o:hrstd="t" o:hr="t" fillcolor="#a0a0a0" stroked="f"/>
+        </w:pict>
+      </w:r>
+    </w:p>
+    <w:p>
+      <w:pPr>
+        <w:pStyle w:val="Heading2"/>
+      </w:pPr>
+      <w:r>
+        <w:t>14. Final Working Configuration</w:t>
+      </w:r>
+    </w:p>
+    <w:p>
+      <w:pPr>
+        <w:pStyle w:val="HTMLPreformatted"/>
+      </w:pPr>
+      <w:r>
+        <w:rPr>
+          <w:rStyle w:val="HTMLCode"/>
+        </w:rPr>
+        <w:t>Board: ESP32 Dev Module</w:t>
+      </w:r>
+      <w:r>
+        <w:br/>
+      </w:r>
+      <w:r>
+        <w:rPr>
+          <w:rStyle w:val="HTMLCode"/>
+        </w:rPr>
+        <w:t>Port: COM4</w:t>
+      </w:r>
+      <w:r>
+        <w:br/>
+      </w:r>
+      <w:r>
+        <w:rPr>
+          <w:rStyle w:val="HTMLCode"/>
+        </w:rPr>
+        <w:t>WiFi Library: WiFi.h</w:t>
+      </w:r>
+      <w:r>
+        <w:br/>
+      </w:r>
+      <w:r>
+        <w:rPr>
+          <w:rStyle w:val="HTMLCode"/>
+        </w:rPr>
+        <w:t>Baud Rate: 9600</w:t>
+      </w:r>
+      <w:r>
+        <w:br/>
+      </w:r>
+      <w:r>
+        <w:rPr>
+          <w:rStyle w:val="HTMLCode"/>
+        </w:rPr>
+        <w:t>LED Pin: GPIO 23</w:t>
+      </w:r>
+      <w:r>
+        <w:br/>
+      </w:r>
+      <w:r>
+        <w:rPr>
+          <w:rStyle w:val="HTMLCode"/>
+        </w:rPr>
+        <w:t>Buzzer Pin: GPIO 22</w:t>
+      </w:r>
+      <w:r>
+        <w:br/>
+      </w:r>
+      <w:r>
+        <w:rPr>
+          <w:rStyle w:val="HTMLCode"/>
+        </w:rPr>
+        <w:t>Status LED: Active during WiFi status</w:t>
+      </w:r>
+      <w:r>
+        <w:br/>
+      </w:r>
+      <w:r>
+        <w:rPr>
+          <w:rStyle w:val="HTMLCode"/>
+        </w:rPr>
+        <w:t>Buzzer: Success/failure audio indicator</w:t>
+      </w:r>
+    </w:p>
+    <w:p>
+      <w:r>
+        <w:pict w14:anchorId="29036576">
+          <v:rect id="_x0000_i1048" style="width:0;height:1.5pt" o:hralign="center" o:hrstd="t" o:hr="t" fillcolor="#a0a0a0" stroked="f"/>
+        </w:pict>
+      </w:r>
+    </w:p>
+    <w:p>
+      <w:pPr>
+        <w:pStyle w:val="Heading2"/>
+      </w:pPr>
+      <w:r>
+        <w:lastRenderedPageBreak/>
+        <w:t>15. Importance of Day 2</w:t>
+      </w:r>
+    </w:p>
+    <w:p>
+      <w:pPr>
+        <w:pStyle w:val="NormalWeb"/>
+      </w:pPr>
+      <w:r>
+        <w:t>Phase 2 Day 2 was an important step because it moved the ESP32 from simple local output control to network connectivity.</w:t>
+      </w:r>
+    </w:p>
+    <w:p>
+      <w:pPr>
+        <w:pStyle w:val="NormalWeb"/>
+      </w:pPr>
+      <w:r>
+        <w:t>Day 1 proved:</w:t>
+      </w:r>
+    </w:p>
+    <w:p>
+      <w:pPr>
+        <w:pStyle w:val="HTMLPreformatted"/>
+      </w:pPr>
+      <w:r>
+        <w:rPr>
+          <w:rStyle w:val="HTMLCode"/>
+        </w:rPr>
+        <w:t>ESP32 can be programmed</w:t>
+      </w:r>
+      <w:r>
+        <w:br/>
+      </w:r>
+      <w:r>
+        <w:rPr>
+          <w:rStyle w:val="HTMLCode"/>
+        </w:rPr>
+        <w:t>LED and buzzer can be controlled</w:t>
+      </w:r>
+      <w:r>
+        <w:br/>
+      </w:r>
+      <w:r>
+        <w:rPr>
+          <w:rStyle w:val="HTMLCode"/>
+        </w:rPr>
+        <w:t>Serial command mode works</w:t>
+      </w:r>
+    </w:p>
+    <w:p>
+      <w:pPr>
+        <w:pStyle w:val="NormalWeb"/>
+      </w:pPr>
+      <w:r>
+        <w:t>Day 2 proved:</w:t>
+      </w:r>
+    </w:p>
+    <w:p>
+      <w:pPr>
+        <w:pStyle w:val="HTMLPreformatted"/>
+      </w:pPr>
+      <w:r>
+        <w:rPr>
+          <w:rStyle w:val="HTMLCode"/>
+        </w:rPr>
+        <w:t>ESP32 can connect to WiFi</w:t>
+      </w:r>
+      <w:r>
+        <w:br/>
+      </w:r>
+      <w:r>
+        <w:rPr>
+          <w:rStyle w:val="HTMLCode"/>
+        </w:rPr>
+        <w:t>ESP32 can report network status</w:t>
+      </w:r>
+      <w:r>
+        <w:br/>
+      </w:r>
+      <w:r>
+        <w:rPr>
+          <w:rStyle w:val="HTMLCode"/>
+        </w:rPr>
+        <w:t>ESP32 can indicate success and failure physically</w:t>
+      </w:r>
+      <w:r>
+        <w:br/>
+      </w:r>
+      <w:r>
+        <w:rPr>
+          <w:rStyle w:val="HTMLCode"/>
+        </w:rPr>
+        <w:t>ESP32 is ready for IoT alert integration</w:t>
+      </w:r>
+    </w:p>
+    <w:p>
+      <w:pPr>
+        <w:pStyle w:val="NormalWeb"/>
+      </w:pPr>
+      <w:r>
+        <w:t>This prepares the system for the next stage, where WiFi-based notifications can be implemented.</w:t>
+      </w:r>
+    </w:p>
+    <w:p/>
+    <w:p/>
+    <w:p/>
+    <w:p/>
+    <w:p/>
+    <w:p/>
+    <w:p/>
+    <w:p/>
+    <w:p/>
+    <w:p/>
+    <w:p/>
+    <w:p/>
+    <w:p/>
+    <w:p/>
+    <w:p/>
+    <w:p/>
+    <w:p/>
+    <w:p/>
+    <w:p>
+      <w:pPr>
+        <w:pStyle w:val="Heading2"/>
+      </w:pPr>
+      <w:r>
+        <w:lastRenderedPageBreak/>
+        <w:t>Day 3 – Python AI Detection + ESP32 Serial Integration</w:t>
+      </w:r>
+    </w:p>
+    <w:p>
+      <w:r>
+        <w:pict w14:anchorId="20CBFC05">
+          <v:rect id="_x0000_i1049" style="width:0;height:1.5pt" o:hralign="center" o:hrstd="t" o:hr="t" fillcolor="#a0a0a0" stroked="f"/>
+        </w:pict>
+      </w:r>
+    </w:p>
+    <w:p>
+      <w:pPr>
+        <w:pStyle w:val="Heading2"/>
+      </w:pPr>
+      <w:r>
+        <w:t>1. Objective</w:t>
+      </w:r>
+    </w:p>
+    <w:p>
+      <w:pPr>
+        <w:pStyle w:val="NormalWeb"/>
+      </w:pPr>
+      <w:r>
+        <w:t xml:space="preserve">The objective of </w:t>
+      </w:r>
+      <w:r>
+        <w:rPr>
+          <w:rStyle w:val="Strong"/>
+        </w:rPr>
+        <w:t>Phase 2 Day 3</w:t>
+      </w:r>
+      <w:r>
+        <w:t xml:space="preserve"> was to integrate the existing Python OpenCV AI intruder detection system with the ESP32 hardware alert system using </w:t>
+      </w:r>
+      <w:r>
+        <w:rPr>
+          <w:rStyle w:val="Strong"/>
+        </w:rPr>
+        <w:t>serial communication</w:t>
+      </w:r>
+      <w:r>
+        <w:t>.</w:t>
+      </w:r>
+    </w:p>
+    <w:p>
+      <w:pPr>
+        <w:pStyle w:val="NormalWeb"/>
+      </w:pPr>
+      <w:r>
+        <w:t>In Phase 2 Day 1, the ESP32 hardware foundation was completed. The ESP32 was detected in Arduino IDE, external LED and buzzer were tested, and Serial Monitor command mode was verified.</w:t>
+      </w:r>
+    </w:p>
+    <w:p>
+      <w:pPr>
+        <w:pStyle w:val="NormalWeb"/>
+      </w:pPr>
+      <w:r>
+        <w:t>In Phase 2 Day 2, the ESP32 WiFi foundation was tested. The ESP32 successfully connected to WiFi, displayed its IP address, and used LED and buzzer indicators for WiFi success and failure.</w:t>
+      </w:r>
+    </w:p>
+    <w:p>
+      <w:pPr>
+        <w:pStyle w:val="NormalWeb"/>
+      </w:pPr>
+      <w:r>
+        <w:t xml:space="preserve">On Day 3, the main goal was to connect the </w:t>
+      </w:r>
+      <w:r>
+        <w:rPr>
+          <w:rStyle w:val="Strong"/>
+        </w:rPr>
+        <w:t>AI detection logic</w:t>
+      </w:r>
+      <w:r>
+        <w:t xml:space="preserve"> with the </w:t>
+      </w:r>
+      <w:r>
+        <w:rPr>
+          <w:rStyle w:val="Strong"/>
+        </w:rPr>
+        <w:t>ESP32 alert hardware</w:t>
+      </w:r>
+      <w:r>
+        <w:t>, so that the ESP32 responds automatically when the Python system detects an intruder.</w:t>
+      </w:r>
+    </w:p>
+    <w:p>
+      <w:r>
+        <w:pict w14:anchorId="4C8FFC85">
+          <v:rect id="_x0000_i1050" style="width:0;height:1.5pt" o:hralign="center" o:hrstd="t" o:hr="t" fillcolor="#a0a0a0" stroked="f"/>
+        </w:pict>
+      </w:r>
+    </w:p>
+    <w:p>
+      <w:pPr>
+        <w:pStyle w:val="Heading2"/>
+      </w:pPr>
+      <w:r>
+        <w:t>2. Day 3 Main Goal</w:t>
+      </w:r>
+    </w:p>
+    <w:p>
+      <w:pPr>
+        <w:pStyle w:val="NormalWeb"/>
+      </w:pPr>
+      <w:r>
+        <w:t>The target system flow for Day 3 was:</w:t>
+      </w:r>
+    </w:p>
+    <w:p>
+      <w:pPr>
+        <w:pStyle w:val="HTMLPreformatted"/>
+      </w:pPr>
+      <w:r>
+        <w:rPr>
+          <w:rStyle w:val="HTMLCode"/>
+        </w:rPr>
+        <w:t>Laptop Camera</w:t>
+      </w:r>
+      <w:r>
+        <w:br/>
+      </w:r>
+      <w:r>
+        <w:rPr>
+          <w:rStyle w:val="HTMLCode"/>
+        </w:rPr>
+        <w:t>→ Python OpenCV Motion Detection</w:t>
+      </w:r>
+      <w:r>
+        <w:br/>
+      </w:r>
+      <w:r>
+        <w:rPr>
+          <w:rStyle w:val="HTMLCode"/>
+        </w:rPr>
+        <w:t>→ Face Detection</w:t>
+      </w:r>
+      <w:r>
+        <w:br/>
+      </w:r>
+      <w:r>
+        <w:rPr>
+          <w:rStyle w:val="HTMLCode"/>
+        </w:rPr>
+        <w:t>→ Motion + Face Decision Logic</w:t>
+      </w:r>
+      <w:r>
+        <w:br/>
+      </w:r>
+      <w:r>
+        <w:rPr>
+          <w:rStyle w:val="HTMLCode"/>
+        </w:rPr>
+        <w:t>→ Python sends command to ESP32 through Serial</w:t>
+      </w:r>
+      <w:r>
+        <w:br/>
+      </w:r>
+      <w:r>
+        <w:rPr>
+          <w:rStyle w:val="HTMLCode"/>
+        </w:rPr>
+        <w:t>→ ESP32 turns ON LED + Buzzer</w:t>
+      </w:r>
+      <w:r>
+        <w:br/>
+      </w:r>
+      <w:r>
+        <w:rPr>
+          <w:rStyle w:val="HTMLCode"/>
+        </w:rPr>
+        <w:t>→ Safe condition returns</w:t>
+      </w:r>
+      <w:r>
+        <w:br/>
+      </w:r>
+      <w:r>
+        <w:rPr>
+          <w:rStyle w:val="HTMLCode"/>
+        </w:rPr>
+        <w:t>→ Python sends OFF command</w:t>
+      </w:r>
+      <w:r>
+        <w:br/>
+      </w:r>
+      <w:r>
+        <w:rPr>
+          <w:rStyle w:val="HTMLCode"/>
+        </w:rPr>
+        <w:t>→ ESP32 turns OFF LED + Buzzer</w:t>
+      </w:r>
+    </w:p>
+    <w:p>
+      <w:pPr>
+        <w:pStyle w:val="NormalWeb"/>
+      </w:pPr>
+      <w:r>
+        <w:t>The aim was not to add Telegram or email alerting yet.</w:t>
+      </w:r>
+      <w:r>
+        <w:br/>
+        <w:t xml:space="preserve">The focus was purely on </w:t>
+      </w:r>
+      <w:r>
+        <w:rPr>
+          <w:rStyle w:val="Strong"/>
+        </w:rPr>
+        <w:t>local AI-to-ESP32 integration</w:t>
+      </w:r>
+      <w:r>
+        <w:t>.</w:t>
+      </w:r>
+    </w:p>
+    <w:p>
+      <w:r>
+        <w:pict w14:anchorId="4AD756B4">
+          <v:rect id="_x0000_i1051" style="width:0;height:1.5pt" o:hralign="center" o:hrstd="t" o:hr="t" fillcolor="#a0a0a0" stroked="f"/>
+        </w:pict>
+      </w:r>
+    </w:p>
+    <w:p>
+      <w:pPr>
+        <w:pStyle w:val="Heading2"/>
+      </w:pPr>
+    </w:p>
+    <w:p>
+      <w:pPr>
+        <w:pStyle w:val="Heading2"/>
+      </w:pPr>
+    </w:p>
+    <w:p>
+      <w:pPr>
+        <w:pStyle w:val="Heading2"/>
+      </w:pPr>
+    </w:p>
+    <w:p>
+      <w:pPr>
+        <w:pStyle w:val="Heading2"/>
+      </w:pPr>
+      <w:r>
+        <w:lastRenderedPageBreak/>
+        <w:t>3. Work Completed</w:t>
+      </w:r>
+    </w:p>
+    <w:p>
+      <w:pPr>
+        <w:pStyle w:val="NormalWeb"/>
+      </w:pPr>
+      <w:r>
+        <w:t>The following tasks were completed on Phase 2 Day 3:</w:t>
+      </w:r>
+    </w:p>
+    <w:p>
+      <w:pPr>
+        <w:pStyle w:val="HTMLPreformatted"/>
+      </w:pPr>
+      <w:r>
+        <w:rPr>
+          <w:rStyle w:val="HTMLCode"/>
+          <w:rFonts w:ascii="Segoe UI Emoji" w:hAnsi="Segoe UI Emoji" w:cs="Segoe UI Emoji"/>
+        </w:rPr>
+        <w:t>✅</w:t>
+      </w:r>
+      <w:r>
+        <w:rPr>
+          <w:rStyle w:val="HTMLCode"/>
+        </w:rPr>
+        <w:t xml:space="preserve"> ESP32 kept in Serial Command Mode</w:t>
+      </w:r>
+      <w:r>
+        <w:br/>
+      </w:r>
+      <w:r>
+        <w:rPr>
+          <w:rStyle w:val="HTMLCode"/>
+          <w:rFonts w:ascii="Segoe UI Emoji" w:hAnsi="Segoe UI Emoji" w:cs="Segoe UI Emoji"/>
+        </w:rPr>
+        <w:t>✅</w:t>
+      </w:r>
+      <w:r>
+        <w:rPr>
+          <w:rStyle w:val="HTMLCode"/>
+        </w:rPr>
+        <w:t xml:space="preserve"> Python pyserial library installed</w:t>
+      </w:r>
+      <w:r>
+        <w:br/>
+      </w:r>
+      <w:r>
+        <w:rPr>
+          <w:rStyle w:val="HTMLCode"/>
+          <w:rFonts w:ascii="Segoe UI Emoji" w:hAnsi="Segoe UI Emoji" w:cs="Segoe UI Emoji"/>
+        </w:rPr>
+        <w:t>✅</w:t>
+      </w:r>
+      <w:r>
+        <w:rPr>
+          <w:rStyle w:val="HTMLCode"/>
+        </w:rPr>
+        <w:t xml:space="preserve"> ESP32 COM port detected through Python</w:t>
+      </w:r>
+      <w:r>
+        <w:br/>
+      </w:r>
+      <w:r>
+        <w:rPr>
+          <w:rStyle w:val="HTMLCode"/>
+          <w:rFonts w:ascii="Segoe UI Emoji" w:hAnsi="Segoe UI Emoji" w:cs="Segoe UI Emoji"/>
+        </w:rPr>
+        <w:t>✅</w:t>
+      </w:r>
+      <w:r>
+        <w:rPr>
+          <w:rStyle w:val="HTMLCode"/>
+        </w:rPr>
+        <w:t xml:space="preserve"> Python serial test file created</w:t>
+      </w:r>
+      <w:r>
+        <w:br/>
+      </w:r>
+      <w:r>
+        <w:rPr>
+          <w:rStyle w:val="HTMLCode"/>
+          <w:rFonts w:ascii="Segoe UI Emoji" w:hAnsi="Segoe UI Emoji" w:cs="Segoe UI Emoji"/>
+        </w:rPr>
+        <w:t>✅</w:t>
+      </w:r>
+      <w:r>
+        <w:rPr>
+          <w:rStyle w:val="HTMLCode"/>
+        </w:rPr>
+        <w:t xml:space="preserve"> Python successfully controlled ESP32 LED and buzzer</w:t>
+      </w:r>
+      <w:r>
+        <w:br/>
+      </w:r>
+      <w:r>
+        <w:rPr>
+          <w:rStyle w:val="HTMLCode"/>
+          <w:rFonts w:ascii="Segoe UI Emoji" w:hAnsi="Segoe UI Emoji" w:cs="Segoe UI Emoji"/>
+        </w:rPr>
+        <w:t>✅</w:t>
+      </w:r>
+      <w:r>
+        <w:rPr>
+          <w:rStyle w:val="HTMLCode"/>
+        </w:rPr>
+        <w:t xml:space="preserve"> ESP32 serial function added to main AI detection code</w:t>
+      </w:r>
+      <w:r>
+        <w:br/>
+      </w:r>
+      <w:r>
+        <w:rPr>
+          <w:rStyle w:val="HTMLCode"/>
+          <w:rFonts w:ascii="Segoe UI Emoji" w:hAnsi="Segoe UI Emoji" w:cs="Segoe UI Emoji"/>
+        </w:rPr>
+        <w:t>✅</w:t>
+      </w:r>
+      <w:r>
+        <w:rPr>
+          <w:rStyle w:val="HTMLCode"/>
+        </w:rPr>
+        <w:t xml:space="preserve"> Motion + face condition used for alert triggering</w:t>
+      </w:r>
+      <w:r>
+        <w:br/>
+      </w:r>
+      <w:r>
+        <w:rPr>
+          <w:rStyle w:val="HTMLCode"/>
+          <w:rFonts w:ascii="Segoe UI Emoji" w:hAnsi="Segoe UI Emoji" w:cs="Segoe UI Emoji"/>
+        </w:rPr>
+        <w:t>✅</w:t>
+      </w:r>
+      <w:r>
+        <w:rPr>
+          <w:rStyle w:val="HTMLCode"/>
+        </w:rPr>
+        <w:t xml:space="preserve"> Full AI-to-ESP32 integration tested successfully</w:t>
+      </w:r>
+      <w:r>
+        <w:br/>
+      </w:r>
+      <w:r>
+        <w:rPr>
+          <w:rStyle w:val="HTMLCode"/>
+          <w:rFonts w:ascii="Segoe UI Emoji" w:hAnsi="Segoe UI Emoji" w:cs="Segoe UI Emoji"/>
+        </w:rPr>
+        <w:t>✅</w:t>
+      </w:r>
+      <w:r>
+        <w:rPr>
+          <w:rStyle w:val="HTMLCode"/>
+        </w:rPr>
+        <w:t xml:space="preserve"> Day 3 notes prepared</w:t>
+      </w:r>
+    </w:p>
+    <w:p>
+      <w:r>
+        <w:pict w14:anchorId="42260FCE">
+          <v:rect id="_x0000_i1052" style="width:0;height:1.5pt" o:hralign="center" o:hrstd="t" o:hr="t" fillcolor="#a0a0a0" stroked="f"/>
+        </w:pict>
+      </w:r>
+    </w:p>
+    <w:p>
+      <w:pPr>
+        <w:pStyle w:val="Heading2"/>
+      </w:pPr>
+      <w:r>
+        <w:t>4. Hardware Components Used</w:t>
+      </w:r>
+    </w:p>
+    <w:tbl>
+      <w:tblPr>
+        <w:tblW w:w="0" w:type="auto"/>
+        <w:tblCellSpacing w:w="15" w:type="dxa"/>
+        <w:tblCellMar>
+          <w:top w:w="15" w:type="dxa"/>
+          <w:left w:w="15" w:type="dxa"/>
+          <w:bottom w:w="15" w:type="dxa"/>
+          <w:right w:w="15" w:type="dxa"/>
+        </w:tblCellMar>
+        <w:tblLook w:val="04A0" w:firstRow="1" w:lastRow="0" w:firstColumn="1" w:lastColumn="0" w:noHBand="0" w:noVBand="1"/>
+      </w:tblPr>
+      <w:tblGrid>
+        <w:gridCol w:w="2751"/>
+        <w:gridCol w:w="4246"/>
+      </w:tblGrid>
+      <w:tr>
+        <w:trPr>
+          <w:tblHeader/>
+          <w:tblCellSpacing w:w="15" w:type="dxa"/>
+        </w:trPr>
+        <w:tc>
+          <w:tcPr>
+            <w:tcW w:w="0" w:type="auto"/>
+            <w:vAlign w:val="center"/>
+            <w:hideMark/>
+          </w:tcPr>
+          <w:p>
+            <w:pPr>
+              <w:jc w:val="center"/>
+              <w:rPr>
+                <w:b/>
+                <w:bCs/>
+              </w:rPr>
+            </w:pPr>
+            <w:r>
+              <w:rPr>
+                <w:b/>
+                <w:bCs/>
+              </w:rPr>
+              <w:t>Component</w:t>
+            </w:r>
+          </w:p>
+        </w:tc>
+        <w:tc>
+          <w:tcPr>
+            <w:tcW w:w="0" w:type="auto"/>
+            <w:vAlign w:val="center"/>
+            <w:hideMark/>
+          </w:tcPr>
+          <w:p>
+            <w:pPr>
+              <w:jc w:val="center"/>
+              <w:rPr>
+                <w:b/>
+                <w:bCs/>
+              </w:rPr>
+            </w:pPr>
+            <w:r>
+              <w:rPr>
+                <w:b/>
+                <w:bCs/>
+              </w:rPr>
+              <w:t>Purpose</w:t>
+            </w:r>
+          </w:p>
+        </w:tc>
+      </w:tr>
+      <w:tr>
+        <w:trPr>
+          <w:tblCellSpacing w:w="15" w:type="dxa"/>
+        </w:trPr>
+        <w:tc>
+          <w:tcPr>
+            <w:tcW w:w="0" w:type="auto"/>
+            <w:vAlign w:val="center"/>
+            <w:hideMark/>
+          </w:tcPr>
+          <w:p>
+            <w:r>
+              <w:t>ESP32 WiFi + Bluetooth Board</w:t>
+            </w:r>
+          </w:p>
+        </w:tc>
+        <w:tc>
+          <w:tcPr>
+            <w:tcW w:w="0" w:type="auto"/>
+            <w:vAlign w:val="center"/>
+            <w:hideMark/>
+          </w:tcPr>
+          <w:p>
+            <w:r>
+              <w:t>Main alert controller</w:t>
+            </w:r>
+          </w:p>
+        </w:tc>
+      </w:tr>
+      <w:tr>
+        <w:trPr>
+          <w:tblCellSpacing w:w="15" w:type="dxa"/>
+        </w:trPr>
+        <w:tc>
+          <w:tcPr>
+            <w:tcW w:w="0" w:type="auto"/>
+            <w:vAlign w:val="center"/>
+            <w:hideMark/>
+          </w:tcPr>
+          <w:p>
+            <w:r>
+              <w:t>External LED</w:t>
+            </w:r>
+          </w:p>
+        </w:tc>
+        <w:tc>
+          <w:tcPr>
+            <w:tcW w:w="0" w:type="auto"/>
+            <w:vAlign w:val="center"/>
+            <w:hideMark/>
+          </w:tcPr>
+          <w:p>
+            <w:r>
+              <w:t>Visual intruder alert</w:t>
+            </w:r>
+          </w:p>
+        </w:tc>
+      </w:tr>
+      <w:tr>
+        <w:trPr>
+          <w:tblCellSpacing w:w="15" w:type="dxa"/>
+        </w:trPr>
+        <w:tc>
+          <w:tcPr>
+            <w:tcW w:w="0" w:type="auto"/>
+            <w:vAlign w:val="center"/>
+            <w:hideMark/>
+          </w:tcPr>
+          <w:p>
+            <w:r>
+              <w:t>Active Buzzer</w:t>
+            </w:r>
+          </w:p>
+        </w:tc>
+        <w:tc>
+          <w:tcPr>
+            <w:tcW w:w="0" w:type="auto"/>
+            <w:vAlign w:val="center"/>
+            <w:hideMark/>
+          </w:tcPr>
+          <w:p>
+            <w:r>
+              <w:t>Audio intruder alert</w:t>
+            </w:r>
+          </w:p>
+        </w:tc>
+      </w:tr>
+      <w:tr>
+        <w:trPr>
+          <w:tblCellSpacing w:w="15" w:type="dxa"/>
+        </w:trPr>
+        <w:tc>
+          <w:tcPr>
+            <w:tcW w:w="0" w:type="auto"/>
+            <w:vAlign w:val="center"/>
+            <w:hideMark/>
+          </w:tcPr>
+          <w:p>
+            <w:r>
+              <w:t>220Ω Resistor</w:t>
+            </w:r>
+          </w:p>
+        </w:tc>
+        <w:tc>
+          <w:tcPr>
+            <w:tcW w:w="0" w:type="auto"/>
+            <w:vAlign w:val="center"/>
+            <w:hideMark/>
+          </w:tcPr>
+          <w:p>
+            <w:r>
+              <w:t>LED current protection</w:t>
+            </w:r>
+          </w:p>
+        </w:tc>
+      </w:tr>
+      <w:tr>
+        <w:trPr>
+          <w:tblCellSpacing w:w="15" w:type="dxa"/>
+        </w:trPr>
+        <w:tc>
+          <w:tcPr>
+            <w:tcW w:w="0" w:type="auto"/>
+            <w:vAlign w:val="center"/>
+            <w:hideMark/>
+          </w:tcPr>
+          <w:p>
+            <w:r>
+              <w:t>Breadboard</w:t>
+            </w:r>
+          </w:p>
+        </w:tc>
+        <w:tc>
+          <w:tcPr>
+            <w:tcW w:w="0" w:type="auto"/>
+            <w:vAlign w:val="center"/>
+            <w:hideMark/>
+          </w:tcPr>
+          <w:p>
+            <w:r>
+              <w:t>Temporary circuit setup</w:t>
+            </w:r>
+          </w:p>
+        </w:tc>
+      </w:tr>
+      <w:tr>
+        <w:trPr>
+          <w:tblCellSpacing w:w="15" w:type="dxa"/>
+        </w:trPr>
+        <w:tc>
+          <w:tcPr>
+            <w:tcW w:w="0" w:type="auto"/>
+            <w:vAlign w:val="center"/>
+            <w:hideMark/>
+          </w:tcPr>
+          <w:p>
+            <w:r>
+              <w:t>Jumper Wires</w:t>
+            </w:r>
+          </w:p>
+        </w:tc>
+        <w:tc>
+          <w:tcPr>
+            <w:tcW w:w="0" w:type="auto"/>
+            <w:vAlign w:val="center"/>
+            <w:hideMark/>
+          </w:tcPr>
+          <w:p>
+            <w:r>
+              <w:t>Hardware connections</w:t>
+            </w:r>
+          </w:p>
+        </w:tc>
+      </w:tr>
+      <w:tr>
+        <w:trPr>
+          <w:tblCellSpacing w:w="15" w:type="dxa"/>
+        </w:trPr>
+        <w:tc>
+          <w:tcPr>
+            <w:tcW w:w="0" w:type="auto"/>
+            <w:vAlign w:val="center"/>
+            <w:hideMark/>
+          </w:tcPr>
+          <w:p>
+            <w:r>
+              <w:t>USB Cable</w:t>
+            </w:r>
+          </w:p>
+        </w:tc>
+        <w:tc>
+          <w:tcPr>
+            <w:tcW w:w="0" w:type="auto"/>
+            <w:vAlign w:val="center"/>
+            <w:hideMark/>
+          </w:tcPr>
+          <w:p>
+            <w:r>
+              <w:t>ESP32 programming and serial communication</w:t>
+            </w:r>
+          </w:p>
+        </w:tc>
+      </w:tr>
+      <w:tr>
+        <w:trPr>
+          <w:tblCellSpacing w:w="15" w:type="dxa"/>
+        </w:trPr>
+        <w:tc>
+          <w:tcPr>
+            <w:tcW w:w="0" w:type="auto"/>
+            <w:vAlign w:val="center"/>
+            <w:hideMark/>
+          </w:tcPr>
+          <w:p>
+            <w:r>
+              <w:t>Laptop Camera</w:t>
+            </w:r>
+          </w:p>
+        </w:tc>
+        <w:tc>
+          <w:tcPr>
+            <w:tcW w:w="0" w:type="auto"/>
+            <w:vAlign w:val="center"/>
+            <w:hideMark/>
+          </w:tcPr>
+          <w:p>
+            <w:r>
+              <w:t>Video input for AI detection</w:t>
+            </w:r>
+          </w:p>
+        </w:tc>
+      </w:tr>
+    </w:tbl>
+    <w:p>
+      <w:r>
+        <w:pict w14:anchorId="49393890">
+          <v:rect id="_x0000_i1053" style="width:0;height:1.5pt" o:hralign="center" o:hrstd="t" o:hr="t" fillcolor="#a0a0a0" stroked="f"/>
+        </w:pict>
+      </w:r>
+    </w:p>
+    <w:p>
+      <w:pPr>
+        <w:pStyle w:val="Heading2"/>
+      </w:pPr>
+      <w:r>
+        <w:t>5. Software and Libraries Used</w:t>
+      </w:r>
+    </w:p>
+    <w:tbl>
+      <w:tblPr>
+        <w:tblW w:w="0" w:type="auto"/>
+        <w:tblCellSpacing w:w="15" w:type="dxa"/>
+        <w:tblCellMar>
+          <w:top w:w="15" w:type="dxa"/>
+          <w:left w:w="15" w:type="dxa"/>
+          <w:bottom w:w="15" w:type="dxa"/>
+          <w:right w:w="15" w:type="dxa"/>
+        </w:tblCellMar>
+        <w:tblLook w:val="04A0" w:firstRow="1" w:lastRow="0" w:firstColumn="1" w:lastColumn="0" w:noHBand="0" w:noVBand="1"/>
+      </w:tblPr>
+      <w:tblGrid>
+        <w:gridCol w:w="3512"/>
+        <w:gridCol w:w="4892"/>
+      </w:tblGrid>
+      <w:tr>
+        <w:trPr>
+          <w:tblHeader/>
+          <w:tblCellSpacing w:w="15" w:type="dxa"/>
+        </w:trPr>
+        <w:tc>
+          <w:tcPr>
+            <w:tcW w:w="0" w:type="auto"/>
+            <w:vAlign w:val="center"/>
+            <w:hideMark/>
+          </w:tcPr>
+          <w:p>
+            <w:pPr>
+              <w:jc w:val="center"/>
+              <w:rPr>
+                <w:b/>
+                <w:bCs/>
+              </w:rPr>
+            </w:pPr>
+            <w:r>
+              <w:rPr>
+                <w:b/>
+                <w:bCs/>
+              </w:rPr>
+              <w:t>Software / Library</w:t>
+            </w:r>
+          </w:p>
+        </w:tc>
+        <w:tc>
+          <w:tcPr>
+            <w:tcW w:w="0" w:type="auto"/>
+            <w:vAlign w:val="center"/>
+            <w:hideMark/>
+          </w:tcPr>
+          <w:p>
+            <w:pPr>
+              <w:jc w:val="center"/>
+              <w:rPr>
+                <w:b/>
+                <w:bCs/>
+              </w:rPr>
+            </w:pPr>
+            <w:r>
+              <w:rPr>
+                <w:b/>
+                <w:bCs/>
+              </w:rPr>
+              <w:t>Purpose</w:t>
+            </w:r>
+          </w:p>
+        </w:tc>
+      </w:tr>
+      <w:tr>
+        <w:trPr>
+          <w:tblCellSpacing w:w="15" w:type="dxa"/>
+        </w:trPr>
+        <w:tc>
+          <w:tcPr>
+            <w:tcW w:w="0" w:type="auto"/>
+            <w:vAlign w:val="center"/>
+            <w:hideMark/>
+          </w:tcPr>
+          <w:p>
+            <w:r>
+              <w:t>Python</w:t>
+            </w:r>
+          </w:p>
+        </w:tc>
+        <w:tc>
+          <w:tcPr>
+            <w:tcW w:w="0" w:type="auto"/>
+            <w:vAlign w:val="center"/>
+            <w:hideMark/>
+          </w:tcPr>
+          <w:p>
+            <w:r>
+              <w:t>Main AI detection programming</w:t>
+            </w:r>
+          </w:p>
+        </w:tc>
+      </w:tr>
+      <w:tr>
+        <w:trPr>
+          <w:tblCellSpacing w:w="15" w:type="dxa"/>
+        </w:trPr>
+        <w:tc>
+          <w:tcPr>
+            <w:tcW w:w="0" w:type="auto"/>
+            <w:vAlign w:val="center"/>
+            <w:hideMark/>
+          </w:tcPr>
+          <w:p>
+            <w:r>
+              <w:t>OpenCV</w:t>
+            </w:r>
+          </w:p>
+        </w:tc>
+        <w:tc>
+          <w:tcPr>
+            <w:tcW w:w="0" w:type="auto"/>
+            <w:vAlign w:val="center"/>
+            <w:hideMark/>
+          </w:tcPr>
+          <w:p>
+            <w:r>
+              <w:t>Motion detection, face detection, webcam processing</w:t>
+            </w:r>
+          </w:p>
+        </w:tc>
+      </w:tr>
+      <w:tr>
+        <w:trPr>
+          <w:tblCellSpacing w:w="15" w:type="dxa"/>
+        </w:trPr>
+        <w:tc>
+          <w:tcPr>
+            <w:tcW w:w="0" w:type="auto"/>
+            <w:vAlign w:val="center"/>
+            <w:hideMark/>
+          </w:tcPr>
+          <w:p>
+            <w:r>
+              <w:t>pyserial</w:t>
+            </w:r>
+          </w:p>
+        </w:tc>
+        <w:tc>
+          <w:tcPr>
+            <w:tcW w:w="0" w:type="auto"/>
+            <w:vAlign w:val="center"/>
+            <w:hideMark/>
+          </w:tcPr>
+          <w:p>
+            <w:r>
+              <w:t>Python-to-ESP32 serial communication</w:t>
+            </w:r>
+          </w:p>
+        </w:tc>
+      </w:tr>
+      <w:tr>
+        <w:trPr>
+          <w:tblCellSpacing w:w="15" w:type="dxa"/>
+        </w:trPr>
+        <w:tc>
+          <w:tcPr>
+            <w:tcW w:w="0" w:type="auto"/>
+            <w:vAlign w:val="center"/>
+            <w:hideMark/>
+          </w:tcPr>
+          <w:p>
+            <w:r>
+              <w:t>Arduino IDE</w:t>
+            </w:r>
+          </w:p>
+        </w:tc>
+        <w:tc>
+          <w:tcPr>
+            <w:tcW w:w="0" w:type="auto"/>
+            <w:vAlign w:val="center"/>
+            <w:hideMark/>
+          </w:tcPr>
+          <w:p>
+            <w:r>
+              <w:t>ESP32 code upload</w:t>
+            </w:r>
+          </w:p>
+        </w:tc>
+      </w:tr>
+      <w:tr>
+        <w:trPr>
+          <w:tblCellSpacing w:w="15" w:type="dxa"/>
+        </w:trPr>
+        <w:tc>
+          <w:tcPr>
+            <w:tcW w:w="0" w:type="auto"/>
+            <w:vAlign w:val="center"/>
+            <w:hideMark/>
+          </w:tcPr>
+          <w:p>
+            <w:r>
+              <w:t>ESP32 Serial Command Mode Code</w:t>
+            </w:r>
+          </w:p>
+        </w:tc>
+        <w:tc>
+          <w:tcPr>
+            <w:tcW w:w="0" w:type="auto"/>
+            <w:vAlign w:val="center"/>
+            <w:hideMark/>
+          </w:tcPr>
+          <w:p>
+            <w:r>
+              <w:t>Receives commands from Python</w:t>
+            </w:r>
+          </w:p>
+        </w:tc>
+      </w:tr>
+      <w:tr>
+        <w:trPr>
+          <w:tblCellSpacing w:w="15" w:type="dxa"/>
+        </w:trPr>
+        <w:tc>
+          <w:tcPr>
+            <w:tcW w:w="0" w:type="auto"/>
+            <w:vAlign w:val="center"/>
+            <w:hideMark/>
+          </w:tcPr>
+          <w:p>
+            <w:r>
+              <w:lastRenderedPageBreak/>
+              <w:t>Haar Cascade Classifier</w:t>
+            </w:r>
+          </w:p>
+        </w:tc>
+        <w:tc>
+          <w:tcPr>
+            <w:tcW w:w="0" w:type="auto"/>
+            <w:vAlign w:val="center"/>
+            <w:hideMark/>
+          </w:tcPr>
+          <w:p>
+            <w:r>
+              <w:t>Face detection</w:t>
+            </w:r>
+          </w:p>
+        </w:tc>
+      </w:tr>
+      <w:tr>
+        <w:trPr>
+          <w:tblCellSpacing w:w="15" w:type="dxa"/>
+        </w:trPr>
+        <w:tc>
+          <w:tcPr>
+            <w:tcW w:w="0" w:type="auto"/>
+            <w:vAlign w:val="center"/>
+            <w:hideMark/>
+          </w:tcPr>
+          <w:p>
+            <w:r>
+              <w:t>Windows Terminal / VS Code Terminal</w:t>
+            </w:r>
+          </w:p>
+        </w:tc>
+        <w:tc>
+          <w:tcPr>
+            <w:tcW w:w="0" w:type="auto"/>
+            <w:vAlign w:val="center"/>
+            <w:hideMark/>
+          </w:tcPr>
+          <w:p>
+            <w:r>
+              <w:t>Python script execution</w:t>
+            </w:r>
+          </w:p>
+        </w:tc>
+      </w:tr>
+    </w:tbl>
+    <w:p>
+      <w:r>
+        <w:pict w14:anchorId="333BC747">
+          <v:rect id="_x0000_i1054" style="width:0;height:1.5pt" o:hralign="center" o:hrstd="t" o:hr="t" fillcolor="#a0a0a0" stroked="f"/>
+        </w:pict>
+      </w:r>
+    </w:p>
+    <w:p>
+      <w:pPr>
+        <w:pStyle w:val="Heading2"/>
+      </w:pPr>
+      <w:r>
+        <w:t>6. Final Working Pin Configuration</w:t>
+      </w:r>
+    </w:p>
+    <w:p>
+      <w:pPr>
+        <w:pStyle w:val="NormalWeb"/>
+      </w:pPr>
+      <w:r>
+        <w:t>The working ESP32 pin configuration from Day 1 was continued.</w:t>
+      </w:r>
+    </w:p>
+    <w:p>
+      <w:pPr>
+        <w:pStyle w:val="HTMLPreformatted"/>
+      </w:pPr>
+      <w:r>
+        <w:rPr>
+          <w:rStyle w:val="HTMLCode"/>
+        </w:rPr>
+        <w:t>LED Pin    → GPIO 23</w:t>
+      </w:r>
+      <w:r>
+        <w:br/>
+      </w:r>
+      <w:r>
+        <w:rPr>
+          <w:rStyle w:val="HTMLCode"/>
+        </w:rPr>
+        <w:t>Buzzer Pin → GPIO 22</w:t>
+      </w:r>
+      <w:r>
+        <w:br/>
+      </w:r>
+      <w:r>
+        <w:rPr>
+          <w:rStyle w:val="HTMLCode"/>
+        </w:rPr>
+        <w:t>Baud Rate  → 9600</w:t>
+      </w:r>
+      <w:r>
+        <w:br/>
+      </w:r>
+      <w:r>
+        <w:rPr>
+          <w:rStyle w:val="HTMLCode"/>
+        </w:rPr>
+        <w:t>Port       → COM4</w:t>
+      </w:r>
+      <w:r>
+        <w:br/>
+      </w:r>
+      <w:r>
+        <w:rPr>
+          <w:rStyle w:val="HTMLCode"/>
+        </w:rPr>
+        <w:t>Board      → ESP32 Dev Module</w:t>
+      </w:r>
+    </w:p>
+    <w:p>
+      <w:pPr>
+        <w:pStyle w:val="NormalWeb"/>
+      </w:pPr>
+      <w:r>
+        <w:t>This configuration was used because GPIO 23 worked reliably for the external LED and GPIO 22 worked for the buzzer.</w:t>
+      </w:r>
+    </w:p>
+    <w:p>
+      <w:r>
+        <w:pict w14:anchorId="1758B5E7">
+          <v:rect id="_x0000_i1055" style="width:0;height:1.5pt" o:hralign="center" o:hrstd="t" o:hr="t" fillcolor="#a0a0a0" stroked="f"/>
+        </w:pict>
+      </w:r>
+    </w:p>
+    <w:p>
+      <w:pPr>
+        <w:pStyle w:val="Heading1"/>
+      </w:pPr>
+      <w:r>
+        <w:t>7. Task 1 – ESP32 Serial Command Mode</w:t>
+      </w:r>
+    </w:p>
+    <w:p>
+      <w:pPr>
+        <w:pStyle w:val="Heading2"/>
+      </w:pPr>
+      <w:r>
+        <w:t>7.1 Purpose</w:t>
+      </w:r>
+    </w:p>
+    <w:p>
+      <w:pPr>
+        <w:pStyle w:val="NormalWeb"/>
+      </w:pPr>
+      <w:r>
+        <w:t xml:space="preserve">The first task was to keep the ESP32 in </w:t>
+      </w:r>
+      <w:r>
+        <w:rPr>
+          <w:rStyle w:val="Strong"/>
+        </w:rPr>
+        <w:t>Serial Command Mode</w:t>
+      </w:r>
+      <w:r>
+        <w:t>.</w:t>
+      </w:r>
+    </w:p>
+    <w:p>
+      <w:pPr>
+        <w:pStyle w:val="NormalWeb"/>
+      </w:pPr>
+      <w:r>
+        <w:t>In this mode, ESP32 waits for serial input from Python:</w:t>
+      </w:r>
+    </w:p>
+    <w:tbl>
+      <w:tblPr>
+        <w:tblW w:w="0" w:type="auto"/>
+        <w:tblCellSpacing w:w="15" w:type="dxa"/>
+        <w:tblCellMar>
+          <w:top w:w="15" w:type="dxa"/>
+          <w:left w:w="15" w:type="dxa"/>
+          <w:bottom w:w="15" w:type="dxa"/>
+          <w:right w:w="15" w:type="dxa"/>
+        </w:tblCellMar>
+        <w:tblLook w:val="04A0" w:firstRow="1" w:lastRow="0" w:firstColumn="1" w:lastColumn="0" w:noHBand="0" w:noVBand="1"/>
+      </w:tblPr>
+      <w:tblGrid>
+        <w:gridCol w:w="1572"/>
+        <w:gridCol w:w="2010"/>
+      </w:tblGrid>
+      <w:tr>
+        <w:trPr>
+          <w:tblHeader/>
+          <w:tblCellSpacing w:w="15" w:type="dxa"/>
+        </w:trPr>
+        <w:tc>
+          <w:tcPr>
+            <w:tcW w:w="0" w:type="auto"/>
+            <w:vAlign w:val="center"/>
+            <w:hideMark/>
+          </w:tcPr>
+          <w:p>
+            <w:pPr>
+              <w:jc w:val="center"/>
+              <w:rPr>
+                <w:b/>
+                <w:bCs/>
+              </w:rPr>
+            </w:pPr>
+            <w:r>
+              <w:rPr>
+                <w:b/>
+                <w:bCs/>
+              </w:rPr>
+              <w:t>Serial Command</w:t>
+            </w:r>
+          </w:p>
+        </w:tc>
+        <w:tc>
+          <w:tcPr>
+            <w:tcW w:w="0" w:type="auto"/>
+            <w:vAlign w:val="center"/>
+            <w:hideMark/>
+          </w:tcPr>
+          <w:p>
+            <w:pPr>
+              <w:jc w:val="center"/>
+              <w:rPr>
+                <w:b/>
+                <w:bCs/>
+              </w:rPr>
+            </w:pPr>
+            <w:r>
+              <w:rPr>
+                <w:b/>
+                <w:bCs/>
+              </w:rPr>
+              <w:t>ESP32 Output</w:t>
+            </w:r>
+          </w:p>
+        </w:tc>
+      </w:tr>
+      <w:tr>
+        <w:trPr>
+          <w:tblCellSpacing w:w="15" w:type="dxa"/>
+        </w:trPr>
+        <w:tc>
+          <w:tcPr>
+            <w:tcW w:w="0" w:type="auto"/>
+            <w:vAlign w:val="center"/>
+            <w:hideMark/>
+          </w:tcPr>
+          <w:p>
+            <w:r>
+              <w:rPr>
+                <w:rStyle w:val="HTMLCode"/>
+                <w:rFonts w:eastAsiaTheme="minorHAnsi"/>
+              </w:rPr>
+              <w:t>1</w:t>
+            </w:r>
+          </w:p>
+        </w:tc>
+        <w:tc>
+          <w:tcPr>
+            <w:tcW w:w="0" w:type="auto"/>
+            <w:vAlign w:val="center"/>
+            <w:hideMark/>
+          </w:tcPr>
+          <w:p>
+            <w:r>
+              <w:t>LED ON + Buzzer ON</w:t>
+            </w:r>
+          </w:p>
+        </w:tc>
+      </w:tr>
+      <w:tr>
+        <w:trPr>
+          <w:tblCellSpacing w:w="15" w:type="dxa"/>
+        </w:trPr>
+        <w:tc>
+          <w:tcPr>
+            <w:tcW w:w="0" w:type="auto"/>
+            <w:vAlign w:val="center"/>
+            <w:hideMark/>
+          </w:tcPr>
+          <w:p>
+            <w:r>
+              <w:rPr>
+                <w:rStyle w:val="HTMLCode"/>
+                <w:rFonts w:eastAsiaTheme="minorHAnsi"/>
+              </w:rPr>
+              <w:t>0</w:t>
+            </w:r>
+          </w:p>
+        </w:tc>
+        <w:tc>
+          <w:tcPr>
+            <w:tcW w:w="0" w:type="auto"/>
+            <w:vAlign w:val="center"/>
+            <w:hideMark/>
+          </w:tcPr>
+          <w:p>
+            <w:r>
+              <w:t>LED OFF + Buzzer OFF</w:t>
+            </w:r>
+          </w:p>
+        </w:tc>
+      </w:tr>
+    </w:tbl>
+    <w:p>
+      <w:pPr>
+        <w:pStyle w:val="NormalWeb"/>
+      </w:pPr>
+      <w:r>
+        <w:t>This made the ESP32 ready to receive commands from the Python AI system.</w:t>
+      </w:r>
+    </w:p>
+    <w:p>
+      <w:r>
+        <w:pict w14:anchorId="414720DB">
+          <v:rect id="_x0000_i1056" style="width:0;height:1.5pt" o:hralign="center" o:hrstd="t" o:hr="t" fillcolor="#a0a0a0" stroked="f"/>
+        </w:pict>
+      </w:r>
+    </w:p>
+    <w:p>
+      <w:pPr>
+        <w:pStyle w:val="Heading2"/>
+      </w:pPr>
+    </w:p>
+    <w:p>
+      <w:pPr>
+        <w:pStyle w:val="Heading2"/>
+      </w:pPr>
+    </w:p>
+    <w:p>
+      <w:pPr>
+        <w:pStyle w:val="Heading2"/>
+      </w:pPr>
+    </w:p>
+    <w:p>
+      <w:pPr>
+        <w:pStyle w:val="Heading2"/>
+      </w:pPr>
+      <w:r>
+        <w:lastRenderedPageBreak/>
+        <w:t>7.2 ESP32 Code Used</w:t>
+      </w:r>
+    </w:p>
+    <w:p>
+      <w:pPr>
+        <w:pStyle w:val="HTMLPreformatted"/>
+      </w:pPr>
+      <w:r>
+        <w:rPr>
+          <w:rStyle w:val="u"/>
+        </w:rPr>
+        <w:t>#define</w:t>
+      </w:r>
+      <w:r>
+        <w:rPr>
+          <w:rStyle w:val="HTMLCode"/>
+        </w:rPr>
+        <w:t xml:space="preserve"> </w:t>
+      </w:r>
+      <w:r>
+        <w:rPr>
+          <w:rStyle w:val="11"/>
+        </w:rPr>
+        <w:t>LED_PIN</w:t>
+      </w:r>
+      <w:r>
+        <w:rPr>
+          <w:rStyle w:val="HTMLCode"/>
+        </w:rPr>
+        <w:t xml:space="preserve"> 23</w:t>
+      </w:r>
+      <w:r>
+        <w:br/>
+      </w:r>
+      <w:r>
+        <w:rPr>
+          <w:rStyle w:val="u"/>
+        </w:rPr>
+        <w:t>#define</w:t>
+      </w:r>
+      <w:r>
+        <w:rPr>
+          <w:rStyle w:val="HTMLCode"/>
+        </w:rPr>
+        <w:t xml:space="preserve"> </w:t>
+      </w:r>
+      <w:r>
+        <w:rPr>
+          <w:rStyle w:val="11"/>
+        </w:rPr>
+        <w:t>BUZZER_PIN</w:t>
+      </w:r>
+      <w:r>
+        <w:rPr>
+          <w:rStyle w:val="HTMLCode"/>
+        </w:rPr>
+        <w:t xml:space="preserve"> 22</w:t>
+      </w:r>
+      <w:r>
+        <w:br/>
+      </w:r>
+      <w:r>
+        <w:br/>
+      </w:r>
+      <w:r>
+        <w:rPr>
+          <w:rStyle w:val="11"/>
+        </w:rPr>
+        <w:t>void</w:t>
+      </w:r>
+      <w:r>
+        <w:rPr>
+          <w:rStyle w:val="HTMLCode"/>
+        </w:rPr>
+        <w:t xml:space="preserve"> </w:t>
+      </w:r>
+      <w:r>
+        <w:rPr>
+          <w:rStyle w:val="11"/>
+        </w:rPr>
+        <w:t>setup</w:t>
+      </w:r>
+      <w:r>
+        <w:rPr>
+          <w:rStyle w:val="HTMLCode"/>
+        </w:rPr>
+        <w:t>() {</w:t>
+      </w:r>
+      <w:r>
+        <w:br/>
+      </w:r>
+      <w:r>
+        <w:rPr>
+          <w:rStyle w:val="HTMLCode"/>
+        </w:rPr>
+        <w:t xml:space="preserve">  </w:t>
+      </w:r>
+      <w:r>
+        <w:rPr>
+          <w:rStyle w:val="11"/>
+        </w:rPr>
+        <w:t>pinMode</w:t>
+      </w:r>
+      <w:r>
+        <w:rPr>
+          <w:rStyle w:val="HTMLCode"/>
+        </w:rPr>
+        <w:t>(</w:t>
+      </w:r>
+      <w:r>
+        <w:rPr>
+          <w:rStyle w:val="11"/>
+        </w:rPr>
+        <w:t>LED_PIN</w:t>
+      </w:r>
+      <w:r>
+        <w:rPr>
+          <w:rStyle w:val="HTMLCode"/>
+        </w:rPr>
+        <w:t xml:space="preserve">, </w:t>
+      </w:r>
+      <w:r>
+        <w:rPr>
+          <w:rStyle w:val="11"/>
+        </w:rPr>
+        <w:t>OUTPUT</w:t>
+      </w:r>
+      <w:r>
+        <w:rPr>
+          <w:rStyle w:val="HTMLCode"/>
+        </w:rPr>
+        <w:t>);</w:t>
+      </w:r>
+      <w:r>
+        <w:br/>
+      </w:r>
+      <w:r>
+        <w:rPr>
+          <w:rStyle w:val="HTMLCode"/>
+        </w:rPr>
+        <w:t xml:space="preserve">  </w:t>
+      </w:r>
+      <w:r>
+        <w:rPr>
+          <w:rStyle w:val="11"/>
+        </w:rPr>
+        <w:t>pinMode</w:t>
+      </w:r>
+      <w:r>
+        <w:rPr>
+          <w:rStyle w:val="HTMLCode"/>
+        </w:rPr>
+        <w:t>(</w:t>
+      </w:r>
+      <w:r>
+        <w:rPr>
+          <w:rStyle w:val="11"/>
+        </w:rPr>
+        <w:t>BUZZER_PIN</w:t>
+      </w:r>
+      <w:r>
+        <w:rPr>
+          <w:rStyle w:val="HTMLCode"/>
+        </w:rPr>
+        <w:t xml:space="preserve">, </w:t>
+      </w:r>
+      <w:r>
+        <w:rPr>
+          <w:rStyle w:val="11"/>
+        </w:rPr>
+        <w:t>OUTPUT</w:t>
+      </w:r>
+      <w:r>
+        <w:rPr>
+          <w:rStyle w:val="HTMLCode"/>
+        </w:rPr>
+        <w:t>);</w:t>
+      </w:r>
+      <w:r>
+        <w:br/>
+      </w:r>
+      <w:r>
+        <w:br/>
+      </w:r>
+      <w:r>
+        <w:rPr>
+          <w:rStyle w:val="HTMLCode"/>
+        </w:rPr>
+        <w:t xml:space="preserve">  </w:t>
+      </w:r>
+      <w:r>
+        <w:rPr>
+          <w:rStyle w:val="11"/>
+        </w:rPr>
+        <w:t>digitalWrite</w:t>
+      </w:r>
+      <w:r>
+        <w:rPr>
+          <w:rStyle w:val="HTMLCode"/>
+        </w:rPr>
+        <w:t>(</w:t>
+      </w:r>
+      <w:r>
+        <w:rPr>
+          <w:rStyle w:val="11"/>
+        </w:rPr>
+        <w:t>LED_PIN</w:t>
+      </w:r>
+      <w:r>
+        <w:rPr>
+          <w:rStyle w:val="HTMLCode"/>
+        </w:rPr>
+        <w:t xml:space="preserve">, </w:t>
+      </w:r>
+      <w:r>
+        <w:rPr>
+          <w:rStyle w:val="11"/>
+        </w:rPr>
+        <w:t>LOW</w:t>
+      </w:r>
+      <w:r>
+        <w:rPr>
+          <w:rStyle w:val="HTMLCode"/>
+        </w:rPr>
+        <w:t>);</w:t>
+      </w:r>
+      <w:r>
+        <w:br/>
+      </w:r>
+      <w:r>
+        <w:rPr>
+          <w:rStyle w:val="HTMLCode"/>
+        </w:rPr>
+        <w:t xml:space="preserve">  </w:t>
+      </w:r>
+      <w:r>
+        <w:rPr>
+          <w:rStyle w:val="11"/>
+        </w:rPr>
+        <w:t>digitalWrite</w:t>
+      </w:r>
+      <w:r>
+        <w:rPr>
+          <w:rStyle w:val="HTMLCode"/>
+        </w:rPr>
+        <w:t>(</w:t>
+      </w:r>
+      <w:r>
+        <w:rPr>
+          <w:rStyle w:val="11"/>
+        </w:rPr>
+        <w:t>BUZZER_PIN</w:t>
+      </w:r>
+      <w:r>
+        <w:rPr>
+          <w:rStyle w:val="HTMLCode"/>
+        </w:rPr>
+        <w:t xml:space="preserve">, </w:t>
+      </w:r>
+      <w:r>
+        <w:rPr>
+          <w:rStyle w:val="11"/>
+        </w:rPr>
+        <w:t>LOW</w:t>
+      </w:r>
+      <w:r>
+        <w:rPr>
+          <w:rStyle w:val="HTMLCode"/>
+        </w:rPr>
+        <w:t>);</w:t>
+      </w:r>
+      <w:r>
+        <w:br/>
+      </w:r>
+      <w:r>
+        <w:br/>
+      </w:r>
+      <w:r>
+        <w:rPr>
+          <w:rStyle w:val="HTMLCode"/>
+        </w:rPr>
+        <w:t xml:space="preserve">  </w:t>
+      </w:r>
+      <w:r>
+        <w:rPr>
+          <w:rStyle w:val="11"/>
+        </w:rPr>
+        <w:t>Serial</w:t>
+      </w:r>
+      <w:r>
+        <w:rPr>
+          <w:rStyle w:val="HTMLCode"/>
+        </w:rPr>
+        <w:t>.begin(</w:t>
+      </w:r>
+      <w:r>
+        <w:rPr>
+          <w:rStyle w:val="y"/>
+        </w:rPr>
+        <w:t>9600</w:t>
+      </w:r>
+      <w:r>
+        <w:rPr>
+          <w:rStyle w:val="HTMLCode"/>
+        </w:rPr>
+        <w:t>);</w:t>
+      </w:r>
+      <w:r>
+        <w:br/>
+      </w:r>
+      <w:r>
+        <w:rPr>
+          <w:rStyle w:val="HTMLCode"/>
+        </w:rPr>
+        <w:t>}</w:t>
+      </w:r>
+      <w:r>
+        <w:br/>
+      </w:r>
+      <w:r>
+        <w:br/>
+      </w:r>
+      <w:r>
+        <w:rPr>
+          <w:rStyle w:val="11"/>
+        </w:rPr>
+        <w:t>void</w:t>
+      </w:r>
+      <w:r>
+        <w:rPr>
+          <w:rStyle w:val="HTMLCode"/>
+        </w:rPr>
+        <w:t xml:space="preserve"> </w:t>
+      </w:r>
+      <w:r>
+        <w:rPr>
+          <w:rStyle w:val="11"/>
+        </w:rPr>
+        <w:t>loop</w:t>
+      </w:r>
+      <w:r>
+        <w:rPr>
+          <w:rStyle w:val="HTMLCode"/>
+        </w:rPr>
+        <w:t>() {</w:t>
+      </w:r>
+      <w:r>
+        <w:br/>
+      </w:r>
+      <w:r>
+        <w:rPr>
+          <w:rStyle w:val="HTMLCode"/>
+        </w:rPr>
+        <w:t xml:space="preserve">  </w:t>
+      </w:r>
+      <w:r>
+        <w:rPr>
+          <w:rStyle w:val="v"/>
+        </w:rPr>
+        <w:t>if</w:t>
+      </w:r>
+      <w:r>
+        <w:rPr>
+          <w:rStyle w:val="HTMLCode"/>
+        </w:rPr>
+        <w:t xml:space="preserve"> (</w:t>
+      </w:r>
+      <w:r>
+        <w:rPr>
+          <w:rStyle w:val="11"/>
+        </w:rPr>
+        <w:t>Serial</w:t>
+      </w:r>
+      <w:r>
+        <w:rPr>
+          <w:rStyle w:val="HTMLCode"/>
+        </w:rPr>
+        <w:t xml:space="preserve">.available() </w:t>
+      </w:r>
+      <w:r>
+        <w:rPr>
+          <w:rStyle w:val="v"/>
+        </w:rPr>
+        <w:t>&gt;</w:t>
+      </w:r>
+      <w:r>
+        <w:rPr>
+          <w:rStyle w:val="HTMLCode"/>
+        </w:rPr>
+        <w:t xml:space="preserve"> </w:t>
+      </w:r>
+      <w:r>
+        <w:rPr>
+          <w:rStyle w:val="y"/>
+        </w:rPr>
+        <w:t>0</w:t>
+      </w:r>
+      <w:r>
+        <w:rPr>
+          <w:rStyle w:val="HTMLCode"/>
+        </w:rPr>
+        <w:t>) {</w:t>
+      </w:r>
+      <w:r>
+        <w:br/>
+      </w:r>
+      <w:r>
+        <w:rPr>
+          <w:rStyle w:val="HTMLCode"/>
+        </w:rPr>
+        <w:t xml:space="preserve">    </w:t>
+      </w:r>
+      <w:r>
+        <w:rPr>
+          <w:rStyle w:val="11"/>
+        </w:rPr>
+        <w:t>char</w:t>
+      </w:r>
+      <w:r>
+        <w:rPr>
+          <w:rStyle w:val="HTMLCode"/>
+        </w:rPr>
+        <w:t xml:space="preserve"> </w:t>
+      </w:r>
+      <w:r>
+        <w:rPr>
+          <w:rStyle w:val="11"/>
+        </w:rPr>
+        <w:t>data</w:t>
+      </w:r>
+      <w:r>
+        <w:rPr>
+          <w:rStyle w:val="HTMLCode"/>
+        </w:rPr>
+        <w:t xml:space="preserve"> = </w:t>
+      </w:r>
+      <w:r>
+        <w:rPr>
+          <w:rStyle w:val="11"/>
+        </w:rPr>
+        <w:t>Serial</w:t>
+      </w:r>
+      <w:r>
+        <w:rPr>
+          <w:rStyle w:val="HTMLCode"/>
+        </w:rPr>
+        <w:t>.read();</w:t>
+      </w:r>
+      <w:r>
+        <w:br/>
+      </w:r>
+      <w:r>
+        <w:br/>
+      </w:r>
+      <w:r>
+        <w:rPr>
+          <w:rStyle w:val="HTMLCode"/>
+        </w:rPr>
+        <w:t xml:space="preserve">    </w:t>
+      </w:r>
+      <w:r>
+        <w:rPr>
+          <w:rStyle w:val="v"/>
+        </w:rPr>
+        <w:t>if</w:t>
+      </w:r>
+      <w:r>
+        <w:rPr>
+          <w:rStyle w:val="HTMLCode"/>
+        </w:rPr>
+        <w:t xml:space="preserve"> (</w:t>
+      </w:r>
+      <w:r>
+        <w:rPr>
+          <w:rStyle w:val="11"/>
+        </w:rPr>
+        <w:t>data</w:t>
+      </w:r>
+      <w:r>
+        <w:rPr>
+          <w:rStyle w:val="HTMLCode"/>
+        </w:rPr>
+        <w:t xml:space="preserve"> </w:t>
+      </w:r>
+      <w:r>
+        <w:rPr>
+          <w:rStyle w:val="v"/>
+        </w:rPr>
+        <w:t>==</w:t>
+      </w:r>
+      <w:r>
+        <w:rPr>
+          <w:rStyle w:val="HTMLCode"/>
+        </w:rPr>
+        <w:t xml:space="preserve"> </w:t>
+      </w:r>
+      <w:r>
+        <w:rPr>
+          <w:rStyle w:val="z"/>
+        </w:rPr>
+        <w:t>'1'</w:t>
+      </w:r>
+      <w:r>
+        <w:rPr>
+          <w:rStyle w:val="HTMLCode"/>
+        </w:rPr>
+        <w:t>) {</w:t>
+      </w:r>
+      <w:r>
+        <w:br/>
+      </w:r>
+      <w:r>
+        <w:rPr>
+          <w:rStyle w:val="HTMLCode"/>
+        </w:rPr>
+        <w:t xml:space="preserve">      </w:t>
+      </w:r>
+      <w:r>
+        <w:rPr>
+          <w:rStyle w:val="11"/>
+        </w:rPr>
+        <w:t>digitalWrite</w:t>
+      </w:r>
+      <w:r>
+        <w:rPr>
+          <w:rStyle w:val="HTMLCode"/>
+        </w:rPr>
+        <w:t>(</w:t>
+      </w:r>
+      <w:r>
+        <w:rPr>
+          <w:rStyle w:val="11"/>
+        </w:rPr>
+        <w:t>LED_PIN</w:t>
+      </w:r>
+      <w:r>
+        <w:rPr>
+          <w:rStyle w:val="HTMLCode"/>
+        </w:rPr>
+        <w:t xml:space="preserve">, </w:t>
+      </w:r>
+      <w:r>
+        <w:rPr>
+          <w:rStyle w:val="11"/>
+        </w:rPr>
+        <w:t>HIGH</w:t>
+      </w:r>
+      <w:r>
+        <w:rPr>
+          <w:rStyle w:val="HTMLCode"/>
+        </w:rPr>
+        <w:t>);</w:t>
+      </w:r>
+      <w:r>
+        <w:br/>
+      </w:r>
+      <w:r>
+        <w:rPr>
+          <w:rStyle w:val="HTMLCode"/>
+        </w:rPr>
+        <w:t xml:space="preserve">      </w:t>
+      </w:r>
+      <w:r>
+        <w:rPr>
+          <w:rStyle w:val="11"/>
+        </w:rPr>
+        <w:t>digitalWrite</w:t>
+      </w:r>
+      <w:r>
+        <w:rPr>
+          <w:rStyle w:val="HTMLCode"/>
+        </w:rPr>
+        <w:t>(</w:t>
+      </w:r>
+      <w:r>
+        <w:rPr>
+          <w:rStyle w:val="11"/>
+        </w:rPr>
+        <w:t>BUZZER_PIN</w:t>
+      </w:r>
+      <w:r>
+        <w:rPr>
+          <w:rStyle w:val="HTMLCode"/>
+        </w:rPr>
+        <w:t xml:space="preserve">, </w:t>
+      </w:r>
+      <w:r>
+        <w:rPr>
+          <w:rStyle w:val="11"/>
+        </w:rPr>
+        <w:t>HIGH</w:t>
+      </w:r>
+      <w:r>
+        <w:rPr>
+          <w:rStyle w:val="HTMLCode"/>
+        </w:rPr>
+        <w:t>);</w:t>
+      </w:r>
+      <w:r>
+        <w:br/>
+      </w:r>
+      <w:r>
+        <w:rPr>
+          <w:rStyle w:val="HTMLCode"/>
+        </w:rPr>
+        <w:t xml:space="preserve">    }</w:t>
+      </w:r>
+      <w:r>
+        <w:br/>
+      </w:r>
+      <w:r>
+        <w:rPr>
+          <w:rStyle w:val="HTMLCode"/>
+        </w:rPr>
+        <w:t xml:space="preserve">    </w:t>
+      </w:r>
+      <w:r>
+        <w:rPr>
+          <w:rStyle w:val="v"/>
+        </w:rPr>
+        <w:t>else</w:t>
+      </w:r>
+      <w:r>
+        <w:rPr>
+          <w:rStyle w:val="HTMLCode"/>
+        </w:rPr>
+        <w:t xml:space="preserve"> </w:t>
+      </w:r>
+      <w:r>
+        <w:rPr>
+          <w:rStyle w:val="v"/>
+        </w:rPr>
+        <w:t>if</w:t>
+      </w:r>
+      <w:r>
+        <w:rPr>
+          <w:rStyle w:val="HTMLCode"/>
+        </w:rPr>
+        <w:t xml:space="preserve"> (</w:t>
+      </w:r>
+      <w:r>
+        <w:rPr>
+          <w:rStyle w:val="11"/>
+        </w:rPr>
+        <w:t>data</w:t>
+      </w:r>
+      <w:r>
+        <w:rPr>
+          <w:rStyle w:val="HTMLCode"/>
+        </w:rPr>
+        <w:t xml:space="preserve"> </w:t>
+      </w:r>
+      <w:r>
+        <w:rPr>
+          <w:rStyle w:val="v"/>
+        </w:rPr>
+        <w:t>==</w:t>
+      </w:r>
+      <w:r>
+        <w:rPr>
+          <w:rStyle w:val="HTMLCode"/>
+        </w:rPr>
+        <w:t xml:space="preserve"> </w:t>
+      </w:r>
+      <w:r>
+        <w:rPr>
+          <w:rStyle w:val="z"/>
+        </w:rPr>
+        <w:t>'0'</w:t>
+      </w:r>
+      <w:r>
+        <w:rPr>
+          <w:rStyle w:val="HTMLCode"/>
+        </w:rPr>
+        <w:t>) {</w:t>
+      </w:r>
+      <w:r>
+        <w:br/>
+      </w:r>
+      <w:r>
+        <w:rPr>
+          <w:rStyle w:val="HTMLCode"/>
+        </w:rPr>
+        <w:t xml:space="preserve">      </w:t>
+      </w:r>
+      <w:r>
+        <w:rPr>
+          <w:rStyle w:val="11"/>
+        </w:rPr>
+        <w:t>digitalWrite</w:t>
+      </w:r>
+      <w:r>
+        <w:rPr>
+          <w:rStyle w:val="HTMLCode"/>
+        </w:rPr>
+        <w:t>(</w:t>
+      </w:r>
+      <w:r>
+        <w:rPr>
+          <w:rStyle w:val="11"/>
+        </w:rPr>
+        <w:t>LED_PIN</w:t>
+      </w:r>
+      <w:r>
+        <w:rPr>
+          <w:rStyle w:val="HTMLCode"/>
+        </w:rPr>
+        <w:t xml:space="preserve">, </w:t>
+      </w:r>
+      <w:r>
+        <w:rPr>
+          <w:rStyle w:val="11"/>
+        </w:rPr>
+        <w:t>LOW</w:t>
+      </w:r>
+      <w:r>
+        <w:rPr>
+          <w:rStyle w:val="HTMLCode"/>
+        </w:rPr>
+        <w:t>);</w:t>
+      </w:r>
+      <w:r>
+        <w:br/>
+      </w:r>
+      <w:r>
+        <w:rPr>
+          <w:rStyle w:val="HTMLCode"/>
+        </w:rPr>
+        <w:t xml:space="preserve">      </w:t>
+      </w:r>
+      <w:r>
+        <w:rPr>
+          <w:rStyle w:val="11"/>
+        </w:rPr>
+        <w:t>digitalWrite</w:t>
+      </w:r>
+      <w:r>
+        <w:rPr>
+          <w:rStyle w:val="HTMLCode"/>
+        </w:rPr>
+        <w:t>(</w:t>
+      </w:r>
+      <w:r>
+        <w:rPr>
+          <w:rStyle w:val="11"/>
+        </w:rPr>
+        <w:t>BUZZER_PIN</w:t>
+      </w:r>
+      <w:r>
+        <w:rPr>
+          <w:rStyle w:val="HTMLCode"/>
+        </w:rPr>
+        <w:t xml:space="preserve">, </w:t>
+      </w:r>
+      <w:r>
+        <w:rPr>
+          <w:rStyle w:val="11"/>
+        </w:rPr>
+        <w:t>LOW</w:t>
+      </w:r>
+      <w:r>
+        <w:rPr>
+          <w:rStyle w:val="HTMLCode"/>
+        </w:rPr>
+        <w:t>);</w:t>
+      </w:r>
+      <w:r>
+        <w:br/>
+      </w:r>
+      <w:r>
+        <w:rPr>
+          <w:rStyle w:val="HTMLCode"/>
+        </w:rPr>
+        <w:t xml:space="preserve">    }</w:t>
+      </w:r>
+      <w:r>
+        <w:br/>
+      </w:r>
+      <w:r>
+        <w:rPr>
+          <w:rStyle w:val="HTMLCode"/>
+        </w:rPr>
+        <w:t xml:space="preserve">  }</w:t>
+      </w:r>
+      <w:r>
+        <w:br/>
+      </w:r>
+      <w:r>
+        <w:rPr>
+          <w:rStyle w:val="HTMLCode"/>
+        </w:rPr>
+        <w:t>}</w:t>
+      </w:r>
+    </w:p>
+    <w:p>
+      <w:r>
+        <w:pict w14:anchorId="60C44567">
           <v:rect id="_x0000_i1057" style="width:0;height:1.5pt" o:hralign="center" o:hrstd="t" o:hr="t" fillcolor="#a0a0a0" stroked="f"/>
         </w:pict>
       </w:r>
@@ -9866,13 +12178,23 @@
         <w:pStyle w:val="Heading2"/>
       </w:pPr>
       <w:r>
-        <w:t>1</w:t>
-      </w:r>
-      <w:r>
-        <w:t>4</w:t>
-      </w:r>
-      <w:r>
-        <w:t>. Final Working Configuration</w:t>
+        <w:t>7.3 Result</w:t>
+      </w:r>
+    </w:p>
+    <w:p>
+      <w:pPr>
+        <w:pStyle w:val="NormalWeb"/>
+      </w:pPr>
+      <w:r>
+        <w:t>The ESP32 command mode worked successfully.</w:t>
+      </w:r>
+    </w:p>
+    <w:p>
+      <w:pPr>
+        <w:pStyle w:val="NormalWeb"/>
+      </w:pPr>
+      <w:r>
+        <w:t>Manual testing through Serial Monitor confirmed:</w:t>
       </w:r>
     </w:p>
     <w:p>
@@ -9883,81 +12205,3321 @@
         <w:rPr>
           <w:rStyle w:val="HTMLCode"/>
         </w:rPr>
-        <w:t>Board: ESP32 Dev Module</w:t>
-      </w:r>
-      <w:r>
-        <w:br/>
-      </w:r>
-      <w:r>
-        <w:rPr>
-          <w:rStyle w:val="HTMLCode"/>
-        </w:rPr>
-        <w:t>Port: COM4</w:t>
-      </w:r>
-      <w:r>
-        <w:br/>
-      </w:r>
-      <w:r>
-        <w:rPr>
-          <w:rStyle w:val="HTMLCode"/>
-        </w:rPr>
-        <w:t>WiFi Library: WiFi.h</w:t>
-      </w:r>
-      <w:r>
-        <w:br/>
-      </w:r>
-      <w:r>
-        <w:rPr>
-          <w:rStyle w:val="HTMLCode"/>
-        </w:rPr>
-        <w:t>Baud Rate: 9600</w:t>
-      </w:r>
-      <w:r>
-        <w:br/>
-      </w:r>
-      <w:r>
-        <w:rPr>
-          <w:rStyle w:val="HTMLCode"/>
-        </w:rPr>
-        <w:t>LED Pin: GPIO 23</w:t>
-      </w:r>
-      <w:r>
-        <w:br/>
-      </w:r>
-      <w:r>
-        <w:rPr>
-          <w:rStyle w:val="HTMLCode"/>
-        </w:rPr>
-        <w:t>Buzzer Pin: GPIO 22</w:t>
-      </w:r>
-      <w:r>
-        <w:br/>
-      </w:r>
-      <w:r>
-        <w:rPr>
-          <w:rStyle w:val="HTMLCode"/>
-        </w:rPr>
-        <w:t>Status LED: Active during WiFi status</w:t>
-      </w:r>
-      <w:r>
-        <w:br/>
-      </w:r>
-      <w:r>
-        <w:rPr>
-          <w:rStyle w:val="HTMLCode"/>
-        </w:rPr>
-        <w:t>Buzzer: Success/failure audio indicator</w:t>
-      </w:r>
-    </w:p>
-    <w:p>
-      <w:r>
-        <w:pict w14:anchorId="29036576">
+        <w:t>Send 1 → LED + Buzzer ON</w:t>
+      </w:r>
+      <w:r>
+        <w:br/>
+      </w:r>
+      <w:r>
+        <w:rPr>
+          <w:rStyle w:val="HTMLCode"/>
+        </w:rPr>
+        <w:t>Send 0 → LED + Buzzer OFF</w:t>
+      </w:r>
+    </w:p>
+    <w:p>
+      <w:pPr>
+        <w:pStyle w:val="NormalWeb"/>
+      </w:pPr>
+      <w:r>
+        <w:t>This confirmed that the ESP32 was ready to receive alert commands from Python.</w:t>
+      </w:r>
+    </w:p>
+    <w:p>
+      <w:r>
+        <w:pict w14:anchorId="64A76412">
           <v:rect id="_x0000_i1058" style="width:0;height:1.5pt" o:hralign="center" o:hrstd="t" o:hr="t" fillcolor="#a0a0a0" stroked="f"/>
         </w:pict>
       </w:r>
     </w:p>
     <w:p>
       <w:pPr>
+        <w:pStyle w:val="Heading1"/>
+      </w:pPr>
+    </w:p>
+    <w:p>
+      <w:pPr>
+        <w:pStyle w:val="Heading1"/>
+      </w:pPr>
+    </w:p>
+    <w:p>
+      <w:pPr>
+        <w:pStyle w:val="Heading1"/>
+      </w:pPr>
+    </w:p>
+    <w:p>
+      <w:pPr>
+        <w:pStyle w:val="Heading1"/>
+      </w:pPr>
+      <w:r>
+        <w:lastRenderedPageBreak/>
+        <w:t>8. Task 2 – Python Serial Library Installation</w:t>
+      </w:r>
+    </w:p>
+    <w:p>
+      <w:pPr>
+        <w:pStyle w:val="Heading2"/>
+      </w:pPr>
+      <w:r>
+        <w:t>8.1 Purpose</w:t>
+      </w:r>
+    </w:p>
+    <w:p>
+      <w:pPr>
+        <w:pStyle w:val="NormalWeb"/>
+      </w:pPr>
+      <w:r>
+        <w:t>The second task was to install the Python serial communication library.</w:t>
+      </w:r>
+    </w:p>
+    <w:p>
+      <w:pPr>
+        <w:pStyle w:val="NormalWeb"/>
+      </w:pPr>
+      <w:r>
+        <w:t>The library used was:</w:t>
+      </w:r>
+    </w:p>
+    <w:p>
+      <w:pPr>
+        <w:pStyle w:val="HTMLPreformatted"/>
+      </w:pPr>
+      <w:r>
+        <w:rPr>
+          <w:rStyle w:val="HTMLCode"/>
+        </w:rPr>
+        <w:t>pyserial</w:t>
+      </w:r>
+    </w:p>
+    <w:p>
+      <w:pPr>
+        <w:pStyle w:val="NormalWeb"/>
+      </w:pPr>
+      <w:r>
+        <w:t>This library allows Python to communicate with ESP32 through the USB COM port.</w:t>
+      </w:r>
+    </w:p>
+    <w:p>
+      <w:r>
+        <w:pict w14:anchorId="04B6F6B6">
+          <v:rect id="_x0000_i1059" style="width:0;height:1.5pt" o:hralign="center" o:hrstd="t" o:hr="t" fillcolor="#a0a0a0" stroked="f"/>
+        </w:pict>
+      </w:r>
+    </w:p>
+    <w:p>
+      <w:pPr>
+        <w:pStyle w:val="Heading2"/>
+      </w:pPr>
+      <w:r>
+        <w:t>8.2 Command Used</w:t>
+      </w:r>
+    </w:p>
+    <w:p>
+      <w:pPr>
+        <w:pStyle w:val="HTMLPreformatted"/>
+      </w:pPr>
+      <w:r>
+        <w:rPr>
+          <w:rStyle w:val="HTMLCode"/>
+        </w:rPr>
+        <w:t>pip install pyserial</w:t>
+      </w:r>
+    </w:p>
+    <w:p>
+      <w:pPr>
+        <w:pStyle w:val="NormalWeb"/>
+      </w:pPr>
+      <w:r>
+        <w:t>After installation, the ESP32 COM port was checked using:</w:t>
+      </w:r>
+    </w:p>
+    <w:p>
+      <w:pPr>
+        <w:pStyle w:val="HTMLPreformatted"/>
+      </w:pPr>
+      <w:r>
+        <w:rPr>
+          <w:rStyle w:val="HTMLCode"/>
+        </w:rPr>
+        <w:t xml:space="preserve">python </w:t>
+      </w:r>
+      <w:r>
+        <w:rPr>
+          <w:rStyle w:val="12"/>
+        </w:rPr>
+        <w:t>-m</w:t>
+      </w:r>
+      <w:r>
+        <w:rPr>
+          <w:rStyle w:val="HTMLCode"/>
+        </w:rPr>
+        <w:t xml:space="preserve"> serial.tools.list_ports</w:t>
+      </w:r>
+    </w:p>
+    <w:p>
+      <w:r>
+        <w:pict w14:anchorId="7A23545E">
+          <v:rect id="_x0000_i1060" style="width:0;height:1.5pt" o:hralign="center" o:hrstd="t" o:hr="t" fillcolor="#a0a0a0" stroked="f"/>
+        </w:pict>
+      </w:r>
+    </w:p>
+    <w:p>
+      <w:pPr>
+        <w:pStyle w:val="Heading2"/>
+      </w:pPr>
+      <w:r>
+        <w:t>8.3 Result</w:t>
+      </w:r>
+    </w:p>
+    <w:p>
+      <w:pPr>
+        <w:pStyle w:val="NormalWeb"/>
+      </w:pPr>
+      <w:r>
+        <w:t>Python successfully detected the ESP32 COM port.</w:t>
+      </w:r>
+    </w:p>
+    <w:p>
+      <w:pPr>
+        <w:pStyle w:val="NormalWeb"/>
+      </w:pPr>
+      <w:r>
+        <w:t>The ESP32 was available on:</w:t>
+      </w:r>
+    </w:p>
+    <w:p>
+      <w:pPr>
+        <w:pStyle w:val="HTMLPreformatted"/>
+      </w:pPr>
+      <w:r>
+        <w:rPr>
+          <w:rStyle w:val="HTMLCode"/>
+        </w:rPr>
+        <w:t>COM4</w:t>
+      </w:r>
+    </w:p>
+    <w:p>
+      <w:pPr>
+        <w:pStyle w:val="NormalWeb"/>
+      </w:pPr>
+      <w:r>
+        <w:t>This confirmed that Python could access the ESP32 through serial communication.</w:t>
+      </w:r>
+    </w:p>
+    <w:p>
+      <w:r>
+        <w:pict w14:anchorId="38689974">
+          <v:rect id="_x0000_i1061" style="width:0;height:1.5pt" o:hralign="center" o:hrstd="t" o:hr="t" fillcolor="#a0a0a0" stroked="f"/>
+        </w:pict>
+      </w:r>
+    </w:p>
+    <w:p>
+      <w:pPr>
+        <w:pStyle w:val="Heading1"/>
+      </w:pPr>
+    </w:p>
+    <w:p>
+      <w:pPr>
+        <w:pStyle w:val="Heading1"/>
+      </w:pPr>
+    </w:p>
+    <w:p>
+      <w:pPr>
+        <w:pStyle w:val="Heading1"/>
+      </w:pPr>
+    </w:p>
+    <w:p>
+      <w:pPr>
+        <w:pStyle w:val="Heading1"/>
+      </w:pPr>
+    </w:p>
+    <w:p>
+      <w:pPr>
+        <w:pStyle w:val="Heading1"/>
+      </w:pPr>
+      <w:r>
+        <w:lastRenderedPageBreak/>
+        <w:t>9. Task 3 – Python ESP32 Serial Test</w:t>
+      </w:r>
+    </w:p>
+    <w:p>
+      <w:pPr>
+        <w:pStyle w:val="Heading2"/>
+      </w:pPr>
+      <w:r>
+        <w:t>9.1 Purpose</w:t>
+      </w:r>
+    </w:p>
+    <w:p>
+      <w:pPr>
+        <w:pStyle w:val="NormalWeb"/>
+      </w:pPr>
+      <w:r>
+        <w:t>Before integrating the ESP32 with the main AI detection code, a separate Python serial test file was created.</w:t>
+      </w:r>
+    </w:p>
+    <w:p>
+      <w:pPr>
+        <w:pStyle w:val="NormalWeb"/>
+      </w:pPr>
+      <w:r>
+        <w:t>This was done to verify that Python could directly control the ESP32 LED and buzzer.</w:t>
+      </w:r>
+    </w:p>
+    <w:p>
+      <w:r>
+        <w:pict w14:anchorId="1FD3C1FF">
+          <v:rect id="_x0000_i1062" style="width:0;height:1.5pt" o:hralign="center" o:hrstd="t" o:hr="t" fillcolor="#a0a0a0" stroked="f"/>
+        </w:pict>
+      </w:r>
+    </w:p>
+    <w:p>
+      <w:pPr>
+        <w:pStyle w:val="Heading2"/>
+      </w:pPr>
+      <w:r>
+        <w:t>9.2 Test File Name</w:t>
+      </w:r>
+    </w:p>
+    <w:p>
+      <w:pPr>
+        <w:pStyle w:val="HTMLPreformatted"/>
+      </w:pPr>
+      <w:r>
+        <w:rPr>
+          <w:rStyle w:val="HTMLCode"/>
+        </w:rPr>
+        <w:t>python_esp32_serial_test.py</w:t>
+      </w:r>
+    </w:p>
+    <w:p>
+      <w:r>
+        <w:pict w14:anchorId="19C618B9">
+          <v:rect id="_x0000_i1063" style="width:0;height:1.5pt" o:hralign="center" o:hrstd="t" o:hr="t" fillcolor="#a0a0a0" stroked="f"/>
+        </w:pict>
+      </w:r>
+    </w:p>
+    <w:p>
+      <w:pPr>
+        <w:pStyle w:val="Heading2"/>
+      </w:pPr>
+      <w:r>
+        <w:t>9.3 Python Serial Test Code</w:t>
+      </w:r>
+    </w:p>
+    <w:p>
+      <w:pPr>
+        <w:pStyle w:val="HTMLPreformatted"/>
+      </w:pPr>
+      <w:r>
+        <w:rPr>
+          <w:rStyle w:val="v"/>
+        </w:rPr>
+        <w:t>import</w:t>
+      </w:r>
+      <w:r>
+        <w:rPr>
+          <w:rStyle w:val="HTMLCode"/>
+        </w:rPr>
+        <w:t xml:space="preserve"> </w:t>
+      </w:r>
+      <w:r>
+        <w:rPr>
+          <w:rStyle w:val="11"/>
+        </w:rPr>
+        <w:t>serial</w:t>
+      </w:r>
+      <w:r>
+        <w:br/>
+      </w:r>
+      <w:r>
+        <w:rPr>
+          <w:rStyle w:val="v"/>
+        </w:rPr>
+        <w:t>import</w:t>
+      </w:r>
+      <w:r>
+        <w:rPr>
+          <w:rStyle w:val="HTMLCode"/>
+        </w:rPr>
+        <w:t xml:space="preserve"> </w:t>
+      </w:r>
+      <w:r>
+        <w:rPr>
+          <w:rStyle w:val="11"/>
+        </w:rPr>
+        <w:t>time</w:t>
+      </w:r>
+      <w:r>
+        <w:br/>
+      </w:r>
+      <w:r>
+        <w:br/>
+      </w:r>
+      <w:r>
+        <w:rPr>
+          <w:rStyle w:val="11"/>
+        </w:rPr>
+        <w:t>ESP32_PORT</w:t>
+      </w:r>
+      <w:r>
+        <w:rPr>
+          <w:rStyle w:val="HTMLCode"/>
+        </w:rPr>
+        <w:t xml:space="preserve"> </w:t>
+      </w:r>
+      <w:r>
+        <w:rPr>
+          <w:rStyle w:val="v"/>
+        </w:rPr>
+        <w:t>=</w:t>
+      </w:r>
+      <w:r>
+        <w:rPr>
+          <w:rStyle w:val="HTMLCode"/>
+        </w:rPr>
+        <w:t xml:space="preserve"> </w:t>
+      </w:r>
+      <w:r>
+        <w:rPr>
+          <w:rStyle w:val="z"/>
+        </w:rPr>
+        <w:t>"COM4"</w:t>
+      </w:r>
+      <w:r>
+        <w:br/>
+      </w:r>
+      <w:r>
+        <w:rPr>
+          <w:rStyle w:val="11"/>
+        </w:rPr>
+        <w:t>BAUD_RATE</w:t>
+      </w:r>
+      <w:r>
+        <w:rPr>
+          <w:rStyle w:val="HTMLCode"/>
+        </w:rPr>
+        <w:t xml:space="preserve"> </w:t>
+      </w:r>
+      <w:r>
+        <w:rPr>
+          <w:rStyle w:val="v"/>
+        </w:rPr>
+        <w:t>=</w:t>
+      </w:r>
+      <w:r>
+        <w:rPr>
+          <w:rStyle w:val="HTMLCode"/>
+        </w:rPr>
+        <w:t xml:space="preserve"> </w:t>
+      </w:r>
+      <w:r>
+        <w:rPr>
+          <w:rStyle w:val="y"/>
+        </w:rPr>
+        <w:t>9600</w:t>
+      </w:r>
+      <w:r>
+        <w:br/>
+      </w:r>
+      <w:r>
+        <w:br/>
+      </w:r>
+      <w:r>
+        <w:rPr>
+          <w:rStyle w:val="v"/>
+        </w:rPr>
+        <w:t>try</w:t>
+      </w:r>
+      <w:r>
+        <w:rPr>
+          <w:rStyle w:val="HTMLCode"/>
+        </w:rPr>
+        <w:t>:</w:t>
+      </w:r>
+      <w:r>
+        <w:br/>
+      </w:r>
+      <w:r>
+        <w:rPr>
+          <w:rStyle w:val="HTMLCode"/>
+        </w:rPr>
+        <w:t xml:space="preserve">    </w:t>
+      </w:r>
+      <w:r>
+        <w:rPr>
+          <w:rStyle w:val="11"/>
+        </w:rPr>
+        <w:t>esp32</w:t>
+      </w:r>
+      <w:r>
+        <w:rPr>
+          <w:rStyle w:val="HTMLCode"/>
+        </w:rPr>
+        <w:t xml:space="preserve"> </w:t>
+      </w:r>
+      <w:r>
+        <w:rPr>
+          <w:rStyle w:val="v"/>
+        </w:rPr>
+        <w:t>=</w:t>
+      </w:r>
+      <w:r>
+        <w:rPr>
+          <w:rStyle w:val="HTMLCode"/>
+        </w:rPr>
+        <w:t xml:space="preserve"> </w:t>
+      </w:r>
+      <w:r>
+        <w:rPr>
+          <w:rStyle w:val="11"/>
+        </w:rPr>
+        <w:t>serial</w:t>
+      </w:r>
+      <w:r>
+        <w:rPr>
+          <w:rStyle w:val="v"/>
+        </w:rPr>
+        <w:t>.</w:t>
+      </w:r>
+      <w:r>
+        <w:rPr>
+          <w:rStyle w:val="HTMLCode"/>
+        </w:rPr>
+        <w:t>Serial(</w:t>
+      </w:r>
+      <w:r>
+        <w:rPr>
+          <w:rStyle w:val="11"/>
+        </w:rPr>
+        <w:t>ESP32_PORT</w:t>
+      </w:r>
+      <w:r>
+        <w:rPr>
+          <w:rStyle w:val="HTMLCode"/>
+        </w:rPr>
+        <w:t xml:space="preserve">, </w:t>
+      </w:r>
+      <w:r>
+        <w:rPr>
+          <w:rStyle w:val="11"/>
+        </w:rPr>
+        <w:t>BAUD_RATE</w:t>
+      </w:r>
+      <w:r>
+        <w:rPr>
+          <w:rStyle w:val="HTMLCode"/>
+        </w:rPr>
+        <w:t xml:space="preserve">, </w:t>
+      </w:r>
+      <w:r>
+        <w:rPr>
+          <w:rStyle w:val="11"/>
+        </w:rPr>
+        <w:t>timeout</w:t>
+      </w:r>
+      <w:r>
+        <w:rPr>
+          <w:rStyle w:val="v"/>
+        </w:rPr>
+        <w:t>=</w:t>
+      </w:r>
+      <w:r>
+        <w:rPr>
+          <w:rStyle w:val="y"/>
+        </w:rPr>
+        <w:t>1</w:t>
+      </w:r>
+      <w:r>
+        <w:rPr>
+          <w:rStyle w:val="HTMLCode"/>
+        </w:rPr>
+        <w:t>)</w:t>
+      </w:r>
+      <w:r>
+        <w:br/>
+      </w:r>
+      <w:r>
+        <w:rPr>
+          <w:rStyle w:val="HTMLCode"/>
+        </w:rPr>
+        <w:t xml:space="preserve">    </w:t>
+      </w:r>
+      <w:r>
+        <w:rPr>
+          <w:rStyle w:val="11"/>
+        </w:rPr>
+        <w:t>time</w:t>
+      </w:r>
+      <w:r>
+        <w:rPr>
+          <w:rStyle w:val="v"/>
+        </w:rPr>
+        <w:t>.</w:t>
+      </w:r>
+      <w:r>
+        <w:rPr>
+          <w:rStyle w:val="HTMLCode"/>
+        </w:rPr>
+        <w:t>sleep(</w:t>
+      </w:r>
+      <w:r>
+        <w:rPr>
+          <w:rStyle w:val="y"/>
+        </w:rPr>
+        <w:t>2</w:t>
+      </w:r>
+      <w:r>
+        <w:rPr>
+          <w:rStyle w:val="HTMLCode"/>
+        </w:rPr>
+        <w:t>)</w:t>
+      </w:r>
+      <w:r>
+        <w:br/>
+      </w:r>
+      <w:r>
+        <w:br/>
+      </w:r>
+      <w:r>
+        <w:rPr>
+          <w:rStyle w:val="HTMLCode"/>
+        </w:rPr>
+        <w:t xml:space="preserve">    </w:t>
+      </w:r>
+      <w:r>
+        <w:rPr>
+          <w:rStyle w:val="11"/>
+        </w:rPr>
+        <w:t>print</w:t>
+      </w:r>
+      <w:r>
+        <w:rPr>
+          <w:rStyle w:val="HTMLCode"/>
+        </w:rPr>
+        <w:t>(</w:t>
+      </w:r>
+      <w:r>
+        <w:rPr>
+          <w:rStyle w:val="z"/>
+        </w:rPr>
+        <w:t>"ESP32 connected successfully."</w:t>
+      </w:r>
+      <w:r>
+        <w:rPr>
+          <w:rStyle w:val="HTMLCode"/>
+        </w:rPr>
+        <w:t>)</w:t>
+      </w:r>
+      <w:r>
+        <w:br/>
+      </w:r>
+      <w:r>
+        <w:br/>
+      </w:r>
+      <w:r>
+        <w:rPr>
+          <w:rStyle w:val="HTMLCode"/>
+        </w:rPr>
+        <w:t xml:space="preserve">    </w:t>
+      </w:r>
+      <w:r>
+        <w:rPr>
+          <w:rStyle w:val="11"/>
+        </w:rPr>
+        <w:t>print</w:t>
+      </w:r>
+      <w:r>
+        <w:rPr>
+          <w:rStyle w:val="HTMLCode"/>
+        </w:rPr>
+        <w:t>(</w:t>
+      </w:r>
+      <w:r>
+        <w:rPr>
+          <w:rStyle w:val="z"/>
+        </w:rPr>
+        <w:t>"Turning alert ON..."</w:t>
+      </w:r>
+      <w:r>
+        <w:rPr>
+          <w:rStyle w:val="HTMLCode"/>
+        </w:rPr>
+        <w:t>)</w:t>
+      </w:r>
+      <w:r>
+        <w:br/>
+      </w:r>
+      <w:r>
+        <w:rPr>
+          <w:rStyle w:val="HTMLCode"/>
+        </w:rPr>
+        <w:t xml:space="preserve">    </w:t>
+      </w:r>
+      <w:r>
+        <w:rPr>
+          <w:rStyle w:val="11"/>
+        </w:rPr>
+        <w:t>esp32</w:t>
+      </w:r>
+      <w:r>
+        <w:rPr>
+          <w:rStyle w:val="v"/>
+        </w:rPr>
+        <w:t>.</w:t>
+      </w:r>
+      <w:r>
+        <w:rPr>
+          <w:rStyle w:val="HTMLCode"/>
+        </w:rPr>
+        <w:t>write(</w:t>
+      </w:r>
+      <w:r>
+        <w:rPr>
+          <w:rStyle w:val="z"/>
+        </w:rPr>
+        <w:t>b'1'</w:t>
+      </w:r>
+      <w:r>
+        <w:rPr>
+          <w:rStyle w:val="HTMLCode"/>
+        </w:rPr>
+        <w:t>)</w:t>
+      </w:r>
+      <w:r>
+        <w:br/>
+      </w:r>
+      <w:r>
+        <w:rPr>
+          <w:rStyle w:val="HTMLCode"/>
+        </w:rPr>
+        <w:t xml:space="preserve">    </w:t>
+      </w:r>
+      <w:r>
+        <w:rPr>
+          <w:rStyle w:val="11"/>
+        </w:rPr>
+        <w:t>time</w:t>
+      </w:r>
+      <w:r>
+        <w:rPr>
+          <w:rStyle w:val="v"/>
+        </w:rPr>
+        <w:t>.</w:t>
+      </w:r>
+      <w:r>
+        <w:rPr>
+          <w:rStyle w:val="HTMLCode"/>
+        </w:rPr>
+        <w:t>sleep(</w:t>
+      </w:r>
+      <w:r>
+        <w:rPr>
+          <w:rStyle w:val="y"/>
+        </w:rPr>
+        <w:t>2</w:t>
+      </w:r>
+      <w:r>
+        <w:rPr>
+          <w:rStyle w:val="HTMLCode"/>
+        </w:rPr>
+        <w:t>)</w:t>
+      </w:r>
+      <w:r>
+        <w:br/>
+      </w:r>
+      <w:r>
+        <w:br/>
+      </w:r>
+      <w:r>
+        <w:rPr>
+          <w:rStyle w:val="HTMLCode"/>
+        </w:rPr>
+        <w:t xml:space="preserve">    </w:t>
+      </w:r>
+      <w:r>
+        <w:rPr>
+          <w:rStyle w:val="11"/>
+        </w:rPr>
+        <w:t>print</w:t>
+      </w:r>
+      <w:r>
+        <w:rPr>
+          <w:rStyle w:val="HTMLCode"/>
+        </w:rPr>
+        <w:t>(</w:t>
+      </w:r>
+      <w:r>
+        <w:rPr>
+          <w:rStyle w:val="z"/>
+        </w:rPr>
+        <w:t>"Turning alert OFF..."</w:t>
+      </w:r>
+      <w:r>
+        <w:rPr>
+          <w:rStyle w:val="HTMLCode"/>
+        </w:rPr>
+        <w:t>)</w:t>
+      </w:r>
+      <w:r>
+        <w:br/>
+      </w:r>
+      <w:r>
+        <w:rPr>
+          <w:rStyle w:val="HTMLCode"/>
+        </w:rPr>
+        <w:t xml:space="preserve">    </w:t>
+      </w:r>
+      <w:r>
+        <w:rPr>
+          <w:rStyle w:val="11"/>
+        </w:rPr>
+        <w:t>esp32</w:t>
+      </w:r>
+      <w:r>
+        <w:rPr>
+          <w:rStyle w:val="v"/>
+        </w:rPr>
+        <w:t>.</w:t>
+      </w:r>
+      <w:r>
+        <w:rPr>
+          <w:rStyle w:val="HTMLCode"/>
+        </w:rPr>
+        <w:t>write(</w:t>
+      </w:r>
+      <w:r>
+        <w:rPr>
+          <w:rStyle w:val="z"/>
+        </w:rPr>
+        <w:t>b'0'</w:t>
+      </w:r>
+      <w:r>
+        <w:rPr>
+          <w:rStyle w:val="HTMLCode"/>
+        </w:rPr>
+        <w:t>)</w:t>
+      </w:r>
+      <w:r>
+        <w:br/>
+      </w:r>
+      <w:r>
+        <w:rPr>
+          <w:rStyle w:val="HTMLCode"/>
+        </w:rPr>
+        <w:t xml:space="preserve">    </w:t>
+      </w:r>
+      <w:r>
+        <w:rPr>
+          <w:rStyle w:val="11"/>
+        </w:rPr>
+        <w:t>time</w:t>
+      </w:r>
+      <w:r>
+        <w:rPr>
+          <w:rStyle w:val="v"/>
+        </w:rPr>
+        <w:t>.</w:t>
+      </w:r>
+      <w:r>
+        <w:rPr>
+          <w:rStyle w:val="HTMLCode"/>
+        </w:rPr>
+        <w:t>sleep(</w:t>
+      </w:r>
+      <w:r>
+        <w:rPr>
+          <w:rStyle w:val="y"/>
+        </w:rPr>
+        <w:t>1</w:t>
+      </w:r>
+      <w:r>
+        <w:rPr>
+          <w:rStyle w:val="HTMLCode"/>
+        </w:rPr>
+        <w:t>)</w:t>
+      </w:r>
+      <w:r>
+        <w:br/>
+      </w:r>
+      <w:r>
+        <w:br/>
+      </w:r>
+      <w:r>
+        <w:rPr>
+          <w:rStyle w:val="HTMLCode"/>
+        </w:rPr>
+        <w:t xml:space="preserve">    </w:t>
+      </w:r>
+      <w:r>
+        <w:rPr>
+          <w:rStyle w:val="11"/>
+        </w:rPr>
+        <w:t>esp32</w:t>
+      </w:r>
+      <w:r>
+        <w:rPr>
+          <w:rStyle w:val="v"/>
+        </w:rPr>
+        <w:t>.</w:t>
+      </w:r>
+      <w:r>
+        <w:rPr>
+          <w:rStyle w:val="HTMLCode"/>
+        </w:rPr>
+        <w:t>close()</w:t>
+      </w:r>
+      <w:r>
+        <w:br/>
+      </w:r>
+      <w:r>
+        <w:rPr>
+          <w:rStyle w:val="HTMLCode"/>
+        </w:rPr>
+        <w:t xml:space="preserve">    </w:t>
+      </w:r>
+      <w:r>
+        <w:rPr>
+          <w:rStyle w:val="11"/>
+        </w:rPr>
+        <w:t>print</w:t>
+      </w:r>
+      <w:r>
+        <w:rPr>
+          <w:rStyle w:val="HTMLCode"/>
+        </w:rPr>
+        <w:t>(</w:t>
+      </w:r>
+      <w:r>
+        <w:rPr>
+          <w:rStyle w:val="z"/>
+        </w:rPr>
+        <w:t>"Test completed."</w:t>
+      </w:r>
+      <w:r>
+        <w:rPr>
+          <w:rStyle w:val="HTMLCode"/>
+        </w:rPr>
+        <w:t>)</w:t>
+      </w:r>
+      <w:r>
+        <w:br/>
+      </w:r>
+      <w:r>
+        <w:br/>
+      </w:r>
+      <w:r>
+        <w:rPr>
+          <w:rStyle w:val="v"/>
+        </w:rPr>
+        <w:t>except</w:t>
+      </w:r>
+      <w:r>
+        <w:rPr>
+          <w:rStyle w:val="HTMLCode"/>
+        </w:rPr>
+        <w:t xml:space="preserve"> </w:t>
+      </w:r>
+      <w:r>
+        <w:rPr>
+          <w:rStyle w:val="11"/>
+        </w:rPr>
+        <w:t>Exception</w:t>
+      </w:r>
+      <w:r>
+        <w:rPr>
+          <w:rStyle w:val="HTMLCode"/>
+        </w:rPr>
+        <w:t xml:space="preserve"> </w:t>
+      </w:r>
+      <w:r>
+        <w:rPr>
+          <w:rStyle w:val="v"/>
+        </w:rPr>
+        <w:t>as</w:t>
+      </w:r>
+      <w:r>
+        <w:rPr>
+          <w:rStyle w:val="HTMLCode"/>
+        </w:rPr>
+        <w:t xml:space="preserve"> </w:t>
+      </w:r>
+      <w:r>
+        <w:rPr>
+          <w:rStyle w:val="11"/>
+        </w:rPr>
+        <w:t>e</w:t>
+      </w:r>
+      <w:r>
+        <w:rPr>
+          <w:rStyle w:val="HTMLCode"/>
+        </w:rPr>
+        <w:t>:</w:t>
+      </w:r>
+      <w:r>
+        <w:br/>
+      </w:r>
+      <w:r>
+        <w:rPr>
+          <w:rStyle w:val="HTMLCode"/>
+        </w:rPr>
+        <w:t xml:space="preserve">    </w:t>
+      </w:r>
+      <w:r>
+        <w:rPr>
+          <w:rStyle w:val="11"/>
+        </w:rPr>
+        <w:t>print</w:t>
+      </w:r>
+      <w:r>
+        <w:rPr>
+          <w:rStyle w:val="HTMLCode"/>
+        </w:rPr>
+        <w:t>(</w:t>
+      </w:r>
+      <w:r>
+        <w:rPr>
+          <w:rStyle w:val="z"/>
+        </w:rPr>
+        <w:t>"ESP32 serial test failed:"</w:t>
+      </w:r>
+      <w:r>
+        <w:rPr>
+          <w:rStyle w:val="HTMLCode"/>
+        </w:rPr>
+        <w:t xml:space="preserve">, </w:t>
+      </w:r>
+      <w:r>
+        <w:rPr>
+          <w:rStyle w:val="11"/>
+        </w:rPr>
+        <w:t>e</w:t>
+      </w:r>
+      <w:r>
+        <w:rPr>
+          <w:rStyle w:val="HTMLCode"/>
+        </w:rPr>
+        <w:t>)</w:t>
+      </w:r>
+    </w:p>
+    <w:p>
+      <w:r>
+        <w:pict w14:anchorId="5FAF36D0">
+          <v:rect id="_x0000_i1064" style="width:0;height:1.5pt" o:hralign="center" o:hrstd="t" o:hr="t" fillcolor="#a0a0a0" stroked="f"/>
+        </w:pict>
+      </w:r>
+    </w:p>
+    <w:p>
+      <w:pPr>
+        <w:pStyle w:val="Heading2"/>
+      </w:pPr>
+    </w:p>
+    <w:p>
+      <w:pPr>
+        <w:pStyle w:val="Heading2"/>
+      </w:pPr>
+    </w:p>
+    <w:p>
+      <w:pPr>
+        <w:pStyle w:val="Heading2"/>
+      </w:pPr>
+    </w:p>
+    <w:p>
+      <w:pPr>
+        <w:pStyle w:val="Heading2"/>
+      </w:pPr>
+      <w:r>
+        <w:lastRenderedPageBreak/>
+        <w:t>9.4 Expected Output</w:t>
+      </w:r>
+    </w:p>
+    <w:p>
+      <w:pPr>
+        <w:pStyle w:val="HTMLPreformatted"/>
+      </w:pPr>
+      <w:r>
+        <w:rPr>
+          <w:rStyle w:val="HTMLCode"/>
+        </w:rPr>
+        <w:t>ESP32 connected successfully.</w:t>
+      </w:r>
+      <w:r>
+        <w:br/>
+      </w:r>
+      <w:r>
+        <w:rPr>
+          <w:rStyle w:val="HTMLCode"/>
+        </w:rPr>
+        <w:t>Turning alert ON...</w:t>
+      </w:r>
+      <w:r>
+        <w:br/>
+      </w:r>
+      <w:r>
+        <w:rPr>
+          <w:rStyle w:val="HTMLCode"/>
+        </w:rPr>
+        <w:t>LED + Buzzer ON</w:t>
+      </w:r>
+      <w:r>
+        <w:br/>
+      </w:r>
+      <w:r>
+        <w:rPr>
+          <w:rStyle w:val="HTMLCode"/>
+        </w:rPr>
+        <w:t>Turning alert OFF...</w:t>
+      </w:r>
+      <w:r>
+        <w:br/>
+      </w:r>
+      <w:r>
+        <w:rPr>
+          <w:rStyle w:val="HTMLCode"/>
+        </w:rPr>
+        <w:t>LED + Buzzer OFF</w:t>
+      </w:r>
+      <w:r>
+        <w:br/>
+      </w:r>
+      <w:r>
+        <w:rPr>
+          <w:rStyle w:val="HTMLCode"/>
+        </w:rPr>
+        <w:t>Test completed.</w:t>
+      </w:r>
+    </w:p>
+    <w:p>
+      <w:r>
+        <w:pict w14:anchorId="5FD6BFF3">
+          <v:rect id="_x0000_i1065" style="width:0;height:1.5pt" o:hralign="center" o:hrstd="t" o:hr="t" fillcolor="#a0a0a0" stroked="f"/>
+        </w:pict>
+      </w:r>
+    </w:p>
+    <w:p>
+      <w:pPr>
+        <w:pStyle w:val="Heading2"/>
+      </w:pPr>
+      <w:r>
+        <w:t>9.5 Result</w:t>
+      </w:r>
+    </w:p>
+    <w:p>
+      <w:pPr>
+        <w:pStyle w:val="NormalWeb"/>
+      </w:pPr>
+      <w:r>
+        <w:t>The Python serial test was completed successfully.</w:t>
+      </w:r>
+    </w:p>
+    <w:p>
+      <w:pPr>
+        <w:pStyle w:val="NormalWeb"/>
+      </w:pPr>
+      <w:r>
+        <w:t>Python sent:</w:t>
+      </w:r>
+    </w:p>
+    <w:p>
+      <w:pPr>
+        <w:pStyle w:val="HTMLPreformatted"/>
+      </w:pPr>
+      <w:r>
+        <w:rPr>
+          <w:rStyle w:val="HTMLCode"/>
+        </w:rPr>
+        <w:t>1 → ESP32 alert ON</w:t>
+      </w:r>
+      <w:r>
+        <w:br/>
+      </w:r>
+      <w:r>
+        <w:rPr>
+          <w:rStyle w:val="HTMLCode"/>
+        </w:rPr>
+        <w:t>0 → ESP32 alert OFF</w:t>
+      </w:r>
+    </w:p>
+    <w:p>
+      <w:pPr>
+        <w:pStyle w:val="NormalWeb"/>
+      </w:pPr>
+      <w:r>
+        <w:t>The ESP32 LED and buzzer responded correctly.</w:t>
+      </w:r>
+    </w:p>
+    <w:p>
+      <w:pPr>
+        <w:pStyle w:val="NormalWeb"/>
+      </w:pPr>
+      <w:r>
+        <w:t>This confirmed that Python-to-ESP32 serial communication was working.</w:t>
+      </w:r>
+    </w:p>
+    <w:p>
+      <w:r>
+        <w:pict w14:anchorId="4C8EA6D1">
+          <v:rect id="_x0000_i1066" style="width:0;height:1.5pt" o:hralign="center" o:hrstd="t" o:hr="t" fillcolor="#a0a0a0" stroked="f"/>
+        </w:pict>
+      </w:r>
+    </w:p>
+    <w:p>
+      <w:pPr>
+        <w:pStyle w:val="Heading1"/>
+      </w:pPr>
+      <w:r>
+        <w:t>10. Task 4 – ESP32 Serial Function Added to AI Detection Code</w:t>
+      </w:r>
+    </w:p>
+    <w:p>
+      <w:pPr>
+        <w:pStyle w:val="Heading2"/>
+      </w:pPr>
+      <w:r>
+        <w:t>10.1 Purpose</w:t>
+      </w:r>
+    </w:p>
+    <w:p>
+      <w:pPr>
+        <w:pStyle w:val="NormalWeb"/>
+      </w:pPr>
+      <w:r>
+        <w:t>After confirming direct Python control of ESP32, the serial communication logic was added to the main Python OpenCV intruder detection code.</w:t>
+      </w:r>
+    </w:p>
+    <w:p>
+      <w:pPr>
+        <w:pStyle w:val="NormalWeb"/>
+      </w:pPr>
+      <w:r>
+        <w:t>The aim was to create a reusable function that can send alert commands to ESP32 whenever the AI logic confirms an intruder.</w:t>
+      </w:r>
+    </w:p>
+    <w:p>
+      <w:r>
+        <w:pict w14:anchorId="17A27C17">
+          <v:rect id="_x0000_i1067" style="width:0;height:1.5pt" o:hralign="center" o:hrstd="t" o:hr="t" fillcolor="#a0a0a0" stroked="f"/>
+        </w:pict>
+      </w:r>
+    </w:p>
+    <w:p>
+      <w:pPr>
+        <w:pStyle w:val="Heading2"/>
+      </w:pPr>
+      <w:r>
+        <w:t>10.2 Required Imports</w:t>
+      </w:r>
+    </w:p>
+    <w:p>
+      <w:pPr>
+        <w:pStyle w:val="HTMLPreformatted"/>
+      </w:pPr>
+      <w:r>
+        <w:rPr>
+          <w:rStyle w:val="v"/>
+        </w:rPr>
+        <w:t>import</w:t>
+      </w:r>
+      <w:r>
+        <w:rPr>
+          <w:rStyle w:val="HTMLCode"/>
+        </w:rPr>
+        <w:t xml:space="preserve"> </w:t>
+      </w:r>
+      <w:r>
+        <w:rPr>
+          <w:rStyle w:val="11"/>
+        </w:rPr>
+        <w:t>serial</w:t>
+      </w:r>
+      <w:r>
+        <w:br/>
+      </w:r>
+      <w:r>
+        <w:rPr>
+          <w:rStyle w:val="v"/>
+        </w:rPr>
+        <w:t>import</w:t>
+      </w:r>
+      <w:r>
+        <w:rPr>
+          <w:rStyle w:val="HTMLCode"/>
+        </w:rPr>
+        <w:t xml:space="preserve"> </w:t>
+      </w:r>
+      <w:r>
+        <w:rPr>
+          <w:rStyle w:val="11"/>
+        </w:rPr>
+        <w:t>time</w:t>
+      </w:r>
+    </w:p>
+    <w:p>
+      <w:r>
+        <w:pict w14:anchorId="4F7F41DE">
+          <v:rect id="_x0000_i1068" style="width:0;height:1.5pt" o:hralign="center" o:hrstd="t" o:hr="t" fillcolor="#a0a0a0" stroked="f"/>
+        </w:pict>
+      </w:r>
+    </w:p>
+    <w:p>
+      <w:pPr>
+        <w:pStyle w:val="Heading2"/>
+      </w:pPr>
+    </w:p>
+    <w:p>
+      <w:pPr>
+        <w:pStyle w:val="Heading2"/>
+      </w:pPr>
+      <w:r>
+        <w:lastRenderedPageBreak/>
+        <w:t>10.3 ESP32 Serial Connection Code</w:t>
+      </w:r>
+    </w:p>
+    <w:p>
+      <w:pPr>
+        <w:pStyle w:val="HTMLPreformatted"/>
+      </w:pPr>
+      <w:r>
+        <w:rPr>
+          <w:rStyle w:val="11"/>
+        </w:rPr>
+        <w:t>ESP32_PORT</w:t>
+      </w:r>
+      <w:r>
+        <w:rPr>
+          <w:rStyle w:val="HTMLCode"/>
+        </w:rPr>
+        <w:t xml:space="preserve"> </w:t>
+      </w:r>
+      <w:r>
+        <w:rPr>
+          <w:rStyle w:val="v"/>
+        </w:rPr>
+        <w:t>=</w:t>
+      </w:r>
+      <w:r>
+        <w:rPr>
+          <w:rStyle w:val="HTMLCode"/>
+        </w:rPr>
+        <w:t xml:space="preserve"> </w:t>
+      </w:r>
+      <w:r>
+        <w:rPr>
+          <w:rStyle w:val="z"/>
+        </w:rPr>
+        <w:t>"COM4"</w:t>
+      </w:r>
+      <w:r>
+        <w:br/>
+      </w:r>
+      <w:r>
+        <w:rPr>
+          <w:rStyle w:val="11"/>
+        </w:rPr>
+        <w:t>BAUD_RATE</w:t>
+      </w:r>
+      <w:r>
+        <w:rPr>
+          <w:rStyle w:val="HTMLCode"/>
+        </w:rPr>
+        <w:t xml:space="preserve"> </w:t>
+      </w:r>
+      <w:r>
+        <w:rPr>
+          <w:rStyle w:val="v"/>
+        </w:rPr>
+        <w:t>=</w:t>
+      </w:r>
+      <w:r>
+        <w:rPr>
+          <w:rStyle w:val="HTMLCode"/>
+        </w:rPr>
+        <w:t xml:space="preserve"> </w:t>
+      </w:r>
+      <w:r>
+        <w:rPr>
+          <w:rStyle w:val="y"/>
+        </w:rPr>
+        <w:t>9600</w:t>
+      </w:r>
+      <w:r>
+        <w:br/>
+      </w:r>
+      <w:r>
+        <w:br/>
+      </w:r>
+      <w:r>
+        <w:rPr>
+          <w:rStyle w:val="v"/>
+        </w:rPr>
+        <w:t>try</w:t>
+      </w:r>
+      <w:r>
+        <w:rPr>
+          <w:rStyle w:val="HTMLCode"/>
+        </w:rPr>
+        <w:t>:</w:t>
+      </w:r>
+      <w:r>
+        <w:br/>
+      </w:r>
+      <w:r>
+        <w:rPr>
+          <w:rStyle w:val="HTMLCode"/>
+        </w:rPr>
+        <w:t xml:space="preserve">    </w:t>
+      </w:r>
+      <w:r>
+        <w:rPr>
+          <w:rStyle w:val="11"/>
+        </w:rPr>
+        <w:t>esp32</w:t>
+      </w:r>
+      <w:r>
+        <w:rPr>
+          <w:rStyle w:val="HTMLCode"/>
+        </w:rPr>
+        <w:t xml:space="preserve"> </w:t>
+      </w:r>
+      <w:r>
+        <w:rPr>
+          <w:rStyle w:val="v"/>
+        </w:rPr>
+        <w:t>=</w:t>
+      </w:r>
+      <w:r>
+        <w:rPr>
+          <w:rStyle w:val="HTMLCode"/>
+        </w:rPr>
+        <w:t xml:space="preserve"> </w:t>
+      </w:r>
+      <w:r>
+        <w:rPr>
+          <w:rStyle w:val="11"/>
+        </w:rPr>
+        <w:t>serial</w:t>
+      </w:r>
+      <w:r>
+        <w:rPr>
+          <w:rStyle w:val="v"/>
+        </w:rPr>
+        <w:t>.</w:t>
+      </w:r>
+      <w:r>
+        <w:rPr>
+          <w:rStyle w:val="HTMLCode"/>
+        </w:rPr>
+        <w:t>Serial(</w:t>
+      </w:r>
+      <w:r>
+        <w:rPr>
+          <w:rStyle w:val="11"/>
+        </w:rPr>
+        <w:t>ESP32_PORT</w:t>
+      </w:r>
+      <w:r>
+        <w:rPr>
+          <w:rStyle w:val="HTMLCode"/>
+        </w:rPr>
+        <w:t xml:space="preserve">, </w:t>
+      </w:r>
+      <w:r>
+        <w:rPr>
+          <w:rStyle w:val="11"/>
+        </w:rPr>
+        <w:t>BAUD_RATE</w:t>
+      </w:r>
+      <w:r>
+        <w:rPr>
+          <w:rStyle w:val="HTMLCode"/>
+        </w:rPr>
+        <w:t xml:space="preserve">, </w:t>
+      </w:r>
+      <w:r>
+        <w:rPr>
+          <w:rStyle w:val="11"/>
+        </w:rPr>
+        <w:t>timeout</w:t>
+      </w:r>
+      <w:r>
+        <w:rPr>
+          <w:rStyle w:val="v"/>
+        </w:rPr>
+        <w:t>=</w:t>
+      </w:r>
+      <w:r>
+        <w:rPr>
+          <w:rStyle w:val="y"/>
+        </w:rPr>
+        <w:t>1</w:t>
+      </w:r>
+      <w:r>
+        <w:rPr>
+          <w:rStyle w:val="HTMLCode"/>
+        </w:rPr>
+        <w:t>)</w:t>
+      </w:r>
+      <w:r>
+        <w:br/>
+      </w:r>
+      <w:r>
+        <w:rPr>
+          <w:rStyle w:val="HTMLCode"/>
+        </w:rPr>
+        <w:t xml:space="preserve">    </w:t>
+      </w:r>
+      <w:r>
+        <w:rPr>
+          <w:rStyle w:val="11"/>
+        </w:rPr>
+        <w:t>time</w:t>
+      </w:r>
+      <w:r>
+        <w:rPr>
+          <w:rStyle w:val="v"/>
+        </w:rPr>
+        <w:t>.</w:t>
+      </w:r>
+      <w:r>
+        <w:rPr>
+          <w:rStyle w:val="HTMLCode"/>
+        </w:rPr>
+        <w:t>sleep(</w:t>
+      </w:r>
+      <w:r>
+        <w:rPr>
+          <w:rStyle w:val="y"/>
+        </w:rPr>
+        <w:t>2</w:t>
+      </w:r>
+      <w:r>
+        <w:rPr>
+          <w:rStyle w:val="HTMLCode"/>
+        </w:rPr>
+        <w:t>)</w:t>
+      </w:r>
+      <w:r>
+        <w:br/>
+      </w:r>
+      <w:r>
+        <w:rPr>
+          <w:rStyle w:val="HTMLCode"/>
+        </w:rPr>
+        <w:t xml:space="preserve">    </w:t>
+      </w:r>
+      <w:r>
+        <w:rPr>
+          <w:rStyle w:val="11"/>
+        </w:rPr>
+        <w:t>print</w:t>
+      </w:r>
+      <w:r>
+        <w:rPr>
+          <w:rStyle w:val="HTMLCode"/>
+        </w:rPr>
+        <w:t>(</w:t>
+      </w:r>
+      <w:r>
+        <w:rPr>
+          <w:rStyle w:val="z"/>
+        </w:rPr>
+        <w:t>"ESP32 connected successfully."</w:t>
+      </w:r>
+      <w:r>
+        <w:rPr>
+          <w:rStyle w:val="HTMLCode"/>
+        </w:rPr>
+        <w:t>)</w:t>
+      </w:r>
+      <w:r>
+        <w:br/>
+      </w:r>
+      <w:r>
+        <w:rPr>
+          <w:rStyle w:val="v"/>
+        </w:rPr>
+        <w:t>except</w:t>
+      </w:r>
+      <w:r>
+        <w:rPr>
+          <w:rStyle w:val="HTMLCode"/>
+        </w:rPr>
+        <w:t xml:space="preserve"> </w:t>
+      </w:r>
+      <w:r>
+        <w:rPr>
+          <w:rStyle w:val="11"/>
+        </w:rPr>
+        <w:t>Exception</w:t>
+      </w:r>
+      <w:r>
+        <w:rPr>
+          <w:rStyle w:val="HTMLCode"/>
+        </w:rPr>
+        <w:t xml:space="preserve"> </w:t>
+      </w:r>
+      <w:r>
+        <w:rPr>
+          <w:rStyle w:val="v"/>
+        </w:rPr>
+        <w:t>as</w:t>
+      </w:r>
+      <w:r>
+        <w:rPr>
+          <w:rStyle w:val="HTMLCode"/>
+        </w:rPr>
+        <w:t xml:space="preserve"> </w:t>
+      </w:r>
+      <w:r>
+        <w:rPr>
+          <w:rStyle w:val="11"/>
+        </w:rPr>
+        <w:t>e</w:t>
+      </w:r>
+      <w:r>
+        <w:rPr>
+          <w:rStyle w:val="HTMLCode"/>
+        </w:rPr>
+        <w:t>:</w:t>
+      </w:r>
+      <w:r>
+        <w:br/>
+      </w:r>
+      <w:r>
+        <w:rPr>
+          <w:rStyle w:val="HTMLCode"/>
+        </w:rPr>
+        <w:t xml:space="preserve">    </w:t>
+      </w:r>
+      <w:r>
+        <w:rPr>
+          <w:rStyle w:val="11"/>
+        </w:rPr>
+        <w:t>esp32</w:t>
+      </w:r>
+      <w:r>
+        <w:rPr>
+          <w:rStyle w:val="HTMLCode"/>
+        </w:rPr>
+        <w:t xml:space="preserve"> </w:t>
+      </w:r>
+      <w:r>
+        <w:rPr>
+          <w:rStyle w:val="v"/>
+        </w:rPr>
+        <w:t>=</w:t>
+      </w:r>
+      <w:r>
+        <w:rPr>
+          <w:rStyle w:val="HTMLCode"/>
+        </w:rPr>
+        <w:t xml:space="preserve"> </w:t>
+      </w:r>
+      <w:r>
+        <w:rPr>
+          <w:rStyle w:val="y"/>
+        </w:rPr>
+        <w:t>None</w:t>
+      </w:r>
+      <w:r>
+        <w:br/>
+      </w:r>
+      <w:r>
+        <w:rPr>
+          <w:rStyle w:val="HTMLCode"/>
+        </w:rPr>
+        <w:t xml:space="preserve">    </w:t>
+      </w:r>
+      <w:r>
+        <w:rPr>
+          <w:rStyle w:val="11"/>
+        </w:rPr>
+        <w:t>print</w:t>
+      </w:r>
+      <w:r>
+        <w:rPr>
+          <w:rStyle w:val="HTMLCode"/>
+        </w:rPr>
+        <w:t>(</w:t>
+      </w:r>
+      <w:r>
+        <w:rPr>
+          <w:rStyle w:val="z"/>
+        </w:rPr>
+        <w:t>"ESP32 connection failed:"</w:t>
+      </w:r>
+      <w:r>
+        <w:rPr>
+          <w:rStyle w:val="HTMLCode"/>
+        </w:rPr>
+        <w:t xml:space="preserve">, </w:t>
+      </w:r>
+      <w:r>
+        <w:rPr>
+          <w:rStyle w:val="11"/>
+        </w:rPr>
+        <w:t>e</w:t>
+      </w:r>
+      <w:r>
+        <w:rPr>
+          <w:rStyle w:val="HTMLCode"/>
+        </w:rPr>
+        <w:t>)</w:t>
+      </w:r>
+    </w:p>
+    <w:p>
+      <w:r>
+        <w:pict w14:anchorId="600EAE60">
+          <v:rect id="_x0000_i1069" style="width:0;height:1.5pt" o:hralign="center" o:hrstd="t" o:hr="t" fillcolor="#a0a0a0" stroked="f"/>
+        </w:pict>
+      </w:r>
+    </w:p>
+    <w:p>
+      <w:pPr>
+        <w:pStyle w:val="Heading2"/>
+      </w:pPr>
+      <w:r>
+        <w:t>10.4 ESP32 Alert Function</w:t>
+      </w:r>
+    </w:p>
+    <w:p>
+      <w:pPr>
+        <w:pStyle w:val="HTMLPreformatted"/>
+      </w:pPr>
+      <w:r>
+        <w:rPr>
+          <w:rStyle w:val="v"/>
+        </w:rPr>
+        <w:t>def</w:t>
+      </w:r>
+      <w:r>
+        <w:rPr>
+          <w:rStyle w:val="HTMLCode"/>
+        </w:rPr>
+        <w:t xml:space="preserve"> </w:t>
+      </w:r>
+      <w:r>
+        <w:rPr>
+          <w:rStyle w:val="11"/>
+        </w:rPr>
+        <w:t>send_to_esp32</w:t>
+      </w:r>
+      <w:r>
+        <w:rPr>
+          <w:rStyle w:val="HTMLCode"/>
+        </w:rPr>
+        <w:t>(</w:t>
+      </w:r>
+      <w:r>
+        <w:rPr>
+          <w:rStyle w:val="11"/>
+        </w:rPr>
+        <w:t>signal</w:t>
+      </w:r>
+      <w:r>
+        <w:rPr>
+          <w:rStyle w:val="HTMLCode"/>
+        </w:rPr>
+        <w:t>):</w:t>
+      </w:r>
+      <w:r>
+        <w:br/>
+      </w:r>
+      <w:r>
+        <w:rPr>
+          <w:rStyle w:val="HTMLCode"/>
+        </w:rPr>
+        <w:t xml:space="preserve">    </w:t>
+      </w:r>
+      <w:r>
+        <w:rPr>
+          <w:rStyle w:val="v"/>
+        </w:rPr>
+        <w:t>if</w:t>
+      </w:r>
+      <w:r>
+        <w:rPr>
+          <w:rStyle w:val="HTMLCode"/>
+        </w:rPr>
+        <w:t xml:space="preserve"> </w:t>
+      </w:r>
+      <w:r>
+        <w:rPr>
+          <w:rStyle w:val="11"/>
+        </w:rPr>
+        <w:t>esp32</w:t>
+      </w:r>
+      <w:r>
+        <w:rPr>
+          <w:rStyle w:val="HTMLCode"/>
+        </w:rPr>
+        <w:t xml:space="preserve"> </w:t>
+      </w:r>
+      <w:r>
+        <w:rPr>
+          <w:rStyle w:val="v"/>
+        </w:rPr>
+        <w:t>is</w:t>
+      </w:r>
+      <w:r>
+        <w:rPr>
+          <w:rStyle w:val="HTMLCode"/>
+        </w:rPr>
+        <w:t xml:space="preserve"> </w:t>
+      </w:r>
+      <w:r>
+        <w:rPr>
+          <w:rStyle w:val="v"/>
+        </w:rPr>
+        <w:t>not</w:t>
+      </w:r>
+      <w:r>
+        <w:rPr>
+          <w:rStyle w:val="HTMLCode"/>
+        </w:rPr>
+        <w:t xml:space="preserve"> </w:t>
+      </w:r>
+      <w:r>
+        <w:rPr>
+          <w:rStyle w:val="y"/>
+        </w:rPr>
+        <w:t>None</w:t>
+      </w:r>
+      <w:r>
+        <w:rPr>
+          <w:rStyle w:val="HTMLCode"/>
+        </w:rPr>
+        <w:t>:</w:t>
+      </w:r>
+      <w:r>
+        <w:br/>
+      </w:r>
+      <w:r>
+        <w:rPr>
+          <w:rStyle w:val="HTMLCode"/>
+        </w:rPr>
+        <w:t xml:space="preserve">        </w:t>
+      </w:r>
+      <w:r>
+        <w:rPr>
+          <w:rStyle w:val="v"/>
+        </w:rPr>
+        <w:t>if</w:t>
+      </w:r>
+      <w:r>
+        <w:rPr>
+          <w:rStyle w:val="HTMLCode"/>
+        </w:rPr>
+        <w:t xml:space="preserve"> </w:t>
+      </w:r>
+      <w:r>
+        <w:rPr>
+          <w:rStyle w:val="11"/>
+        </w:rPr>
+        <w:t>signal</w:t>
+      </w:r>
+      <w:r>
+        <w:rPr>
+          <w:rStyle w:val="HTMLCode"/>
+        </w:rPr>
+        <w:t xml:space="preserve"> </w:t>
+      </w:r>
+      <w:r>
+        <w:rPr>
+          <w:rStyle w:val="v"/>
+        </w:rPr>
+        <w:t>==</w:t>
+      </w:r>
+      <w:r>
+        <w:rPr>
+          <w:rStyle w:val="HTMLCode"/>
+        </w:rPr>
+        <w:t xml:space="preserve"> </w:t>
+      </w:r>
+      <w:r>
+        <w:rPr>
+          <w:rStyle w:val="y"/>
+        </w:rPr>
+        <w:t>1</w:t>
+      </w:r>
+      <w:r>
+        <w:rPr>
+          <w:rStyle w:val="HTMLCode"/>
+        </w:rPr>
+        <w:t>:</w:t>
+      </w:r>
+      <w:r>
+        <w:br/>
+      </w:r>
+      <w:r>
+        <w:rPr>
+          <w:rStyle w:val="HTMLCode"/>
+        </w:rPr>
+        <w:t xml:space="preserve">            </w:t>
+      </w:r>
+      <w:r>
+        <w:rPr>
+          <w:rStyle w:val="11"/>
+        </w:rPr>
+        <w:t>esp32</w:t>
+      </w:r>
+      <w:r>
+        <w:rPr>
+          <w:rStyle w:val="v"/>
+        </w:rPr>
+        <w:t>.</w:t>
+      </w:r>
+      <w:r>
+        <w:rPr>
+          <w:rStyle w:val="HTMLCode"/>
+        </w:rPr>
+        <w:t>write(</w:t>
+      </w:r>
+      <w:r>
+        <w:rPr>
+          <w:rStyle w:val="z"/>
+        </w:rPr>
+        <w:t>b'1'</w:t>
+      </w:r>
+      <w:r>
+        <w:rPr>
+          <w:rStyle w:val="HTMLCode"/>
+        </w:rPr>
+        <w:t>)</w:t>
+      </w:r>
+      <w:r>
+        <w:br/>
+      </w:r>
+      <w:r>
+        <w:rPr>
+          <w:rStyle w:val="HTMLCode"/>
+        </w:rPr>
+        <w:t xml:space="preserve">            </w:t>
+      </w:r>
+      <w:r>
+        <w:rPr>
+          <w:rStyle w:val="11"/>
+        </w:rPr>
+        <w:t>print</w:t>
+      </w:r>
+      <w:r>
+        <w:rPr>
+          <w:rStyle w:val="HTMLCode"/>
+        </w:rPr>
+        <w:t>(</w:t>
+      </w:r>
+      <w:r>
+        <w:rPr>
+          <w:rStyle w:val="z"/>
+        </w:rPr>
+        <w:t>"ESP32 Alert ON"</w:t>
+      </w:r>
+      <w:r>
+        <w:rPr>
+          <w:rStyle w:val="HTMLCode"/>
+        </w:rPr>
+        <w:t>)</w:t>
+      </w:r>
+      <w:r>
+        <w:br/>
+      </w:r>
+      <w:r>
+        <w:rPr>
+          <w:rStyle w:val="HTMLCode"/>
+        </w:rPr>
+        <w:t xml:space="preserve">        </w:t>
+      </w:r>
+      <w:r>
+        <w:rPr>
+          <w:rStyle w:val="v"/>
+        </w:rPr>
+        <w:t>else</w:t>
+      </w:r>
+      <w:r>
+        <w:rPr>
+          <w:rStyle w:val="HTMLCode"/>
+        </w:rPr>
+        <w:t>:</w:t>
+      </w:r>
+      <w:r>
+        <w:br/>
+      </w:r>
+      <w:r>
+        <w:rPr>
+          <w:rStyle w:val="HTMLCode"/>
+        </w:rPr>
+        <w:t xml:space="preserve">            </w:t>
+      </w:r>
+      <w:r>
+        <w:rPr>
+          <w:rStyle w:val="11"/>
+        </w:rPr>
+        <w:t>esp32</w:t>
+      </w:r>
+      <w:r>
+        <w:rPr>
+          <w:rStyle w:val="v"/>
+        </w:rPr>
+        <w:t>.</w:t>
+      </w:r>
+      <w:r>
+        <w:rPr>
+          <w:rStyle w:val="HTMLCode"/>
+        </w:rPr>
+        <w:t>write(</w:t>
+      </w:r>
+      <w:r>
+        <w:rPr>
+          <w:rStyle w:val="z"/>
+        </w:rPr>
+        <w:t>b'0'</w:t>
+      </w:r>
+      <w:r>
+        <w:rPr>
+          <w:rStyle w:val="HTMLCode"/>
+        </w:rPr>
+        <w:t>)</w:t>
+      </w:r>
+      <w:r>
+        <w:br/>
+      </w:r>
+      <w:r>
+        <w:rPr>
+          <w:rStyle w:val="HTMLCode"/>
+        </w:rPr>
+        <w:t xml:space="preserve">            </w:t>
+      </w:r>
+      <w:r>
+        <w:rPr>
+          <w:rStyle w:val="11"/>
+        </w:rPr>
+        <w:t>print</w:t>
+      </w:r>
+      <w:r>
+        <w:rPr>
+          <w:rStyle w:val="HTMLCode"/>
+        </w:rPr>
+        <w:t>(</w:t>
+      </w:r>
+      <w:r>
+        <w:rPr>
+          <w:rStyle w:val="z"/>
+        </w:rPr>
+        <w:t>"ESP32 Alert OFF"</w:t>
+      </w:r>
+      <w:r>
+        <w:rPr>
+          <w:rStyle w:val="HTMLCode"/>
+        </w:rPr>
+        <w:t>)</w:t>
+      </w:r>
+      <w:r>
+        <w:br/>
+      </w:r>
+      <w:r>
+        <w:rPr>
+          <w:rStyle w:val="HTMLCode"/>
+        </w:rPr>
+        <w:t xml:space="preserve">    </w:t>
+      </w:r>
+      <w:r>
+        <w:rPr>
+          <w:rStyle w:val="v"/>
+        </w:rPr>
+        <w:t>else</w:t>
+      </w:r>
+      <w:r>
+        <w:rPr>
+          <w:rStyle w:val="HTMLCode"/>
+        </w:rPr>
+        <w:t>:</w:t>
+      </w:r>
+      <w:r>
+        <w:br/>
+      </w:r>
+      <w:r>
+        <w:rPr>
+          <w:rStyle w:val="HTMLCode"/>
+        </w:rPr>
+        <w:t xml:space="preserve">        </w:t>
+      </w:r>
+      <w:r>
+        <w:rPr>
+          <w:rStyle w:val="11"/>
+        </w:rPr>
+        <w:t>print</w:t>
+      </w:r>
+      <w:r>
+        <w:rPr>
+          <w:rStyle w:val="HTMLCode"/>
+        </w:rPr>
+        <w:t>(</w:t>
+      </w:r>
+      <w:r>
+        <w:rPr>
+          <w:rStyle w:val="z"/>
+        </w:rPr>
+        <w:t>"ESP32 not connected. Alert skipped."</w:t>
+      </w:r>
+      <w:r>
+        <w:rPr>
+          <w:rStyle w:val="HTMLCode"/>
+        </w:rPr>
+        <w:t>)</w:t>
+      </w:r>
+    </w:p>
+    <w:p>
+      <w:r>
+        <w:pict w14:anchorId="2E4472B7">
+          <v:rect id="_x0000_i1070" style="width:0;height:1.5pt" o:hralign="center" o:hrstd="t" o:hr="t" fillcolor="#a0a0a0" stroked="f"/>
+        </w:pict>
+      </w:r>
+    </w:p>
+    <w:p>
+      <w:pPr>
+        <w:pStyle w:val="Heading2"/>
+      </w:pPr>
+      <w:r>
+        <w:t>10.5 Result</w:t>
+      </w:r>
+    </w:p>
+    <w:p>
+      <w:pPr>
+        <w:pStyle w:val="NormalWeb"/>
+      </w:pPr>
+      <w:r>
+        <w:t xml:space="preserve">The </w:t>
+      </w:r>
+      <w:r>
+        <w:rPr>
+          <w:rStyle w:val="HTMLCode"/>
+        </w:rPr>
+        <w:t>send_to_esp32()</w:t>
+      </w:r>
+      <w:r>
+        <w:t xml:space="preserve"> function was added successfully.</w:t>
+      </w:r>
+    </w:p>
+    <w:p>
+      <w:pPr>
+        <w:pStyle w:val="NormalWeb"/>
+      </w:pPr>
+      <w:r>
+        <w:t>This function made the main AI detection code cleaner, because the alert command could now be called using:</w:t>
+      </w:r>
+    </w:p>
+    <w:p>
+      <w:pPr>
+        <w:pStyle w:val="HTMLPreformatted"/>
+      </w:pPr>
+      <w:r>
+        <w:rPr>
+          <w:rStyle w:val="11"/>
+        </w:rPr>
+        <w:t>send_to_esp32</w:t>
+      </w:r>
+      <w:r>
+        <w:rPr>
+          <w:rStyle w:val="HTMLCode"/>
+        </w:rPr>
+        <w:t>(</w:t>
+      </w:r>
+      <w:r>
+        <w:rPr>
+          <w:rStyle w:val="y"/>
+        </w:rPr>
+        <w:t>1</w:t>
+      </w:r>
+      <w:r>
+        <w:rPr>
+          <w:rStyle w:val="HTMLCode"/>
+        </w:rPr>
+        <w:t xml:space="preserve">)   </w:t>
+      </w:r>
+      <w:r>
+        <w:rPr>
+          <w:rStyle w:val="t"/>
+        </w:rPr>
+        <w:t># Alert ON</w:t>
+      </w:r>
+      <w:r>
+        <w:br/>
+      </w:r>
+      <w:r>
+        <w:rPr>
+          <w:rStyle w:val="11"/>
+        </w:rPr>
+        <w:t>send_to_esp32</w:t>
+      </w:r>
+      <w:r>
+        <w:rPr>
+          <w:rStyle w:val="HTMLCode"/>
+        </w:rPr>
+        <w:t>(</w:t>
+      </w:r>
+      <w:r>
+        <w:rPr>
+          <w:rStyle w:val="y"/>
+        </w:rPr>
+        <w:t>0</w:t>
+      </w:r>
+      <w:r>
+        <w:rPr>
+          <w:rStyle w:val="HTMLCode"/>
+        </w:rPr>
+        <w:t xml:space="preserve">)   </w:t>
+      </w:r>
+      <w:r>
+        <w:rPr>
+          <w:rStyle w:val="t"/>
+        </w:rPr>
+        <w:t># Alert OFF</w:t>
+      </w:r>
+    </w:p>
+    <w:p>
+      <w:r>
+        <w:pict w14:anchorId="12F1A828">
+          <v:rect id="_x0000_i1071" style="width:0;height:1.5pt" o:hralign="center" o:hrstd="t" o:hr="t" fillcolor="#a0a0a0" stroked="f"/>
+        </w:pict>
+      </w:r>
+    </w:p>
+    <w:p>
+      <w:pPr>
+        <w:pStyle w:val="Heading1"/>
+      </w:pPr>
+      <w:r>
+        <w:t>11. Task 5 – Intruder-Based ESP32 Alert Trigger</w:t>
+      </w:r>
+    </w:p>
+    <w:p>
+      <w:pPr>
+        <w:pStyle w:val="Heading2"/>
+      </w:pPr>
+      <w:r>
+        <w:t>11.1 Purpose</w:t>
+      </w:r>
+    </w:p>
+    <w:p>
+      <w:pPr>
+        <w:pStyle w:val="NormalWeb"/>
+      </w:pPr>
+      <w:r>
+        <w:t>The next task was to trigger ESP32 only when an intruder was actually confirmed.</w:t>
+      </w:r>
+    </w:p>
+    <w:p>
+      <w:pPr>
+        <w:pStyle w:val="NormalWeb"/>
+      </w:pPr>
+      <w:r>
+        <w:t>The system should not trigger on only motion or only face detection.</w:t>
+      </w:r>
+    </w:p>
+    <w:p>
+      <w:r>
+        <w:pict w14:anchorId="5BCCB98E">
+          <v:rect id="_x0000_i1072" style="width:0;height:1.5pt" o:hralign="center" o:hrstd="t" o:hr="t" fillcolor="#a0a0a0" stroked="f"/>
+        </w:pict>
+      </w:r>
+    </w:p>
+    <w:p>
+      <w:pPr>
+        <w:pStyle w:val="Heading2"/>
+      </w:pPr>
+      <w:r>
+        <w:lastRenderedPageBreak/>
+        <w:t>11.2 Alert Condition Used</w:t>
+      </w:r>
+    </w:p>
+    <w:p>
+      <w:pPr>
+        <w:pStyle w:val="NormalWeb"/>
+      </w:pPr>
+      <w:r>
+        <w:t>The alert condition was:</w:t>
+      </w:r>
+    </w:p>
+    <w:p>
+      <w:pPr>
+        <w:pStyle w:val="HTMLPreformatted"/>
+      </w:pPr>
+      <w:r>
+        <w:rPr>
+          <w:rStyle w:val="v"/>
+        </w:rPr>
+        <w:t>if</w:t>
+      </w:r>
+      <w:r>
+        <w:rPr>
+          <w:rStyle w:val="HTMLCode"/>
+        </w:rPr>
+        <w:t xml:space="preserve"> </w:t>
+      </w:r>
+      <w:r>
+        <w:rPr>
+          <w:rStyle w:val="11"/>
+        </w:rPr>
+        <w:t>recent_motion</w:t>
+      </w:r>
+      <w:r>
+        <w:rPr>
+          <w:rStyle w:val="HTMLCode"/>
+        </w:rPr>
+        <w:t xml:space="preserve"> </w:t>
+      </w:r>
+      <w:r>
+        <w:rPr>
+          <w:rStyle w:val="v"/>
+        </w:rPr>
+        <w:t>and</w:t>
+      </w:r>
+      <w:r>
+        <w:rPr>
+          <w:rStyle w:val="HTMLCode"/>
+        </w:rPr>
+        <w:t xml:space="preserve"> </w:t>
+      </w:r>
+      <w:r>
+        <w:rPr>
+          <w:rStyle w:val="11"/>
+        </w:rPr>
+        <w:t>len</w:t>
+      </w:r>
+      <w:r>
+        <w:rPr>
+          <w:rStyle w:val="HTMLCode"/>
+        </w:rPr>
+        <w:t>(</w:t>
+      </w:r>
+      <w:r>
+        <w:rPr>
+          <w:rStyle w:val="11"/>
+        </w:rPr>
+        <w:t>faces</w:t>
+      </w:r>
+      <w:r>
+        <w:rPr>
+          <w:rStyle w:val="HTMLCode"/>
+        </w:rPr>
+        <w:t xml:space="preserve">) </w:t>
+      </w:r>
+      <w:r>
+        <w:rPr>
+          <w:rStyle w:val="v"/>
+        </w:rPr>
+        <w:t>&gt;</w:t>
+      </w:r>
+      <w:r>
+        <w:rPr>
+          <w:rStyle w:val="HTMLCode"/>
+        </w:rPr>
+        <w:t xml:space="preserve"> </w:t>
+      </w:r>
+      <w:r>
+        <w:rPr>
+          <w:rStyle w:val="y"/>
+        </w:rPr>
+        <w:t>0</w:t>
+      </w:r>
+      <w:r>
+        <w:rPr>
+          <w:rStyle w:val="HTMLCode"/>
+        </w:rPr>
+        <w:t>:</w:t>
+      </w:r>
+    </w:p>
+    <w:p>
+      <w:pPr>
+        <w:pStyle w:val="NormalWeb"/>
+      </w:pPr>
+      <w:r>
+        <w:t>This means the alert turns ON only when:</w:t>
+      </w:r>
+    </w:p>
+    <w:p>
+      <w:pPr>
+        <w:pStyle w:val="HTMLPreformatted"/>
+      </w:pPr>
+      <w:r>
+        <w:rPr>
+          <w:rStyle w:val="HTMLCode"/>
+        </w:rPr>
+        <w:t>Recent motion detected</w:t>
+      </w:r>
+      <w:r>
+        <w:br/>
+      </w:r>
+      <w:r>
+        <w:rPr>
+          <w:rStyle w:val="HTMLCode"/>
+        </w:rPr>
+        <w:t>+</w:t>
+      </w:r>
+      <w:r>
+        <w:br/>
+      </w:r>
+      <w:r>
+        <w:rPr>
+          <w:rStyle w:val="HTMLCode"/>
+        </w:rPr>
+        <w:t>At least one face detected</w:t>
+      </w:r>
+      <w:r>
+        <w:br/>
+      </w:r>
+      <w:r>
+        <w:rPr>
+          <w:rStyle w:val="HTMLCode"/>
+        </w:rPr>
+        <w:t>=</w:t>
+      </w:r>
+      <w:r>
+        <w:br/>
+      </w:r>
+      <w:r>
+        <w:rPr>
+          <w:rStyle w:val="HTMLCode"/>
+        </w:rPr>
+        <w:t>Intruder confirmed</w:t>
+      </w:r>
+    </w:p>
+    <w:p>
+      <w:r>
+        <w:pict w14:anchorId="57F7712C">
+          <v:rect id="_x0000_i1073" style="width:0;height:1.5pt" o:hralign="center" o:hrstd="t" o:hr="t" fillcolor="#a0a0a0" stroked="f"/>
+        </w:pict>
+      </w:r>
+    </w:p>
+    <w:p>
+      <w:pPr>
+        <w:pStyle w:val="Heading2"/>
+      </w:pPr>
+      <w:r>
+        <w:t>11.3 Why This Condition Is Important</w:t>
+      </w:r>
+    </w:p>
+    <w:p>
+      <w:pPr>
+        <w:pStyle w:val="NormalWeb"/>
+      </w:pPr>
+      <w:r>
+        <w:t>Motion detection alone can trigger false alerts due to:</w:t>
+      </w:r>
+    </w:p>
+    <w:p>
+      <w:pPr>
+        <w:pStyle w:val="HTMLPreformatted"/>
+      </w:pPr>
+      <w:r>
+        <w:rPr>
+          <w:rStyle w:val="HTMLCode"/>
+        </w:rPr>
+        <w:t>Lighting changes</w:t>
+      </w:r>
+      <w:r>
+        <w:br/>
+      </w:r>
+      <w:r>
+        <w:rPr>
+          <w:rStyle w:val="HTMLCode"/>
+        </w:rPr>
+        <w:t>Moving curtains</w:t>
+      </w:r>
+      <w:r>
+        <w:br/>
+      </w:r>
+      <w:r>
+        <w:rPr>
+          <w:rStyle w:val="HTMLCode"/>
+        </w:rPr>
+        <w:t>Shadows</w:t>
+      </w:r>
+      <w:r>
+        <w:br/>
+      </w:r>
+      <w:r>
+        <w:rPr>
+          <w:rStyle w:val="HTMLCode"/>
+        </w:rPr>
+        <w:t>Camera noise</w:t>
+      </w:r>
+      <w:r>
+        <w:br/>
+      </w:r>
+      <w:r>
+        <w:rPr>
+          <w:rStyle w:val="HTMLCode"/>
+        </w:rPr>
+        <w:t>Background movement</w:t>
+      </w:r>
+    </w:p>
+    <w:p>
+      <w:pPr>
+        <w:pStyle w:val="NormalWeb"/>
+      </w:pPr>
+      <w:r>
+        <w:t>Face detection alone can trigger incorrectly due to:</w:t>
+      </w:r>
+    </w:p>
+    <w:p>
+      <w:pPr>
+        <w:pStyle w:val="HTMLPreformatted"/>
+      </w:pPr>
+      <w:r>
+        <w:rPr>
+          <w:rStyle w:val="HTMLCode"/>
+        </w:rPr>
+        <w:t>Photos</w:t>
+      </w:r>
+      <w:r>
+        <w:br/>
+      </w:r>
+      <w:r>
+        <w:rPr>
+          <w:rStyle w:val="HTMLCode"/>
+        </w:rPr>
+        <w:t>Screens</w:t>
+      </w:r>
+      <w:r>
+        <w:br/>
+      </w:r>
+      <w:r>
+        <w:rPr>
+          <w:rStyle w:val="HTMLCode"/>
+        </w:rPr>
+        <w:t>Posters</w:t>
+      </w:r>
+      <w:r>
+        <w:br/>
+      </w:r>
+      <w:r>
+        <w:rPr>
+          <w:rStyle w:val="HTMLCode"/>
+        </w:rPr>
+        <w:t>Static faces in frame</w:t>
+      </w:r>
+      <w:r>
+        <w:br/>
+      </w:r>
+      <w:r>
+        <w:rPr>
+          <w:rStyle w:val="HTMLCode"/>
+        </w:rPr>
+        <w:t>False positive detections</w:t>
+      </w:r>
+    </w:p>
+    <w:p>
+      <w:pPr>
+        <w:pStyle w:val="NormalWeb"/>
+      </w:pPr>
+      <w:r>
+        <w:t>Combining motion and face detection makes the system more reliable.</w:t>
+      </w:r>
+    </w:p>
+    <w:p>
+      <w:r>
+        <w:pict w14:anchorId="4ABD971A">
+          <v:rect id="_x0000_i1074" style="width:0;height:1.5pt" o:hralign="center" o:hrstd="t" o:hr="t" fillcolor="#a0a0a0" stroked="f"/>
+        </w:pict>
+      </w:r>
+    </w:p>
+    <w:p>
+      <w:pPr>
+        <w:pStyle w:val="Heading2"/>
+      </w:pPr>
+      <w:r>
+        <w:t>11.4 State-Based Alert Control</w:t>
+      </w:r>
+    </w:p>
+    <w:p>
+      <w:pPr>
+        <w:pStyle w:val="NormalWeb"/>
+      </w:pPr>
+      <w:r>
+        <w:t>The system uses a variable:</w:t>
+      </w:r>
+    </w:p>
+    <w:p>
+      <w:pPr>
+        <w:pStyle w:val="HTMLPreformatted"/>
+      </w:pPr>
+      <w:r>
+        <w:rPr>
+          <w:rStyle w:val="11"/>
+        </w:rPr>
+        <w:t>system_active</w:t>
+      </w:r>
+      <w:r>
+        <w:rPr>
+          <w:rStyle w:val="HTMLCode"/>
+        </w:rPr>
+        <w:t xml:space="preserve"> </w:t>
+      </w:r>
+      <w:r>
+        <w:rPr>
+          <w:rStyle w:val="v"/>
+        </w:rPr>
+        <w:t>=</w:t>
+      </w:r>
+      <w:r>
+        <w:rPr>
+          <w:rStyle w:val="HTMLCode"/>
+        </w:rPr>
+        <w:t xml:space="preserve"> </w:t>
+      </w:r>
+      <w:r>
+        <w:rPr>
+          <w:rStyle w:val="y"/>
+        </w:rPr>
+        <w:t>False</w:t>
+      </w:r>
+    </w:p>
+    <w:p>
+      <w:pPr>
+        <w:pStyle w:val="NormalWeb"/>
+      </w:pPr>
+      <w:r>
+        <w:t>This variable prevents repeated ON commands from being sent continuously.</w:t>
+      </w:r>
+    </w:p>
+    <w:p>
+      <w:pPr>
+        <w:pStyle w:val="NormalWeb"/>
+      </w:pPr>
+      <w:r>
+        <w:t>When an intruder is detected and the system is OFF:</w:t>
+      </w:r>
+    </w:p>
+    <w:p>
+      <w:pPr>
+        <w:pStyle w:val="HTMLPreformatted"/>
+      </w:pPr>
+      <w:r>
+        <w:rPr>
+          <w:rStyle w:val="11"/>
+        </w:rPr>
+        <w:t>send_to_esp32</w:t>
+      </w:r>
+      <w:r>
+        <w:rPr>
+          <w:rStyle w:val="HTMLCode"/>
+        </w:rPr>
+        <w:t>(</w:t>
+      </w:r>
+      <w:r>
+        <w:rPr>
+          <w:rStyle w:val="y"/>
+        </w:rPr>
+        <w:t>1</w:t>
+      </w:r>
+      <w:r>
+        <w:rPr>
+          <w:rStyle w:val="HTMLCode"/>
+        </w:rPr>
+        <w:t>)</w:t>
+      </w:r>
+      <w:r>
+        <w:br/>
+      </w:r>
+      <w:r>
+        <w:rPr>
+          <w:rStyle w:val="11"/>
+        </w:rPr>
+        <w:t>system_active</w:t>
+      </w:r>
+      <w:r>
+        <w:rPr>
+          <w:rStyle w:val="HTMLCode"/>
+        </w:rPr>
+        <w:t xml:space="preserve"> </w:t>
+      </w:r>
+      <w:r>
+        <w:rPr>
+          <w:rStyle w:val="v"/>
+        </w:rPr>
+        <w:t>=</w:t>
+      </w:r>
+      <w:r>
+        <w:rPr>
+          <w:rStyle w:val="HTMLCode"/>
+        </w:rPr>
+        <w:t xml:space="preserve"> </w:t>
+      </w:r>
+      <w:r>
+        <w:rPr>
+          <w:rStyle w:val="y"/>
+        </w:rPr>
+        <w:t>True</w:t>
+      </w:r>
+    </w:p>
+    <w:p>
+      <w:pPr>
+        <w:pStyle w:val="NormalWeb"/>
+      </w:pPr>
+      <w:r>
+        <w:t>When the intruder condition becomes false and the system is ON:</w:t>
+      </w:r>
+    </w:p>
+    <w:p>
+      <w:pPr>
+        <w:pStyle w:val="HTMLPreformatted"/>
+      </w:pPr>
+      <w:r>
+        <w:rPr>
+          <w:rStyle w:val="11"/>
+        </w:rPr>
+        <w:lastRenderedPageBreak/>
+        <w:t>send_to_esp32</w:t>
+      </w:r>
+      <w:r>
+        <w:rPr>
+          <w:rStyle w:val="HTMLCode"/>
+        </w:rPr>
+        <w:t>(</w:t>
+      </w:r>
+      <w:r>
+        <w:rPr>
+          <w:rStyle w:val="y"/>
+        </w:rPr>
+        <w:t>0</w:t>
+      </w:r>
+      <w:r>
+        <w:rPr>
+          <w:rStyle w:val="HTMLCode"/>
+        </w:rPr>
+        <w:t>)</w:t>
+      </w:r>
+      <w:r>
+        <w:br/>
+      </w:r>
+      <w:r>
+        <w:rPr>
+          <w:rStyle w:val="11"/>
+        </w:rPr>
+        <w:t>system_active</w:t>
+      </w:r>
+      <w:r>
+        <w:rPr>
+          <w:rStyle w:val="HTMLCode"/>
+        </w:rPr>
+        <w:t xml:space="preserve"> </w:t>
+      </w:r>
+      <w:r>
+        <w:rPr>
+          <w:rStyle w:val="v"/>
+        </w:rPr>
+        <w:t>=</w:t>
+      </w:r>
+      <w:r>
+        <w:rPr>
+          <w:rStyle w:val="HTMLCode"/>
+        </w:rPr>
+        <w:t xml:space="preserve"> </w:t>
+      </w:r>
+      <w:r>
+        <w:rPr>
+          <w:rStyle w:val="y"/>
+        </w:rPr>
+        <w:t>False</w:t>
+      </w:r>
+    </w:p>
+    <w:p>
+      <w:pPr>
+        <w:pStyle w:val="NormalWeb"/>
+      </w:pPr>
+      <w:r>
+        <w:t>This makes the alert system stable and avoids unnecessary repeated serial commands.</w:t>
+      </w:r>
+    </w:p>
+    <w:p>
+      <w:r>
+        <w:pict w14:anchorId="665A8C6C">
+          <v:rect id="_x0000_i1075" style="width:0;height:1.5pt" o:hralign="center" o:hrstd="t" o:hr="t" fillcolor="#a0a0a0" stroked="f"/>
+        </w:pict>
+      </w:r>
+    </w:p>
+    <w:p>
+      <w:pPr>
+        <w:pStyle w:val="Heading2"/>
+      </w:pPr>
+      <w:r>
+        <w:t>11.5 Result</w:t>
+      </w:r>
+    </w:p>
+    <w:p>
+      <w:pPr>
+        <w:pStyle w:val="NormalWeb"/>
+      </w:pPr>
+      <w:r>
+        <w:t>The ESP32 alert triggered correctly only when both motion and face were detected.</w:t>
+      </w:r>
+    </w:p>
+    <w:p>
+      <w:pPr>
+        <w:pStyle w:val="NormalWeb"/>
+      </w:pPr>
+      <w:r>
+        <w:t>Test results:</w:t>
+      </w:r>
+    </w:p>
+    <w:tbl>
+      <w:tblPr>
+        <w:tblW w:w="0" w:type="auto"/>
+        <w:tblCellSpacing w:w="15" w:type="dxa"/>
+        <w:tblCellMar>
+          <w:top w:w="15" w:type="dxa"/>
+          <w:left w:w="15" w:type="dxa"/>
+          <w:bottom w:w="15" w:type="dxa"/>
+          <w:right w:w="15" w:type="dxa"/>
+        </w:tblCellMar>
+        <w:tblLook w:val="04A0" w:firstRow="1" w:lastRow="0" w:firstColumn="1" w:lastColumn="0" w:noHBand="0" w:noVBand="1"/>
+      </w:tblPr>
+      <w:tblGrid>
+        <w:gridCol w:w="1896"/>
+        <w:gridCol w:w="2966"/>
+      </w:tblGrid>
+      <w:tr>
+        <w:trPr>
+          <w:tblHeader/>
+          <w:tblCellSpacing w:w="15" w:type="dxa"/>
+        </w:trPr>
+        <w:tc>
+          <w:tcPr>
+            <w:tcW w:w="0" w:type="auto"/>
+            <w:vAlign w:val="center"/>
+            <w:hideMark/>
+          </w:tcPr>
+          <w:p>
+            <w:pPr>
+              <w:jc w:val="center"/>
+              <w:rPr>
+                <w:b/>
+                <w:bCs/>
+              </w:rPr>
+            </w:pPr>
+            <w:r>
+              <w:rPr>
+                <w:b/>
+                <w:bCs/>
+              </w:rPr>
+              <w:t>Condition</w:t>
+            </w:r>
+          </w:p>
+        </w:tc>
+        <w:tc>
+          <w:tcPr>
+            <w:tcW w:w="0" w:type="auto"/>
+            <w:vAlign w:val="center"/>
+            <w:hideMark/>
+          </w:tcPr>
+          <w:p>
+            <w:pPr>
+              <w:jc w:val="center"/>
+              <w:rPr>
+                <w:b/>
+                <w:bCs/>
+              </w:rPr>
+            </w:pPr>
+            <w:r>
+              <w:rPr>
+                <w:b/>
+                <w:bCs/>
+              </w:rPr>
+              <w:t>Result</w:t>
+            </w:r>
+          </w:p>
+        </w:tc>
+      </w:tr>
+      <w:tr>
+        <w:trPr>
+          <w:tblCellSpacing w:w="15" w:type="dxa"/>
+        </w:trPr>
+        <w:tc>
+          <w:tcPr>
+            <w:tcW w:w="0" w:type="auto"/>
+            <w:vAlign w:val="center"/>
+            <w:hideMark/>
+          </w:tcPr>
+          <w:p>
+            <w:r>
+              <w:t>No motion + no face</w:t>
+            </w:r>
+          </w:p>
+        </w:tc>
+        <w:tc>
+          <w:tcPr>
+            <w:tcW w:w="0" w:type="auto"/>
+            <w:vAlign w:val="center"/>
+            <w:hideMark/>
+          </w:tcPr>
+          <w:p>
+            <w:r>
+              <w:t>SAFE</w:t>
+            </w:r>
+          </w:p>
+        </w:tc>
+      </w:tr>
+      <w:tr>
+        <w:trPr>
+          <w:tblCellSpacing w:w="15" w:type="dxa"/>
+        </w:trPr>
+        <w:tc>
+          <w:tcPr>
+            <w:tcW w:w="0" w:type="auto"/>
+            <w:vAlign w:val="center"/>
+            <w:hideMark/>
+          </w:tcPr>
+          <w:p>
+            <w:r>
+              <w:t>Motion only</w:t>
+            </w:r>
+          </w:p>
+        </w:tc>
+        <w:tc>
+          <w:tcPr>
+            <w:tcW w:w="0" w:type="auto"/>
+            <w:vAlign w:val="center"/>
+            <w:hideMark/>
+          </w:tcPr>
+          <w:p>
+            <w:r>
+              <w:t>ESP32 stayed OFF</w:t>
+            </w:r>
+          </w:p>
+        </w:tc>
+      </w:tr>
+      <w:tr>
+        <w:trPr>
+          <w:tblCellSpacing w:w="15" w:type="dxa"/>
+        </w:trPr>
+        <w:tc>
+          <w:tcPr>
+            <w:tcW w:w="0" w:type="auto"/>
+            <w:vAlign w:val="center"/>
+            <w:hideMark/>
+          </w:tcPr>
+          <w:p>
+            <w:r>
+              <w:t>Face only</w:t>
+            </w:r>
+          </w:p>
+        </w:tc>
+        <w:tc>
+          <w:tcPr>
+            <w:tcW w:w="0" w:type="auto"/>
+            <w:vAlign w:val="center"/>
+            <w:hideMark/>
+          </w:tcPr>
+          <w:p>
+            <w:r>
+              <w:t>ESP32 did not repeatedly trigger</w:t>
+            </w:r>
+          </w:p>
+        </w:tc>
+      </w:tr>
+      <w:tr>
+        <w:trPr>
+          <w:tblCellSpacing w:w="15" w:type="dxa"/>
+        </w:trPr>
+        <w:tc>
+          <w:tcPr>
+            <w:tcW w:w="0" w:type="auto"/>
+            <w:vAlign w:val="center"/>
+            <w:hideMark/>
+          </w:tcPr>
+          <w:p>
+            <w:r>
+              <w:t>Motion + face</w:t>
+            </w:r>
+          </w:p>
+        </w:tc>
+        <w:tc>
+          <w:tcPr>
+            <w:tcW w:w="0" w:type="auto"/>
+            <w:vAlign w:val="center"/>
+            <w:hideMark/>
+          </w:tcPr>
+          <w:p>
+            <w:r>
+              <w:t>ESP32 LED + buzzer turned ON</w:t>
+            </w:r>
+          </w:p>
+        </w:tc>
+      </w:tr>
+      <w:tr>
+        <w:trPr>
+          <w:tblCellSpacing w:w="15" w:type="dxa"/>
+        </w:trPr>
+        <w:tc>
+          <w:tcPr>
+            <w:tcW w:w="0" w:type="auto"/>
+            <w:vAlign w:val="center"/>
+            <w:hideMark/>
+          </w:tcPr>
+          <w:p>
+            <w:r>
+              <w:t>Person left frame</w:t>
+            </w:r>
+          </w:p>
+        </w:tc>
+        <w:tc>
+          <w:tcPr>
+            <w:tcW w:w="0" w:type="auto"/>
+            <w:vAlign w:val="center"/>
+            <w:hideMark/>
+          </w:tcPr>
+          <w:p>
+            <w:r>
+              <w:t>ESP32 LED + buzzer turned OFF</w:t>
+            </w:r>
+          </w:p>
+        </w:tc>
+      </w:tr>
+    </w:tbl>
+    <w:p>
+      <w:r>
+        <w:pict w14:anchorId="3AC9EC1E">
+          <v:rect id="_x0000_i1076" style="width:0;height:1.5pt" o:hralign="center" o:hrstd="t" o:hr="t" fillcolor="#a0a0a0" stroked="f"/>
+        </w:pict>
+      </w:r>
+    </w:p>
+    <w:p>
+      <w:pPr>
+        <w:pStyle w:val="Heading1"/>
+      </w:pPr>
+      <w:r>
+        <w:t>12. Task 6 – Full System Test</w:t>
+      </w:r>
+    </w:p>
+    <w:p>
+      <w:pPr>
+        <w:pStyle w:val="Heading2"/>
+      </w:pPr>
+      <w:r>
+        <w:t>12.1 Purpose</w:t>
+      </w:r>
+    </w:p>
+    <w:p>
+      <w:pPr>
+        <w:pStyle w:val="NormalWeb"/>
+      </w:pPr>
+      <w:r>
+        <w:t>The full system test verified the complete Day 3 integration pipeline.</w:t>
+      </w:r>
+    </w:p>
+    <w:p>
+      <w:r>
+        <w:pict w14:anchorId="6F740F6A">
+          <v:rect id="_x0000_i1077" style="width:0;height:1.5pt" o:hralign="center" o:hrstd="t" o:hr="t" fillcolor="#a0a0a0" stroked="f"/>
+        </w:pict>
+      </w:r>
+    </w:p>
+    <w:p>
+      <w:pPr>
+        <w:pStyle w:val="Heading2"/>
+      </w:pPr>
+      <w:r>
+        <w:t>12.2 Full Pipeline Tested</w:t>
+      </w:r>
+    </w:p>
+    <w:p>
+      <w:pPr>
+        <w:pStyle w:val="HTMLPreformatted"/>
+      </w:pPr>
+      <w:r>
+        <w:rPr>
+          <w:rStyle w:val="HTMLCode"/>
+        </w:rPr>
+        <w:t>Camera captures video</w:t>
+      </w:r>
+      <w:r>
+        <w:br/>
+      </w:r>
+      <w:r>
+        <w:rPr>
+          <w:rStyle w:val="HTMLCode"/>
+        </w:rPr>
+        <w:t>→ Python detects motion</w:t>
+      </w:r>
+      <w:r>
+        <w:br/>
+      </w:r>
+      <w:r>
+        <w:rPr>
+          <w:rStyle w:val="HTMLCode"/>
+        </w:rPr>
+        <w:t>→ Python detects face</w:t>
+      </w:r>
+      <w:r>
+        <w:br/>
+      </w:r>
+      <w:r>
+        <w:rPr>
+          <w:rStyle w:val="HTMLCode"/>
+        </w:rPr>
+        <w:t>→ Python confirms intruder</w:t>
+      </w:r>
+      <w:r>
+        <w:br/>
+      </w:r>
+      <w:r>
+        <w:rPr>
+          <w:rStyle w:val="HTMLCode"/>
+        </w:rPr>
+        <w:t>→ Python sends '1' to ESP32</w:t>
+      </w:r>
+      <w:r>
+        <w:br/>
+      </w:r>
+      <w:r>
+        <w:rPr>
+          <w:rStyle w:val="HTMLCode"/>
+        </w:rPr>
+        <w:t>→ ESP32 turns ON LED and buzzer</w:t>
+      </w:r>
+      <w:r>
+        <w:br/>
+      </w:r>
+      <w:r>
+        <w:rPr>
+          <w:rStyle w:val="HTMLCode"/>
+        </w:rPr>
+        <w:t>→ Intruder condition ends</w:t>
+      </w:r>
+      <w:r>
+        <w:br/>
+      </w:r>
+      <w:r>
+        <w:rPr>
+          <w:rStyle w:val="HTMLCode"/>
+        </w:rPr>
+        <w:t>→ Python sends '0' to ESP32</w:t>
+      </w:r>
+      <w:r>
+        <w:br/>
+      </w:r>
+      <w:r>
+        <w:rPr>
+          <w:rStyle w:val="HTMLCode"/>
+        </w:rPr>
+        <w:t>→ ESP32 turns OFF LED and buzzer</w:t>
+      </w:r>
+    </w:p>
+    <w:p>
+      <w:r>
+        <w:pict w14:anchorId="52805183">
+          <v:rect id="_x0000_i1078" style="width:0;height:1.5pt" o:hralign="center" o:hrstd="t" o:hr="t" fillcolor="#a0a0a0" stroked="f"/>
+        </w:pict>
+      </w:r>
+    </w:p>
+    <w:p>
+      <w:pPr>
+        <w:pStyle w:val="Heading2"/>
+      </w:pPr>
+    </w:p>
+    <w:p>
+      <w:pPr>
+        <w:pStyle w:val="Heading2"/>
+      </w:pPr>
+      <w:r>
+        <w:lastRenderedPageBreak/>
+        <w:t>12.3 Expected Terminal Output</w:t>
+      </w:r>
+    </w:p>
+    <w:p>
+      <w:pPr>
+        <w:pStyle w:val="NormalWeb"/>
+      </w:pPr>
+      <w:r>
+        <w:t>During intruder detection:</w:t>
+      </w:r>
+    </w:p>
+    <w:p>
+      <w:pPr>
+        <w:pStyle w:val="HTMLPreformatted"/>
+      </w:pPr>
+      <w:r>
+        <w:rPr>
+          <w:rStyle w:val="HTMLCode"/>
+        </w:rPr>
+        <w:t>Intruder Detected!</w:t>
+      </w:r>
+      <w:r>
+        <w:br/>
+      </w:r>
+      <w:r>
+        <w:rPr>
+          <w:rStyle w:val="HTMLCode"/>
+        </w:rPr>
+        <w:t>ESP32 Alert ON</w:t>
+      </w:r>
+    </w:p>
+    <w:p>
+      <w:pPr>
+        <w:pStyle w:val="NormalWeb"/>
+      </w:pPr>
+      <w:r>
+        <w:t>When safe condition returned:</w:t>
+      </w:r>
+    </w:p>
+    <w:p>
+      <w:pPr>
+        <w:pStyle w:val="HTMLPreformatted"/>
+      </w:pPr>
+      <w:r>
+        <w:rPr>
+          <w:rStyle w:val="HTMLCode"/>
+        </w:rPr>
+        <w:t>ESP32 Alert OFF</w:t>
+      </w:r>
+    </w:p>
+    <w:p>
+      <w:r>
+        <w:pict w14:anchorId="1FC4001C">
+          <v:rect id="_x0000_i1079" style="width:0;height:1.5pt" o:hralign="center" o:hrstd="t" o:hr="t" fillcolor="#a0a0a0" stroked="f"/>
+        </w:pict>
+      </w:r>
+    </w:p>
+    <w:p>
+      <w:pPr>
+        <w:pStyle w:val="Heading2"/>
+      </w:pPr>
+      <w:r>
+        <w:t>12.4 Result</w:t>
+      </w:r>
+    </w:p>
+    <w:p>
+      <w:pPr>
+        <w:pStyle w:val="NormalWeb"/>
+      </w:pPr>
+      <w:r>
+        <w:t>The full system test was completed successfully.</w:t>
+      </w:r>
+    </w:p>
+    <w:p>
+      <w:pPr>
+        <w:pStyle w:val="NormalWeb"/>
+      </w:pPr>
+      <w:r>
+        <w:t>The laptop camera, Python AI logic, and ESP32 hardware alert worked together as one integrated system.</w:t>
+      </w:r>
+    </w:p>
+    <w:p>
+      <w:pPr>
+        <w:pStyle w:val="NormalWeb"/>
+      </w:pPr>
+      <w:r>
+        <w:t>This completed the first full AI-to-ESP32 alert flow for VisionGuard Phase 2.</w:t>
+      </w:r>
+    </w:p>
+    <w:p>
+      <w:pPr>
+        <w:pStyle w:val="Heading1"/>
+      </w:pPr>
+      <w:r>
+        <w:t>1</w:t>
+      </w:r>
+      <w:r>
+        <w:t>3</w:t>
+      </w:r>
+      <w:r>
+        <w:t>. Challenges Faced</w:t>
+      </w:r>
+    </w:p>
+    <w:p>
+      <w:pPr>
+        <w:pStyle w:val="Heading2"/>
+      </w:pPr>
+      <w:r>
+        <w:t>1</w:t>
+      </w:r>
+      <w:r>
+        <w:t>3</w:t>
+      </w:r>
+      <w:r>
+        <w:t>.1 COM Port Access Conflict</w:t>
+      </w:r>
+    </w:p>
+    <w:p>
+      <w:pPr>
+        <w:pStyle w:val="Heading3"/>
+      </w:pPr>
+      <w:r>
+        <w:t>Problem</w:t>
+      </w:r>
+    </w:p>
+    <w:p>
+      <w:pPr>
+        <w:pStyle w:val="NormalWeb"/>
+      </w:pPr>
+      <w:r>
+        <w:t>Python and Arduino Serial Monitor cannot use the same COM port at the same time.</w:t>
+      </w:r>
+    </w:p>
+    <w:p>
+      <w:pPr>
+        <w:pStyle w:val="NormalWeb"/>
+      </w:pPr>
+      <w:r>
+        <w:t>If Arduino Serial Monitor remains open, Python may fail to connect to ESP32.</w:t>
+      </w:r>
+    </w:p>
+    <w:p>
+      <w:pPr>
+        <w:pStyle w:val="Heading3"/>
+      </w:pPr>
+      <w:r>
+        <w:t>Solution</w:t>
+      </w:r>
+    </w:p>
+    <w:p>
+      <w:pPr>
+        <w:pStyle w:val="NormalWeb"/>
+      </w:pPr>
+      <w:r>
+        <w:t>Before running the Python AI detection code, Arduino Serial Monitor was closed.</w:t>
+      </w:r>
+    </w:p>
+    <w:p>
+      <w:pPr>
+        <w:pStyle w:val="Heading3"/>
+      </w:pPr>
+      <w:r>
+        <w:t>Result</w:t>
+      </w:r>
+    </w:p>
+    <w:p>
+      <w:pPr>
+        <w:pStyle w:val="NormalWeb"/>
+      </w:pPr>
+      <w:r>
+        <w:t>Python successfully accessed COM4 and communicated with ESP32.</w:t>
+      </w:r>
+    </w:p>
+    <w:p>
+      <w:r>
+        <w:pict w14:anchorId="3E617717">
+          <v:rect id="_x0000_i1111" style="width:0;height:1.5pt" o:hralign="center" o:hrstd="t" o:hr="t" fillcolor="#a0a0a0" stroked="f"/>
+        </w:pict>
+      </w:r>
+    </w:p>
+    <w:p>
+      <w:pPr>
+        <w:pStyle w:val="Heading2"/>
+      </w:pPr>
+    </w:p>
+    <w:p>
+      <w:pPr>
+        <w:pStyle w:val="Heading2"/>
+      </w:pPr>
+    </w:p>
+    <w:p>
+      <w:pPr>
+        <w:pStyle w:val="Heading2"/>
+      </w:pPr>
+    </w:p>
+    <w:p>
+      <w:pPr>
         <w:pStyle w:val="Heading2"/>
       </w:pPr>
       <w:r>
@@ -9965,18 +15527,1908 @@
         <w:t>1</w:t>
       </w:r>
       <w:r>
+        <w:t>3</w:t>
+      </w:r>
+      <w:r>
+        <w:t>.2 Safe Serial Connection Handling</w:t>
+      </w:r>
+    </w:p>
+    <w:p>
+      <w:pPr>
+        <w:pStyle w:val="Heading3"/>
+      </w:pPr>
+      <w:r>
+        <w:t>Problem</w:t>
+      </w:r>
+    </w:p>
+    <w:p>
+      <w:pPr>
+        <w:pStyle w:val="NormalWeb"/>
+      </w:pPr>
+      <w:r>
+        <w:t>If ESP32 is not connected, Python may fail while creating the serial object.</w:t>
+      </w:r>
+    </w:p>
+    <w:p>
+      <w:pPr>
+        <w:pStyle w:val="Heading3"/>
+      </w:pPr>
+      <w:r>
+        <w:t>Solution</w:t>
+      </w:r>
+    </w:p>
+    <w:p>
+      <w:pPr>
+        <w:pStyle w:val="NormalWeb"/>
+      </w:pPr>
+      <w:r>
+        <w:t xml:space="preserve">A </w:t>
+      </w:r>
+      <w:r>
+        <w:rPr>
+          <w:rStyle w:val="HTMLCode"/>
+        </w:rPr>
+        <w:t>try-except</w:t>
+      </w:r>
+      <w:r>
+        <w:t xml:space="preserve"> block was used:</w:t>
+      </w:r>
+    </w:p>
+    <w:p>
+      <w:pPr>
+        <w:pStyle w:val="HTMLPreformatted"/>
+      </w:pPr>
+      <w:r>
+        <w:rPr>
+          <w:rStyle w:val="v"/>
+        </w:rPr>
+        <w:t>try</w:t>
+      </w:r>
+      <w:r>
+        <w:rPr>
+          <w:rStyle w:val="HTMLCode"/>
+        </w:rPr>
+        <w:t>:</w:t>
+      </w:r>
+      <w:r>
+        <w:br/>
+      </w:r>
+      <w:r>
+        <w:rPr>
+          <w:rStyle w:val="HTMLCode"/>
+        </w:rPr>
+        <w:t xml:space="preserve">    </w:t>
+      </w:r>
+      <w:r>
+        <w:rPr>
+          <w:rStyle w:val="11"/>
+        </w:rPr>
+        <w:t>esp32</w:t>
+      </w:r>
+      <w:r>
+        <w:rPr>
+          <w:rStyle w:val="HTMLCode"/>
+        </w:rPr>
+        <w:t xml:space="preserve"> </w:t>
+      </w:r>
+      <w:r>
+        <w:rPr>
+          <w:rStyle w:val="v"/>
+        </w:rPr>
+        <w:t>=</w:t>
+      </w:r>
+      <w:r>
+        <w:rPr>
+          <w:rStyle w:val="HTMLCode"/>
+        </w:rPr>
+        <w:t xml:space="preserve"> </w:t>
+      </w:r>
+      <w:r>
+        <w:rPr>
+          <w:rStyle w:val="11"/>
+        </w:rPr>
+        <w:t>serial</w:t>
+      </w:r>
+      <w:r>
+        <w:rPr>
+          <w:rStyle w:val="v"/>
+        </w:rPr>
+        <w:t>.</w:t>
+      </w:r>
+      <w:r>
+        <w:rPr>
+          <w:rStyle w:val="HTMLCode"/>
+        </w:rPr>
+        <w:t>Serial(</w:t>
+      </w:r>
+      <w:r>
+        <w:rPr>
+          <w:rStyle w:val="11"/>
+        </w:rPr>
+        <w:t>ESP32_PORT</w:t>
+      </w:r>
+      <w:r>
+        <w:rPr>
+          <w:rStyle w:val="HTMLCode"/>
+        </w:rPr>
+        <w:t xml:space="preserve">, </w:t>
+      </w:r>
+      <w:r>
+        <w:rPr>
+          <w:rStyle w:val="11"/>
+        </w:rPr>
+        <w:t>BAUD_RATE</w:t>
+      </w:r>
+      <w:r>
+        <w:rPr>
+          <w:rStyle w:val="HTMLCode"/>
+        </w:rPr>
+        <w:t xml:space="preserve">, </w:t>
+      </w:r>
+      <w:r>
+        <w:rPr>
+          <w:rStyle w:val="11"/>
+        </w:rPr>
+        <w:t>timeout</w:t>
+      </w:r>
+      <w:r>
+        <w:rPr>
+          <w:rStyle w:val="v"/>
+        </w:rPr>
+        <w:t>=</w:t>
+      </w:r>
+      <w:r>
+        <w:rPr>
+          <w:rStyle w:val="y"/>
+        </w:rPr>
+        <w:t>1</w:t>
+      </w:r>
+      <w:r>
+        <w:rPr>
+          <w:rStyle w:val="HTMLCode"/>
+        </w:rPr>
+        <w:t>)</w:t>
+      </w:r>
+      <w:r>
+        <w:br/>
+      </w:r>
+      <w:r>
+        <w:rPr>
+          <w:rStyle w:val="HTMLCode"/>
+        </w:rPr>
+        <w:t xml:space="preserve">    </w:t>
+      </w:r>
+      <w:r>
+        <w:rPr>
+          <w:rStyle w:val="11"/>
+        </w:rPr>
+        <w:t>time</w:t>
+      </w:r>
+      <w:r>
+        <w:rPr>
+          <w:rStyle w:val="v"/>
+        </w:rPr>
+        <w:t>.</w:t>
+      </w:r>
+      <w:r>
+        <w:rPr>
+          <w:rStyle w:val="HTMLCode"/>
+        </w:rPr>
+        <w:t>sleep(</w:t>
+      </w:r>
+      <w:r>
+        <w:rPr>
+          <w:rStyle w:val="y"/>
+        </w:rPr>
+        <w:t>2</w:t>
+      </w:r>
+      <w:r>
+        <w:rPr>
+          <w:rStyle w:val="HTMLCode"/>
+        </w:rPr>
+        <w:t>)</w:t>
+      </w:r>
+      <w:r>
+        <w:br/>
+      </w:r>
+      <w:r>
+        <w:rPr>
+          <w:rStyle w:val="v"/>
+        </w:rPr>
+        <w:t>except</w:t>
+      </w:r>
+      <w:r>
+        <w:rPr>
+          <w:rStyle w:val="HTMLCode"/>
+        </w:rPr>
+        <w:t xml:space="preserve"> </w:t>
+      </w:r>
+      <w:r>
+        <w:rPr>
+          <w:rStyle w:val="11"/>
+        </w:rPr>
+        <w:t>Exception</w:t>
+      </w:r>
+      <w:r>
+        <w:rPr>
+          <w:rStyle w:val="HTMLCode"/>
+        </w:rPr>
+        <w:t xml:space="preserve"> </w:t>
+      </w:r>
+      <w:r>
+        <w:rPr>
+          <w:rStyle w:val="v"/>
+        </w:rPr>
+        <w:t>as</w:t>
+      </w:r>
+      <w:r>
+        <w:rPr>
+          <w:rStyle w:val="HTMLCode"/>
+        </w:rPr>
+        <w:t xml:space="preserve"> </w:t>
+      </w:r>
+      <w:r>
+        <w:rPr>
+          <w:rStyle w:val="11"/>
+        </w:rPr>
+        <w:t>e</w:t>
+      </w:r>
+      <w:r>
+        <w:rPr>
+          <w:rStyle w:val="HTMLCode"/>
+        </w:rPr>
+        <w:t>:</w:t>
+      </w:r>
+      <w:r>
+        <w:br/>
+      </w:r>
+      <w:r>
+        <w:rPr>
+          <w:rStyle w:val="HTMLCode"/>
+        </w:rPr>
+        <w:t xml:space="preserve">    </w:t>
+      </w:r>
+      <w:r>
+        <w:rPr>
+          <w:rStyle w:val="11"/>
+        </w:rPr>
+        <w:t>esp32</w:t>
+      </w:r>
+      <w:r>
+        <w:rPr>
+          <w:rStyle w:val="HTMLCode"/>
+        </w:rPr>
+        <w:t xml:space="preserve"> </w:t>
+      </w:r>
+      <w:r>
+        <w:rPr>
+          <w:rStyle w:val="v"/>
+        </w:rPr>
+        <w:t>=</w:t>
+      </w:r>
+      <w:r>
+        <w:rPr>
+          <w:rStyle w:val="HTMLCode"/>
+        </w:rPr>
+        <w:t xml:space="preserve"> </w:t>
+      </w:r>
+      <w:r>
+        <w:rPr>
+          <w:rStyle w:val="y"/>
+        </w:rPr>
+        <w:t>None</w:t>
+      </w:r>
+    </w:p>
+    <w:p>
+      <w:pPr>
+        <w:pStyle w:val="Heading3"/>
+      </w:pPr>
+      <w:r>
+        <w:t>Result</w:t>
+      </w:r>
+    </w:p>
+    <w:p>
+      <w:pPr>
+        <w:pStyle w:val="NormalWeb"/>
+      </w:pPr>
+      <w:r>
+        <w:t>The program does not immediately crash if ESP32 connection fails. Instead, it prints an error message and skips ESP32 alerts.</w:t>
+      </w:r>
+    </w:p>
+    <w:p>
+      <w:r>
+        <w:pict w14:anchorId="3C2277D6">
+          <v:rect id="_x0000_i1112" style="width:0;height:1.5pt" o:hralign="center" o:hrstd="t" o:hr="t" fillcolor="#a0a0a0" stroked="f"/>
+        </w:pict>
+      </w:r>
+    </w:p>
+    <w:p>
+      <w:pPr>
+        <w:pStyle w:val="Heading2"/>
+      </w:pPr>
+      <w:r>
+        <w:t>1</w:t>
+      </w:r>
+      <w:r>
+        <w:t>3</w:t>
+      </w:r>
+      <w:r>
+        <w:t>.3 Repeated Alert Commands</w:t>
+      </w:r>
+    </w:p>
+    <w:p>
+      <w:pPr>
+        <w:pStyle w:val="Heading3"/>
+      </w:pPr>
+      <w:r>
+        <w:t>Problem</w:t>
+      </w:r>
+    </w:p>
+    <w:p>
+      <w:pPr>
+        <w:pStyle w:val="NormalWeb"/>
+      </w:pPr>
+      <w:r>
+        <w:t xml:space="preserve">The OpenCV loop runs many times per second. Without control logic, Python would send repeated </w:t>
+      </w:r>
+      <w:r>
+        <w:rPr>
+          <w:rStyle w:val="HTMLCode"/>
+        </w:rPr>
+        <w:t>1</w:t>
+      </w:r>
+      <w:r>
+        <w:t xml:space="preserve"> commands continuously while the intruder remains in frame.</w:t>
+      </w:r>
+    </w:p>
+    <w:p>
+      <w:pPr>
+        <w:pStyle w:val="Heading3"/>
+      </w:pPr>
+      <w:r>
+        <w:t>Solution</w:t>
+      </w:r>
+    </w:p>
+    <w:p>
+      <w:pPr>
+        <w:pStyle w:val="NormalWeb"/>
+      </w:pPr>
+      <w:r>
+        <w:t>A state variable was used:</w:t>
+      </w:r>
+    </w:p>
+    <w:p>
+      <w:pPr>
+        <w:pStyle w:val="HTMLPreformatted"/>
+      </w:pPr>
+      <w:r>
+        <w:rPr>
+          <w:rStyle w:val="11"/>
+        </w:rPr>
+        <w:t>system_active</w:t>
+      </w:r>
+      <w:r>
+        <w:rPr>
+          <w:rStyle w:val="HTMLCode"/>
+        </w:rPr>
+        <w:t xml:space="preserve"> </w:t>
+      </w:r>
+      <w:r>
+        <w:rPr>
+          <w:rStyle w:val="v"/>
+        </w:rPr>
+        <w:t>=</w:t>
+      </w:r>
+      <w:r>
+        <w:rPr>
+          <w:rStyle w:val="HTMLCode"/>
+        </w:rPr>
+        <w:t xml:space="preserve"> </w:t>
+      </w:r>
+      <w:r>
+        <w:rPr>
+          <w:rStyle w:val="y"/>
+        </w:rPr>
+        <w:t>False</w:t>
+      </w:r>
+    </w:p>
+    <w:p>
+      <w:pPr>
+        <w:pStyle w:val="NormalWeb"/>
+      </w:pPr>
+      <w:r>
+        <w:t>This ensures the ON command is sent only once when the alert begins, and the OFF command is sent only once when the alert ends.</w:t>
+      </w:r>
+    </w:p>
+    <w:p>
+      <w:pPr>
+        <w:pStyle w:val="Heading3"/>
+      </w:pPr>
+      <w:r>
+        <w:t>Result</w:t>
+      </w:r>
+    </w:p>
+    <w:p>
+      <w:pPr>
+        <w:pStyle w:val="NormalWeb"/>
+      </w:pPr>
+      <w:r>
+        <w:t>The ESP32 alert became stable and did not receive unnecessary repeated commands.</w:t>
+      </w:r>
+    </w:p>
+    <w:p>
+      <w:r>
+        <w:pict w14:anchorId="115C155A">
+          <v:rect id="_x0000_i1113" style="width:0;height:1.5pt" o:hralign="center" o:hrstd="t" o:hr="t" fillcolor="#a0a0a0" stroked="f"/>
+        </w:pict>
+      </w:r>
+    </w:p>
+    <w:p>
+      <w:pPr>
+        <w:pStyle w:val="Heading2"/>
+      </w:pPr>
+    </w:p>
+    <w:p>
+      <w:pPr>
+        <w:pStyle w:val="Heading2"/>
+      </w:pPr>
+    </w:p>
+    <w:p>
+      <w:pPr>
+        <w:pStyle w:val="Heading2"/>
+      </w:pPr>
+      <w:r>
+        <w:lastRenderedPageBreak/>
+        <w:t>1</w:t>
+      </w:r>
+      <w:r>
+        <w:t>3</w:t>
+      </w:r>
+      <w:r>
+        <w:t>.4 False Trigger Possibility</w:t>
+      </w:r>
+    </w:p>
+    <w:p>
+      <w:pPr>
+        <w:pStyle w:val="Heading3"/>
+      </w:pPr>
+      <w:r>
+        <w:t>Problem</w:t>
+      </w:r>
+    </w:p>
+    <w:p>
+      <w:pPr>
+        <w:pStyle w:val="NormalWeb"/>
+      </w:pPr>
+      <w:r>
+        <w:t>Motion alone or face detection alone can create false alerts.</w:t>
+      </w:r>
+    </w:p>
+    <w:p>
+      <w:pPr>
+        <w:pStyle w:val="Heading3"/>
+      </w:pPr>
+      <w:r>
+        <w:t>Solution</w:t>
+      </w:r>
+    </w:p>
+    <w:p>
+      <w:pPr>
+        <w:pStyle w:val="NormalWeb"/>
+      </w:pPr>
+      <w:r>
+        <w:t>The alert condition requires both:</w:t>
+      </w:r>
+    </w:p>
+    <w:p>
+      <w:pPr>
+        <w:pStyle w:val="HTMLPreformatted"/>
+      </w:pPr>
+      <w:r>
+        <w:rPr>
+          <w:rStyle w:val="HTMLCode"/>
+        </w:rPr>
+        <w:t>recent_motion == True</w:t>
+      </w:r>
+      <w:r>
+        <w:br/>
+      </w:r>
+      <w:r>
+        <w:rPr>
+          <w:rStyle w:val="HTMLCode"/>
+        </w:rPr>
+        <w:t>faces detected &gt; 0</w:t>
+      </w:r>
+    </w:p>
+    <w:p>
+      <w:pPr>
+        <w:pStyle w:val="Heading3"/>
+      </w:pPr>
+      <w:r>
+        <w:t>Result</w:t>
+      </w:r>
+    </w:p>
+    <w:p>
+      <w:pPr>
+        <w:pStyle w:val="NormalWeb"/>
+      </w:pPr>
+      <w:r>
+        <w:t>The alert becomes more reliable compared to using only motion or only face detection.</w:t>
+      </w:r>
+    </w:p>
+    <w:p>
+      <w:r>
+        <w:pict w14:anchorId="14ABD18C">
+          <v:rect id="_x0000_i1114" style="width:0;height:1.5pt" o:hralign="center" o:hrstd="t" o:hr="t" fillcolor="#a0a0a0" stroked="f"/>
+        </w:pict>
+      </w:r>
+    </w:p>
+    <w:p>
+      <w:pPr>
+        <w:pStyle w:val="Heading1"/>
+      </w:pPr>
+      <w:r>
+        <w:t>1</w:t>
+      </w:r>
+      <w:r>
+        <w:t>4</w:t>
+      </w:r>
+      <w:r>
+        <w:t>. Potential Changes and Improvements</w:t>
+      </w:r>
+    </w:p>
+    <w:p>
+      <w:pPr>
+        <w:pStyle w:val="Heading2"/>
+      </w:pPr>
+      <w:r>
+        <w:t>1</w:t>
+      </w:r>
+      <w:r>
+        <w:t>4</w:t>
+      </w:r>
+      <w:r>
+        <w:t>.1 Rename Arduino Comments to ESP32</w:t>
+      </w:r>
+    </w:p>
+    <w:p>
+      <w:pPr>
+        <w:pStyle w:val="NormalWeb"/>
+      </w:pPr>
+      <w:r>
+        <w:t>Some older comments in the code still mention Arduino because the code originally came from Phase 1.</w:t>
+      </w:r>
+    </w:p>
+    <w:p>
+      <w:pPr>
+        <w:pStyle w:val="Heading3"/>
+      </w:pPr>
+      <w:r>
+        <w:t>Current Comment Style</w:t>
+      </w:r>
+    </w:p>
+    <w:p>
+      <w:pPr>
+        <w:pStyle w:val="HTMLPreformatted"/>
+      </w:pPr>
+      <w:r>
+        <w:rPr>
+          <w:rStyle w:val="HTMLCode"/>
+        </w:rPr>
+        <w:t>Arduino Alert</w:t>
+      </w:r>
+      <w:r>
+        <w:br/>
+      </w:r>
+      <w:r>
+        <w:rPr>
+          <w:rStyle w:val="HTMLCode"/>
+        </w:rPr>
+        <w:t>Sends byte '1' to Arduino</w:t>
+      </w:r>
+      <w:r>
+        <w:br/>
+      </w:r>
+      <w:r>
+        <w:rPr>
+          <w:rStyle w:val="HTMLCode"/>
+        </w:rPr>
+        <w:t>Arduino LED/Buzzer</w:t>
+      </w:r>
+    </w:p>
+    <w:p>
+      <w:pPr>
+        <w:pStyle w:val="Heading3"/>
+      </w:pPr>
+      <w:r>
+        <w:t>Recommended Change</w:t>
+      </w:r>
+    </w:p>
+    <w:p>
+      <w:pPr>
+        <w:pStyle w:val="NormalWeb"/>
+      </w:pPr>
+      <w:r>
+        <w:t>Replace with:</w:t>
+      </w:r>
+    </w:p>
+    <w:p>
+      <w:pPr>
+        <w:pStyle w:val="HTMLPreformatted"/>
+      </w:pPr>
+      <w:r>
+        <w:rPr>
+          <w:rStyle w:val="HTMLCode"/>
+        </w:rPr>
+        <w:t>ESP32 Alert</w:t>
+      </w:r>
+      <w:r>
+        <w:br/>
+      </w:r>
+      <w:r>
+        <w:rPr>
+          <w:rStyle w:val="HTMLCode"/>
+        </w:rPr>
+        <w:t>Sends byte '1' to ESP32</w:t>
+      </w:r>
+      <w:r>
+        <w:br/>
+      </w:r>
+      <w:r>
+        <w:rPr>
+          <w:rStyle w:val="HTMLCode"/>
+        </w:rPr>
+        <w:t>ESP32 LED/Buzzer</w:t>
+      </w:r>
+    </w:p>
+    <w:p>
+      <w:pPr>
+        <w:pStyle w:val="NormalWeb"/>
+      </w:pPr>
+      <w:r>
+        <w:t>This will make the code documentation consistent with Phase 2.</w:t>
+      </w:r>
+    </w:p>
+    <w:p>
+      <w:r>
+        <w:pict w14:anchorId="1E92B603">
+          <v:rect id="_x0000_i1115" style="width:0;height:1.5pt" o:hralign="center" o:hrstd="t" o:hr="t" fillcolor="#a0a0a0" stroked="f"/>
+        </w:pict>
+      </w:r>
+    </w:p>
+    <w:p>
+      <w:pPr>
+        <w:pStyle w:val="Heading2"/>
+      </w:pPr>
+    </w:p>
+    <w:p>
+      <w:pPr>
+        <w:pStyle w:val="Heading2"/>
+      </w:pPr>
+    </w:p>
+    <w:p>
+      <w:pPr>
+        <w:pStyle w:val="Heading2"/>
+      </w:pPr>
+      <w:r>
+        <w:lastRenderedPageBreak/>
+        <w:t>1</w:t>
+      </w:r>
+      <w:r>
+        <w:t>4</w:t>
+      </w:r>
+      <w:r>
+        <w:t>.2 Add Safe Serial Close Check</w:t>
+      </w:r>
+    </w:p>
+    <w:p>
+      <w:pPr>
+        <w:pStyle w:val="NormalWeb"/>
+      </w:pPr>
+      <w:r>
+        <w:t>At the end of the code, instead of directly writing:</w:t>
+      </w:r>
+    </w:p>
+    <w:p>
+      <w:pPr>
+        <w:pStyle w:val="HTMLPreformatted"/>
+      </w:pPr>
+      <w:r>
+        <w:rPr>
+          <w:rStyle w:val="11"/>
+        </w:rPr>
+        <w:t>esp32</w:t>
+      </w:r>
+      <w:r>
+        <w:rPr>
+          <w:rStyle w:val="v"/>
+        </w:rPr>
+        <w:t>.</w:t>
+      </w:r>
+      <w:r>
+        <w:rPr>
+          <w:rStyle w:val="HTMLCode"/>
+        </w:rPr>
+        <w:t>close()</w:t>
+      </w:r>
+    </w:p>
+    <w:p>
+      <w:pPr>
+        <w:pStyle w:val="NormalWeb"/>
+      </w:pPr>
+      <w:r>
+        <w:t>use:</w:t>
+      </w:r>
+    </w:p>
+    <w:p>
+      <w:pPr>
+        <w:pStyle w:val="HTMLPreformatted"/>
+      </w:pPr>
+      <w:r>
+        <w:rPr>
+          <w:rStyle w:val="v"/>
+        </w:rPr>
+        <w:t>if</w:t>
+      </w:r>
+      <w:r>
+        <w:rPr>
+          <w:rStyle w:val="HTMLCode"/>
+        </w:rPr>
+        <w:t xml:space="preserve"> </w:t>
+      </w:r>
+      <w:r>
+        <w:rPr>
+          <w:rStyle w:val="11"/>
+        </w:rPr>
+        <w:t>esp32</w:t>
+      </w:r>
+      <w:r>
+        <w:rPr>
+          <w:rStyle w:val="HTMLCode"/>
+        </w:rPr>
+        <w:t xml:space="preserve"> </w:t>
+      </w:r>
+      <w:r>
+        <w:rPr>
+          <w:rStyle w:val="v"/>
+        </w:rPr>
+        <w:t>is</w:t>
+      </w:r>
+      <w:r>
+        <w:rPr>
+          <w:rStyle w:val="HTMLCode"/>
+        </w:rPr>
+        <w:t xml:space="preserve"> </w:t>
+      </w:r>
+      <w:r>
+        <w:rPr>
+          <w:rStyle w:val="v"/>
+        </w:rPr>
+        <w:t>not</w:t>
+      </w:r>
+      <w:r>
+        <w:rPr>
+          <w:rStyle w:val="HTMLCode"/>
+        </w:rPr>
+        <w:t xml:space="preserve"> </w:t>
+      </w:r>
+      <w:r>
+        <w:rPr>
+          <w:rStyle w:val="y"/>
+        </w:rPr>
+        <w:t>None</w:t>
+      </w:r>
+      <w:r>
+        <w:rPr>
+          <w:rStyle w:val="HTMLCode"/>
+        </w:rPr>
+        <w:t>:</w:t>
+      </w:r>
+      <w:r>
+        <w:br/>
+      </w:r>
+      <w:r>
+        <w:rPr>
+          <w:rStyle w:val="HTMLCode"/>
+        </w:rPr>
+        <w:t xml:space="preserve">    </w:t>
+      </w:r>
+      <w:r>
+        <w:rPr>
+          <w:rStyle w:val="11"/>
+        </w:rPr>
+        <w:t>esp32</w:t>
+      </w:r>
+      <w:r>
+        <w:rPr>
+          <w:rStyle w:val="v"/>
+        </w:rPr>
+        <w:t>.</w:t>
+      </w:r>
+      <w:r>
+        <w:rPr>
+          <w:rStyle w:val="HTMLCode"/>
+        </w:rPr>
+        <w:t>close()</w:t>
+      </w:r>
+    </w:p>
+    <w:p>
+      <w:pPr>
+        <w:pStyle w:val="NormalWeb"/>
+      </w:pPr>
+      <w:r>
+        <w:t>This prevents errors if ESP32 was not connected.</w:t>
+      </w:r>
+    </w:p>
+    <w:p>
+      <w:r>
+        <w:pict w14:anchorId="7D5D55DF">
+          <v:rect id="_x0000_i1116" style="width:0;height:1.5pt" o:hralign="center" o:hrstd="t" o:hr="t" fillcolor="#a0a0a0" stroked="f"/>
+        </w:pict>
+      </w:r>
+    </w:p>
+    <w:p>
+      <w:pPr>
+        <w:pStyle w:val="Heading2"/>
+      </w:pPr>
+      <w:r>
+        <w:t>1</w:t>
+      </w:r>
+      <w:r>
+        <w:t>4</w:t>
+      </w:r>
+      <w:r>
+        <w:t>.3 Add First Camera Frame Validation</w:t>
+      </w:r>
+    </w:p>
+    <w:p>
+      <w:pPr>
+        <w:pStyle w:val="NormalWeb"/>
+      </w:pPr>
+      <w:r>
+        <w:t>After:</w:t>
+      </w:r>
+    </w:p>
+    <w:p>
+      <w:pPr>
+        <w:pStyle w:val="HTMLPreformatted"/>
+      </w:pPr>
+      <w:r>
+        <w:rPr>
+          <w:rStyle w:val="11"/>
+        </w:rPr>
+        <w:t>ret</w:t>
+      </w:r>
+      <w:r>
+        <w:rPr>
+          <w:rStyle w:val="HTMLCode"/>
+        </w:rPr>
+        <w:t xml:space="preserve">, </w:t>
+      </w:r>
+      <w:r>
+        <w:rPr>
+          <w:rStyle w:val="11"/>
+        </w:rPr>
+        <w:t>prev_frame</w:t>
+      </w:r>
+      <w:r>
+        <w:rPr>
+          <w:rStyle w:val="HTMLCode"/>
+        </w:rPr>
+        <w:t xml:space="preserve"> </w:t>
+      </w:r>
+      <w:r>
+        <w:rPr>
+          <w:rStyle w:val="v"/>
+        </w:rPr>
+        <w:t>=</w:t>
+      </w:r>
+      <w:r>
+        <w:rPr>
+          <w:rStyle w:val="HTMLCode"/>
+        </w:rPr>
+        <w:t xml:space="preserve"> </w:t>
+      </w:r>
+      <w:r>
+        <w:rPr>
+          <w:rStyle w:val="11"/>
+        </w:rPr>
+        <w:t>cap</w:t>
+      </w:r>
+      <w:r>
+        <w:rPr>
+          <w:rStyle w:val="v"/>
+        </w:rPr>
+        <w:t>.</w:t>
+      </w:r>
+      <w:r>
+        <w:rPr>
+          <w:rStyle w:val="HTMLCode"/>
+        </w:rPr>
+        <w:t>read()</w:t>
+      </w:r>
+    </w:p>
+    <w:p>
+      <w:pPr>
+        <w:pStyle w:val="NormalWeb"/>
+      </w:pPr>
+      <w:r>
+        <w:t>add:</w:t>
+      </w:r>
+    </w:p>
+    <w:p>
+      <w:pPr>
+        <w:pStyle w:val="HTMLPreformatted"/>
+      </w:pPr>
+      <w:r>
+        <w:rPr>
+          <w:rStyle w:val="v"/>
+        </w:rPr>
+        <w:t>if</w:t>
+      </w:r>
+      <w:r>
+        <w:rPr>
+          <w:rStyle w:val="HTMLCode"/>
+        </w:rPr>
+        <w:t xml:space="preserve"> </w:t>
+      </w:r>
+      <w:r>
+        <w:rPr>
+          <w:rStyle w:val="v"/>
+        </w:rPr>
+        <w:t>not</w:t>
+      </w:r>
+      <w:r>
+        <w:rPr>
+          <w:rStyle w:val="HTMLCode"/>
+        </w:rPr>
+        <w:t xml:space="preserve"> </w:t>
+      </w:r>
+      <w:r>
+        <w:rPr>
+          <w:rStyle w:val="11"/>
+        </w:rPr>
+        <w:t>ret</w:t>
+      </w:r>
+      <w:r>
+        <w:rPr>
+          <w:rStyle w:val="HTMLCode"/>
+        </w:rPr>
+        <w:t>:</w:t>
+      </w:r>
+      <w:r>
+        <w:br/>
+      </w:r>
+      <w:r>
+        <w:rPr>
+          <w:rStyle w:val="HTMLCode"/>
+        </w:rPr>
+        <w:t xml:space="preserve">    </w:t>
+      </w:r>
+      <w:r>
+        <w:rPr>
+          <w:rStyle w:val="11"/>
+        </w:rPr>
+        <w:t>print</w:t>
+      </w:r>
+      <w:r>
+        <w:rPr>
+          <w:rStyle w:val="HTMLCode"/>
+        </w:rPr>
+        <w:t>(</w:t>
+      </w:r>
+      <w:r>
+        <w:rPr>
+          <w:rStyle w:val="z"/>
+        </w:rPr>
+        <w:t>"Camera not detected. Please check webcam connection."</w:t>
+      </w:r>
+      <w:r>
+        <w:rPr>
+          <w:rStyle w:val="HTMLCode"/>
+        </w:rPr>
+        <w:t>)</w:t>
+      </w:r>
+      <w:r>
+        <w:br/>
+      </w:r>
+      <w:r>
+        <w:rPr>
+          <w:rStyle w:val="HTMLCode"/>
+        </w:rPr>
+        <w:t xml:space="preserve">    </w:t>
+      </w:r>
+      <w:r>
+        <w:rPr>
+          <w:rStyle w:val="11"/>
+        </w:rPr>
+        <w:t>cap</w:t>
+      </w:r>
+      <w:r>
+        <w:rPr>
+          <w:rStyle w:val="v"/>
+        </w:rPr>
+        <w:t>.</w:t>
+      </w:r>
+      <w:r>
+        <w:rPr>
+          <w:rStyle w:val="HTMLCode"/>
+        </w:rPr>
+        <w:t>release()</w:t>
+      </w:r>
+      <w:r>
+        <w:br/>
+      </w:r>
+      <w:r>
+        <w:rPr>
+          <w:rStyle w:val="HTMLCode"/>
+        </w:rPr>
+        <w:t xml:space="preserve">    </w:t>
+      </w:r>
+      <w:r>
+        <w:rPr>
+          <w:rStyle w:val="11"/>
+        </w:rPr>
+        <w:t>cv2</w:t>
+      </w:r>
+      <w:r>
+        <w:rPr>
+          <w:rStyle w:val="v"/>
+        </w:rPr>
+        <w:t>.</w:t>
+      </w:r>
+      <w:r>
+        <w:rPr>
+          <w:rStyle w:val="HTMLCode"/>
+        </w:rPr>
+        <w:t>destroyAllWindows()</w:t>
+      </w:r>
+      <w:r>
+        <w:br/>
+      </w:r>
+      <w:r>
+        <w:rPr>
+          <w:rStyle w:val="HTMLCode"/>
+        </w:rPr>
+        <w:t xml:space="preserve">    </w:t>
+      </w:r>
+      <w:r>
+        <w:rPr>
+          <w:rStyle w:val="v"/>
+        </w:rPr>
+        <w:t>if</w:t>
+      </w:r>
+      <w:r>
+        <w:rPr>
+          <w:rStyle w:val="HTMLCode"/>
+        </w:rPr>
+        <w:t xml:space="preserve"> </w:t>
+      </w:r>
+      <w:r>
+        <w:rPr>
+          <w:rStyle w:val="11"/>
+        </w:rPr>
+        <w:t>esp32</w:t>
+      </w:r>
+      <w:r>
+        <w:rPr>
+          <w:rStyle w:val="HTMLCode"/>
+        </w:rPr>
+        <w:t xml:space="preserve"> </w:t>
+      </w:r>
+      <w:r>
+        <w:rPr>
+          <w:rStyle w:val="v"/>
+        </w:rPr>
+        <w:t>is</w:t>
+      </w:r>
+      <w:r>
+        <w:rPr>
+          <w:rStyle w:val="HTMLCode"/>
+        </w:rPr>
+        <w:t xml:space="preserve"> </w:t>
+      </w:r>
+      <w:r>
+        <w:rPr>
+          <w:rStyle w:val="v"/>
+        </w:rPr>
+        <w:t>not</w:t>
+      </w:r>
+      <w:r>
+        <w:rPr>
+          <w:rStyle w:val="HTMLCode"/>
+        </w:rPr>
+        <w:t xml:space="preserve"> </w:t>
+      </w:r>
+      <w:r>
+        <w:rPr>
+          <w:rStyle w:val="y"/>
+        </w:rPr>
+        <w:t>None</w:t>
+      </w:r>
+      <w:r>
+        <w:rPr>
+          <w:rStyle w:val="HTMLCode"/>
+        </w:rPr>
+        <w:t>:</w:t>
+      </w:r>
+      <w:r>
+        <w:br/>
+      </w:r>
+      <w:r>
+        <w:rPr>
+          <w:rStyle w:val="HTMLCode"/>
+        </w:rPr>
+        <w:t xml:space="preserve">        </w:t>
+      </w:r>
+      <w:r>
+        <w:rPr>
+          <w:rStyle w:val="11"/>
+        </w:rPr>
+        <w:t>esp32</w:t>
+      </w:r>
+      <w:r>
+        <w:rPr>
+          <w:rStyle w:val="v"/>
+        </w:rPr>
+        <w:t>.</w:t>
+      </w:r>
+      <w:r>
+        <w:rPr>
+          <w:rStyle w:val="HTMLCode"/>
+        </w:rPr>
+        <w:t>close()</w:t>
+      </w:r>
+      <w:r>
+        <w:br/>
+      </w:r>
+      <w:r>
+        <w:rPr>
+          <w:rStyle w:val="HTMLCode"/>
+        </w:rPr>
+        <w:t xml:space="preserve">    </w:t>
+      </w:r>
+      <w:r>
+        <w:rPr>
+          <w:rStyle w:val="11"/>
+        </w:rPr>
+        <w:t>exit</w:t>
+      </w:r>
+      <w:r>
+        <w:rPr>
+          <w:rStyle w:val="HTMLCode"/>
+        </w:rPr>
+        <w:t>()</w:t>
+      </w:r>
+    </w:p>
+    <w:p>
+      <w:pPr>
+        <w:pStyle w:val="NormalWeb"/>
+      </w:pPr>
+      <w:r>
+        <w:t>This prevents a crash if the webcam fails to provide the first frame.</w:t>
+      </w:r>
+    </w:p>
+    <w:p>
+      <w:r>
+        <w:pict w14:anchorId="00B4427A">
+          <v:rect id="_x0000_i1117" style="width:0;height:1.5pt" o:hralign="center" o:hrstd="t" o:hr="t" fillcolor="#a0a0a0" stroked="f"/>
+        </w:pict>
+      </w:r>
+    </w:p>
+    <w:p>
+      <w:pPr>
+        <w:pStyle w:val="Heading2"/>
+      </w:pPr>
+      <w:r>
+        <w:t>1</w:t>
+      </w:r>
+      <w:r>
+        <w:t>4</w:t>
+      </w:r>
+      <w:r>
+        <w:t>.4 Add Alert Duration Control</w:t>
+      </w:r>
+    </w:p>
+    <w:p>
+      <w:pPr>
+        <w:pStyle w:val="NormalWeb"/>
+      </w:pPr>
+      <w:r>
+        <w:t>Currently, the alert remains ON while the intruder condition is true and turns OFF when the system becomes safe.</w:t>
+      </w:r>
+    </w:p>
+    <w:p>
+      <w:pPr>
+        <w:pStyle w:val="NormalWeb"/>
+      </w:pPr>
+      <w:r>
+        <w:t>A future version can use a fixed alert duration:</w:t>
+      </w:r>
+    </w:p>
+    <w:p>
+      <w:pPr>
+        <w:pStyle w:val="HTMLPreformatted"/>
+      </w:pPr>
+      <w:r>
+        <w:rPr>
+          <w:rStyle w:val="HTMLCode"/>
+        </w:rPr>
+        <w:t>Intruder detected → LED/Buzzer ON for 2 seconds → OFF automatically</w:t>
+      </w:r>
+    </w:p>
+    <w:p>
+      <w:pPr>
+        <w:pStyle w:val="NormalWeb"/>
+      </w:pPr>
+      <w:r>
+        <w:t>This can prevent long buzzer activation.</w:t>
+      </w:r>
+    </w:p>
+    <w:p>
+      <w:r>
+        <w:pict w14:anchorId="1E66FC8B">
+          <v:rect id="_x0000_i1118" style="width:0;height:1.5pt" o:hralign="center" o:hrstd="t" o:hr="t" fillcolor="#a0a0a0" stroked="f"/>
+        </w:pict>
+      </w:r>
+    </w:p>
+    <w:p>
+      <w:pPr>
+        <w:pStyle w:val="Heading2"/>
+      </w:pPr>
+    </w:p>
+    <w:p>
+      <w:pPr>
+        <w:pStyle w:val="Heading2"/>
+      </w:pPr>
+      <w:r>
+        <w:lastRenderedPageBreak/>
+        <w:t>1</w:t>
+      </w:r>
+      <w:r>
+        <w:t>4</w:t>
+      </w:r>
+      <w:r>
+        <w:t>.5 Add Cooldown for ESP32 Alerts</w:t>
+      </w:r>
+    </w:p>
+    <w:p>
+      <w:pPr>
+        <w:pStyle w:val="NormalWeb"/>
+      </w:pPr>
+      <w:r>
+        <w:t>The image capture cooldown is already present, but a separate ESP32 alert cooldown can be added.</w:t>
+      </w:r>
+    </w:p>
+    <w:p>
+      <w:pPr>
+        <w:pStyle w:val="NormalWeb"/>
+      </w:pPr>
+      <w:r>
+        <w:t>Example:</w:t>
+      </w:r>
+    </w:p>
+    <w:p>
+      <w:pPr>
+        <w:pStyle w:val="HTMLPreformatted"/>
+      </w:pPr>
+      <w:r>
+        <w:rPr>
+          <w:rStyle w:val="11"/>
+        </w:rPr>
+        <w:t>alert_cooldown</w:t>
+      </w:r>
+      <w:r>
+        <w:rPr>
+          <w:rStyle w:val="HTMLCode"/>
+        </w:rPr>
+        <w:t xml:space="preserve"> </w:t>
+      </w:r>
+      <w:r>
+        <w:rPr>
+          <w:rStyle w:val="v"/>
+        </w:rPr>
+        <w:t>=</w:t>
+      </w:r>
+      <w:r>
+        <w:rPr>
+          <w:rStyle w:val="HTMLCode"/>
+        </w:rPr>
+        <w:t xml:space="preserve"> </w:t>
+      </w:r>
+      <w:r>
+        <w:rPr>
+          <w:rStyle w:val="y"/>
+        </w:rPr>
+        <w:t>10</w:t>
+      </w:r>
+      <w:r>
+        <w:br/>
+      </w:r>
+      <w:r>
+        <w:rPr>
+          <w:rStyle w:val="11"/>
+        </w:rPr>
+        <w:t>last_alert_time</w:t>
+      </w:r>
+      <w:r>
+        <w:rPr>
+          <w:rStyle w:val="HTMLCode"/>
+        </w:rPr>
+        <w:t xml:space="preserve"> </w:t>
+      </w:r>
+      <w:r>
+        <w:rPr>
+          <w:rStyle w:val="v"/>
+        </w:rPr>
+        <w:t>=</w:t>
+      </w:r>
+      <w:r>
+        <w:rPr>
+          <w:rStyle w:val="HTMLCode"/>
+        </w:rPr>
+        <w:t xml:space="preserve"> </w:t>
+      </w:r>
+      <w:r>
+        <w:rPr>
+          <w:rStyle w:val="y"/>
+        </w:rPr>
+        <w:t>0</w:t>
+      </w:r>
+    </w:p>
+    <w:p>
+      <w:pPr>
+        <w:pStyle w:val="NormalWeb"/>
+      </w:pPr>
+      <w:r>
+        <w:t>This can prevent repeated buzzer alerts during continuous detection.</w:t>
+      </w:r>
+    </w:p>
+    <w:p>
+      <w:r>
+        <w:pict w14:anchorId="6FF31924">
+          <v:rect id="_x0000_i1119" style="width:0;height:1.5pt" o:hralign="center" o:hrstd="t" o:hr="t" fillcolor="#a0a0a0" stroked="f"/>
+        </w:pict>
+      </w:r>
+    </w:p>
+    <w:p>
+      <w:pPr>
+        <w:pStyle w:val="Heading2"/>
+      </w:pPr>
+      <w:r>
+        <w:t>1</w:t>
+      </w:r>
+      <w:r>
+        <w:t>4</w:t>
+      </w:r>
+      <w:r>
+        <w:t>.6 Add WiFi + Telegram Alert</w:t>
+      </w:r>
+    </w:p>
+    <w:p>
+      <w:pPr>
+        <w:pStyle w:val="NormalWeb"/>
+      </w:pPr>
+      <w:r>
+        <w:t>Since Day 2 already verified WiFi, the next major improvement can be:</w:t>
+      </w:r>
+    </w:p>
+    <w:p>
+      <w:pPr>
+        <w:pStyle w:val="HTMLPreformatted"/>
+      </w:pPr>
+      <w:r>
+        <w:rPr>
+          <w:rStyle w:val="HTMLCode"/>
+        </w:rPr>
+        <w:t>Intruder Detected</w:t>
+      </w:r>
+      <w:r>
+        <w:br/>
+      </w:r>
+      <w:r>
+        <w:rPr>
+          <w:rStyle w:val="HTMLCode"/>
+        </w:rPr>
+        <w:t>→ ESP32 LED + Buzzer ON</w:t>
+      </w:r>
+      <w:r>
+        <w:br/>
+      </w:r>
+      <w:r>
+        <w:rPr>
+          <w:rStyle w:val="HTMLCode"/>
+        </w:rPr>
+        <w:t>→ ESP32 sends Telegram alert</w:t>
+      </w:r>
+    </w:p>
+    <w:p>
+      <w:pPr>
+        <w:pStyle w:val="NormalWeb"/>
+      </w:pPr>
+      <w:r>
+        <w:t>This will make the system a real IoT alert system.</w:t>
+      </w:r>
+    </w:p>
+    <w:p>
+      <w:r>
+        <w:pict w14:anchorId="5C186BB5">
+          <v:rect id="_x0000_i1120" style="width:0;height:1.5pt" o:hralign="center" o:hrstd="t" o:hr="t" fillcolor="#a0a0a0" stroked="f"/>
+        </w:pict>
+      </w:r>
+    </w:p>
+    <w:p>
+      <w:pPr>
+        <w:pStyle w:val="Heading2"/>
+      </w:pPr>
+      <w:r>
+        <w:t>1</w:t>
+      </w:r>
+      <w:r>
+        <w:t>4</w:t>
+      </w:r>
+      <w:r>
+        <w:t>.7 Add WiFi Reconnection Logic</w:t>
+      </w:r>
+    </w:p>
+    <w:p>
+      <w:pPr>
+        <w:pStyle w:val="NormalWeb"/>
+      </w:pPr>
+      <w:r>
+        <w:t>In future IoT alerting, ESP32 should be able to reconnect automatically if WiFi disconnects.</w:t>
+      </w:r>
+    </w:p>
+    <w:p>
+      <w:pPr>
+        <w:pStyle w:val="NormalWeb"/>
+      </w:pPr>
+      <w:r>
+        <w:t>Possible logic:</w:t>
+      </w:r>
+    </w:p>
+    <w:p>
+      <w:pPr>
+        <w:pStyle w:val="HTMLPreformatted"/>
+      </w:pPr>
+      <w:r>
+        <w:rPr>
+          <w:rStyle w:val="HTMLCode"/>
+        </w:rPr>
+        <w:t>If WiFi disconnected:</w:t>
+      </w:r>
+      <w:r>
+        <w:br/>
+      </w:r>
+      <w:r>
+        <w:rPr>
+          <w:rStyle w:val="HTMLCode"/>
+        </w:rPr>
+        <w:t xml:space="preserve">    Try reconnecting</w:t>
+      </w:r>
+      <w:r>
+        <w:br/>
+      </w:r>
+      <w:r>
+        <w:rPr>
+          <w:rStyle w:val="HTMLCode"/>
+        </w:rPr>
+        <w:t xml:space="preserve">    Blink LED</w:t>
+      </w:r>
+      <w:r>
+        <w:br/>
+      </w:r>
+      <w:r>
+        <w:rPr>
+          <w:rStyle w:val="HTMLCode"/>
+        </w:rPr>
+        <w:t xml:space="preserve">    Buzzer warning if connection fails</w:t>
+      </w:r>
+    </w:p>
+    <w:p>
+      <w:r>
+        <w:pict w14:anchorId="2FE8D718">
+          <v:rect id="_x0000_i1121" style="width:0;height:1.5pt" o:hralign="center" o:hrstd="t" o:hr="t" fillcolor="#a0a0a0" stroked="f"/>
+        </w:pict>
+      </w:r>
+    </w:p>
+    <w:p>
+      <w:pPr>
+        <w:pStyle w:val="Heading2"/>
+      </w:pPr>
+      <w:r>
+        <w:t>1</w:t>
+      </w:r>
+      <w:r>
+        <w:t>4</w:t>
+      </w:r>
+      <w:r>
+        <w:t>.8 Store Captured Images with Timestamp</w:t>
+      </w:r>
+    </w:p>
+    <w:p>
+      <w:pPr>
+        <w:pStyle w:val="NormalWeb"/>
+      </w:pPr>
+      <w:r>
+        <w:t>Currently, images are saved using a counter:</w:t>
+      </w:r>
+    </w:p>
+    <w:p>
+      <w:pPr>
+        <w:pStyle w:val="HTMLPreformatted"/>
+      </w:pPr>
+      <w:r>
+        <w:rPr>
+          <w:rStyle w:val="HTMLCode"/>
+        </w:rPr>
+        <w:t>intruder_0.jpg</w:t>
+      </w:r>
+      <w:r>
+        <w:br/>
+      </w:r>
+      <w:r>
+        <w:rPr>
+          <w:rStyle w:val="HTMLCode"/>
+        </w:rPr>
+        <w:t>intruder_1.jpg</w:t>
+      </w:r>
+    </w:p>
+    <w:p>
+      <w:pPr>
+        <w:pStyle w:val="NormalWeb"/>
+      </w:pPr>
+      <w:r>
+        <w:t>A better future format would be:</w:t>
+      </w:r>
+    </w:p>
+    <w:p>
+      <w:pPr>
+        <w:pStyle w:val="HTMLPreformatted"/>
+      </w:pPr>
+      <w:r>
+        <w:rPr>
+          <w:rStyle w:val="HTMLCode"/>
+        </w:rPr>
+        <w:t>intruder_2026-05-09_14-30-15.jpg</w:t>
+      </w:r>
+    </w:p>
+    <w:p>
+      <w:pPr>
+        <w:pStyle w:val="NormalWeb"/>
+      </w:pPr>
+      <w:r>
+        <w:t>This makes captured evidence easier to organize.</w:t>
+      </w:r>
+    </w:p>
+    <w:p>
+      <w:r>
+        <w:lastRenderedPageBreak/>
+        <w:pict w14:anchorId="1290937B">
+          <v:rect id="_x0000_i1122" style="width:0;height:1.5pt" o:hralign="center" o:hrstd="t" o:hr="t" fillcolor="#a0a0a0" stroked="f"/>
+        </w:pict>
+      </w:r>
+    </w:p>
+    <w:p>
+      <w:pPr>
+        <w:pStyle w:val="Heading2"/>
+      </w:pPr>
+      <w:r>
+        <w:t>1</w:t>
+      </w:r>
+      <w:r>
+        <w:t>4</w:t>
+      </w:r>
+      <w:r>
+        <w:t>.9 Add Logging File</w:t>
+      </w:r>
+    </w:p>
+    <w:p>
+      <w:pPr>
+        <w:pStyle w:val="NormalWeb"/>
+      </w:pPr>
+      <w:r>
+        <w:t>A log file can be created to store intruder events:</w:t>
+      </w:r>
+    </w:p>
+    <w:p>
+      <w:pPr>
+        <w:pStyle w:val="HTMLPreformatted"/>
+      </w:pPr>
+      <w:r>
+        <w:rPr>
+          <w:rStyle w:val="HTMLCode"/>
+        </w:rPr>
+        <w:t>Date</w:t>
+      </w:r>
+      <w:r>
+        <w:br/>
+      </w:r>
+      <w:r>
+        <w:rPr>
+          <w:rStyle w:val="HTMLCode"/>
+        </w:rPr>
+        <w:t>Time</w:t>
+      </w:r>
+      <w:r>
+        <w:br/>
+      </w:r>
+      <w:r>
+        <w:rPr>
+          <w:rStyle w:val="HTMLCode"/>
+        </w:rPr>
+        <w:t>Motion Score</w:t>
+      </w:r>
+      <w:r>
+        <w:br/>
+      </w:r>
+      <w:r>
+        <w:rPr>
+          <w:rStyle w:val="HTMLCode"/>
+        </w:rPr>
+        <w:t>Face Count</w:t>
+      </w:r>
+      <w:r>
+        <w:br/>
+      </w:r>
+      <w:r>
+        <w:rPr>
+          <w:rStyle w:val="HTMLCode"/>
+        </w:rPr>
+        <w:t>Image Saved Path</w:t>
+      </w:r>
+      <w:r>
+        <w:br/>
+      </w:r>
+      <w:r>
+        <w:rPr>
+          <w:rStyle w:val="HTMLCode"/>
+        </w:rPr>
+        <w:t>ESP32 Alert Status</w:t>
+      </w:r>
+    </w:p>
+    <w:p>
+      <w:pPr>
+        <w:pStyle w:val="NormalWeb"/>
+      </w:pPr>
+      <w:r>
+        <w:t>Example log:</w:t>
+      </w:r>
+    </w:p>
+    <w:p>
+      <w:pPr>
+        <w:pStyle w:val="HTMLPreformatted"/>
+      </w:pPr>
+      <w:r>
+        <w:rPr>
+          <w:rStyle w:val="HTMLCode"/>
+        </w:rPr>
+        <w:t>2026-05-09 14:30:15 | ALERT | Motion Score: 12540 | Faces: 1 | ESP32 ON</w:t>
+      </w:r>
+    </w:p>
+    <w:p>
+      <w:r>
+        <w:pict w14:anchorId="4F768E67">
+          <v:rect id="_x0000_i1123" style="width:0;height:1.5pt" o:hralign="center" o:hrstd="t" o:hr="t" fillcolor="#a0a0a0" stroked="f"/>
+        </w:pict>
+      </w:r>
+    </w:p>
+    <w:p>
+      <w:pPr>
+        <w:pStyle w:val="Heading2"/>
+      </w:pPr>
+      <w:r>
+        <w:t>1</w:t>
+      </w:r>
+      <w:r>
+        <w:t>4.</w:t>
+      </w:r>
+      <w:r>
+        <w:t>10 Add Configuration Section</w:t>
+      </w:r>
+    </w:p>
+    <w:p>
+      <w:pPr>
+        <w:pStyle w:val="NormalWeb"/>
+      </w:pPr>
+      <w:r>
+        <w:t>Instead of hardcoding values throughout the code, all important settings can be placed at the top:</w:t>
+      </w:r>
+    </w:p>
+    <w:p>
+      <w:pPr>
+        <w:pStyle w:val="HTMLPreformatted"/>
+      </w:pPr>
+      <w:r>
+        <w:rPr>
+          <w:rStyle w:val="11"/>
+        </w:rPr>
+        <w:t>ESP32_PORT</w:t>
+      </w:r>
+      <w:r>
+        <w:rPr>
+          <w:rStyle w:val="HTMLCode"/>
+        </w:rPr>
+        <w:t xml:space="preserve"> </w:t>
+      </w:r>
+      <w:r>
+        <w:rPr>
+          <w:rStyle w:val="v"/>
+        </w:rPr>
+        <w:t>=</w:t>
+      </w:r>
+      <w:r>
+        <w:rPr>
+          <w:rStyle w:val="HTMLCode"/>
+        </w:rPr>
+        <w:t xml:space="preserve"> </w:t>
+      </w:r>
+      <w:r>
+        <w:rPr>
+          <w:rStyle w:val="z"/>
+        </w:rPr>
+        <w:t>"COM4"</w:t>
+      </w:r>
+      <w:r>
+        <w:br/>
+      </w:r>
+      <w:r>
+        <w:rPr>
+          <w:rStyle w:val="11"/>
+        </w:rPr>
+        <w:t>BAUD_RATE</w:t>
+      </w:r>
+      <w:r>
+        <w:rPr>
+          <w:rStyle w:val="HTMLCode"/>
+        </w:rPr>
+        <w:t xml:space="preserve"> </w:t>
+      </w:r>
+      <w:r>
+        <w:rPr>
+          <w:rStyle w:val="v"/>
+        </w:rPr>
+        <w:t>=</w:t>
+      </w:r>
+      <w:r>
+        <w:rPr>
+          <w:rStyle w:val="HTMLCode"/>
+        </w:rPr>
+        <w:t xml:space="preserve"> </w:t>
+      </w:r>
+      <w:r>
+        <w:rPr>
+          <w:rStyle w:val="y"/>
+        </w:rPr>
+        <w:t>9600</w:t>
+      </w:r>
+      <w:r>
+        <w:br/>
+      </w:r>
+      <w:r>
+        <w:rPr>
+          <w:rStyle w:val="11"/>
+        </w:rPr>
+        <w:t>MOTION_THRESHOLD</w:t>
+      </w:r>
+      <w:r>
+        <w:rPr>
+          <w:rStyle w:val="HTMLCode"/>
+        </w:rPr>
+        <w:t xml:space="preserve"> </w:t>
+      </w:r>
+      <w:r>
+        <w:rPr>
+          <w:rStyle w:val="v"/>
+        </w:rPr>
+        <w:t>=</w:t>
+      </w:r>
+      <w:r>
+        <w:rPr>
+          <w:rStyle w:val="HTMLCode"/>
+        </w:rPr>
+        <w:t xml:space="preserve"> </w:t>
+      </w:r>
+      <w:r>
+        <w:rPr>
+          <w:rStyle w:val="y"/>
+        </w:rPr>
+        <w:t>7000</w:t>
+      </w:r>
+      <w:r>
+        <w:br/>
+      </w:r>
+      <w:r>
+        <w:rPr>
+          <w:rStyle w:val="11"/>
+        </w:rPr>
+        <w:t>MOTION_HOLD_TIME</w:t>
+      </w:r>
+      <w:r>
+        <w:rPr>
+          <w:rStyle w:val="HTMLCode"/>
+        </w:rPr>
+        <w:t xml:space="preserve"> </w:t>
+      </w:r>
+      <w:r>
+        <w:rPr>
+          <w:rStyle w:val="v"/>
+        </w:rPr>
+        <w:t>=</w:t>
+      </w:r>
+      <w:r>
+        <w:rPr>
+          <w:rStyle w:val="HTMLCode"/>
+        </w:rPr>
+        <w:t xml:space="preserve"> </w:t>
+      </w:r>
+      <w:r>
+        <w:rPr>
+          <w:rStyle w:val="y"/>
+        </w:rPr>
+        <w:t>2</w:t>
+      </w:r>
+      <w:r>
+        <w:br/>
+      </w:r>
+      <w:r>
+        <w:rPr>
+          <w:rStyle w:val="11"/>
+        </w:rPr>
+        <w:t>CAPTURE_COOLDOWN</w:t>
+      </w:r>
+      <w:r>
+        <w:rPr>
+          <w:rStyle w:val="HTMLCode"/>
+        </w:rPr>
+        <w:t xml:space="preserve"> </w:t>
+      </w:r>
+      <w:r>
+        <w:rPr>
+          <w:rStyle w:val="v"/>
+        </w:rPr>
+        <w:t>=</w:t>
+      </w:r>
+      <w:r>
+        <w:rPr>
+          <w:rStyle w:val="HTMLCode"/>
+        </w:rPr>
+        <w:t xml:space="preserve"> </w:t>
+      </w:r>
+      <w:r>
+        <w:rPr>
+          <w:rStyle w:val="y"/>
+        </w:rPr>
         <w:t>5</w:t>
       </w:r>
-      <w:r>
-        <w:t>. Importance of Day 2</w:t>
-      </w:r>
     </w:p>
     <w:p>
       <w:pPr>
         <w:pStyle w:val="NormalWeb"/>
       </w:pPr>
       <w:r>
-        <w:t>Phase 2 Day 2 was an important step because it moved the ESP32 from simple local output control to network connectivity.</w:t>
+        <w:t>This makes tuning easier.</w:t>
+      </w:r>
+    </w:p>
+    <w:p>
+      <w:r>
+        <w:pict w14:anchorId="1241F284">
+          <v:rect id="_x0000_i1124" style="width:0;height:1.5pt" o:hralign="center" o:hrstd="t" o:hr="t" fillcolor="#a0a0a0" stroked="f"/>
+        </w:pict>
+      </w:r>
+    </w:p>
+    <w:p>
+      <w:pPr>
+        <w:pStyle w:val="Heading2"/>
+      </w:pPr>
+      <w:r>
+        <w:t>1</w:t>
+      </w:r>
+      <w:r>
+        <w:t>4</w:t>
+      </w:r>
+      <w:r>
+        <w:t>.11 Add Graceful Exit Using Try-Finally</w:t>
       </w:r>
     </w:p>
     <w:p>
@@ -9984,7 +17436,24 @@
         <w:pStyle w:val="NormalWeb"/>
       </w:pPr>
       <w:r>
-        <w:t>Day 1 proved:</w:t>
+        <w:t xml:space="preserve">A future version can wrap the main loop in </w:t>
+      </w:r>
+      <w:r>
+        <w:rPr>
+          <w:rStyle w:val="HTMLCode"/>
+        </w:rPr>
+        <w:t>try-finally</w:t>
+      </w:r>
+      <w:r>
+        <w:t>.</w:t>
+      </w:r>
+    </w:p>
+    <w:p>
+      <w:pPr>
+        <w:pStyle w:val="NormalWeb"/>
+      </w:pPr>
+      <w:r>
+        <w:t>This ensures that even if an error happens:</w:t>
       </w:r>
     </w:p>
     <w:p>
@@ -9995,25 +17464,34 @@
         <w:rPr>
           <w:rStyle w:val="HTMLCode"/>
         </w:rPr>
-        <w:t>ESP32 can be programmed</w:t>
-      </w:r>
-      <w:r>
-        <w:br/>
-      </w:r>
-      <w:r>
-        <w:rPr>
-          <w:rStyle w:val="HTMLCode"/>
-        </w:rPr>
-        <w:t>LED and buzzer can be controlled</w:t>
-      </w:r>
-      <w:r>
-        <w:br/>
-      </w:r>
-      <w:r>
-        <w:rPr>
-          <w:rStyle w:val="HTMLCode"/>
-        </w:rPr>
-        <w:t>Serial command mode works</w:t>
+        <w:t>Camera is released</w:t>
+      </w:r>
+      <w:r>
+        <w:br/>
+      </w:r>
+      <w:r>
+        <w:rPr>
+          <w:rStyle w:val="HTMLCode"/>
+        </w:rPr>
+        <w:t>ESP32 alert turns OFF</w:t>
+      </w:r>
+      <w:r>
+        <w:br/>
+      </w:r>
+      <w:r>
+        <w:rPr>
+          <w:rStyle w:val="HTMLCode"/>
+        </w:rPr>
+        <w:t>Serial connection closes</w:t>
+      </w:r>
+      <w:r>
+        <w:br/>
+      </w:r>
+      <w:r>
+        <w:rPr>
+          <w:rStyle w:val="HTMLCode"/>
+        </w:rPr>
+        <w:t>OpenCV windows close</w:t>
       </w:r>
     </w:p>
     <w:p>
@@ -10021,59 +17499,193 @@
         <w:pStyle w:val="NormalWeb"/>
       </w:pPr>
       <w:r>
-        <w:t>Day 2 proved:</w:t>
-      </w:r>
-    </w:p>
-    <w:p>
-      <w:pPr>
-        <w:pStyle w:val="HTMLPreformatted"/>
-      </w:pPr>
-      <w:r>
-        <w:rPr>
-          <w:rStyle w:val="HTMLCode"/>
-        </w:rPr>
-        <w:t>ESP32 can connect to WiFi</w:t>
-      </w:r>
-      <w:r>
-        <w:br/>
-      </w:r>
-      <w:r>
-        <w:rPr>
-          <w:rStyle w:val="HTMLCode"/>
-        </w:rPr>
-        <w:t>ESP32 can report network status</w:t>
-      </w:r>
-      <w:r>
-        <w:br/>
-      </w:r>
-      <w:r>
-        <w:rPr>
-          <w:rStyle w:val="HTMLCode"/>
-        </w:rPr>
-        <w:t>ESP32 can indicate success and failure physically</w:t>
-      </w:r>
-      <w:r>
-        <w:br/>
-      </w:r>
-      <w:r>
-        <w:rPr>
-          <w:rStyle w:val="HTMLCode"/>
-        </w:rPr>
-        <w:t>ESP32 is ready for IoT alert integration</w:t>
-      </w:r>
-    </w:p>
-    <w:p>
-      <w:pPr>
-        <w:pStyle w:val="NormalWeb"/>
-      </w:pPr>
-      <w:r>
-        <w:t>This prepares the system for the next stage, where WiFi-based notifications can be implemented.</w:t>
-      </w:r>
-    </w:p>
-    <w:p>
+        <w:t>This is important for hardware safety.</w:t>
+      </w:r>
+    </w:p>
+    <w:p>
+      <w:r>
+        <w:pict w14:anchorId="0701776A">
+          <v:rect id="_x0000_i1125" style="width:0;height:1.5pt" o:hralign="center" o:hrstd="t" o:hr="t" fillcolor="#a0a0a0" stroked="f"/>
+        </w:pict>
+      </w:r>
+    </w:p>
+    <w:p>
+      <w:pPr>
+        <w:pStyle w:val="Heading1"/>
+      </w:pPr>
+    </w:p>
+    <w:p>
+      <w:pPr>
+        <w:pStyle w:val="Heading1"/>
+      </w:pPr>
+      <w:r>
+        <w:lastRenderedPageBreak/>
+        <w:t>1</w:t>
+      </w:r>
+      <w:r>
+        <w:t>5</w:t>
+      </w:r>
       <w:bookmarkStart w:id="0" w:name="_GoBack"/>
       <w:bookmarkEnd w:id="0"/>
-    </w:p>
+      <w:r>
+        <w:t>. Final Output Summary</w:t>
+      </w:r>
+    </w:p>
+    <w:p>
+      <w:pPr>
+        <w:pStyle w:val="NormalWeb"/>
+      </w:pPr>
+      <w:r>
+        <w:t>At the end of Day 3, the system successfully achieved:</w:t>
+      </w:r>
+    </w:p>
+    <w:p>
+      <w:pPr>
+        <w:pStyle w:val="HTMLPreformatted"/>
+      </w:pPr>
+      <w:r>
+        <w:rPr>
+          <w:rStyle w:val="HTMLCode"/>
+          <w:rFonts w:ascii="Segoe UI Emoji" w:hAnsi="Segoe UI Emoji" w:cs="Segoe UI Emoji"/>
+        </w:rPr>
+        <w:t>✅</w:t>
+      </w:r>
+      <w:r>
+        <w:rPr>
+          <w:rStyle w:val="HTMLCode"/>
+        </w:rPr>
+        <w:t xml:space="preserve"> ESP32 ready in Serial Command Mode</w:t>
+      </w:r>
+      <w:r>
+        <w:br/>
+      </w:r>
+      <w:r>
+        <w:rPr>
+          <w:rStyle w:val="HTMLCode"/>
+          <w:rFonts w:ascii="Segoe UI Emoji" w:hAnsi="Segoe UI Emoji" w:cs="Segoe UI Emoji"/>
+        </w:rPr>
+        <w:t>✅</w:t>
+      </w:r>
+      <w:r>
+        <w:rPr>
+          <w:rStyle w:val="HTMLCode"/>
+        </w:rPr>
+        <w:t xml:space="preserve"> Python pyserial installed and tested</w:t>
+      </w:r>
+      <w:r>
+        <w:br/>
+      </w:r>
+      <w:r>
+        <w:rPr>
+          <w:rStyle w:val="HTMLCode"/>
+          <w:rFonts w:ascii="Segoe UI Emoji" w:hAnsi="Segoe UI Emoji" w:cs="Segoe UI Emoji"/>
+        </w:rPr>
+        <w:t>✅</w:t>
+      </w:r>
+      <w:r>
+        <w:rPr>
+          <w:rStyle w:val="HTMLCode"/>
+        </w:rPr>
+        <w:t xml:space="preserve"> Python detected ESP32 on COM4</w:t>
+      </w:r>
+      <w:r>
+        <w:br/>
+      </w:r>
+      <w:r>
+        <w:rPr>
+          <w:rStyle w:val="HTMLCode"/>
+          <w:rFonts w:ascii="Segoe UI Emoji" w:hAnsi="Segoe UI Emoji" w:cs="Segoe UI Emoji"/>
+        </w:rPr>
+        <w:t>✅</w:t>
+      </w:r>
+      <w:r>
+        <w:rPr>
+          <w:rStyle w:val="HTMLCode"/>
+        </w:rPr>
+        <w:t xml:space="preserve"> Python controlled ESP32 LED and buzzer</w:t>
+      </w:r>
+      <w:r>
+        <w:br/>
+      </w:r>
+      <w:r>
+        <w:rPr>
+          <w:rStyle w:val="HTMLCode"/>
+          <w:rFonts w:ascii="Segoe UI Emoji" w:hAnsi="Segoe UI Emoji" w:cs="Segoe UI Emoji"/>
+        </w:rPr>
+        <w:t>✅</w:t>
+      </w:r>
+      <w:r>
+        <w:rPr>
+          <w:rStyle w:val="HTMLCode"/>
+        </w:rPr>
+        <w:t xml:space="preserve"> ESP32 serial function added to AI code</w:t>
+      </w:r>
+      <w:r>
+        <w:br/>
+      </w:r>
+      <w:r>
+        <w:rPr>
+          <w:rStyle w:val="HTMLCode"/>
+          <w:rFonts w:ascii="Segoe UI Emoji" w:hAnsi="Segoe UI Emoji" w:cs="Segoe UI Emoji"/>
+        </w:rPr>
+        <w:t>✅</w:t>
+      </w:r>
+      <w:r>
+        <w:rPr>
+          <w:rStyle w:val="HTMLCode"/>
+        </w:rPr>
+        <w:t xml:space="preserve"> Motion + face condition connected to ESP32 alert</w:t>
+      </w:r>
+      <w:r>
+        <w:br/>
+      </w:r>
+      <w:r>
+        <w:rPr>
+          <w:rStyle w:val="HTMLCode"/>
+          <w:rFonts w:ascii="Segoe UI Emoji" w:hAnsi="Segoe UI Emoji" w:cs="Segoe UI Emoji"/>
+        </w:rPr>
+        <w:t>✅</w:t>
+      </w:r>
+      <w:r>
+        <w:rPr>
+          <w:rStyle w:val="HTMLCode"/>
+        </w:rPr>
+        <w:t xml:space="preserve"> Full AI-to-ESP32 pipeline tested</w:t>
+      </w:r>
+      <w:r>
+        <w:br/>
+      </w:r>
+      <w:r>
+        <w:rPr>
+          <w:rStyle w:val="HTMLCode"/>
+          <w:rFonts w:ascii="Segoe UI Emoji" w:hAnsi="Segoe UI Emoji" w:cs="Segoe UI Emoji"/>
+        </w:rPr>
+        <w:t>✅</w:t>
+      </w:r>
+      <w:r>
+        <w:rPr>
+          <w:rStyle w:val="HTMLCode"/>
+        </w:rPr>
+        <w:t xml:space="preserve"> ESP32 alert turned ON during intruder detection</w:t>
+      </w:r>
+      <w:r>
+        <w:br/>
+      </w:r>
+      <w:r>
+        <w:rPr>
+          <w:rStyle w:val="HTMLCode"/>
+          <w:rFonts w:ascii="Segoe UI Emoji" w:hAnsi="Segoe UI Emoji" w:cs="Segoe UI Emoji"/>
+        </w:rPr>
+        <w:t>✅</w:t>
+      </w:r>
+      <w:r>
+        <w:rPr>
+          <w:rStyle w:val="HTMLCode"/>
+        </w:rPr>
+        <w:t xml:space="preserve"> ESP32 alert turned OFF when safe condition returned</w:t>
+      </w:r>
+    </w:p>
+    <w:p/>
     <w:sectPr>
       <w:pgSz w:w="11906" w:h="16838"/>
       <w:pgMar w:top="1440" w:right="1440" w:bottom="1440" w:left="1440" w:header="720" w:footer="720" w:gutter="0"/>
@@ -10742,6 +18354,16 @@
     <w:basedOn w:val="DefaultParagraphFont"/>
     <w:rsid w:val="00B57553"/>
   </w:style>
+  <w:style w:type="character" w:customStyle="1" w:styleId="12">
+    <w:name w:val="ͼ12"/>
+    <w:basedOn w:val="DefaultParagraphFont"/>
+    <w:rsid w:val="00A53C72"/>
+  </w:style>
+  <w:style w:type="character" w:customStyle="1" w:styleId="t">
+    <w:name w:val="ͼt"/>
+    <w:basedOn w:val="DefaultParagraphFont"/>
+    <w:rsid w:val="00A53C72"/>
+  </w:style>
 </w:styles>
 </file>
 
@@ -11045,7 +18667,7 @@
 </file>
 
 <file path=customXml/itemProps1.xml><?xml version="1.0" encoding="utf-8"?>
-<ds:datastoreItem xmlns:ds="http://schemas.openxmlformats.org/officeDocument/2006/customXml" ds:itemID="{6B4EA23F-BA11-4CC7-BE6A-B189DFA5C9ED}">
+<ds:datastoreItem xmlns:ds="http://schemas.openxmlformats.org/officeDocument/2006/customXml" ds:itemID="{7176911F-34B5-468A-A8DA-E86F0A43A03E}">
   <ds:schemaRefs>
     <ds:schemaRef ds:uri="http://schemas.openxmlformats.org/officeDocument/2006/bibliography"/>
   </ds:schemaRefs>
